--- a/docs/Dac_ta_tinh_nang_quan_ly_quan_ca_phe.docx
+++ b/docs/Dac_ta_tinh_nang_quan_ly_quan_ca_phe.docx
@@ -440,7 +440,47 @@
         <w:rPr>
           <w:rFonts w:ascii="Arial" w:cs="Arial" w:eastAsia="Arial" w:hAnsi="Arial"/>
         </w:rPr>
-        <w:t xml:space="preserve">Kiểm tra nguyên liệu ở hai lớp: khi nhập/sửa order (báo sớm cho nhân viên) và khi thanh toán (chốt chặn, vì nhiều order đang mở có thể cùng dùng một nguyên liệu).</w:t>
+        <w:t xml:space="preserve">Quy tắc kho: TRỪ NGAY khi gọi món (tạo order, thêm món, tăng số lượng). Bỏ ly chưa làm (xóa dòng, giảm số lượng, hủy order) thì TRẢ nguyên liệu; ly đã làm thì nguyên liệu vẫn bị trừ, nhân viên chọn số ly đã làm bằng </w:t>
+      </w:r>
+      <w:r>
+        <w:rPr>
+          <w:rFonts w:ascii="Consolas" w:cs="Consolas" w:eastAsia="Consolas" w:hAnsi="Consolas"/>
+        </w:rPr>
+        <w:t xml:space="preserve">da_lam</w:t>
+      </w:r>
+      <w:r>
+        <w:rPr>
+          <w:rFonts w:ascii="Arial" w:cs="Arial" w:eastAsia="Arial" w:hAnsi="Arial"/>
+        </w:rPr>
+        <w:t xml:space="preserve"> (mặc định 0). Order </w:t>
+      </w:r>
+      <w:r>
+        <w:rPr>
+          <w:rFonts w:ascii="Consolas" w:cs="Consolas" w:eastAsia="Consolas" w:hAnsi="Consolas"/>
+        </w:rPr>
+        <w:t xml:space="preserve">da_phuc_vu</w:t>
+      </w:r>
+      <w:r>
+        <w:rPr>
+          <w:rFonts w:ascii="Arial" w:cs="Arial" w:eastAsia="Arial" w:hAnsi="Arial"/>
+        </w:rPr>
+        <w:t xml:space="preserve"> coi như làm xong hết. Thanh toán không đụng kho. Không có nhật ký kho, chỉ cập nhật số tồn.</w:t>
+      </w:r>
+    </w:p>
+    <w:p>
+      <w:pPr>
+        <w:pStyle w:val="ListParagraph"/>
+        <w:numPr>
+          <w:ilvl w:val="0"/>
+          <w:numId w:val="2"/>
+        </w:numPr>
+        <w:spacing w:after="60"/>
+      </w:pPr>
+      <w:r>
+        <w:rPr>
+          <w:rFonts w:ascii="Arial" w:cs="Arial" w:eastAsia="Arial" w:hAnsi="Arial"/>
+        </w:rPr>
+        <w:t xml:space="preserve">Hệ quả: nếu công thức của một sản phẩm bị đổi giữa lúc gọi và lúc trả, số nguyên liệu trả lại tính theo công thức HIỆN TẠI (không lưu công thức lúc gọi).</w:t>
       </w:r>
     </w:p>
     <w:p>
@@ -5662,28 +5702,13 @@
             </w:pPr>
             <w:r>
               <w:rPr>
-                <w:rFonts w:ascii="Consolas" w:cs="Consolas" w:eastAsia="Consolas" w:hAnsi="Consolas"/>
-                <w:b w:val="false"/>
-                <w:bCs w:val="false"/>
-                <w:sz w:val="18"/>
-                <w:szCs w:val="18"/>
-              </w:rPr>
-              <w:t xml:space="preserve">trang_thai = 'dang_pha_che'</w:t>
-            </w:r>
-          </w:p>
-          <w:p>
-            <w:pPr>
-              <w:spacing w:after="20"/>
-            </w:pPr>
-            <w:r>
-              <w:rPr>
-                <w:rFonts w:ascii="Arial" w:cs="Arial" w:eastAsia="Arial" w:hAnsi="Arial"/>
-                <w:b w:val="false"/>
-                <w:bCs w:val="false"/>
-                <w:sz w:val="18"/>
-                <w:szCs w:val="18"/>
-              </w:rPr>
-              <w:t xml:space="preserve">Kiểm tra đủ nguyên liệu cho các dòng (Phụ lục A.4)</w:t>
+                <w:rFonts w:ascii="Arial" w:cs="Arial" w:eastAsia="Arial" w:hAnsi="Arial"/>
+                <w:b w:val="false"/>
+                <w:bCs w:val="false"/>
+                <w:sz w:val="18"/>
+                <w:szCs w:val="18"/>
+              </w:rPr>
+              <w:t xml:space="preserve">TRỪ KHO NGAY trong cùng transaction: khóa nguyên liệu, kiểm tra đủ cho TẤT CẢ dòng gộp lại, thiếu thì 409 và không tạo gì (Phụ lục A.4, A.5)</w:t>
             </w:r>
           </w:p>
         </w:tc>
@@ -5725,22 +5750,32 @@
                 <w:sz w:val="18"/>
                 <w:szCs w:val="18"/>
               </w:rPr>
-              <w:t xml:space="preserve">{ma_hoa_don, so_thu_tu, thoi_gian_tao, trang_thai, ma_khach_hang, ten_khach_hang, ma_nhan_vien, ten_nhan_vien, chi_tiet[], tong_tien_tam_tinh}</w:t>
-            </w:r>
-          </w:p>
-          <w:p>
-            <w:pPr>
-              <w:spacing w:after="20"/>
-            </w:pPr>
-            <w:r>
-              <w:rPr>
-                <w:rFonts w:ascii="Consolas" w:cs="Consolas" w:eastAsia="Consolas" w:hAnsi="Consolas"/>
-                <w:b w:val="false"/>
-                <w:bCs w:val="false"/>
-                <w:sz w:val="18"/>
-                <w:szCs w:val="18"/>
-              </w:rPr>
-              <w:t xml:space="preserve">chi_tiet[]: {ma_chi_tiet, ma_san_pham, ten_san_pham, so_luong, don_gia, giam_gia, ma_khuyen_mai, ghi_chu, thanh_tien}</w:t>
+              <w:t xml:space="preserve">{ma_hoa_don, so_thu_tu, thoi_gian_tao, trang_thai, ma_khach_hang, ten_khach_hang, ma_nhan_vien, ten_nhan_vien, chi_tiet[], tong_tien_tam_tinh, canh_bao_kho[]}</w:t>
+            </w:r>
+          </w:p>
+          <w:p>
+            <w:pPr>
+              <w:spacing w:after="20"/>
+            </w:pPr>
+            <w:r>
+              <w:rPr>
+                <w:rFonts w:ascii="Consolas" w:cs="Consolas" w:eastAsia="Consolas" w:hAnsi="Consolas"/>
+                <w:b w:val="false"/>
+                <w:bCs w:val="false"/>
+                <w:sz w:val="18"/>
+                <w:szCs w:val="18"/>
+              </w:rPr>
+              <w:t xml:space="preserve">canh_bao_kho[]</w:t>
+            </w:r>
+            <w:r>
+              <w:rPr>
+                <w:rFonts w:ascii="Arial" w:cs="Arial" w:eastAsia="Arial" w:hAnsi="Arial"/>
+                <w:b w:val="false"/>
+                <w:bCs w:val="false"/>
+                <w:sz w:val="18"/>
+                <w:szCs w:val="18"/>
+              </w:rPr>
+              <w:t xml:space="preserve">: nguyên liệu vừa trừ mà tồn &lt;= mức tối thiểu</w:t>
             </w:r>
           </w:p>
           <w:p>
@@ -6135,7 +6170,62 @@
                 <w:sz w:val="18"/>
                 <w:szCs w:val="18"/>
               </w:rPr>
-              <w:t xml:space="preserve">Kiểm tra đủ nguyên liệu cho TOÀN BỘ order sau khi thêm (Phụ lục A.4)</w:t>
+              <w:t xml:space="preserve">TRỪ KHO NGAY phần ly mới thêm (thiếu: 409, không đổi gì)</w:t>
+            </w:r>
+          </w:p>
+          <w:p>
+            <w:pPr>
+              <w:spacing w:after="20"/>
+            </w:pPr>
+            <w:r>
+              <w:rPr>
+                <w:rFonts w:ascii="Arial" w:cs="Arial" w:eastAsia="Arial" w:hAnsi="Arial"/>
+                <w:b w:val="false"/>
+                <w:bCs w:val="false"/>
+                <w:sz w:val="18"/>
+                <w:szCs w:val="18"/>
+              </w:rPr>
+              <w:t xml:space="preserve">Order đang </w:t>
+            </w:r>
+            <w:r>
+              <w:rPr>
+                <w:rFonts w:ascii="Consolas" w:cs="Consolas" w:eastAsia="Consolas" w:hAnsi="Consolas"/>
+                <w:b w:val="false"/>
+                <w:bCs w:val="false"/>
+                <w:sz w:val="18"/>
+                <w:szCs w:val="18"/>
+              </w:rPr>
+              <w:t xml:space="preserve">da_phuc_vu</w:t>
+            </w:r>
+            <w:r>
+              <w:rPr>
+                <w:rFonts w:ascii="Arial" w:cs="Arial" w:eastAsia="Arial" w:hAnsi="Arial"/>
+                <w:b w:val="false"/>
+                <w:bCs w:val="false"/>
+                <w:sz w:val="18"/>
+                <w:szCs w:val="18"/>
+              </w:rPr>
+              <w:t xml:space="preserve"> mà gọi thêm thì quay lại </w:t>
+            </w:r>
+            <w:r>
+              <w:rPr>
+                <w:rFonts w:ascii="Consolas" w:cs="Consolas" w:eastAsia="Consolas" w:hAnsi="Consolas"/>
+                <w:b w:val="false"/>
+                <w:bCs w:val="false"/>
+                <w:sz w:val="18"/>
+                <w:szCs w:val="18"/>
+              </w:rPr>
+              <w:t xml:space="preserve">dang_pha_che</w:t>
+            </w:r>
+            <w:r>
+              <w:rPr>
+                <w:rFonts w:ascii="Arial" w:cs="Arial" w:eastAsia="Arial" w:hAnsi="Arial"/>
+                <w:b w:val="false"/>
+                <w:bCs w:val="false"/>
+                <w:sz w:val="18"/>
+                <w:szCs w:val="18"/>
+              </w:rPr>
+              <w:t xml:space="preserve"> (có món mới cần làm)</w:t>
             </w:r>
           </w:p>
         </w:tc>
@@ -6167,7 +6257,27 @@
                 <w:sz w:val="18"/>
                 <w:szCs w:val="18"/>
               </w:rPr>
-              <w:t xml:space="preserve">Hóa đơn cập nhật (HTTP 201)</w:t>
+              <w:t xml:space="preserve">Hóa đơn cập nhật + </w:t>
+            </w:r>
+            <w:r>
+              <w:rPr>
+                <w:rFonts w:ascii="Consolas" w:cs="Consolas" w:eastAsia="Consolas" w:hAnsi="Consolas"/>
+                <w:b w:val="false"/>
+                <w:bCs w:val="false"/>
+                <w:sz w:val="18"/>
+                <w:szCs w:val="18"/>
+              </w:rPr>
+              <w:t xml:space="preserve">canh_bao_kho[]</w:t>
+            </w:r>
+            <w:r>
+              <w:rPr>
+                <w:rFonts w:ascii="Arial" w:cs="Arial" w:eastAsia="Arial" w:hAnsi="Arial"/>
+                <w:b w:val="false"/>
+                <w:bCs w:val="false"/>
+                <w:sz w:val="18"/>
+                <w:szCs w:val="18"/>
+              </w:rPr>
+              <w:t xml:space="preserve"> (HTTP 201)</w:t>
             </w:r>
           </w:p>
         </w:tc>
@@ -6435,7 +6545,17 @@
                 <w:sz w:val="18"/>
                 <w:szCs w:val="18"/>
               </w:rPr>
-              <w:t xml:space="preserve"> (null hoặc rỗng = xóa ghi chú)</w:t>
+              <w:t xml:space="preserve"> (null hoặc rỗng = xóa ghi chú), </w:t>
+            </w:r>
+            <w:r>
+              <w:rPr>
+                <w:rFonts w:ascii="Consolas" w:cs="Consolas" w:eastAsia="Consolas" w:hAnsi="Consolas"/>
+                <w:b w:val="false"/>
+                <w:bCs w:val="false"/>
+                <w:sz w:val="18"/>
+                <w:szCs w:val="18"/>
+              </w:rPr>
+              <w:t xml:space="preserve">da_lam?</w:t>
             </w:r>
           </w:p>
         </w:tc>
@@ -6537,7 +6657,127 @@
                 <w:sz w:val="18"/>
                 <w:szCs w:val="18"/>
               </w:rPr>
-              <w:t xml:space="preserve">Chỉ kiểm tra nguyên liệu khi TĂNG nhu cầu; giảm số lượng và đổi ghi chú luôn được phép</w:t>
+              <w:t xml:space="preserve">TĂNG số lượng: trừ kho phần chênh (thiếu: 409); order </w:t>
+            </w:r>
+            <w:r>
+              <w:rPr>
+                <w:rFonts w:ascii="Consolas" w:cs="Consolas" w:eastAsia="Consolas" w:hAnsi="Consolas"/>
+                <w:b w:val="false"/>
+                <w:bCs w:val="false"/>
+                <w:sz w:val="18"/>
+                <w:szCs w:val="18"/>
+              </w:rPr>
+              <w:t xml:space="preserve">da_phuc_vu</w:t>
+            </w:r>
+            <w:r>
+              <w:rPr>
+                <w:rFonts w:ascii="Arial" w:cs="Arial" w:eastAsia="Arial" w:hAnsi="Arial"/>
+                <w:b w:val="false"/>
+                <w:bCs w:val="false"/>
+                <w:sz w:val="18"/>
+                <w:szCs w:val="18"/>
+              </w:rPr>
+              <w:t xml:space="preserve"> thì quay lại </w:t>
+            </w:r>
+            <w:r>
+              <w:rPr>
+                <w:rFonts w:ascii="Consolas" w:cs="Consolas" w:eastAsia="Consolas" w:hAnsi="Consolas"/>
+                <w:b w:val="false"/>
+                <w:bCs w:val="false"/>
+                <w:sz w:val="18"/>
+                <w:szCs w:val="18"/>
+              </w:rPr>
+              <w:t xml:space="preserve">dang_pha_che</w:t>
+            </w:r>
+          </w:p>
+          <w:p>
+            <w:pPr>
+              <w:spacing w:after="20"/>
+            </w:pPr>
+            <w:r>
+              <w:rPr>
+                <w:rFonts w:ascii="Arial" w:cs="Arial" w:eastAsia="Arial" w:hAnsi="Arial"/>
+                <w:b w:val="false"/>
+                <w:bCs w:val="false"/>
+                <w:sz w:val="18"/>
+                <w:szCs w:val="18"/>
+              </w:rPr>
+              <w:t xml:space="preserve">GIẢM số lượng: trả lại kho (số ly bị bỏ − </w:t>
+            </w:r>
+            <w:r>
+              <w:rPr>
+                <w:rFonts w:ascii="Consolas" w:cs="Consolas" w:eastAsia="Consolas" w:hAnsi="Consolas"/>
+                <w:b w:val="false"/>
+                <w:bCs w:val="false"/>
+                <w:sz w:val="18"/>
+                <w:szCs w:val="18"/>
+              </w:rPr>
+              <w:t xml:space="preserve">da_lam</w:t>
+            </w:r>
+            <w:r>
+              <w:rPr>
+                <w:rFonts w:ascii="Arial" w:cs="Arial" w:eastAsia="Arial" w:hAnsi="Arial"/>
+                <w:b w:val="false"/>
+                <w:bCs w:val="false"/>
+                <w:sz w:val="18"/>
+                <w:szCs w:val="18"/>
+              </w:rPr>
+              <w:t xml:space="preserve">) ly; </w:t>
+            </w:r>
+            <w:r>
+              <w:rPr>
+                <w:rFonts w:ascii="Consolas" w:cs="Consolas" w:eastAsia="Consolas" w:hAnsi="Consolas"/>
+                <w:b w:val="false"/>
+                <w:bCs w:val="false"/>
+                <w:sz w:val="18"/>
+                <w:szCs w:val="18"/>
+              </w:rPr>
+              <w:t xml:space="preserve">da_lam</w:t>
+            </w:r>
+            <w:r>
+              <w:rPr>
+                <w:rFonts w:ascii="Arial" w:cs="Arial" w:eastAsia="Arial" w:hAnsi="Arial"/>
+                <w:b w:val="false"/>
+                <w:bCs w:val="false"/>
+                <w:sz w:val="18"/>
+                <w:szCs w:val="18"/>
+              </w:rPr>
+              <w:t xml:space="preserve"> = số ly trong phần bị bỏ ĐÃ làm xong (0 đến số ly bị bỏ, mặc định 0; chỉ dùng khi giảm). Order </w:t>
+            </w:r>
+            <w:r>
+              <w:rPr>
+                <w:rFonts w:ascii="Consolas" w:cs="Consolas" w:eastAsia="Consolas" w:hAnsi="Consolas"/>
+                <w:b w:val="false"/>
+                <w:bCs w:val="false"/>
+                <w:sz w:val="18"/>
+                <w:szCs w:val="18"/>
+              </w:rPr>
+              <w:t xml:space="preserve">da_phuc_vu</w:t>
+            </w:r>
+            <w:r>
+              <w:rPr>
+                <w:rFonts w:ascii="Arial" w:cs="Arial" w:eastAsia="Arial" w:hAnsi="Arial"/>
+                <w:b w:val="false"/>
+                <w:bCs w:val="false"/>
+                <w:sz w:val="18"/>
+                <w:szCs w:val="18"/>
+              </w:rPr>
+              <w:t xml:space="preserve"> coi như làm xong hết: không trả</w:t>
+            </w:r>
+          </w:p>
+          <w:p>
+            <w:pPr>
+              <w:spacing w:after="20"/>
+            </w:pPr>
+            <w:r>
+              <w:rPr>
+                <w:rFonts w:ascii="Arial" w:cs="Arial" w:eastAsia="Arial" w:hAnsi="Arial"/>
+                <w:b w:val="false"/>
+                <w:bCs w:val="false"/>
+                <w:sz w:val="18"/>
+                <w:szCs w:val="18"/>
+              </w:rPr>
+              <w:t xml:space="preserve">Đổi ghi chú: không đụng kho</w:t>
             </w:r>
           </w:p>
         </w:tc>
@@ -6569,7 +6809,27 @@
                 <w:sz w:val="18"/>
                 <w:szCs w:val="18"/>
               </w:rPr>
-              <w:t xml:space="preserve">Hóa đơn cập nhật</w:t>
+              <w:t xml:space="preserve">Hóa đơn cập nhật (+ </w:t>
+            </w:r>
+            <w:r>
+              <w:rPr>
+                <w:rFonts w:ascii="Consolas" w:cs="Consolas" w:eastAsia="Consolas" w:hAnsi="Consolas"/>
+                <w:b w:val="false"/>
+                <w:bCs w:val="false"/>
+                <w:sz w:val="18"/>
+                <w:szCs w:val="18"/>
+              </w:rPr>
+              <w:t xml:space="preserve">canh_bao_kho[]</w:t>
+            </w:r>
+            <w:r>
+              <w:rPr>
+                <w:rFonts w:ascii="Arial" w:cs="Arial" w:eastAsia="Arial" w:hAnsi="Arial"/>
+                <w:b w:val="false"/>
+                <w:bCs w:val="false"/>
+                <w:sz w:val="18"/>
+                <w:szCs w:val="18"/>
+              </w:rPr>
+              <w:t xml:space="preserve"> khi tăng)</w:t>
             </w:r>
           </w:p>
         </w:tc>
@@ -6772,7 +7032,27 @@
                 <w:sz w:val="18"/>
                 <w:szCs w:val="18"/>
               </w:rPr>
-              <w:t xml:space="preserve"> (trên đường dẫn)</w:t>
+              <w:t xml:space="preserve"> (trên đường dẫn), </w:t>
+            </w:r>
+            <w:r>
+              <w:rPr>
+                <w:rFonts w:ascii="Consolas" w:cs="Consolas" w:eastAsia="Consolas" w:hAnsi="Consolas"/>
+                <w:b w:val="false"/>
+                <w:bCs w:val="false"/>
+                <w:sz w:val="18"/>
+                <w:szCs w:val="18"/>
+              </w:rPr>
+              <w:t xml:space="preserve">da_lam?</w:t>
+            </w:r>
+            <w:r>
+              <w:rPr>
+                <w:rFonts w:ascii="Arial" w:cs="Arial" w:eastAsia="Arial" w:hAnsi="Arial"/>
+                <w:b w:val="false"/>
+                <w:bCs w:val="false"/>
+                <w:sz w:val="18"/>
+                <w:szCs w:val="18"/>
+              </w:rPr>
+              <w:t xml:space="preserve"> (query)</w:t>
             </w:r>
           </w:p>
         </w:tc>
@@ -6807,6 +7087,86 @@
               <w:t xml:space="preserve">Như POS-03; không xóa dòng cuối cùng (phải hủy order)</w:t>
             </w:r>
           </w:p>
+          <w:p>
+            <w:pPr>
+              <w:spacing w:after="20"/>
+            </w:pPr>
+            <w:r>
+              <w:rPr>
+                <w:rFonts w:ascii="Consolas" w:cs="Consolas" w:eastAsia="Consolas" w:hAnsi="Consolas"/>
+                <w:b w:val="false"/>
+                <w:bCs w:val="false"/>
+                <w:sz w:val="18"/>
+                <w:szCs w:val="18"/>
+              </w:rPr>
+              <w:t xml:space="preserve">da_lam</w:t>
+            </w:r>
+            <w:r>
+              <w:rPr>
+                <w:rFonts w:ascii="Arial" w:cs="Arial" w:eastAsia="Arial" w:hAnsi="Arial"/>
+                <w:b w:val="false"/>
+                <w:bCs w:val="false"/>
+                <w:sz w:val="18"/>
+                <w:szCs w:val="18"/>
+              </w:rPr>
+              <w:t xml:space="preserve"> = số ly của dòng đã làm xong (0 đến </w:t>
+            </w:r>
+            <w:r>
+              <w:rPr>
+                <w:rFonts w:ascii="Consolas" w:cs="Consolas" w:eastAsia="Consolas" w:hAnsi="Consolas"/>
+                <w:b w:val="false"/>
+                <w:bCs w:val="false"/>
+                <w:sz w:val="18"/>
+                <w:szCs w:val="18"/>
+              </w:rPr>
+              <w:t xml:space="preserve">so_luong</w:t>
+            </w:r>
+            <w:r>
+              <w:rPr>
+                <w:rFonts w:ascii="Arial" w:cs="Arial" w:eastAsia="Arial" w:hAnsi="Arial"/>
+                <w:b w:val="false"/>
+                <w:bCs w:val="false"/>
+                <w:sz w:val="18"/>
+                <w:szCs w:val="18"/>
+              </w:rPr>
+              <w:t xml:space="preserve"> của dòng, mặc định 0): ly chưa làm được trả lại kho, ly đã làm vẫn bị trừ</w:t>
+            </w:r>
+          </w:p>
+          <w:p>
+            <w:pPr>
+              <w:spacing w:after="20"/>
+            </w:pPr>
+            <w:r>
+              <w:rPr>
+                <w:rFonts w:ascii="Arial" w:cs="Arial" w:eastAsia="Arial" w:hAnsi="Arial"/>
+                <w:b w:val="false"/>
+                <w:bCs w:val="false"/>
+                <w:sz w:val="18"/>
+                <w:szCs w:val="18"/>
+              </w:rPr>
+              <w:t xml:space="preserve">Order </w:t>
+            </w:r>
+            <w:r>
+              <w:rPr>
+                <w:rFonts w:ascii="Consolas" w:cs="Consolas" w:eastAsia="Consolas" w:hAnsi="Consolas"/>
+                <w:b w:val="false"/>
+                <w:bCs w:val="false"/>
+                <w:sz w:val="18"/>
+                <w:szCs w:val="18"/>
+              </w:rPr>
+              <w:t xml:space="preserve">da_phuc_vu</w:t>
+            </w:r>
+            <w:r>
+              <w:rPr>
+                <w:rFonts w:ascii="Arial" w:cs="Arial" w:eastAsia="Arial" w:hAnsi="Arial"/>
+                <w:b w:val="false"/>
+                <w:bCs w:val="false"/>
+                <w:sz w:val="18"/>
+                <w:szCs w:val="18"/>
+              </w:rPr>
+              <w:t xml:space="preserve"> coi như làm xong hết: không trả</w:t>
+            </w:r>
+          </w:p>
         </w:tc>
         <w:tc>
           <w:tcPr>
@@ -6868,7 +7228,7 @@
                 <w:sz w:val="18"/>
                 <w:szCs w:val="18"/>
               </w:rPr>
-              <w:t xml:space="preserve">404</w:t>
+              <w:t xml:space="preserve">400, 404</w:t>
             </w:r>
           </w:p>
           <w:p>
@@ -7278,6 +7638,36 @@
               </w:rPr>
               <w:t xml:space="preserve">trang_thai_moi</w:t>
             </w:r>
+            <w:r>
+              <w:rPr>
+                <w:rFonts w:ascii="Arial" w:cs="Arial" w:eastAsia="Arial" w:hAnsi="Arial"/>
+                <w:b w:val="false"/>
+                <w:bCs w:val="false"/>
+                <w:sz w:val="18"/>
+                <w:szCs w:val="18"/>
+              </w:rPr>
+              <w:t xml:space="preserve">, </w:t>
+            </w:r>
+            <w:r>
+              <w:rPr>
+                <w:rFonts w:ascii="Consolas" w:cs="Consolas" w:eastAsia="Consolas" w:hAnsi="Consolas"/>
+                <w:b w:val="false"/>
+                <w:bCs w:val="false"/>
+                <w:sz w:val="18"/>
+                <w:szCs w:val="18"/>
+              </w:rPr>
+              <w:t xml:space="preserve">da_lam?[]</w:t>
+            </w:r>
+            <w:r>
+              <w:rPr>
+                <w:rFonts w:ascii="Arial" w:cs="Arial" w:eastAsia="Arial" w:hAnsi="Arial"/>
+                <w:b w:val="false"/>
+                <w:bCs w:val="false"/>
+                <w:sz w:val="18"/>
+                <w:szCs w:val="18"/>
+              </w:rPr>
+              <w:t xml:space="preserve"> (chỉ khi hủy)</w:t>
+            </w:r>
           </w:p>
         </w:tc>
         <w:tc>
@@ -7374,6 +7764,21 @@
                 <w:szCs w:val="18"/>
               </w:rPr>
               <w:t xml:space="preserve">Thanh toán dùng POS-08, không đi qua đây; hóa đơn đã đóng không đổi được</w:t>
+            </w:r>
+          </w:p>
+          <w:p>
+            <w:pPr>
+              <w:spacing w:after="20"/>
+            </w:pPr>
+            <w:r>
+              <w:rPr>
+                <w:rFonts w:ascii="Arial" w:cs="Arial" w:eastAsia="Arial" w:hAnsi="Arial"/>
+                <w:b w:val="false"/>
+                <w:bCs w:val="false"/>
+                <w:sz w:val="18"/>
+                <w:szCs w:val="18"/>
+              </w:rPr>
+              <w:t xml:space="preserve">Hủy: cùng luật kho với POS-09</w:t>
             </w:r>
           </w:p>
         </w:tc>
@@ -7720,7 +8125,7 @@
                 <w:sz w:val="18"/>
                 <w:szCs w:val="18"/>
               </w:rPr>
-              <w:t xml:space="preserve">Một transaction; khóa theo thứ tự HoaDon, NguyenLieu (mã tăng dần), KhachHang</w:t>
+              <w:t xml:space="preserve">Một transaction; khóa theo thứ tự HoaDon, KhachHang</w:t>
             </w:r>
           </w:p>
           <w:p>
@@ -7845,62 +8250,7 @@
                 <w:sz w:val="18"/>
                 <w:szCs w:val="18"/>
               </w:rPr>
-              <w:t xml:space="preserve">3. Khóa nguyên liệu, đọc lại tồn, kiểm tra đủ (Phụ lục A.4) rồi trừ kho theo </w:t>
-            </w:r>
-            <w:r>
-              <w:rPr>
-                <w:rFonts w:ascii="Consolas" w:cs="Consolas" w:eastAsia="Consolas" w:hAnsi="Consolas"/>
-                <w:b w:val="false"/>
-                <w:bCs w:val="false"/>
-                <w:sz w:val="18"/>
-                <w:szCs w:val="18"/>
-              </w:rPr>
-              <w:t xml:space="preserve">CongThuc</w:t>
-            </w:r>
-            <w:r>
-              <w:rPr>
-                <w:rFonts w:ascii="Arial" w:cs="Arial" w:eastAsia="Arial" w:hAnsi="Arial"/>
-                <w:b w:val="false"/>
-                <w:bCs w:val="false"/>
-                <w:sz w:val="18"/>
-                <w:szCs w:val="18"/>
-              </w:rPr>
-              <w:t xml:space="preserve">; thiếu thì ROLLBACK toàn bộ. CHECK </w:t>
-            </w:r>
-            <w:r>
-              <w:rPr>
-                <w:rFonts w:ascii="Consolas" w:cs="Consolas" w:eastAsia="Consolas" w:hAnsi="Consolas"/>
-                <w:b w:val="false"/>
-                <w:bCs w:val="false"/>
-                <w:sz w:val="18"/>
-                <w:szCs w:val="18"/>
-              </w:rPr>
-              <w:t xml:space="preserve">so_luong_ton &gt;= 0</w:t>
-            </w:r>
-            <w:r>
-              <w:rPr>
-                <w:rFonts w:ascii="Arial" w:cs="Arial" w:eastAsia="Arial" w:hAnsi="Arial"/>
-                <w:b w:val="false"/>
-                <w:bCs w:val="false"/>
-                <w:sz w:val="18"/>
-                <w:szCs w:val="18"/>
-              </w:rPr>
-              <w:t xml:space="preserve"> là chốt chặn cuối</w:t>
-            </w:r>
-          </w:p>
-          <w:p>
-            <w:pPr>
-              <w:spacing w:after="20"/>
-            </w:pPr>
-            <w:r>
-              <w:rPr>
-                <w:rFonts w:ascii="Arial" w:cs="Arial" w:eastAsia="Arial" w:hAnsi="Arial"/>
-                <w:b w:val="false"/>
-                <w:bCs w:val="false"/>
-                <w:sz w:val="18"/>
-                <w:szCs w:val="18"/>
-              </w:rPr>
-              <w:t xml:space="preserve">4. Ghi </w:t>
+              <w:t xml:space="preserve">3. Ghi </w:t>
             </w:r>
             <w:r>
               <w:rPr>
@@ -7935,7 +8285,7 @@
                 <w:sz w:val="18"/>
                 <w:szCs w:val="18"/>
               </w:rPr>
-              <w:t xml:space="preserve">5. Có khách: cộng </w:t>
+              <w:t xml:space="preserve">4. Có khách: cộng </w:t>
             </w:r>
             <w:r>
               <w:rPr>
@@ -7958,6 +8308,21 @@
               <w:t xml:space="preserve"> điểm</w:t>
             </w:r>
           </w:p>
+          <w:p>
+            <w:pPr>
+              <w:spacing w:after="20"/>
+            </w:pPr>
+            <w:r>
+              <w:rPr>
+                <w:rFonts w:ascii="Arial" w:cs="Arial" w:eastAsia="Arial" w:hAnsi="Arial"/>
+                <w:b w:val="false"/>
+                <w:bCs w:val="false"/>
+                <w:sz w:val="18"/>
+                <w:szCs w:val="18"/>
+              </w:rPr>
+              <w:t xml:space="preserve">KHÔNG đụng kho: nguyên liệu đã được trừ từ lúc gọi món</w:t>
+            </w:r>
+          </w:p>
         </w:tc>
         <w:tc>
           <w:tcPr>
@@ -7987,7 +8352,7 @@
                 <w:sz w:val="18"/>
                 <w:szCs w:val="18"/>
               </w:rPr>
-              <w:t xml:space="preserve">{hoa_don, diem_cong, diem_hien_tai, canh_bao_kho[]}</w:t>
+              <w:t xml:space="preserve">{hoa_don, diem_cong, diem_hien_tai}</w:t>
             </w:r>
           </w:p>
           <w:p>
@@ -8015,31 +8380,6 @@
               <w:t xml:space="preserve"> = null với khách vãng lai</w:t>
             </w:r>
           </w:p>
-          <w:p>
-            <w:pPr>
-              <w:spacing w:after="20"/>
-            </w:pPr>
-            <w:r>
-              <w:rPr>
-                <w:rFonts w:ascii="Consolas" w:cs="Consolas" w:eastAsia="Consolas" w:hAnsi="Consolas"/>
-                <w:b w:val="false"/>
-                <w:bCs w:val="false"/>
-                <w:sz w:val="18"/>
-                <w:szCs w:val="18"/>
-              </w:rPr>
-              <w:t xml:space="preserve">canh_bao_kho[]: {ma_nguyen_lieu, ten_nguyen_lieu, don_vi_tinh, so_luong_ton, muc_ton_toi_thieu}</w:t>
-            </w:r>
-            <w:r>
-              <w:rPr>
-                <w:rFonts w:ascii="Arial" w:cs="Arial" w:eastAsia="Arial" w:hAnsi="Arial"/>
-                <w:b w:val="false"/>
-                <w:bCs w:val="false"/>
-                <w:sz w:val="18"/>
-                <w:szCs w:val="18"/>
-              </w:rPr>
-              <w:t xml:space="preserve"> cho nguyên liệu vừa trừ mà tồn &lt;= mức tối thiểu</w:t>
-            </w:r>
-          </w:p>
         </w:tc>
         <w:tc>
           <w:tcPr>
@@ -8110,21 +8450,6 @@
                 <w:szCs w:val="18"/>
               </w:rPr>
               <w:t xml:space="preserve">HOA_DON_DA_DONG</w:t>
-            </w:r>
-          </w:p>
-          <w:p>
-            <w:pPr>
-              <w:spacing w:after="20"/>
-            </w:pPr>
-            <w:r>
-              <w:rPr>
-                <w:rFonts w:ascii="Arial" w:cs="Arial" w:eastAsia="Arial" w:hAnsi="Arial"/>
-                <w:b w:val="false"/>
-                <w:bCs w:val="false"/>
-                <w:sz w:val="18"/>
-                <w:szCs w:val="18"/>
-              </w:rPr>
-              <w:t xml:space="preserve">409 KHONG_DU_NGUYEN_LIEU</w:t>
             </w:r>
           </w:p>
         </w:tc>
@@ -8227,6 +8552,26 @@
               </w:rPr>
               <w:t xml:space="preserve">ma_hoa_don</w:t>
             </w:r>
+            <w:r>
+              <w:rPr>
+                <w:rFonts w:ascii="Arial" w:cs="Arial" w:eastAsia="Arial" w:hAnsi="Arial"/>
+                <w:b w:val="false"/>
+                <w:bCs w:val="false"/>
+                <w:sz w:val="18"/>
+                <w:szCs w:val="18"/>
+              </w:rPr>
+              <w:t xml:space="preserve">, </w:t>
+            </w:r>
+            <w:r>
+              <w:rPr>
+                <w:rFonts w:ascii="Consolas" w:cs="Consolas" w:eastAsia="Consolas" w:hAnsi="Consolas"/>
+                <w:b w:val="false"/>
+                <w:bCs w:val="false"/>
+                <w:sz w:val="18"/>
+                <w:szCs w:val="18"/>
+              </w:rPr>
+              <w:t xml:space="preserve">da_lam?: [{ma_chi_tiet, so_luong}]</w:t>
+            </w:r>
           </w:p>
         </w:tc>
         <w:tc>
@@ -8292,7 +8637,127 @@
                 <w:sz w:val="18"/>
                 <w:szCs w:val="18"/>
               </w:rPr>
-              <w:t xml:space="preserve">Không trừ kho (kho chỉ trừ lúc thanh toán)</w:t>
+              <w:t xml:space="preserve">Ly CHƯA làm được trả lại kho; ly ĐÃ làm (</w:t>
+            </w:r>
+            <w:r>
+              <w:rPr>
+                <w:rFonts w:ascii="Consolas" w:cs="Consolas" w:eastAsia="Consolas" w:hAnsi="Consolas"/>
+                <w:b w:val="false"/>
+                <w:bCs w:val="false"/>
+                <w:sz w:val="18"/>
+                <w:szCs w:val="18"/>
+              </w:rPr>
+              <w:t xml:space="preserve">da_lam</w:t>
+            </w:r>
+            <w:r>
+              <w:rPr>
+                <w:rFonts w:ascii="Arial" w:cs="Arial" w:eastAsia="Arial" w:hAnsi="Arial"/>
+                <w:b w:val="false"/>
+                <w:bCs w:val="false"/>
+                <w:sz w:val="18"/>
+                <w:szCs w:val="18"/>
+              </w:rPr>
+              <w:t xml:space="preserve">, dòng không nêu = chưa làm) thì nguyên liệu vẫn bị trừ</w:t>
+            </w:r>
+          </w:p>
+          <w:p>
+            <w:pPr>
+              <w:spacing w:after="20"/>
+            </w:pPr>
+            <w:r>
+              <w:rPr>
+                <w:rFonts w:ascii="Consolas" w:cs="Consolas" w:eastAsia="Consolas" w:hAnsi="Consolas"/>
+                <w:b w:val="false"/>
+                <w:bCs w:val="false"/>
+                <w:sz w:val="18"/>
+                <w:szCs w:val="18"/>
+              </w:rPr>
+              <w:t xml:space="preserve">da_lam</w:t>
+            </w:r>
+            <w:r>
+              <w:rPr>
+                <w:rFonts w:ascii="Arial" w:cs="Arial" w:eastAsia="Arial" w:hAnsi="Arial"/>
+                <w:b w:val="false"/>
+                <w:bCs w:val="false"/>
+                <w:sz w:val="18"/>
+                <w:szCs w:val="18"/>
+              </w:rPr>
+              <w:t xml:space="preserve">: </w:t>
+            </w:r>
+            <w:r>
+              <w:rPr>
+                <w:rFonts w:ascii="Consolas" w:cs="Consolas" w:eastAsia="Consolas" w:hAnsi="Consolas"/>
+                <w:b w:val="false"/>
+                <w:bCs w:val="false"/>
+                <w:sz w:val="18"/>
+                <w:szCs w:val="18"/>
+              </w:rPr>
+              <w:t xml:space="preserve">ma_chi_tiet</w:t>
+            </w:r>
+            <w:r>
+              <w:rPr>
+                <w:rFonts w:ascii="Arial" w:cs="Arial" w:eastAsia="Arial" w:hAnsi="Arial"/>
+                <w:b w:val="false"/>
+                <w:bCs w:val="false"/>
+                <w:sz w:val="18"/>
+                <w:szCs w:val="18"/>
+              </w:rPr>
+              <w:t xml:space="preserve"> phải thuộc hóa đơn, không lặp, </w:t>
+            </w:r>
+            <w:r>
+              <w:rPr>
+                <w:rFonts w:ascii="Consolas" w:cs="Consolas" w:eastAsia="Consolas" w:hAnsi="Consolas"/>
+                <w:b w:val="false"/>
+                <w:bCs w:val="false"/>
+                <w:sz w:val="18"/>
+                <w:szCs w:val="18"/>
+              </w:rPr>
+              <w:t xml:space="preserve">so_luong</w:t>
+            </w:r>
+            <w:r>
+              <w:rPr>
+                <w:rFonts w:ascii="Arial" w:cs="Arial" w:eastAsia="Arial" w:hAnsi="Arial"/>
+                <w:b w:val="false"/>
+                <w:bCs w:val="false"/>
+                <w:sz w:val="18"/>
+                <w:szCs w:val="18"/>
+              </w:rPr>
+              <w:t xml:space="preserve"> không vượt số ly của dòng</w:t>
+            </w:r>
+          </w:p>
+          <w:p>
+            <w:pPr>
+              <w:spacing w:after="20"/>
+            </w:pPr>
+            <w:r>
+              <w:rPr>
+                <w:rFonts w:ascii="Arial" w:cs="Arial" w:eastAsia="Arial" w:hAnsi="Arial"/>
+                <w:b w:val="false"/>
+                <w:bCs w:val="false"/>
+                <w:sz w:val="18"/>
+                <w:szCs w:val="18"/>
+              </w:rPr>
+              <w:t xml:space="preserve">Order </w:t>
+            </w:r>
+            <w:r>
+              <w:rPr>
+                <w:rFonts w:ascii="Consolas" w:cs="Consolas" w:eastAsia="Consolas" w:hAnsi="Consolas"/>
+                <w:b w:val="false"/>
+                <w:bCs w:val="false"/>
+                <w:sz w:val="18"/>
+                <w:szCs w:val="18"/>
+              </w:rPr>
+              <w:t xml:space="preserve">da_phuc_vu</w:t>
+            </w:r>
+            <w:r>
+              <w:rPr>
+                <w:rFonts w:ascii="Arial" w:cs="Arial" w:eastAsia="Arial" w:hAnsi="Arial"/>
+                <w:b w:val="false"/>
+                <w:bCs w:val="false"/>
+                <w:sz w:val="18"/>
+                <w:szCs w:val="18"/>
+              </w:rPr>
+              <w:t xml:space="preserve"> coi như làm xong hết: không trả</w:t>
             </w:r>
           </w:p>
         </w:tc>
@@ -8354,6 +8819,41 @@
               <w:right w:type="dxa" w:w="90"/>
             </w:tcMar>
           </w:tcPr>
+          <w:p>
+            <w:pPr>
+              <w:spacing w:after="20"/>
+            </w:pPr>
+            <w:r>
+              <w:rPr>
+                <w:rFonts w:ascii="Arial" w:cs="Arial" w:eastAsia="Arial" w:hAnsi="Arial"/>
+                <w:b w:val="false"/>
+                <w:bCs w:val="false"/>
+                <w:sz w:val="18"/>
+                <w:szCs w:val="18"/>
+              </w:rPr>
+              <w:t xml:space="preserve">400 </w:t>
+            </w:r>
+            <w:r>
+              <w:rPr>
+                <w:rFonts w:ascii="Consolas" w:cs="Consolas" w:eastAsia="Consolas" w:hAnsi="Consolas"/>
+                <w:b w:val="false"/>
+                <w:bCs w:val="false"/>
+                <w:sz w:val="18"/>
+                <w:szCs w:val="18"/>
+              </w:rPr>
+              <w:t xml:space="preserve">da_lam</w:t>
+            </w:r>
+            <w:r>
+              <w:rPr>
+                <w:rFonts w:ascii="Arial" w:cs="Arial" w:eastAsia="Arial" w:hAnsi="Arial"/>
+                <w:b w:val="false"/>
+                <w:bCs w:val="false"/>
+                <w:sz w:val="18"/>
+                <w:szCs w:val="18"/>
+              </w:rPr>
+              <w:t xml:space="preserve"> sai</w:t>
+            </w:r>
+          </w:p>
           <w:p>
             <w:pPr>
               <w:spacing w:after="20"/>
@@ -19210,7 +19710,7 @@
         <w:rPr>
           <w:rFonts w:ascii="Arial" w:cs="Arial" w:eastAsia="Arial" w:hAnsi="Arial"/>
         </w:rPr>
-        <w:t xml:space="preserve">A.1 Thanh toán (POS-08): một transaction gồm đổi trạng thái, cộng điểm, trừ kho</w:t>
+        <w:t xml:space="preserve">A.1 Thanh toán (POS-08): một transaction gồm chốt tiền, đổi trạng thái, cộng điểm</w:t>
       </w:r>
     </w:p>
     <w:p>
@@ -19225,6 +19725,48 @@
           <w:szCs w:val="17"/>
         </w:rPr>
         <w:t xml:space="preserve">START TRANSACTION;</w:t>
+      </w:r>
+    </w:p>
+    <w:p>
+      <w:pPr>
+        <w:shd w:fill="F2F2F2" w:color="auto" w:val="clear"/>
+        <w:spacing w:after="0"/>
+      </w:pPr>
+      <w:r>
+        <w:rPr>
+          <w:rFonts w:ascii="Consolas" w:cs="Consolas" w:eastAsia="Consolas" w:hAnsi="Consolas"/>
+          <w:sz w:val="17"/>
+          <w:szCs w:val="17"/>
+        </w:rPr>
+        <w:t xml:space="preserve"> </w:t>
+      </w:r>
+    </w:p>
+    <w:p>
+      <w:pPr>
+        <w:shd w:fill="F2F2F2" w:color="auto" w:val="clear"/>
+        <w:spacing w:after="0"/>
+      </w:pPr>
+      <w:r>
+        <w:rPr>
+          <w:rFonts w:ascii="Consolas" w:cs="Consolas" w:eastAsia="Consolas" w:hAnsi="Consolas"/>
+          <w:sz w:val="17"/>
+          <w:szCs w:val="17"/>
+        </w:rPr>
+        <w:t xml:space="preserve">-- Khóa hóa đơn; ứng dụng kiểm tra còn mở (chưa da_thanh_toan / huy)</w:t>
+      </w:r>
+    </w:p>
+    <w:p>
+      <w:pPr>
+        <w:shd w:fill="F2F2F2" w:color="auto" w:val="clear"/>
+        <w:spacing w:after="0"/>
+      </w:pPr>
+      <w:r>
+        <w:rPr>
+          <w:rFonts w:ascii="Consolas" w:cs="Consolas" w:eastAsia="Consolas" w:hAnsi="Consolas"/>
+          <w:sz w:val="17"/>
+          <w:szCs w:val="17"/>
+        </w:rPr>
+        <w:t xml:space="preserve">SELECT trang_thai FROM HoaDon WHERE ma_hoa_don = :id FOR UPDATE;</w:t>
       </w:r>
     </w:p>
     <w:p>
@@ -19420,160 +19962,6 @@
           <w:sz w:val="17"/>
           <w:szCs w:val="17"/>
         </w:rPr>
-        <w:t xml:space="preserve">-- Trừ kho: service đã kiểm tra A.4; CHECK so_luong_ton &gt;= 0 chặn nếu vẫn thiếu (bắt lỗi 4025 -&gt; 409)</w:t>
-      </w:r>
-    </w:p>
-    <w:p>
-      <w:pPr>
-        <w:shd w:fill="F2F2F2" w:color="auto" w:val="clear"/>
-        <w:spacing w:after="0"/>
-      </w:pPr>
-      <w:r>
-        <w:rPr>
-          <w:rFonts w:ascii="Consolas" w:cs="Consolas" w:eastAsia="Consolas" w:hAnsi="Consolas"/>
-          <w:sz w:val="17"/>
-          <w:szCs w:val="17"/>
-        </w:rPr>
-        <w:t xml:space="preserve">UPDATE NguyenLieu nl</w:t>
-      </w:r>
-    </w:p>
-    <w:p>
-      <w:pPr>
-        <w:shd w:fill="F2F2F2" w:color="auto" w:val="clear"/>
-        <w:spacing w:after="0"/>
-      </w:pPr>
-      <w:r>
-        <w:rPr>
-          <w:rFonts w:ascii="Consolas" w:cs="Consolas" w:eastAsia="Consolas" w:hAnsi="Consolas"/>
-          <w:sz w:val="17"/>
-          <w:szCs w:val="17"/>
-        </w:rPr>
-        <w:t xml:space="preserve">JOIN (</w:t>
-      </w:r>
-    </w:p>
-    <w:p>
-      <w:pPr>
-        <w:shd w:fill="F2F2F2" w:color="auto" w:val="clear"/>
-        <w:spacing w:after="0"/>
-      </w:pPr>
-      <w:r>
-        <w:rPr>
-          <w:rFonts w:ascii="Consolas" w:cs="Consolas" w:eastAsia="Consolas" w:hAnsi="Consolas"/>
-          <w:sz w:val="17"/>
-          <w:szCs w:val="17"/>
-        </w:rPr>
-        <w:t xml:space="preserve">  SELECT ct.ma_nguyen_lieu, SUM(c.so_luong * ct.dinh_luong) AS can_tru</w:t>
-      </w:r>
-    </w:p>
-    <w:p>
-      <w:pPr>
-        <w:shd w:fill="F2F2F2" w:color="auto" w:val="clear"/>
-        <w:spacing w:after="0"/>
-      </w:pPr>
-      <w:r>
-        <w:rPr>
-          <w:rFonts w:ascii="Consolas" w:cs="Consolas" w:eastAsia="Consolas" w:hAnsi="Consolas"/>
-          <w:sz w:val="17"/>
-          <w:szCs w:val="17"/>
-        </w:rPr>
-        <w:t xml:space="preserve">  FROM ChiTietHoaDon c</w:t>
-      </w:r>
-    </w:p>
-    <w:p>
-      <w:pPr>
-        <w:shd w:fill="F2F2F2" w:color="auto" w:val="clear"/>
-        <w:spacing w:after="0"/>
-      </w:pPr>
-      <w:r>
-        <w:rPr>
-          <w:rFonts w:ascii="Consolas" w:cs="Consolas" w:eastAsia="Consolas" w:hAnsi="Consolas"/>
-          <w:sz w:val="17"/>
-          <w:szCs w:val="17"/>
-        </w:rPr>
-        <w:t xml:space="preserve">  JOIN CongThuc ct ON ct.ma_san_pham = c.ma_san_pham</w:t>
-      </w:r>
-    </w:p>
-    <w:p>
-      <w:pPr>
-        <w:shd w:fill="F2F2F2" w:color="auto" w:val="clear"/>
-        <w:spacing w:after="0"/>
-      </w:pPr>
-      <w:r>
-        <w:rPr>
-          <w:rFonts w:ascii="Consolas" w:cs="Consolas" w:eastAsia="Consolas" w:hAnsi="Consolas"/>
-          <w:sz w:val="17"/>
-          <w:szCs w:val="17"/>
-        </w:rPr>
-        <w:t xml:space="preserve">  WHERE c.ma_hoa_don = :id</w:t>
-      </w:r>
-    </w:p>
-    <w:p>
-      <w:pPr>
-        <w:shd w:fill="F2F2F2" w:color="auto" w:val="clear"/>
-        <w:spacing w:after="0"/>
-      </w:pPr>
-      <w:r>
-        <w:rPr>
-          <w:rFonts w:ascii="Consolas" w:cs="Consolas" w:eastAsia="Consolas" w:hAnsi="Consolas"/>
-          <w:sz w:val="17"/>
-          <w:szCs w:val="17"/>
-        </w:rPr>
-        <w:t xml:space="preserve">  GROUP BY ct.ma_nguyen_lieu</w:t>
-      </w:r>
-    </w:p>
-    <w:p>
-      <w:pPr>
-        <w:shd w:fill="F2F2F2" w:color="auto" w:val="clear"/>
-        <w:spacing w:after="0"/>
-      </w:pPr>
-      <w:r>
-        <w:rPr>
-          <w:rFonts w:ascii="Consolas" w:cs="Consolas" w:eastAsia="Consolas" w:hAnsi="Consolas"/>
-          <w:sz w:val="17"/>
-          <w:szCs w:val="17"/>
-        </w:rPr>
-        <w:t xml:space="preserve">) x ON x.ma_nguyen_lieu = nl.ma_nguyen_lieu</w:t>
-      </w:r>
-    </w:p>
-    <w:p>
-      <w:pPr>
-        <w:shd w:fill="F2F2F2" w:color="auto" w:val="clear"/>
-        <w:spacing w:after="0"/>
-      </w:pPr>
-      <w:r>
-        <w:rPr>
-          <w:rFonts w:ascii="Consolas" w:cs="Consolas" w:eastAsia="Consolas" w:hAnsi="Consolas"/>
-          <w:sz w:val="17"/>
-          <w:szCs w:val="17"/>
-        </w:rPr>
-        <w:t xml:space="preserve">SET nl.so_luong_ton = nl.so_luong_ton - x.can_tru;</w:t>
-      </w:r>
-    </w:p>
-    <w:p>
-      <w:pPr>
-        <w:shd w:fill="F2F2F2" w:color="auto" w:val="clear"/>
-        <w:spacing w:after="0"/>
-      </w:pPr>
-      <w:r>
-        <w:rPr>
-          <w:rFonts w:ascii="Consolas" w:cs="Consolas" w:eastAsia="Consolas" w:hAnsi="Consolas"/>
-          <w:sz w:val="17"/>
-          <w:szCs w:val="17"/>
-        </w:rPr>
-        <w:t xml:space="preserve"> </w:t>
-      </w:r>
-    </w:p>
-    <w:p>
-      <w:pPr>
-        <w:shd w:fill="F2F2F2" w:color="auto" w:val="clear"/>
-        <w:spacing w:after="0"/>
-      </w:pPr>
-      <w:r>
-        <w:rPr>
-          <w:rFonts w:ascii="Consolas" w:cs="Consolas" w:eastAsia="Consolas" w:hAnsi="Consolas"/>
-          <w:sz w:val="17"/>
-          <w:szCs w:val="17"/>
-        </w:rPr>
         <w:t xml:space="preserve">COMMIT;</w:t>
       </w:r>
     </w:p>
@@ -19585,7 +19973,7 @@
         <w:rPr>
           <w:rFonts w:ascii="Arial" w:cs="Arial" w:eastAsia="Arial" w:hAnsi="Arial"/>
         </w:rPr>
-        <w:t xml:space="preserve">Cài đặt thực tế (POS-08): mỗi nguyên liệu được khóa (FOR UPDATE, theo mã tăng dần) và đọc lại tồn trước khi trừ, nên hai thanh toán đồng thời cùng dùng một nguyên liệu chạy nối tiếp và tồn không bao giờ âm. Mỗi nguyên liệu trừ bằng một lệnh UPDATE riêng thay vì UPDATE gộp ở trên; kết quả giống nhau. Cứ 10.000 đồng tổng tiền được 1 điểm, làm tròn xuống.</w:t>
+        <w:t xml:space="preserve">Thanh toán không đụng kho vì nguyên liệu đã được trừ từ lúc gọi món (xem A.5). Hóa đơn bị khóa (FOR UPDATE) nên thanh toán, sửa và hủy cùng lúc trên một hóa đơn chạy nối tiếp. Cứ 10.000 đồng tổng tiền được 1 điểm, làm tròn xuống.</w:t>
       </w:r>
     </w:p>
     <w:p>
@@ -19902,7 +20290,7 @@
         <w:rPr>
           <w:rFonts w:ascii="Arial" w:cs="Arial" w:eastAsia="Arial" w:hAnsi="Arial"/>
         </w:rPr>
-        <w:t xml:space="preserve">A.4 Nguyên liệu còn thiếu cho một hóa đơn (POS-02/03/04/08)</w:t>
+        <w:t xml:space="preserve">A.4 Nguyên liệu còn thiếu cho một hóa đơn (dùng để kiểm tra thủ công)</w:t>
       </w:r>
     </w:p>
     <w:p>
@@ -20080,6 +20468,146 @@
     </w:p>
     <w:p>
       <w:pPr>
+        <w:pStyle w:val="Heading2"/>
+        <w:spacing w:after="100" w:before="200"/>
+      </w:pPr>
+      <w:r>
+        <w:rPr>
+          <w:rFonts w:ascii="Arial" w:cs="Arial" w:eastAsia="Arial" w:hAnsi="Arial"/>
+        </w:rPr>
+        <w:t xml:space="preserve">A.5 Trừ kho khi gọi món, trả kho khi bỏ ly chưa làm</w:t>
+      </w:r>
+    </w:p>
+    <w:p>
+      <w:pPr>
+        <w:shd w:fill="F2F2F2" w:color="auto" w:val="clear"/>
+        <w:spacing w:after="0"/>
+      </w:pPr>
+      <w:r>
+        <w:rPr>
+          <w:rFonts w:ascii="Consolas" w:cs="Consolas" w:eastAsia="Consolas" w:hAnsi="Consolas"/>
+          <w:sz w:val="17"/>
+          <w:szCs w:val="17"/>
+        </w:rPr>
+        <w:t xml:space="preserve">-- Trừ kho khi gọi :sl ly sản phẩm :sp. Khóa nguyên liệu theo mã tăng dần, kiểm tra đủ (A.4) rồi mới trừ.</w:t>
+      </w:r>
+    </w:p>
+    <w:p>
+      <w:pPr>
+        <w:shd w:fill="F2F2F2" w:color="auto" w:val="clear"/>
+        <w:spacing w:after="0"/>
+      </w:pPr>
+      <w:r>
+        <w:rPr>
+          <w:rFonts w:ascii="Consolas" w:cs="Consolas" w:eastAsia="Consolas" w:hAnsi="Consolas"/>
+          <w:sz w:val="17"/>
+          <w:szCs w:val="17"/>
+        </w:rPr>
+        <w:t xml:space="preserve">SELECT ma_nguyen_lieu FROM NguyenLieu</w:t>
+      </w:r>
+    </w:p>
+    <w:p>
+      <w:pPr>
+        <w:shd w:fill="F2F2F2" w:color="auto" w:val="clear"/>
+        <w:spacing w:after="0"/>
+      </w:pPr>
+      <w:r>
+        <w:rPr>
+          <w:rFonts w:ascii="Consolas" w:cs="Consolas" w:eastAsia="Consolas" w:hAnsi="Consolas"/>
+          <w:sz w:val="17"/>
+          <w:szCs w:val="17"/>
+        </w:rPr>
+        <w:t xml:space="preserve">WHERE ma_nguyen_lieu IN (SELECT ma_nguyen_lieu FROM CongThuc WHERE ma_san_pham = :sp)</w:t>
+      </w:r>
+    </w:p>
+    <w:p>
+      <w:pPr>
+        <w:shd w:fill="F2F2F2" w:color="auto" w:val="clear"/>
+        <w:spacing w:after="0"/>
+      </w:pPr>
+      <w:r>
+        <w:rPr>
+          <w:rFonts w:ascii="Consolas" w:cs="Consolas" w:eastAsia="Consolas" w:hAnsi="Consolas"/>
+          <w:sz w:val="17"/>
+          <w:szCs w:val="17"/>
+        </w:rPr>
+        <w:t xml:space="preserve">ORDER BY ma_nguyen_lieu FOR UPDATE;</w:t>
+      </w:r>
+    </w:p>
+    <w:p>
+      <w:pPr>
+        <w:shd w:fill="F2F2F2" w:color="auto" w:val="clear"/>
+        <w:spacing w:after="0"/>
+      </w:pPr>
+      <w:r>
+        <w:rPr>
+          <w:rFonts w:ascii="Consolas" w:cs="Consolas" w:eastAsia="Consolas" w:hAnsi="Consolas"/>
+          <w:sz w:val="17"/>
+          <w:szCs w:val="17"/>
+        </w:rPr>
+        <w:t xml:space="preserve"> </w:t>
+      </w:r>
+    </w:p>
+    <w:p>
+      <w:pPr>
+        <w:shd w:fill="F2F2F2" w:color="auto" w:val="clear"/>
+        <w:spacing w:after="0"/>
+      </w:pPr>
+      <w:r>
+        <w:rPr>
+          <w:rFonts w:ascii="Consolas" w:cs="Consolas" w:eastAsia="Consolas" w:hAnsi="Consolas"/>
+          <w:sz w:val="17"/>
+          <w:szCs w:val="17"/>
+        </w:rPr>
+        <w:t xml:space="preserve">UPDATE NguyenLieu nl</w:t>
+      </w:r>
+    </w:p>
+    <w:p>
+      <w:pPr>
+        <w:shd w:fill="F2F2F2" w:color="auto" w:val="clear"/>
+        <w:spacing w:after="0"/>
+      </w:pPr>
+      <w:r>
+        <w:rPr>
+          <w:rFonts w:ascii="Consolas" w:cs="Consolas" w:eastAsia="Consolas" w:hAnsi="Consolas"/>
+          <w:sz w:val="17"/>
+          <w:szCs w:val="17"/>
+        </w:rPr>
+        <w:t xml:space="preserve">JOIN CongThuc ct ON ct.ma_nguyen_lieu = nl.ma_nguyen_lieu AND ct.ma_san_pham = :sp</w:t>
+      </w:r>
+    </w:p>
+    <w:p>
+      <w:pPr>
+        <w:shd w:fill="F2F2F2" w:color="auto" w:val="clear"/>
+        <w:spacing w:after="0"/>
+      </w:pPr>
+      <w:r>
+        <w:rPr>
+          <w:rFonts w:ascii="Consolas" w:cs="Consolas" w:eastAsia="Consolas" w:hAnsi="Consolas"/>
+          <w:sz w:val="17"/>
+          <w:szCs w:val="17"/>
+        </w:rPr>
+        <w:t xml:space="preserve">SET nl.so_luong_ton = nl.so_luong_ton - :sl * ct.dinh_luong;   -- trả kho: đổi dấu trừ thành dấu cộng</w:t>
+      </w:r>
+    </w:p>
+    <w:p>
+      <w:pPr>
+        <w:spacing w:after="100"/>
+      </w:pPr>
+      <w:r>
+        <w:rPr>
+          <w:rFonts w:ascii="Arial" w:cs="Arial" w:eastAsia="Arial" w:hAnsi="Arial"/>
+        </w:rPr>
+        <w:t xml:space="preserve">Ly đã làm (da_lam) không được đưa vào phần trả. Nếu thiếu nguyên liệu, CHECK so_luong_ton &gt;= 0 ở CSDL là chốt chặn cuối.</w:t>
+      </w:r>
+    </w:p>
+    <w:p>
+      <w:pPr>
+        <w:spacing w:after="120"/>
+      </w:pPr>
+    </w:p>
+    <w:p>
+      <w:pPr>
         <w:spacing w:after="100"/>
       </w:pPr>
       <w:r>
@@ -21711,7 +22239,7 @@
                 <w:sz w:val="18"/>
                 <w:szCs w:val="18"/>
               </w:rPr>
-              <w:t xml:space="preserve">POS-02 tạo order</w:t>
+              <w:t xml:space="preserve">POS-02 tạo order (trừ kho ngay)</w:t>
             </w:r>
           </w:p>
         </w:tc>
@@ -22110,7 +22638,7 @@
                 <w:sz w:val="18"/>
                 <w:szCs w:val="18"/>
               </w:rPr>
-              <w:t xml:space="preserve">POS-04 sửa dòng món</w:t>
+              <w:t xml:space="preserve">POS-04 sửa dòng món (da_lam khi giảm số lượng)</w:t>
             </w:r>
           </w:p>
         </w:tc>
@@ -22211,7 +22739,7 @@
                 <w:sz w:val="18"/>
                 <w:szCs w:val="18"/>
               </w:rPr>
-              <w:t xml:space="preserve">/api/hoa-don/:ma/dong/:ma_chi_tiet</w:t>
+              <w:t xml:space="preserve">/api/hoa-don/:ma/dong/:ma_chi_tiet?da_lam=</w:t>
             </w:r>
           </w:p>
         </w:tc>
@@ -22243,7 +22771,7 @@
                 <w:sz w:val="18"/>
                 <w:szCs w:val="18"/>
               </w:rPr>
-              <w:t xml:space="preserve">POS-05 xóa dòng món</w:t>
+              <w:t xml:space="preserve">POS-05 xóa dòng món (da_lam = số ly đã làm)</w:t>
             </w:r>
           </w:p>
         </w:tc>
@@ -22376,7 +22904,7 @@
                 <w:sz w:val="18"/>
                 <w:szCs w:val="18"/>
               </w:rPr>
-              <w:t xml:space="preserve">POS-07 đổi trạng thái</w:t>
+              <w:t xml:space="preserve">POS-07 đổi trạng thái (da_lam khi hủy)</w:t>
             </w:r>
           </w:p>
         </w:tc>
@@ -22509,7 +23037,7 @@
                 <w:sz w:val="18"/>
                 <w:szCs w:val="18"/>
               </w:rPr>
-              <w:t xml:space="preserve">POS-09 hủy order</w:t>
+              <w:t xml:space="preserve">POS-09 hủy order (body da_lam)</w:t>
             </w:r>
           </w:p>
         </w:tc>
@@ -22642,7 +23170,7 @@
                 <w:sz w:val="18"/>
                 <w:szCs w:val="18"/>
               </w:rPr>
-              <w:t xml:space="preserve">POS-08 thanh toán (chốt tiền, cộng điểm, trừ kho)</w:t>
+              <w:t xml:space="preserve">POS-08 thanh toán (chốt tiền, cộng điểm; không đụng kho)</w:t>
             </w:r>
           </w:p>
         </w:tc>

--- a/docs/Dac_ta_tinh_nang_quan_ly_quan_ca_phe.docx
+++ b/docs/Dac_ta_tinh_nang_quan_ly_quan_ca_phe.docx
@@ -7451,7 +7451,37 @@
                 <w:sz w:val="18"/>
                 <w:szCs w:val="18"/>
               </w:rPr>
-              <w:t xml:space="preserve"> theo SĐT</w:t>
+              <w:t xml:space="preserve"> theo SĐT (10 chữ số, bắt đầu bằng 0)</w:t>
+            </w:r>
+          </w:p>
+          <w:p>
+            <w:pPr>
+              <w:spacing w:after="20"/>
+            </w:pPr>
+            <w:r>
+              <w:rPr>
+                <w:rFonts w:ascii="Arial" w:cs="Arial" w:eastAsia="Arial" w:hAnsi="Arial"/>
+                <w:b w:val="false"/>
+                <w:bCs w:val="false"/>
+                <w:sz w:val="18"/>
+                <w:szCs w:val="18"/>
+              </w:rPr>
+              <w:t xml:space="preserve">Order phải còn mở (đã thanh toán/hủy: 409); đổi sang khách khác khi còn mở được</w:t>
+            </w:r>
+          </w:p>
+          <w:p>
+            <w:pPr>
+              <w:spacing w:after="20"/>
+            </w:pPr>
+            <w:r>
+              <w:rPr>
+                <w:rFonts w:ascii="Arial" w:cs="Arial" w:eastAsia="Arial" w:hAnsi="Arial"/>
+                <w:b w:val="false"/>
+                <w:bCs w:val="false"/>
+                <w:sz w:val="18"/>
+                <w:szCs w:val="18"/>
+              </w:rPr>
+              <w:t xml:space="preserve">Điểm chỉ cộng lúc thanh toán cho khách đang gắn trên hóa đơn</w:t>
             </w:r>
           </w:p>
         </w:tc>
@@ -7515,7 +7545,7 @@
                 <w:sz w:val="18"/>
                 <w:szCs w:val="18"/>
               </w:rPr>
-              <w:t xml:space="preserve">404 chưa có khách (giao diện gợi ý KH-01)</w:t>
+              <w:t xml:space="preserve">404 chưa có khách (giao diện gợi ý KH-01); 400 SĐT sai định dạng; 409 order đã đóng</w:t>
             </w:r>
           </w:p>
         </w:tc>
@@ -12242,7 +12272,7 @@
                 <w:sz w:val="18"/>
                 <w:szCs w:val="18"/>
               </w:rPr>
-              <w:t xml:space="preserve">SĐT đúng định dạng, UNIQUE; </w:t>
+              <w:t xml:space="preserve">SĐT đúng định dạng (10 chữ số, bắt đầu bằng 0), UNIQUE; </w:t>
             </w:r>
             <w:r>
               <w:rPr>
@@ -12254,6 +12284,16 @@
               </w:rPr>
               <w:t xml:space="preserve">diem_tich_luy = 0</w:t>
             </w:r>
+            <w:r>
+              <w:rPr>
+                <w:rFonts w:ascii="Arial" w:cs="Arial" w:eastAsia="Arial" w:hAnsi="Arial"/>
+                <w:b w:val="false"/>
+                <w:bCs w:val="false"/>
+                <w:sz w:val="18"/>
+                <w:szCs w:val="18"/>
+              </w:rPr>
+              <w:t xml:space="preserve">; gửi trường lạ (ví dụ điểm) bị 400</w:t>
+            </w:r>
           </w:p>
         </w:tc>
         <w:tc>
@@ -12284,7 +12324,7 @@
                 <w:sz w:val="18"/>
                 <w:szCs w:val="18"/>
               </w:rPr>
-              <w:t xml:space="preserve">{ma_khach_hang, ...}</w:t>
+              <w:t xml:space="preserve">{ma_khach_hang, ten_khach_hang, so_dien_thoai, diem_tich_luy}</w:t>
             </w:r>
           </w:p>
         </w:tc>
@@ -12316,7 +12356,17 @@
                 <w:sz w:val="18"/>
                 <w:szCs w:val="18"/>
               </w:rPr>
-              <w:t xml:space="preserve">409 SĐT đã tồn tại</w:t>
+              <w:t xml:space="preserve">400; 409 </w:t>
+            </w:r>
+            <w:r>
+              <w:rPr>
+                <w:rFonts w:ascii="Consolas" w:cs="Consolas" w:eastAsia="Consolas" w:hAnsi="Consolas"/>
+                <w:b w:val="false"/>
+                <w:bCs w:val="false"/>
+                <w:sz w:val="18"/>
+                <w:szCs w:val="18"/>
+              </w:rPr>
+              <w:t xml:space="preserve">TRUNG_SDT</w:t>
             </w:r>
           </w:p>
         </w:tc>
@@ -12541,7 +12591,7 @@
                 <w:sz w:val="18"/>
                 <w:szCs w:val="18"/>
               </w:rPr>
-              <w:t xml:space="preserve"> trực tiếp</w:t>
+              <w:t xml:space="preserve"> trực tiếp (gửi trường này bị 400, không bị bỏ qua âm thầm); ít nhất một trường</w:t>
             </w:r>
           </w:p>
         </w:tc>
@@ -12605,7 +12655,17 @@
                 <w:sz w:val="18"/>
                 <w:szCs w:val="18"/>
               </w:rPr>
-              <w:t xml:space="preserve">409 trùng SĐT</w:t>
+              <w:t xml:space="preserve">400; 404; 409 </w:t>
+            </w:r>
+            <w:r>
+              <w:rPr>
+                <w:rFonts w:ascii="Consolas" w:cs="Consolas" w:eastAsia="Consolas" w:hAnsi="Consolas"/>
+                <w:b w:val="false"/>
+                <w:bCs w:val="false"/>
+                <w:sz w:val="18"/>
+                <w:szCs w:val="18"/>
+              </w:rPr>
+              <w:t xml:space="preserve">TRUNG_SDT</w:t>
             </w:r>
           </w:p>
         </w:tc>
@@ -12790,7 +12850,27 @@
                 <w:sz w:val="18"/>
                 <w:szCs w:val="18"/>
               </w:rPr>
-              <w:t xml:space="preserve">, giới hạn 20 kết quả</w:t>
+              <w:t xml:space="preserve"> trên tên hoặc SĐT, không phân biệt dấu/hoa thường, giới hạn 20 kết quả; </w:t>
+            </w:r>
+            <w:r>
+              <w:rPr>
+                <w:rFonts w:ascii="Consolas" w:cs="Consolas" w:eastAsia="Consolas" w:hAnsi="Consolas"/>
+                <w:b w:val="false"/>
+                <w:bCs w:val="false"/>
+                <w:sz w:val="18"/>
+                <w:szCs w:val="18"/>
+              </w:rPr>
+              <w:t xml:space="preserve">tu_khoa</w:t>
+            </w:r>
+            <w:r>
+              <w:rPr>
+                <w:rFonts w:ascii="Arial" w:cs="Arial" w:eastAsia="Arial" w:hAnsi="Arial"/>
+                <w:b w:val="false"/>
+                <w:bCs w:val="false"/>
+                <w:sz w:val="18"/>
+                <w:szCs w:val="18"/>
+              </w:rPr>
+              <w:t xml:space="preserve"> bắt buộc</w:t>
             </w:r>
           </w:p>
         </w:tc>
@@ -12832,7 +12912,7 @@
                 <w:sz w:val="18"/>
                 <w:szCs w:val="18"/>
               </w:rPr>
-              <w:t xml:space="preserve">{ma_khach_hang, ten, sdt, diem}</w:t>
+              <w:t xml:space="preserve">{ma_khach_hang, ten_khach_hang, so_dien_thoai, diem_tich_luy}</w:t>
             </w:r>
           </w:p>
         </w:tc>
@@ -12856,6 +12936,16 @@
             <w:pPr>
               <w:spacing w:after="20"/>
             </w:pPr>
+            <w:r>
+              <w:rPr>
+                <w:rFonts w:ascii="Arial" w:cs="Arial" w:eastAsia="Arial" w:hAnsi="Arial"/>
+                <w:b w:val="false"/>
+                <w:bCs w:val="false"/>
+                <w:sz w:val="18"/>
+                <w:szCs w:val="18"/>
+              </w:rPr>
+              <w:t xml:space="preserve">400 thiếu tu_khoa</w:t>
+            </w:r>
           </w:p>
         </w:tc>
       </w:tr>
@@ -13079,7 +13169,67 @@
                 <w:sz w:val="18"/>
                 <w:szCs w:val="18"/>
               </w:rPr>
-              <w:t xml:space="preserve"> của khách</w:t>
+              <w:t xml:space="preserve"> của khách (đọc từ </w:t>
+            </w:r>
+            <w:r>
+              <w:rPr>
+                <w:rFonts w:ascii="Consolas" w:cs="Consolas" w:eastAsia="Consolas" w:hAnsi="Consolas"/>
+                <w:b w:val="false"/>
+                <w:bCs w:val="false"/>
+                <w:sz w:val="18"/>
+                <w:szCs w:val="18"/>
+              </w:rPr>
+              <w:t xml:space="preserve">HoaDonDaThanhToan</w:t>
+            </w:r>
+            <w:r>
+              <w:rPr>
+                <w:rFonts w:ascii="Arial" w:cs="Arial" w:eastAsia="Arial" w:hAnsi="Arial"/>
+                <w:b w:val="false"/>
+                <w:bCs w:val="false"/>
+                <w:sz w:val="18"/>
+                <w:szCs w:val="18"/>
+              </w:rPr>
+              <w:t xml:space="preserve">); </w:t>
+            </w:r>
+            <w:r>
+              <w:rPr>
+                <w:rFonts w:ascii="Consolas" w:cs="Consolas" w:eastAsia="Consolas" w:hAnsi="Consolas"/>
+                <w:b w:val="false"/>
+                <w:bCs w:val="false"/>
+                <w:sz w:val="18"/>
+                <w:szCs w:val="18"/>
+              </w:rPr>
+              <w:t xml:space="preserve">tu_ngay</w:t>
+            </w:r>
+            <w:r>
+              <w:rPr>
+                <w:rFonts w:ascii="Arial" w:cs="Arial" w:eastAsia="Arial" w:hAnsi="Arial"/>
+                <w:b w:val="false"/>
+                <w:bCs w:val="false"/>
+                <w:sz w:val="18"/>
+                <w:szCs w:val="18"/>
+              </w:rPr>
+              <w:t xml:space="preserve">/</w:t>
+            </w:r>
+            <w:r>
+              <w:rPr>
+                <w:rFonts w:ascii="Consolas" w:cs="Consolas" w:eastAsia="Consolas" w:hAnsi="Consolas"/>
+                <w:b w:val="false"/>
+                <w:bCs w:val="false"/>
+                <w:sz w:val="18"/>
+                <w:szCs w:val="18"/>
+              </w:rPr>
+              <w:t xml:space="preserve">den_ngay</w:t>
+            </w:r>
+            <w:r>
+              <w:rPr>
+                <w:rFonts w:ascii="Arial" w:cs="Arial" w:eastAsia="Arial" w:hAnsi="Arial"/>
+                <w:b w:val="false"/>
+                <w:bCs w:val="false"/>
+                <w:sz w:val="18"/>
+                <w:szCs w:val="18"/>
+              </w:rPr>
+              <w:t xml:space="preserve"> lọc theo NGÀY THANH TOÁN, gồm cả hai đầu; phân trang (mặc định 20, tối đa 100)</w:t>
             </w:r>
           </w:p>
         </w:tc>
@@ -13111,7 +13261,47 @@
                 <w:sz w:val="18"/>
                 <w:szCs w:val="18"/>
               </w:rPr>
-              <w:t xml:space="preserve">Mảng hóa đơn + tổng chi tiêu</w:t>
+              <w:t xml:space="preserve">Mảng hóa đơn (mới nhất trước) + </w:t>
+            </w:r>
+            <w:r>
+              <w:rPr>
+                <w:rFonts w:ascii="Consolas" w:cs="Consolas" w:eastAsia="Consolas" w:hAnsi="Consolas"/>
+                <w:b w:val="false"/>
+                <w:bCs w:val="false"/>
+                <w:sz w:val="18"/>
+                <w:szCs w:val="18"/>
+              </w:rPr>
+              <w:t xml:space="preserve">khach_hang</w:t>
+            </w:r>
+            <w:r>
+              <w:rPr>
+                <w:rFonts w:ascii="Arial" w:cs="Arial" w:eastAsia="Arial" w:hAnsi="Arial"/>
+                <w:b w:val="false"/>
+                <w:bCs w:val="false"/>
+                <w:sz w:val="18"/>
+                <w:szCs w:val="18"/>
+              </w:rPr>
+              <w:t xml:space="preserve">, </w:t>
+            </w:r>
+            <w:r>
+              <w:rPr>
+                <w:rFonts w:ascii="Consolas" w:cs="Consolas" w:eastAsia="Consolas" w:hAnsi="Consolas"/>
+                <w:b w:val="false"/>
+                <w:bCs w:val="false"/>
+                <w:sz w:val="18"/>
+                <w:szCs w:val="18"/>
+              </w:rPr>
+              <w:t xml:space="preserve">tong_chi_tieu</w:t>
+            </w:r>
+            <w:r>
+              <w:rPr>
+                <w:rFonts w:ascii="Arial" w:cs="Arial" w:eastAsia="Arial" w:hAnsi="Arial"/>
+                <w:b w:val="false"/>
+                <w:bCs w:val="false"/>
+                <w:sz w:val="18"/>
+                <w:szCs w:val="18"/>
+              </w:rPr>
+              <w:t xml:space="preserve"> (tính trên toàn bộ kết quả lọc, không chỉ trang này)</w:t>
             </w:r>
           </w:p>
         </w:tc>
@@ -13143,7 +13333,7 @@
                 <w:sz w:val="18"/>
                 <w:szCs w:val="18"/>
               </w:rPr>
-              <w:t xml:space="preserve">404</w:t>
+              <w:t xml:space="preserve">400 ngày sai; 404</w:t>
             </w:r>
           </w:p>
         </w:tc>
@@ -23138,6 +23328,671 @@
                 <w:sz w:val="18"/>
                 <w:szCs w:val="18"/>
               </w:rPr>
+              <w:t xml:space="preserve">/api/khach-hang</w:t>
+            </w:r>
+          </w:p>
+        </w:tc>
+        <w:tc>
+          <w:tcPr>
+            <w:tcW w:type="dxa" w:w="4878"/>
+            <w:tcBorders>
+              <w:top w:val="single" w:color="BFBFBF" w:sz="4"/>
+              <w:left w:val="single" w:color="BFBFBF" w:sz="4"/>
+              <w:bottom w:val="single" w:color="BFBFBF" w:sz="4"/>
+              <w:right w:val="single" w:color="BFBFBF" w:sz="4"/>
+            </w:tcBorders>
+            <w:tcMar>
+              <w:top w:type="dxa" w:w="60"/>
+              <w:left w:type="dxa" w:w="90"/>
+              <w:bottom w:type="dxa" w:w="60"/>
+              <w:right w:type="dxa" w:w="90"/>
+            </w:tcMar>
+          </w:tcPr>
+          <w:p>
+            <w:pPr>
+              <w:spacing w:after="20"/>
+            </w:pPr>
+            <w:r>
+              <w:rPr>
+                <w:rFonts w:ascii="Arial" w:cs="Arial" w:eastAsia="Arial" w:hAnsi="Arial"/>
+                <w:b w:val="false"/>
+                <w:bCs w:val="false"/>
+                <w:sz w:val="18"/>
+                <w:szCs w:val="18"/>
+              </w:rPr>
+              <w:t xml:space="preserve">KH-01 tạo khách</w:t>
+            </w:r>
+          </w:p>
+        </w:tc>
+        <w:tc>
+          <w:tcPr>
+            <w:tcW w:type="dxa" w:w="2600"/>
+            <w:tcBorders>
+              <w:top w:val="single" w:color="BFBFBF" w:sz="4"/>
+              <w:left w:val="single" w:color="BFBFBF" w:sz="4"/>
+              <w:bottom w:val="single" w:color="BFBFBF" w:sz="4"/>
+              <w:right w:val="single" w:color="BFBFBF" w:sz="4"/>
+            </w:tcBorders>
+            <w:tcMar>
+              <w:top w:type="dxa" w:w="60"/>
+              <w:left w:type="dxa" w:w="90"/>
+              <w:bottom w:type="dxa" w:w="60"/>
+              <w:right w:type="dxa" w:w="90"/>
+            </w:tcMar>
+          </w:tcPr>
+          <w:p>
+            <w:pPr>
+              <w:spacing w:after="20"/>
+            </w:pPr>
+            <w:r>
+              <w:rPr>
+                <w:rFonts w:ascii="Arial" w:cs="Arial" w:eastAsia="Arial" w:hAnsi="Arial"/>
+                <w:b w:val="false"/>
+                <w:bCs w:val="false"/>
+                <w:sz w:val="18"/>
+                <w:szCs w:val="18"/>
+              </w:rPr>
+              <w:t xml:space="preserve">A/Q/N</w:t>
+            </w:r>
+          </w:p>
+        </w:tc>
+      </w:tr>
+      <w:tr>
+        <w:trPr>
+          <w:cantSplit/>
+        </w:trPr>
+        <w:tc>
+          <w:tcPr>
+            <w:tcW w:type="dxa" w:w="1800"/>
+            <w:tcBorders>
+              <w:top w:val="single" w:color="BFBFBF" w:sz="4"/>
+              <w:left w:val="single" w:color="BFBFBF" w:sz="4"/>
+              <w:bottom w:val="single" w:color="BFBFBF" w:sz="4"/>
+              <w:right w:val="single" w:color="BFBFBF" w:sz="4"/>
+            </w:tcBorders>
+            <w:tcMar>
+              <w:top w:type="dxa" w:w="60"/>
+              <w:left w:type="dxa" w:w="90"/>
+              <w:bottom w:type="dxa" w:w="60"/>
+              <w:right w:type="dxa" w:w="90"/>
+            </w:tcMar>
+          </w:tcPr>
+          <w:p>
+            <w:pPr>
+              <w:spacing w:after="20"/>
+            </w:pPr>
+            <w:r>
+              <w:rPr>
+                <w:rFonts w:ascii="Arial" w:cs="Arial" w:eastAsia="Arial" w:hAnsi="Arial"/>
+                <w:b w:val="false"/>
+                <w:bCs w:val="false"/>
+                <w:sz w:val="18"/>
+                <w:szCs w:val="18"/>
+              </w:rPr>
+              <w:t xml:space="preserve">GET</w:t>
+            </w:r>
+          </w:p>
+        </w:tc>
+        <w:tc>
+          <w:tcPr>
+            <w:tcW w:type="dxa" w:w="5400"/>
+            <w:tcBorders>
+              <w:top w:val="single" w:color="BFBFBF" w:sz="4"/>
+              <w:left w:val="single" w:color="BFBFBF" w:sz="4"/>
+              <w:bottom w:val="single" w:color="BFBFBF" w:sz="4"/>
+              <w:right w:val="single" w:color="BFBFBF" w:sz="4"/>
+            </w:tcBorders>
+            <w:tcMar>
+              <w:top w:type="dxa" w:w="60"/>
+              <w:left w:type="dxa" w:w="90"/>
+              <w:bottom w:type="dxa" w:w="60"/>
+              <w:right w:type="dxa" w:w="90"/>
+            </w:tcMar>
+          </w:tcPr>
+          <w:p>
+            <w:pPr>
+              <w:spacing w:after="20"/>
+            </w:pPr>
+            <w:r>
+              <w:rPr>
+                <w:rFonts w:ascii="Arial" w:cs="Arial" w:eastAsia="Arial" w:hAnsi="Arial"/>
+                <w:b w:val="false"/>
+                <w:bCs w:val="false"/>
+                <w:sz w:val="18"/>
+                <w:szCs w:val="18"/>
+              </w:rPr>
+              <w:t xml:space="preserve">/api/khach-hang?tu_khoa=</w:t>
+            </w:r>
+          </w:p>
+        </w:tc>
+        <w:tc>
+          <w:tcPr>
+            <w:tcW w:type="dxa" w:w="4878"/>
+            <w:tcBorders>
+              <w:top w:val="single" w:color="BFBFBF" w:sz="4"/>
+              <w:left w:val="single" w:color="BFBFBF" w:sz="4"/>
+              <w:bottom w:val="single" w:color="BFBFBF" w:sz="4"/>
+              <w:right w:val="single" w:color="BFBFBF" w:sz="4"/>
+            </w:tcBorders>
+            <w:tcMar>
+              <w:top w:type="dxa" w:w="60"/>
+              <w:left w:type="dxa" w:w="90"/>
+              <w:bottom w:type="dxa" w:w="60"/>
+              <w:right w:type="dxa" w:w="90"/>
+            </w:tcMar>
+          </w:tcPr>
+          <w:p>
+            <w:pPr>
+              <w:spacing w:after="20"/>
+            </w:pPr>
+            <w:r>
+              <w:rPr>
+                <w:rFonts w:ascii="Arial" w:cs="Arial" w:eastAsia="Arial" w:hAnsi="Arial"/>
+                <w:b w:val="false"/>
+                <w:bCs w:val="false"/>
+                <w:sz w:val="18"/>
+                <w:szCs w:val="18"/>
+              </w:rPr>
+              <w:t xml:space="preserve">KH-03 tìm khách (tối đa 20)</w:t>
+            </w:r>
+          </w:p>
+        </w:tc>
+        <w:tc>
+          <w:tcPr>
+            <w:tcW w:type="dxa" w:w="2600"/>
+            <w:tcBorders>
+              <w:top w:val="single" w:color="BFBFBF" w:sz="4"/>
+              <w:left w:val="single" w:color="BFBFBF" w:sz="4"/>
+              <w:bottom w:val="single" w:color="BFBFBF" w:sz="4"/>
+              <w:right w:val="single" w:color="BFBFBF" w:sz="4"/>
+            </w:tcBorders>
+            <w:tcMar>
+              <w:top w:type="dxa" w:w="60"/>
+              <w:left w:type="dxa" w:w="90"/>
+              <w:bottom w:type="dxa" w:w="60"/>
+              <w:right w:type="dxa" w:w="90"/>
+            </w:tcMar>
+          </w:tcPr>
+          <w:p>
+            <w:pPr>
+              <w:spacing w:after="20"/>
+            </w:pPr>
+            <w:r>
+              <w:rPr>
+                <w:rFonts w:ascii="Arial" w:cs="Arial" w:eastAsia="Arial" w:hAnsi="Arial"/>
+                <w:b w:val="false"/>
+                <w:bCs w:val="false"/>
+                <w:sz w:val="18"/>
+                <w:szCs w:val="18"/>
+              </w:rPr>
+              <w:t xml:space="preserve">A/Q/N</w:t>
+            </w:r>
+          </w:p>
+        </w:tc>
+      </w:tr>
+      <w:tr>
+        <w:trPr>
+          <w:cantSplit/>
+        </w:trPr>
+        <w:tc>
+          <w:tcPr>
+            <w:tcW w:type="dxa" w:w="1800"/>
+            <w:tcBorders>
+              <w:top w:val="single" w:color="BFBFBF" w:sz="4"/>
+              <w:left w:val="single" w:color="BFBFBF" w:sz="4"/>
+              <w:bottom w:val="single" w:color="BFBFBF" w:sz="4"/>
+              <w:right w:val="single" w:color="BFBFBF" w:sz="4"/>
+            </w:tcBorders>
+            <w:tcMar>
+              <w:top w:type="dxa" w:w="60"/>
+              <w:left w:type="dxa" w:w="90"/>
+              <w:bottom w:type="dxa" w:w="60"/>
+              <w:right w:type="dxa" w:w="90"/>
+            </w:tcMar>
+          </w:tcPr>
+          <w:p>
+            <w:pPr>
+              <w:spacing w:after="20"/>
+            </w:pPr>
+            <w:r>
+              <w:rPr>
+                <w:rFonts w:ascii="Arial" w:cs="Arial" w:eastAsia="Arial" w:hAnsi="Arial"/>
+                <w:b w:val="false"/>
+                <w:bCs w:val="false"/>
+                <w:sz w:val="18"/>
+                <w:szCs w:val="18"/>
+              </w:rPr>
+              <w:t xml:space="preserve">PATCH</w:t>
+            </w:r>
+          </w:p>
+        </w:tc>
+        <w:tc>
+          <w:tcPr>
+            <w:tcW w:type="dxa" w:w="5400"/>
+            <w:tcBorders>
+              <w:top w:val="single" w:color="BFBFBF" w:sz="4"/>
+              <w:left w:val="single" w:color="BFBFBF" w:sz="4"/>
+              <w:bottom w:val="single" w:color="BFBFBF" w:sz="4"/>
+              <w:right w:val="single" w:color="BFBFBF" w:sz="4"/>
+            </w:tcBorders>
+            <w:tcMar>
+              <w:top w:type="dxa" w:w="60"/>
+              <w:left w:type="dxa" w:w="90"/>
+              <w:bottom w:type="dxa" w:w="60"/>
+              <w:right w:type="dxa" w:w="90"/>
+            </w:tcMar>
+          </w:tcPr>
+          <w:p>
+            <w:pPr>
+              <w:spacing w:after="20"/>
+            </w:pPr>
+            <w:r>
+              <w:rPr>
+                <w:rFonts w:ascii="Arial" w:cs="Arial" w:eastAsia="Arial" w:hAnsi="Arial"/>
+                <w:b w:val="false"/>
+                <w:bCs w:val="false"/>
+                <w:sz w:val="18"/>
+                <w:szCs w:val="18"/>
+              </w:rPr>
+              <w:t xml:space="preserve">/api/khach-hang/:ma</w:t>
+            </w:r>
+          </w:p>
+        </w:tc>
+        <w:tc>
+          <w:tcPr>
+            <w:tcW w:type="dxa" w:w="4878"/>
+            <w:tcBorders>
+              <w:top w:val="single" w:color="BFBFBF" w:sz="4"/>
+              <w:left w:val="single" w:color="BFBFBF" w:sz="4"/>
+              <w:bottom w:val="single" w:color="BFBFBF" w:sz="4"/>
+              <w:right w:val="single" w:color="BFBFBF" w:sz="4"/>
+            </w:tcBorders>
+            <w:tcMar>
+              <w:top w:type="dxa" w:w="60"/>
+              <w:left w:type="dxa" w:w="90"/>
+              <w:bottom w:type="dxa" w:w="60"/>
+              <w:right w:type="dxa" w:w="90"/>
+            </w:tcMar>
+          </w:tcPr>
+          <w:p>
+            <w:pPr>
+              <w:spacing w:after="20"/>
+            </w:pPr>
+            <w:r>
+              <w:rPr>
+                <w:rFonts w:ascii="Arial" w:cs="Arial" w:eastAsia="Arial" w:hAnsi="Arial"/>
+                <w:b w:val="false"/>
+                <w:bCs w:val="false"/>
+                <w:sz w:val="18"/>
+                <w:szCs w:val="18"/>
+              </w:rPr>
+              <w:t xml:space="preserve">KH-02 sửa tên/SĐT (không sửa điểm)</w:t>
+            </w:r>
+          </w:p>
+        </w:tc>
+        <w:tc>
+          <w:tcPr>
+            <w:tcW w:type="dxa" w:w="2600"/>
+            <w:tcBorders>
+              <w:top w:val="single" w:color="BFBFBF" w:sz="4"/>
+              <w:left w:val="single" w:color="BFBFBF" w:sz="4"/>
+              <w:bottom w:val="single" w:color="BFBFBF" w:sz="4"/>
+              <w:right w:val="single" w:color="BFBFBF" w:sz="4"/>
+            </w:tcBorders>
+            <w:tcMar>
+              <w:top w:type="dxa" w:w="60"/>
+              <w:left w:type="dxa" w:w="90"/>
+              <w:bottom w:type="dxa" w:w="60"/>
+              <w:right w:type="dxa" w:w="90"/>
+            </w:tcMar>
+          </w:tcPr>
+          <w:p>
+            <w:pPr>
+              <w:spacing w:after="20"/>
+            </w:pPr>
+            <w:r>
+              <w:rPr>
+                <w:rFonts w:ascii="Arial" w:cs="Arial" w:eastAsia="Arial" w:hAnsi="Arial"/>
+                <w:b w:val="false"/>
+                <w:bCs w:val="false"/>
+                <w:sz w:val="18"/>
+                <w:szCs w:val="18"/>
+              </w:rPr>
+              <w:t xml:space="preserve">A/Q</w:t>
+            </w:r>
+          </w:p>
+        </w:tc>
+      </w:tr>
+      <w:tr>
+        <w:trPr>
+          <w:cantSplit/>
+        </w:trPr>
+        <w:tc>
+          <w:tcPr>
+            <w:tcW w:type="dxa" w:w="1800"/>
+            <w:tcBorders>
+              <w:top w:val="single" w:color="BFBFBF" w:sz="4"/>
+              <w:left w:val="single" w:color="BFBFBF" w:sz="4"/>
+              <w:bottom w:val="single" w:color="BFBFBF" w:sz="4"/>
+              <w:right w:val="single" w:color="BFBFBF" w:sz="4"/>
+            </w:tcBorders>
+            <w:tcMar>
+              <w:top w:type="dxa" w:w="60"/>
+              <w:left w:type="dxa" w:w="90"/>
+              <w:bottom w:type="dxa" w:w="60"/>
+              <w:right w:type="dxa" w:w="90"/>
+            </w:tcMar>
+          </w:tcPr>
+          <w:p>
+            <w:pPr>
+              <w:spacing w:after="20"/>
+            </w:pPr>
+            <w:r>
+              <w:rPr>
+                <w:rFonts w:ascii="Arial" w:cs="Arial" w:eastAsia="Arial" w:hAnsi="Arial"/>
+                <w:b w:val="false"/>
+                <w:bCs w:val="false"/>
+                <w:sz w:val="18"/>
+                <w:szCs w:val="18"/>
+              </w:rPr>
+              <w:t xml:space="preserve">GET</w:t>
+            </w:r>
+          </w:p>
+        </w:tc>
+        <w:tc>
+          <w:tcPr>
+            <w:tcW w:type="dxa" w:w="5400"/>
+            <w:tcBorders>
+              <w:top w:val="single" w:color="BFBFBF" w:sz="4"/>
+              <w:left w:val="single" w:color="BFBFBF" w:sz="4"/>
+              <w:bottom w:val="single" w:color="BFBFBF" w:sz="4"/>
+              <w:right w:val="single" w:color="BFBFBF" w:sz="4"/>
+            </w:tcBorders>
+            <w:tcMar>
+              <w:top w:type="dxa" w:w="60"/>
+              <w:left w:type="dxa" w:w="90"/>
+              <w:bottom w:type="dxa" w:w="60"/>
+              <w:right w:type="dxa" w:w="90"/>
+            </w:tcMar>
+          </w:tcPr>
+          <w:p>
+            <w:pPr>
+              <w:spacing w:after="20"/>
+            </w:pPr>
+            <w:r>
+              <w:rPr>
+                <w:rFonts w:ascii="Arial" w:cs="Arial" w:eastAsia="Arial" w:hAnsi="Arial"/>
+                <w:b w:val="false"/>
+                <w:bCs w:val="false"/>
+                <w:sz w:val="18"/>
+                <w:szCs w:val="18"/>
+              </w:rPr>
+              <w:t xml:space="preserve">/api/khach-hang/:ma/lich-su</w:t>
+            </w:r>
+          </w:p>
+        </w:tc>
+        <w:tc>
+          <w:tcPr>
+            <w:tcW w:type="dxa" w:w="4878"/>
+            <w:tcBorders>
+              <w:top w:val="single" w:color="BFBFBF" w:sz="4"/>
+              <w:left w:val="single" w:color="BFBFBF" w:sz="4"/>
+              <w:bottom w:val="single" w:color="BFBFBF" w:sz="4"/>
+              <w:right w:val="single" w:color="BFBFBF" w:sz="4"/>
+            </w:tcBorders>
+            <w:tcMar>
+              <w:top w:type="dxa" w:w="60"/>
+              <w:left w:type="dxa" w:w="90"/>
+              <w:bottom w:type="dxa" w:w="60"/>
+              <w:right w:type="dxa" w:w="90"/>
+            </w:tcMar>
+          </w:tcPr>
+          <w:p>
+            <w:pPr>
+              <w:spacing w:after="20"/>
+            </w:pPr>
+            <w:r>
+              <w:rPr>
+                <w:rFonts w:ascii="Arial" w:cs="Arial" w:eastAsia="Arial" w:hAnsi="Arial"/>
+                <w:b w:val="false"/>
+                <w:bCs w:val="false"/>
+                <w:sz w:val="18"/>
+                <w:szCs w:val="18"/>
+              </w:rPr>
+              <w:t xml:space="preserve">KH-04 lịch sử mua + tổng chi tiêu</w:t>
+            </w:r>
+          </w:p>
+        </w:tc>
+        <w:tc>
+          <w:tcPr>
+            <w:tcW w:type="dxa" w:w="2600"/>
+            <w:tcBorders>
+              <w:top w:val="single" w:color="BFBFBF" w:sz="4"/>
+              <w:left w:val="single" w:color="BFBFBF" w:sz="4"/>
+              <w:bottom w:val="single" w:color="BFBFBF" w:sz="4"/>
+              <w:right w:val="single" w:color="BFBFBF" w:sz="4"/>
+            </w:tcBorders>
+            <w:tcMar>
+              <w:top w:type="dxa" w:w="60"/>
+              <w:left w:type="dxa" w:w="90"/>
+              <w:bottom w:type="dxa" w:w="60"/>
+              <w:right w:type="dxa" w:w="90"/>
+            </w:tcMar>
+          </w:tcPr>
+          <w:p>
+            <w:pPr>
+              <w:spacing w:after="20"/>
+            </w:pPr>
+            <w:r>
+              <w:rPr>
+                <w:rFonts w:ascii="Arial" w:cs="Arial" w:eastAsia="Arial" w:hAnsi="Arial"/>
+                <w:b w:val="false"/>
+                <w:bCs w:val="false"/>
+                <w:sz w:val="18"/>
+                <w:szCs w:val="18"/>
+              </w:rPr>
+              <w:t xml:space="preserve">A/Q</w:t>
+            </w:r>
+          </w:p>
+        </w:tc>
+      </w:tr>
+      <w:tr>
+        <w:trPr>
+          <w:cantSplit/>
+        </w:trPr>
+        <w:tc>
+          <w:tcPr>
+            <w:tcW w:type="dxa" w:w="1800"/>
+            <w:tcBorders>
+              <w:top w:val="single" w:color="BFBFBF" w:sz="4"/>
+              <w:left w:val="single" w:color="BFBFBF" w:sz="4"/>
+              <w:bottom w:val="single" w:color="BFBFBF" w:sz="4"/>
+              <w:right w:val="single" w:color="BFBFBF" w:sz="4"/>
+            </w:tcBorders>
+            <w:tcMar>
+              <w:top w:type="dxa" w:w="60"/>
+              <w:left w:type="dxa" w:w="90"/>
+              <w:bottom w:type="dxa" w:w="60"/>
+              <w:right w:type="dxa" w:w="90"/>
+            </w:tcMar>
+          </w:tcPr>
+          <w:p>
+            <w:pPr>
+              <w:spacing w:after="20"/>
+            </w:pPr>
+            <w:r>
+              <w:rPr>
+                <w:rFonts w:ascii="Arial" w:cs="Arial" w:eastAsia="Arial" w:hAnsi="Arial"/>
+                <w:b w:val="false"/>
+                <w:bCs w:val="false"/>
+                <w:sz w:val="18"/>
+                <w:szCs w:val="18"/>
+              </w:rPr>
+              <w:t xml:space="preserve">POST</w:t>
+            </w:r>
+          </w:p>
+        </w:tc>
+        <w:tc>
+          <w:tcPr>
+            <w:tcW w:type="dxa" w:w="5400"/>
+            <w:tcBorders>
+              <w:top w:val="single" w:color="BFBFBF" w:sz="4"/>
+              <w:left w:val="single" w:color="BFBFBF" w:sz="4"/>
+              <w:bottom w:val="single" w:color="BFBFBF" w:sz="4"/>
+              <w:right w:val="single" w:color="BFBFBF" w:sz="4"/>
+            </w:tcBorders>
+            <w:tcMar>
+              <w:top w:type="dxa" w:w="60"/>
+              <w:left w:type="dxa" w:w="90"/>
+              <w:bottom w:type="dxa" w:w="60"/>
+              <w:right w:type="dxa" w:w="90"/>
+            </w:tcMar>
+          </w:tcPr>
+          <w:p>
+            <w:pPr>
+              <w:spacing w:after="20"/>
+            </w:pPr>
+            <w:r>
+              <w:rPr>
+                <w:rFonts w:ascii="Arial" w:cs="Arial" w:eastAsia="Arial" w:hAnsi="Arial"/>
+                <w:b w:val="false"/>
+                <w:bCs w:val="false"/>
+                <w:sz w:val="18"/>
+                <w:szCs w:val="18"/>
+              </w:rPr>
+              <w:t xml:space="preserve">/api/hoa-don/:ma/khach-hang</w:t>
+            </w:r>
+          </w:p>
+        </w:tc>
+        <w:tc>
+          <w:tcPr>
+            <w:tcW w:type="dxa" w:w="4878"/>
+            <w:tcBorders>
+              <w:top w:val="single" w:color="BFBFBF" w:sz="4"/>
+              <w:left w:val="single" w:color="BFBFBF" w:sz="4"/>
+              <w:bottom w:val="single" w:color="BFBFBF" w:sz="4"/>
+              <w:right w:val="single" w:color="BFBFBF" w:sz="4"/>
+            </w:tcBorders>
+            <w:tcMar>
+              <w:top w:type="dxa" w:w="60"/>
+              <w:left w:type="dxa" w:w="90"/>
+              <w:bottom w:type="dxa" w:w="60"/>
+              <w:right w:type="dxa" w:w="90"/>
+            </w:tcMar>
+          </w:tcPr>
+          <w:p>
+            <w:pPr>
+              <w:spacing w:after="20"/>
+            </w:pPr>
+            <w:r>
+              <w:rPr>
+                <w:rFonts w:ascii="Arial" w:cs="Arial" w:eastAsia="Arial" w:hAnsi="Arial"/>
+                <w:b w:val="false"/>
+                <w:bCs w:val="false"/>
+                <w:sz w:val="18"/>
+                <w:szCs w:val="18"/>
+              </w:rPr>
+              <w:t xml:space="preserve">POS-06 gắn khách theo SĐT</w:t>
+            </w:r>
+          </w:p>
+        </w:tc>
+        <w:tc>
+          <w:tcPr>
+            <w:tcW w:type="dxa" w:w="2600"/>
+            <w:tcBorders>
+              <w:top w:val="single" w:color="BFBFBF" w:sz="4"/>
+              <w:left w:val="single" w:color="BFBFBF" w:sz="4"/>
+              <w:bottom w:val="single" w:color="BFBFBF" w:sz="4"/>
+              <w:right w:val="single" w:color="BFBFBF" w:sz="4"/>
+            </w:tcBorders>
+            <w:tcMar>
+              <w:top w:type="dxa" w:w="60"/>
+              <w:left w:type="dxa" w:w="90"/>
+              <w:bottom w:type="dxa" w:w="60"/>
+              <w:right w:type="dxa" w:w="90"/>
+            </w:tcMar>
+          </w:tcPr>
+          <w:p>
+            <w:pPr>
+              <w:spacing w:after="20"/>
+            </w:pPr>
+            <w:r>
+              <w:rPr>
+                <w:rFonts w:ascii="Arial" w:cs="Arial" w:eastAsia="Arial" w:hAnsi="Arial"/>
+                <w:b w:val="false"/>
+                <w:bCs w:val="false"/>
+                <w:sz w:val="18"/>
+                <w:szCs w:val="18"/>
+              </w:rPr>
+              <w:t xml:space="preserve">A/Q/N</w:t>
+            </w:r>
+          </w:p>
+        </w:tc>
+      </w:tr>
+      <w:tr>
+        <w:trPr>
+          <w:cantSplit/>
+        </w:trPr>
+        <w:tc>
+          <w:tcPr>
+            <w:tcW w:type="dxa" w:w="1800"/>
+            <w:tcBorders>
+              <w:top w:val="single" w:color="BFBFBF" w:sz="4"/>
+              <w:left w:val="single" w:color="BFBFBF" w:sz="4"/>
+              <w:bottom w:val="single" w:color="BFBFBF" w:sz="4"/>
+              <w:right w:val="single" w:color="BFBFBF" w:sz="4"/>
+            </w:tcBorders>
+            <w:tcMar>
+              <w:top w:type="dxa" w:w="60"/>
+              <w:left w:type="dxa" w:w="90"/>
+              <w:bottom w:type="dxa" w:w="60"/>
+              <w:right w:type="dxa" w:w="90"/>
+            </w:tcMar>
+          </w:tcPr>
+          <w:p>
+            <w:pPr>
+              <w:spacing w:after="20"/>
+            </w:pPr>
+            <w:r>
+              <w:rPr>
+                <w:rFonts w:ascii="Arial" w:cs="Arial" w:eastAsia="Arial" w:hAnsi="Arial"/>
+                <w:b w:val="false"/>
+                <w:bCs w:val="false"/>
+                <w:sz w:val="18"/>
+                <w:szCs w:val="18"/>
+              </w:rPr>
+              <w:t xml:space="preserve">POST</w:t>
+            </w:r>
+          </w:p>
+        </w:tc>
+        <w:tc>
+          <w:tcPr>
+            <w:tcW w:type="dxa" w:w="5400"/>
+            <w:tcBorders>
+              <w:top w:val="single" w:color="BFBFBF" w:sz="4"/>
+              <w:left w:val="single" w:color="BFBFBF" w:sz="4"/>
+              <w:bottom w:val="single" w:color="BFBFBF" w:sz="4"/>
+              <w:right w:val="single" w:color="BFBFBF" w:sz="4"/>
+            </w:tcBorders>
+            <w:tcMar>
+              <w:top w:type="dxa" w:w="60"/>
+              <w:left w:type="dxa" w:w="90"/>
+              <w:bottom w:type="dxa" w:w="60"/>
+              <w:right w:type="dxa" w:w="90"/>
+            </w:tcMar>
+          </w:tcPr>
+          <w:p>
+            <w:pPr>
+              <w:spacing w:after="20"/>
+            </w:pPr>
+            <w:r>
+              <w:rPr>
+                <w:rFonts w:ascii="Arial" w:cs="Arial" w:eastAsia="Arial" w:hAnsi="Arial"/>
+                <w:b w:val="false"/>
+                <w:bCs w:val="false"/>
+                <w:sz w:val="18"/>
+                <w:szCs w:val="18"/>
+              </w:rPr>
               <w:t xml:space="preserve">/api/hoa-don/:ma/thanh-toan</w:t>
             </w:r>
           </w:p>

--- a/docs/Dac_ta_tinh_nang_quan_ly_quan_ca_phe.docx
+++ b/docs/Dac_ta_tinh_nang_quan_ly_quan_ca_phe.docx
@@ -5156,7 +5156,7 @@
                 <w:sz w:val="18"/>
                 <w:szCs w:val="18"/>
               </w:rPr>
-              <w:t xml:space="preserve">; tra khuyến mãi đang hiệu lực (Phụ lục A.2); tính </w:t>
+              <w:t xml:space="preserve">; tự áp MỌI khuyến mãi đang hiệu lực của sản phẩm, cộng dồn trên giá gốc, tính trên từng ly (Phụ lục A.2); tính </w:t>
             </w:r>
             <w:r>
               <w:rPr>
@@ -5179,51 +5179,6 @@
               <w:t xml:space="preserve"> theo tồn kho (Phụ lục A.3), sản phẩm chưa có công thức thì không giới hạn</w:t>
             </w:r>
           </w:p>
-          <w:p>
-            <w:pPr>
-              <w:spacing w:after="20"/>
-            </w:pPr>
-            <w:r>
-              <w:rPr>
-                <w:rFonts w:ascii="Consolas" w:cs="Consolas" w:eastAsia="Consolas" w:hAnsi="Consolas"/>
-                <w:b w:val="false"/>
-                <w:bCs w:val="false"/>
-                <w:sz w:val="18"/>
-                <w:szCs w:val="18"/>
-              </w:rPr>
-              <w:t xml:space="preserve">gia_sau_giam</w:t>
-            </w:r>
-            <w:r>
-              <w:rPr>
-                <w:rFonts w:ascii="Arial" w:cs="Arial" w:eastAsia="Arial" w:hAnsi="Arial"/>
-                <w:b w:val="false"/>
-                <w:bCs w:val="false"/>
-                <w:sz w:val="18"/>
-                <w:szCs w:val="18"/>
-              </w:rPr>
-              <w:t xml:space="preserve">, </w:t>
-            </w:r>
-            <w:r>
-              <w:rPr>
-                <w:rFonts w:ascii="Consolas" w:cs="Consolas" w:eastAsia="Consolas" w:hAnsi="Consolas"/>
-                <w:b w:val="false"/>
-                <w:bCs w:val="false"/>
-                <w:sz w:val="18"/>
-                <w:szCs w:val="18"/>
-              </w:rPr>
-              <w:t xml:space="preserve">ma_khuyen_mai</w:t>
-            </w:r>
-            <w:r>
-              <w:rPr>
-                <w:rFonts w:ascii="Arial" w:cs="Arial" w:eastAsia="Arial" w:hAnsi="Arial"/>
-                <w:b w:val="false"/>
-                <w:bCs w:val="false"/>
-                <w:sz w:val="18"/>
-                <w:szCs w:val="18"/>
-              </w:rPr>
-              <w:t xml:space="preserve"> bổ sung ở Sprint 3 khi có module khuyến mãi</w:t>
-            </w:r>
-          </w:p>
         </w:tc>
         <w:tc>
           <w:tcPr>
@@ -5263,7 +5218,57 @@
                 <w:sz w:val="18"/>
                 <w:szCs w:val="18"/>
               </w:rPr>
-              <w:t xml:space="preserve">{ma_san_pham, ten_san_pham, gia_ban, gia_sau_giam, ma_khuyen_mai?, so_ly_toi_da, du_nguyen_lieu, ten_danh_muc}</w:t>
+              <w:t xml:space="preserve">{ma_san_pham, ten_san_pham, gia_ban, gia_sau_giam, tong_giam_moi_ly, khuyen_mai[], so_ly_toi_da, du_nguyen_lieu, ten_danh_muc}</w:t>
+            </w:r>
+            <w:r>
+              <w:rPr>
+                <w:rFonts w:ascii="Arial" w:cs="Arial" w:eastAsia="Arial" w:hAnsi="Arial"/>
+                <w:b w:val="false"/>
+                <w:bCs w:val="false"/>
+                <w:sz w:val="18"/>
+                <w:szCs w:val="18"/>
+              </w:rPr>
+              <w:t xml:space="preserve">; </w:t>
+            </w:r>
+            <w:r>
+              <w:rPr>
+                <w:rFonts w:ascii="Consolas" w:cs="Consolas" w:eastAsia="Consolas" w:hAnsi="Consolas"/>
+                <w:b w:val="false"/>
+                <w:bCs w:val="false"/>
+                <w:sz w:val="18"/>
+                <w:szCs w:val="18"/>
+              </w:rPr>
+              <w:t xml:space="preserve">khuyen_mai[]</w:t>
+            </w:r>
+            <w:r>
+              <w:rPr>
+                <w:rFonts w:ascii="Arial" w:cs="Arial" w:eastAsia="Arial" w:hAnsi="Arial"/>
+                <w:b w:val="false"/>
+                <w:bCs w:val="false"/>
+                <w:sz w:val="18"/>
+                <w:szCs w:val="18"/>
+              </w:rPr>
+              <w:t xml:space="preserve"> = </w:t>
+            </w:r>
+            <w:r>
+              <w:rPr>
+                <w:rFonts w:ascii="Consolas" w:cs="Consolas" w:eastAsia="Consolas" w:hAnsi="Consolas"/>
+                <w:b w:val="false"/>
+                <w:bCs w:val="false"/>
+                <w:sz w:val="18"/>
+                <w:szCs w:val="18"/>
+              </w:rPr>
+              <w:t xml:space="preserve">{ma_khuyen_mai, ten_khuyen_mai, muc_giam_moi_ly}</w:t>
+            </w:r>
+            <w:r>
+              <w:rPr>
+                <w:rFonts w:ascii="Arial" w:cs="Arial" w:eastAsia="Arial" w:hAnsi="Arial"/>
+                <w:b w:val="false"/>
+                <w:bCs w:val="false"/>
+                <w:sz w:val="18"/>
+                <w:szCs w:val="18"/>
+              </w:rPr>
+              <w:t xml:space="preserve"> theo thứ tự mã tăng dần</w:t>
             </w:r>
           </w:p>
           <w:p>
@@ -5653,7 +5658,7 @@
                 <w:sz w:val="18"/>
                 <w:szCs w:val="18"/>
               </w:rPr>
-              <w:t xml:space="preserve">; </w:t>
+              <w:t xml:space="preserve">; TỰ ÁP khuyến mãi từng dòng: </w:t>
             </w:r>
             <w:r>
               <w:rPr>
@@ -5673,27 +5678,27 @@
                 <w:sz w:val="18"/>
                 <w:szCs w:val="18"/>
               </w:rPr>
-              <w:t xml:space="preserve"> = 0, </w:t>
-            </w:r>
-            <w:r>
-              <w:rPr>
-                <w:rFonts w:ascii="Consolas" w:cs="Consolas" w:eastAsia="Consolas" w:hAnsi="Consolas"/>
-                <w:b w:val="false"/>
-                <w:bCs w:val="false"/>
-                <w:sz w:val="18"/>
-                <w:szCs w:val="18"/>
-              </w:rPr>
-              <w:t xml:space="preserve">ma_khuyen_mai</w:t>
-            </w:r>
-            <w:r>
-              <w:rPr>
-                <w:rFonts w:ascii="Arial" w:cs="Arial" w:eastAsia="Arial" w:hAnsi="Arial"/>
-                <w:b w:val="false"/>
-                <w:bCs w:val="false"/>
-                <w:sz w:val="18"/>
-                <w:szCs w:val="18"/>
-              </w:rPr>
-              <w:t xml:space="preserve"> = NULL cho đến Sprint 3</w:t>
+              <w:t xml:space="preserve"> = số ly x tổng mức giảm mỗi ly; từng mã được chụp vào </w:t>
+            </w:r>
+            <w:r>
+              <w:rPr>
+                <w:rFonts w:ascii="Consolas" w:cs="Consolas" w:eastAsia="Consolas" w:hAnsi="Consolas"/>
+                <w:b w:val="false"/>
+                <w:bCs w:val="false"/>
+                <w:sz w:val="18"/>
+                <w:szCs w:val="18"/>
+              </w:rPr>
+              <w:t xml:space="preserve">ChiTietHoaDonKhuyenMai</w:t>
+            </w:r>
+            <w:r>
+              <w:rPr>
+                <w:rFonts w:ascii="Arial" w:cs="Arial" w:eastAsia="Arial" w:hAnsi="Arial"/>
+                <w:b w:val="false"/>
+                <w:bCs w:val="false"/>
+                <w:sz w:val="18"/>
+                <w:szCs w:val="18"/>
+              </w:rPr>
+              <w:t xml:space="preserve"> (mức giảm mỗi ly). Khóa chia sẻ các khuyến mãi dùng đến khi COMMIT nên không bị xóa/sửa chen giữa chừng</w:t>
             </w:r>
           </w:p>
           <w:p>
@@ -5750,7 +5755,7 @@
                 <w:sz w:val="18"/>
                 <w:szCs w:val="18"/>
               </w:rPr>
-              <w:t xml:space="preserve">{ma_hoa_don, so_thu_tu, thoi_gian_tao, trang_thai, ma_khach_hang, ten_khach_hang, ma_nhan_vien, ten_nhan_vien, chi_tiet[], tong_tien_tam_tinh, canh_bao_kho[]}</w:t>
+              <w:t xml:space="preserve">{ma_hoa_don, so_thu_tu, thoi_gian_tao, trang_thai, ma_khach_hang, ten_khach_hang, ma_nhan_vien, ten_nhan_vien, chi_tiet[] (mỗi dòng có giam_gia và khuyen_mai[] đã áp), tong_tien_hang, tong_giam_gia, tong_tien_tam_tinh, canh_bao_kho[]}</w:t>
             </w:r>
           </w:p>
           <w:p>
@@ -6140,7 +6145,7 @@
                 <w:sz w:val="18"/>
                 <w:szCs w:val="18"/>
               </w:rPr>
-              <w:t xml:space="preserve">Sản phẩm tồn tại và còn bán; snapshot giá lúc thêm (khuyến mãi từ Sprint 3)</w:t>
+              <w:t xml:space="preserve">Sản phẩm tồn tại và còn bán; snapshot giá lúc thêm và TỰ ÁP khuyến mãi đang hiệu lực lúc đó (dòng cũ giữ nguyên mức giảm đã chụp)</w:t>
             </w:r>
           </w:p>
           <w:p>
@@ -6622,7 +6627,7 @@
                 <w:sz w:val="18"/>
                 <w:szCs w:val="18"/>
               </w:rPr>
-              <w:t xml:space="preserve"> thì giữ nguyên mức giảm trên mỗi ly (</w:t>
+              <w:t xml:space="preserve"> thì giữ nguyên mức giảm trên mỗi ly ĐÃ CHỤP của dòng: </w:t>
             </w:r>
             <w:r>
               <w:rPr>
@@ -6642,7 +6647,27 @@
                 <w:sz w:val="18"/>
                 <w:szCs w:val="18"/>
               </w:rPr>
-              <w:t xml:space="preserve"> tính lại theo tỷ lệ)</w:t>
+              <w:t xml:space="preserve"> = số ly mới x tổng </w:t>
+            </w:r>
+            <w:r>
+              <w:rPr>
+                <w:rFonts w:ascii="Consolas" w:cs="Consolas" w:eastAsia="Consolas" w:hAnsi="Consolas"/>
+                <w:b w:val="false"/>
+                <w:bCs w:val="false"/>
+                <w:sz w:val="18"/>
+                <w:szCs w:val="18"/>
+              </w:rPr>
+              <w:t xml:space="preserve">muc_giam_moi_ly</w:t>
+            </w:r>
+            <w:r>
+              <w:rPr>
+                <w:rFonts w:ascii="Arial" w:cs="Arial" w:eastAsia="Arial" w:hAnsi="Arial"/>
+                <w:b w:val="false"/>
+                <w:bCs w:val="false"/>
+                <w:sz w:val="18"/>
+                <w:szCs w:val="18"/>
+              </w:rPr>
+              <w:t xml:space="preserve"> (không tính lại theo khuyến mãi hiện tại, kể cả khi khuyến mãi đã đổi hoặc hết hạn)</w:t>
             </w:r>
           </w:p>
           <w:p>
@@ -9723,7 +9748,17 @@
                 <w:sz w:val="18"/>
                 <w:szCs w:val="18"/>
               </w:rPr>
-              <w:t xml:space="preserve"> (số đã chốt, null nếu chưa thanh toán)</w:t>
+              <w:t xml:space="preserve"> (số đã chốt, null nếu chưa thanh toán); mỗi dòng kèm </w:t>
+            </w:r>
+            <w:r>
+              <w:rPr>
+                <w:rFonts w:ascii="Consolas" w:cs="Consolas" w:eastAsia="Consolas" w:hAnsi="Consolas"/>
+                <w:b w:val="false"/>
+                <w:bCs w:val="false"/>
+                <w:sz w:val="18"/>
+                <w:szCs w:val="18"/>
+              </w:rPr>
+              <w:t xml:space="preserve">khuyen_mai[]</w:t>
             </w:r>
           </w:p>
         </w:tc>
@@ -10265,7 +10300,27 @@
                 <w:sz w:val="18"/>
                 <w:szCs w:val="18"/>
               </w:rPr>
-              <w:t xml:space="preserve"> &gt; 0</w:t>
+              <w:t xml:space="preserve"> &gt; 0; ngày dạng </w:t>
+            </w:r>
+            <w:r>
+              <w:rPr>
+                <w:rFonts w:ascii="Consolas" w:cs="Consolas" w:eastAsia="Consolas" w:hAnsi="Consolas"/>
+                <w:b w:val="false"/>
+                <w:bCs w:val="false"/>
+                <w:sz w:val="18"/>
+                <w:szCs w:val="18"/>
+              </w:rPr>
+              <w:t xml:space="preserve">YYYY-MM-DDTHH:mm[:ss]</w:t>
+            </w:r>
+            <w:r>
+              <w:rPr>
+                <w:rFonts w:ascii="Arial" w:cs="Arial" w:eastAsia="Arial" w:hAnsi="Arial"/>
+                <w:b w:val="false"/>
+                <w:bCs w:val="false"/>
+                <w:sz w:val="18"/>
+                <w:szCs w:val="18"/>
+              </w:rPr>
+              <w:t xml:space="preserve"> (có thể kèm múi giờ; không nhận chỉ-ngày)</w:t>
             </w:r>
           </w:p>
           <w:p>
@@ -10320,7 +10375,22 @@
                 <w:sz w:val="18"/>
                 <w:szCs w:val="18"/>
               </w:rPr>
-              <w:t xml:space="preserve"> cùng transaction</w:t>
+              <w:t xml:space="preserve"> cùng transaction (sản phẩm ngừng bán vẫn gán được; thiếu sản phẩm: 404 và không tạo gì)</w:t>
+            </w:r>
+          </w:p>
+          <w:p>
+            <w:pPr>
+              <w:spacing w:after="20"/>
+            </w:pPr>
+            <w:r>
+              <w:rPr>
+                <w:rFonts w:ascii="Arial" w:cs="Arial" w:eastAsia="Arial" w:hAnsi="Arial"/>
+                <w:b w:val="false"/>
+                <w:bCs w:val="false"/>
+                <w:sz w:val="18"/>
+                <w:szCs w:val="18"/>
+              </w:rPr>
+              <w:t xml:space="preserve">Một sản phẩm thuộc được NHIỀU khuyến mãi cùng lúc (cộng dồn khi áp, xem 7b)</w:t>
             </w:r>
           </w:p>
         </w:tc>
@@ -10352,7 +10422,7 @@
                 <w:sz w:val="18"/>
                 <w:szCs w:val="18"/>
               </w:rPr>
-              <w:t xml:space="preserve">{ma_khuyen_mai, ...}</w:t>
+              <w:t xml:space="preserve">{ma_khuyen_mai, ..., trang_thai, so_san_pham, so_luot_dung, san_pham[]}</w:t>
             </w:r>
           </w:p>
         </w:tc>
@@ -10384,7 +10454,7 @@
                 <w:sz w:val="18"/>
                 <w:szCs w:val="18"/>
               </w:rPr>
-              <w:t xml:space="preserve">400</w:t>
+              <w:t xml:space="preserve">400; 404 sản phẩm</w:t>
             </w:r>
           </w:p>
         </w:tc>
@@ -10495,7 +10565,7 @@
                 <w:sz w:val="18"/>
                 <w:szCs w:val="18"/>
               </w:rPr>
-              <w:t xml:space="preserve">, các trường cần đổi</w:t>
+              <w:t xml:space="preserve">, các trường cần đổi (không gồm sản phẩm: dùng KM-04/05)</w:t>
             </w:r>
           </w:p>
         </w:tc>
@@ -10527,7 +10597,27 @@
                 <w:sz w:val="18"/>
                 <w:szCs w:val="18"/>
               </w:rPr>
-              <w:t xml:space="preserve">Như KM-01. Không ảnh hưởng hóa đơn cũ (đã snapshot)</w:t>
+              <w:t xml:space="preserve">Như KM-01, kiểm tra trên dữ liệu SAU khi gộp với dữ liệu cũ (ví dụ đổi sang </w:t>
+            </w:r>
+            <w:r>
+              <w:rPr>
+                <w:rFonts w:ascii="Consolas" w:cs="Consolas" w:eastAsia="Consolas" w:hAnsi="Consolas"/>
+                <w:b w:val="false"/>
+                <w:bCs w:val="false"/>
+                <w:sz w:val="18"/>
+                <w:szCs w:val="18"/>
+              </w:rPr>
+              <w:t xml:space="preserve">phan_tram</w:t>
+            </w:r>
+            <w:r>
+              <w:rPr>
+                <w:rFonts w:ascii="Arial" w:cs="Arial" w:eastAsia="Arial" w:hAnsi="Arial"/>
+                <w:b w:val="false"/>
+                <w:bCs w:val="false"/>
+                <w:sz w:val="18"/>
+                <w:szCs w:val="18"/>
+              </w:rPr>
+              <w:t xml:space="preserve"> mà giữ 50000 là sai). Không ảnh hưởng hóa đơn cũ và dòng order đang mở đã chụp mức giảm</w:t>
             </w:r>
           </w:p>
         </w:tc>
@@ -10559,7 +10649,27 @@
                 <w:sz w:val="18"/>
                 <w:szCs w:val="18"/>
               </w:rPr>
-              <w:t xml:space="preserve">Khuyến mãi cập nhật</w:t>
+              <w:t xml:space="preserve">Khuyến mãi cập nhật (kèm </w:t>
+            </w:r>
+            <w:r>
+              <w:rPr>
+                <w:rFonts w:ascii="Consolas" w:cs="Consolas" w:eastAsia="Consolas" w:hAnsi="Consolas"/>
+                <w:b w:val="false"/>
+                <w:bCs w:val="false"/>
+                <w:sz w:val="18"/>
+                <w:szCs w:val="18"/>
+              </w:rPr>
+              <w:t xml:space="preserve">san_pham[]</w:t>
+            </w:r>
+            <w:r>
+              <w:rPr>
+                <w:rFonts w:ascii="Arial" w:cs="Arial" w:eastAsia="Arial" w:hAnsi="Arial"/>
+                <w:b w:val="false"/>
+                <w:bCs w:val="false"/>
+                <w:sz w:val="18"/>
+                <w:szCs w:val="18"/>
+              </w:rPr>
+              <w:t xml:space="preserve">)</w:t>
             </w:r>
           </w:p>
         </w:tc>
@@ -10591,7 +10701,7 @@
                 <w:sz w:val="18"/>
                 <w:szCs w:val="18"/>
               </w:rPr>
-              <w:t xml:space="preserve">404</w:t>
+              <w:t xml:space="preserve">400; 404</w:t>
             </w:r>
           </w:p>
         </w:tc>
@@ -10734,27 +10844,47 @@
                 <w:sz w:val="18"/>
                 <w:szCs w:val="18"/>
               </w:rPr>
-              <w:t xml:space="preserve">ChiTietHoaDon.ma_khuyen_mai</w:t>
-            </w:r>
-            <w:r>
-              <w:rPr>
-                <w:rFonts w:ascii="Arial" w:cs="Arial" w:eastAsia="Arial" w:hAnsi="Arial"/>
-                <w:b w:val="false"/>
-                <w:bCs w:val="false"/>
-                <w:sz w:val="18"/>
-                <w:szCs w:val="18"/>
-              </w:rPr>
-              <w:t xml:space="preserve"> tham chiếu thì chặn xóa, gợi ý đặt </w:t>
-            </w:r>
-            <w:r>
-              <w:rPr>
-                <w:rFonts w:ascii="Consolas" w:cs="Consolas" w:eastAsia="Consolas" w:hAnsi="Consolas"/>
-                <w:b w:val="false"/>
-                <w:bCs w:val="false"/>
-                <w:sz w:val="18"/>
-                <w:szCs w:val="18"/>
-              </w:rPr>
-              <w:t xml:space="preserve">ngay_ket_thuc = NOW()</w:t>
+              <w:t xml:space="preserve">ChiTietHoaDonKhuyenMai</w:t>
+            </w:r>
+            <w:r>
+              <w:rPr>
+                <w:rFonts w:ascii="Arial" w:cs="Arial" w:eastAsia="Arial" w:hAnsi="Arial"/>
+                <w:b w:val="false"/>
+                <w:bCs w:val="false"/>
+                <w:sz w:val="18"/>
+                <w:szCs w:val="18"/>
+              </w:rPr>
+              <w:t xml:space="preserve"> tham chiếu (kể cả order đang mở hoặc đã hủy, khuyến mãi đã hết hạn) thì chặn xóa, gợi ý đặt </w:t>
+            </w:r>
+            <w:r>
+              <w:rPr>
+                <w:rFonts w:ascii="Consolas" w:cs="Consolas" w:eastAsia="Consolas" w:hAnsi="Consolas"/>
+                <w:b w:val="false"/>
+                <w:bCs w:val="false"/>
+                <w:sz w:val="18"/>
+                <w:szCs w:val="18"/>
+              </w:rPr>
+              <w:t xml:space="preserve">ngay_ket_thuc</w:t>
+            </w:r>
+            <w:r>
+              <w:rPr>
+                <w:rFonts w:ascii="Arial" w:cs="Arial" w:eastAsia="Arial" w:hAnsi="Arial"/>
+                <w:b w:val="false"/>
+                <w:bCs w:val="false"/>
+                <w:sz w:val="18"/>
+                <w:szCs w:val="18"/>
+              </w:rPr>
+              <w:t xml:space="preserve"> về hiện tại. Chưa dùng: xóa kèm </w:t>
+            </w:r>
+            <w:r>
+              <w:rPr>
+                <w:rFonts w:ascii="Consolas" w:cs="Consolas" w:eastAsia="Consolas" w:hAnsi="Consolas"/>
+                <w:b w:val="false"/>
+                <w:bCs w:val="false"/>
+                <w:sz w:val="18"/>
+                <w:szCs w:val="18"/>
+              </w:rPr>
+              <w:t xml:space="preserve">KhuyenMaiSanPham</w:t>
             </w:r>
           </w:p>
         </w:tc>
@@ -10818,7 +10948,17 @@
                 <w:sz w:val="18"/>
                 <w:szCs w:val="18"/>
               </w:rPr>
-              <w:t xml:space="preserve">409 đã được dùng</w:t>
+              <w:t xml:space="preserve">404; 409 </w:t>
+            </w:r>
+            <w:r>
+              <w:rPr>
+                <w:rFonts w:ascii="Consolas" w:cs="Consolas" w:eastAsia="Consolas" w:hAnsi="Consolas"/>
+                <w:b w:val="false"/>
+                <w:bCs w:val="false"/>
+                <w:sz w:val="18"/>
+                <w:szCs w:val="18"/>
+              </w:rPr>
+              <w:t xml:space="preserve">KHUYEN_MAI_DA_DUOC_DUNG</w:t>
             </w:r>
           </w:p>
         </w:tc>
@@ -10941,6 +11081,16 @@
               </w:rPr>
               <w:t xml:space="preserve">ma_san_pham[]</w:t>
             </w:r>
+            <w:r>
+              <w:rPr>
+                <w:rFonts w:ascii="Arial" w:cs="Arial" w:eastAsia="Arial" w:hAnsi="Arial"/>
+                <w:b w:val="false"/>
+                <w:bCs w:val="false"/>
+                <w:sz w:val="18"/>
+                <w:szCs w:val="18"/>
+              </w:rPr>
+              <w:t xml:space="preserve"> (1–100)</w:t>
+            </w:r>
           </w:p>
         </w:tc>
         <w:tc>
@@ -10971,7 +11121,7 @@
                 <w:sz w:val="18"/>
                 <w:szCs w:val="18"/>
               </w:rPr>
-              <w:t xml:space="preserve">Bỏ qua cặp đã tồn tại</w:t>
+              <w:t xml:space="preserve">Bỏ qua cặp đã tồn tại (an toàn khi gọi đồng thời); sản phẩm phải tồn tại</w:t>
             </w:r>
           </w:p>
         </w:tc>
@@ -11003,7 +11153,7 @@
                 <w:sz w:val="18"/>
                 <w:szCs w:val="18"/>
               </w:rPr>
-              <w:t xml:space="preserve">Danh sách sản phẩm hiện tại</w:t>
+              <w:t xml:space="preserve">Danh sách sản phẩm hiện tại của khuyến mãi</w:t>
             </w:r>
           </w:p>
         </w:tc>
@@ -11035,7 +11185,7 @@
                 <w:sz w:val="18"/>
                 <w:szCs w:val="18"/>
               </w:rPr>
-              <w:t xml:space="preserve">404</w:t>
+              <w:t xml:space="preserve">400; 404</w:t>
             </w:r>
           </w:p>
         </w:tc>
@@ -11200,6 +11350,16 @@
               </w:rPr>
               <w:t xml:space="preserve">KhuyenMaiSanPham</w:t>
             </w:r>
+            <w:r>
+              <w:rPr>
+                <w:rFonts w:ascii="Arial" w:cs="Arial" w:eastAsia="Arial" w:hAnsi="Arial"/>
+                <w:b w:val="false"/>
+                <w:bCs w:val="false"/>
+                <w:sz w:val="18"/>
+                <w:szCs w:val="18"/>
+              </w:rPr>
+              <w:t xml:space="preserve">; sản phẩm không thuộc khuyến mãi: 404</w:t>
+            </w:r>
           </w:p>
         </w:tc>
         <w:tc>
@@ -11230,7 +11390,7 @@
                 <w:sz w:val="18"/>
                 <w:szCs w:val="18"/>
               </w:rPr>
-              <w:t xml:space="preserve">Danh sách còn lại</w:t>
+              <w:t xml:space="preserve">Danh sách còn lại (có thể rỗng)</w:t>
             </w:r>
           </w:p>
         </w:tc>
@@ -11732,6 +11892,26 @@
                 <w:sz w:val="18"/>
                 <w:szCs w:val="18"/>
               </w:rPr>
+              <w:t xml:space="preserve">ChiTietHoaDonKhuyenMai</w:t>
+            </w:r>
+            <w:r>
+              <w:rPr>
+                <w:rFonts w:ascii="Arial" w:cs="Arial" w:eastAsia="Arial" w:hAnsi="Arial"/>
+                <w:b w:val="false"/>
+                <w:bCs w:val="false"/>
+                <w:sz w:val="18"/>
+                <w:szCs w:val="18"/>
+              </w:rPr>
+              <w:t xml:space="preserve"> JOIN </w:t>
+            </w:r>
+            <w:r>
+              <w:rPr>
+                <w:rFonts w:ascii="Consolas" w:cs="Consolas" w:eastAsia="Consolas" w:hAnsi="Consolas"/>
+                <w:b w:val="false"/>
+                <w:bCs w:val="false"/>
+                <w:sz w:val="18"/>
+                <w:szCs w:val="18"/>
+              </w:rPr>
               <w:t xml:space="preserve">ChiTietHoaDon</w:t>
             </w:r>
             <w:r>
@@ -11742,27 +11922,152 @@
                 <w:sz w:val="18"/>
                 <w:szCs w:val="18"/>
               </w:rPr>
-              <w:t xml:space="preserve"> (chỉ hóa đơn </w:t>
-            </w:r>
-            <w:r>
-              <w:rPr>
-                <w:rFonts w:ascii="Consolas" w:cs="Consolas" w:eastAsia="Consolas" w:hAnsi="Consolas"/>
-                <w:b w:val="false"/>
-                <w:bCs w:val="false"/>
-                <w:sz w:val="18"/>
-                <w:szCs w:val="18"/>
-              </w:rPr>
-              <w:t xml:space="preserve">da_thanh_toan</w:t>
-            </w:r>
-            <w:r>
-              <w:rPr>
-                <w:rFonts w:ascii="Arial" w:cs="Arial" w:eastAsia="Arial" w:hAnsi="Arial"/>
-                <w:b w:val="false"/>
-                <w:bCs w:val="false"/>
-                <w:sz w:val="18"/>
-                <w:szCs w:val="18"/>
-              </w:rPr>
-              <w:t xml:space="preserve">)</w:t>
+              <w:t xml:space="preserve"> JOIN </w:t>
+            </w:r>
+            <w:r>
+              <w:rPr>
+                <w:rFonts w:ascii="Consolas" w:cs="Consolas" w:eastAsia="Consolas" w:hAnsi="Consolas"/>
+                <w:b w:val="false"/>
+                <w:bCs w:val="false"/>
+                <w:sz w:val="18"/>
+                <w:szCs w:val="18"/>
+              </w:rPr>
+              <w:t xml:space="preserve">HoaDonDaThanhToan</w:t>
+            </w:r>
+            <w:r>
+              <w:rPr>
+                <w:rFonts w:ascii="Arial" w:cs="Arial" w:eastAsia="Arial" w:hAnsi="Arial"/>
+                <w:b w:val="false"/>
+                <w:bCs w:val="false"/>
+                <w:sz w:val="18"/>
+                <w:szCs w:val="18"/>
+              </w:rPr>
+              <w:t xml:space="preserve"> (chỉ hóa đơn đã thanh toán); </w:t>
+            </w:r>
+            <w:r>
+              <w:rPr>
+                <w:rFonts w:ascii="Consolas" w:cs="Consolas" w:eastAsia="Consolas" w:hAnsi="Consolas"/>
+                <w:b w:val="false"/>
+                <w:bCs w:val="false"/>
+                <w:sz w:val="18"/>
+                <w:szCs w:val="18"/>
+              </w:rPr>
+              <w:t xml:space="preserve">tu_ngay</w:t>
+            </w:r>
+            <w:r>
+              <w:rPr>
+                <w:rFonts w:ascii="Arial" w:cs="Arial" w:eastAsia="Arial" w:hAnsi="Arial"/>
+                <w:b w:val="false"/>
+                <w:bCs w:val="false"/>
+                <w:sz w:val="18"/>
+                <w:szCs w:val="18"/>
+              </w:rPr>
+              <w:t xml:space="preserve">/</w:t>
+            </w:r>
+            <w:r>
+              <w:rPr>
+                <w:rFonts w:ascii="Consolas" w:cs="Consolas" w:eastAsia="Consolas" w:hAnsi="Consolas"/>
+                <w:b w:val="false"/>
+                <w:bCs w:val="false"/>
+                <w:sz w:val="18"/>
+                <w:szCs w:val="18"/>
+              </w:rPr>
+              <w:t xml:space="preserve">den_ngay</w:t>
+            </w:r>
+            <w:r>
+              <w:rPr>
+                <w:rFonts w:ascii="Arial" w:cs="Arial" w:eastAsia="Arial" w:hAnsi="Arial"/>
+                <w:b w:val="false"/>
+                <w:bCs w:val="false"/>
+                <w:sz w:val="18"/>
+                <w:szCs w:val="18"/>
+              </w:rPr>
+              <w:t xml:space="preserve"> (YYYY-MM-DD, gồm cả hai đầu) lọc theo NGÀY THANH TOÁN</w:t>
+            </w:r>
+          </w:p>
+          <w:p>
+            <w:pPr>
+              <w:spacing w:after="20"/>
+            </w:pPr>
+            <w:r>
+              <w:rPr>
+                <w:rFonts w:ascii="Consolas" w:cs="Consolas" w:eastAsia="Consolas" w:hAnsi="Consolas"/>
+                <w:b w:val="false"/>
+                <w:bCs w:val="false"/>
+                <w:sz w:val="18"/>
+                <w:szCs w:val="18"/>
+              </w:rPr>
+              <w:t xml:space="preserve">so_luong_ban</w:t>
+            </w:r>
+            <w:r>
+              <w:rPr>
+                <w:rFonts w:ascii="Arial" w:cs="Arial" w:eastAsia="Arial" w:hAnsi="Arial"/>
+                <w:b w:val="false"/>
+                <w:bCs w:val="false"/>
+                <w:sz w:val="18"/>
+                <w:szCs w:val="18"/>
+              </w:rPr>
+              <w:t xml:space="preserve"> = số LY có áp mã; </w:t>
+            </w:r>
+            <w:r>
+              <w:rPr>
+                <w:rFonts w:ascii="Consolas" w:cs="Consolas" w:eastAsia="Consolas" w:hAnsi="Consolas"/>
+                <w:b w:val="false"/>
+                <w:bCs w:val="false"/>
+                <w:sz w:val="18"/>
+                <w:szCs w:val="18"/>
+              </w:rPr>
+              <w:t xml:space="preserve">tong_tien_giam</w:t>
+            </w:r>
+            <w:r>
+              <w:rPr>
+                <w:rFonts w:ascii="Arial" w:cs="Arial" w:eastAsia="Arial" w:hAnsi="Arial"/>
+                <w:b w:val="false"/>
+                <w:bCs w:val="false"/>
+                <w:sz w:val="18"/>
+                <w:szCs w:val="18"/>
+              </w:rPr>
+              <w:t xml:space="preserve"> = SUM(</w:t>
+            </w:r>
+            <w:r>
+              <w:rPr>
+                <w:rFonts w:ascii="Consolas" w:cs="Consolas" w:eastAsia="Consolas" w:hAnsi="Consolas"/>
+                <w:b w:val="false"/>
+                <w:bCs w:val="false"/>
+                <w:sz w:val="18"/>
+                <w:szCs w:val="18"/>
+              </w:rPr>
+              <w:t xml:space="preserve">muc_giam_moi_ly</w:t>
+            </w:r>
+            <w:r>
+              <w:rPr>
+                <w:rFonts w:ascii="Arial" w:cs="Arial" w:eastAsia="Arial" w:hAnsi="Arial"/>
+                <w:b w:val="false"/>
+                <w:bCs w:val="false"/>
+                <w:sz w:val="18"/>
+                <w:szCs w:val="18"/>
+              </w:rPr>
+              <w:t xml:space="preserve"> x số ly), tiền giảm do RIÊNG mã này; </w:t>
+            </w:r>
+            <w:r>
+              <w:rPr>
+                <w:rFonts w:ascii="Consolas" w:cs="Consolas" w:eastAsia="Consolas" w:hAnsi="Consolas"/>
+                <w:b w:val="false"/>
+                <w:bCs w:val="false"/>
+                <w:sz w:val="18"/>
+                <w:szCs w:val="18"/>
+              </w:rPr>
+              <w:t xml:space="preserve">doanh_thu_sau_giam</w:t>
+            </w:r>
+            <w:r>
+              <w:rPr>
+                <w:rFonts w:ascii="Arial" w:cs="Arial" w:eastAsia="Arial" w:hAnsi="Arial"/>
+                <w:b w:val="false"/>
+                <w:bCs w:val="false"/>
+                <w:sz w:val="18"/>
+                <w:szCs w:val="18"/>
+              </w:rPr>
+              <w:t xml:space="preserve"> = doanh thu các dòng có áp mã SAU toàn bộ giảm (kể cả mã khác cộng dồn trên cùng dòng, nên cộng doanh thu của nhiều mã sẽ bị tính trùng)</w:t>
             </w:r>
           </w:p>
         </w:tc>
@@ -11794,7 +12099,7 @@
                 <w:sz w:val="18"/>
                 <w:szCs w:val="18"/>
               </w:rPr>
-              <w:t xml:space="preserve">{so_luong_ban, tong_tien_giam, doanh_thu_sau_giam}</w:t>
+              <w:t xml:space="preserve">{ma_khuyen_mai, ten_khuyen_mai, tu_ngay, den_ngay, so_hoa_don, so_luong_ban, tong_tien_giam, doanh_thu_sau_giam}</w:t>
             </w:r>
           </w:p>
         </w:tc>
@@ -11818,6 +12123,16 @@
             <w:pPr>
               <w:spacing w:after="20"/>
             </w:pPr>
+            <w:r>
+              <w:rPr>
+                <w:rFonts w:ascii="Arial" w:cs="Arial" w:eastAsia="Arial" w:hAnsi="Arial"/>
+                <w:b w:val="false"/>
+                <w:bCs w:val="false"/>
+                <w:sz w:val="18"/>
+                <w:szCs w:val="18"/>
+              </w:rPr>
+              <w:t xml:space="preserve">400 ngày sai; 404</w:t>
+            </w:r>
           </w:p>
         </w:tc>
       </w:tr>
@@ -13992,6 +14307,36 @@
               </w:rPr>
               <w:t xml:space="preserve">don_vi_tinh</w:t>
             </w:r>
+            <w:r>
+              <w:rPr>
+                <w:rFonts w:ascii="Arial" w:cs="Arial" w:eastAsia="Arial" w:hAnsi="Arial"/>
+                <w:b w:val="false"/>
+                <w:bCs w:val="false"/>
+                <w:sz w:val="18"/>
+                <w:szCs w:val="18"/>
+              </w:rPr>
+              <w:t xml:space="preserve">, </w:t>
+            </w:r>
+            <w:r>
+              <w:rPr>
+                <w:rFonts w:ascii="Consolas" w:cs="Consolas" w:eastAsia="Consolas" w:hAnsi="Consolas"/>
+                <w:b w:val="false"/>
+                <w:bCs w:val="false"/>
+                <w:sz w:val="18"/>
+                <w:szCs w:val="18"/>
+              </w:rPr>
+              <w:t xml:space="preserve">muc_ton_toi_thieu?</w:t>
+            </w:r>
+            <w:r>
+              <w:rPr>
+                <w:rFonts w:ascii="Arial" w:cs="Arial" w:eastAsia="Arial" w:hAnsi="Arial"/>
+                <w:b w:val="false"/>
+                <w:bCs w:val="false"/>
+                <w:sz w:val="18"/>
+                <w:szCs w:val="18"/>
+              </w:rPr>
+              <w:t xml:space="preserve"> (mặc định 0)</w:t>
+            </w:r>
           </w:p>
         </w:tc>
         <w:tc>
@@ -14032,7 +14377,97 @@
                 <w:sz w:val="18"/>
                 <w:szCs w:val="18"/>
               </w:rPr>
-              <w:t xml:space="preserve"> khởi tạo 0, chỉ đổi qua nhập/xuất</w:t>
+              <w:t xml:space="preserve"> khởi tạo 0 và KHÔNG sửa được từ đây (gửi trường này hay trường lạ: 400); chỉ đổi qua nhập hàng (tăng) và bán hàng (giảm)</w:t>
+            </w:r>
+          </w:p>
+          <w:p>
+            <w:pPr>
+              <w:spacing w:after="20"/>
+            </w:pPr>
+            <w:r>
+              <w:rPr>
+                <w:rFonts w:ascii="Arial" w:cs="Arial" w:eastAsia="Arial" w:hAnsi="Arial"/>
+                <w:b w:val="false"/>
+                <w:bCs w:val="false"/>
+                <w:sz w:val="18"/>
+                <w:szCs w:val="18"/>
+              </w:rPr>
+              <w:t xml:space="preserve">Tên không trùng, không phân biệt hoa thường (409 </w:t>
+            </w:r>
+            <w:r>
+              <w:rPr>
+                <w:rFonts w:ascii="Consolas" w:cs="Consolas" w:eastAsia="Consolas" w:hAnsi="Consolas"/>
+                <w:b w:val="false"/>
+                <w:bCs w:val="false"/>
+                <w:sz w:val="18"/>
+                <w:szCs w:val="18"/>
+              </w:rPr>
+              <w:t xml:space="preserve">TRUNG_TEN_NGUYEN_LIEU</w:t>
+            </w:r>
+            <w:r>
+              <w:rPr>
+                <w:rFonts w:ascii="Arial" w:cs="Arial" w:eastAsia="Arial" w:hAnsi="Arial"/>
+                <w:b w:val="false"/>
+                <w:bCs w:val="false"/>
+                <w:sz w:val="18"/>
+                <w:szCs w:val="18"/>
+              </w:rPr>
+              <w:t xml:space="preserve">); tự cắt khoảng trắng; số lượng tối đa 3 chữ số thập phân</w:t>
+            </w:r>
+          </w:p>
+          <w:p>
+            <w:pPr>
+              <w:spacing w:after="20"/>
+            </w:pPr>
+            <w:r>
+              <w:rPr>
+                <w:rFonts w:ascii="Arial" w:cs="Arial" w:eastAsia="Arial" w:hAnsi="Arial"/>
+                <w:b w:val="false"/>
+                <w:bCs w:val="false"/>
+                <w:sz w:val="18"/>
+                <w:szCs w:val="18"/>
+              </w:rPr>
+              <w:t xml:space="preserve">Đổi </w:t>
+            </w:r>
+            <w:r>
+              <w:rPr>
+                <w:rFonts w:ascii="Consolas" w:cs="Consolas" w:eastAsia="Consolas" w:hAnsi="Consolas"/>
+                <w:b w:val="false"/>
+                <w:bCs w:val="false"/>
+                <w:sz w:val="18"/>
+                <w:szCs w:val="18"/>
+              </w:rPr>
+              <w:t xml:space="preserve">don_vi_tinh</w:t>
+            </w:r>
+            <w:r>
+              <w:rPr>
+                <w:rFonts w:ascii="Arial" w:cs="Arial" w:eastAsia="Arial" w:hAnsi="Arial"/>
+                <w:b w:val="false"/>
+                <w:bCs w:val="false"/>
+                <w:sz w:val="18"/>
+                <w:szCs w:val="18"/>
+              </w:rPr>
+              <w:t xml:space="preserve"> bị chặn khi còn tồn hoặc đã có trong công thức/phiếu nhập (409 </w:t>
+            </w:r>
+            <w:r>
+              <w:rPr>
+                <w:rFonts w:ascii="Consolas" w:cs="Consolas" w:eastAsia="Consolas" w:hAnsi="Consolas"/>
+                <w:b w:val="false"/>
+                <w:bCs w:val="false"/>
+                <w:sz w:val="18"/>
+                <w:szCs w:val="18"/>
+              </w:rPr>
+              <w:t xml:space="preserve">KHONG_DOI_DON_VI</w:t>
+            </w:r>
+            <w:r>
+              <w:rPr>
+                <w:rFonts w:ascii="Arial" w:cs="Arial" w:eastAsia="Arial" w:hAnsi="Arial"/>
+                <w:b w:val="false"/>
+                <w:bCs w:val="false"/>
+                <w:sz w:val="18"/>
+                <w:szCs w:val="18"/>
+              </w:rPr>
+              <w:t xml:space="preserve">)</w:t>
             </w:r>
           </w:p>
           <w:p>
@@ -14079,6 +14514,71 @@
               </w:rPr>
               <w:t xml:space="preserve">ChiTietNhap</w:t>
             </w:r>
+            <w:r>
+              <w:rPr>
+                <w:rFonts w:ascii="Arial" w:cs="Arial" w:eastAsia="Arial" w:hAnsi="Arial"/>
+                <w:b w:val="false"/>
+                <w:bCs w:val="false"/>
+                <w:sz w:val="18"/>
+                <w:szCs w:val="18"/>
+              </w:rPr>
+              <w:t xml:space="preserve"> (409 </w:t>
+            </w:r>
+            <w:r>
+              <w:rPr>
+                <w:rFonts w:ascii="Consolas" w:cs="Consolas" w:eastAsia="Consolas" w:hAnsi="Consolas"/>
+                <w:b w:val="false"/>
+                <w:bCs w:val="false"/>
+                <w:sz w:val="18"/>
+                <w:szCs w:val="18"/>
+              </w:rPr>
+              <w:t xml:space="preserve">NGUYEN_LIEU_DANG_DUNG</w:t>
+            </w:r>
+            <w:r>
+              <w:rPr>
+                <w:rFonts w:ascii="Arial" w:cs="Arial" w:eastAsia="Arial" w:hAnsi="Arial"/>
+                <w:b w:val="false"/>
+                <w:bCs w:val="false"/>
+                <w:sz w:val="18"/>
+                <w:szCs w:val="18"/>
+              </w:rPr>
+              <w:t xml:space="preserve">, </w:t>
+            </w:r>
+            <w:r>
+              <w:rPr>
+                <w:rFonts w:ascii="Consolas" w:cs="Consolas" w:eastAsia="Consolas" w:hAnsi="Consolas"/>
+                <w:b w:val="false"/>
+                <w:bCs w:val="false"/>
+                <w:sz w:val="18"/>
+                <w:szCs w:val="18"/>
+              </w:rPr>
+              <w:t xml:space="preserve">chi_tiet: {cong_thuc, phieu_nhap}</w:t>
+            </w:r>
+            <w:r>
+              <w:rPr>
+                <w:rFonts w:ascii="Arial" w:cs="Arial" w:eastAsia="Arial" w:hAnsi="Arial"/>
+                <w:b w:val="false"/>
+                <w:bCs w:val="false"/>
+                <w:sz w:val="18"/>
+                <w:szCs w:val="18"/>
+              </w:rPr>
+              <w:t xml:space="preserve">)</w:t>
+            </w:r>
+          </w:p>
+          <w:p>
+            <w:pPr>
+              <w:spacing w:after="20"/>
+            </w:pPr>
+            <w:r>
+              <w:rPr>
+                <w:rFonts w:ascii="Arial" w:cs="Arial" w:eastAsia="Arial" w:hAnsi="Arial"/>
+                <w:b w:val="false"/>
+                <w:bCs w:val="false"/>
+                <w:sz w:val="18"/>
+                <w:szCs w:val="18"/>
+              </w:rPr>
+              <w:t xml:space="preserve">Mọi sửa/xóa khóa dòng nguyên liệu (FOR UPDATE) trước</w:t>
+            </w:r>
           </w:p>
         </w:tc>
         <w:tc>
@@ -14109,7 +14609,47 @@
                 <w:sz w:val="18"/>
                 <w:szCs w:val="18"/>
               </w:rPr>
-              <w:t xml:space="preserve">Nguyên liệu</w:t>
+              <w:t xml:space="preserve">Nguyên liệu </w:t>
+            </w:r>
+            <w:r>
+              <w:rPr>
+                <w:rFonts w:ascii="Consolas" w:cs="Consolas" w:eastAsia="Consolas" w:hAnsi="Consolas"/>
+                <w:b w:val="false"/>
+                <w:bCs w:val="false"/>
+                <w:sz w:val="18"/>
+                <w:szCs w:val="18"/>
+              </w:rPr>
+              <w:t xml:space="preserve">{ma_nguyen_lieu, ten_nguyen_lieu, don_vi_tinh, so_luong_ton, muc_ton_toi_thieu}</w:t>
+            </w:r>
+            <w:r>
+              <w:rPr>
+                <w:rFonts w:ascii="Arial" w:cs="Arial" w:eastAsia="Arial" w:hAnsi="Arial"/>
+                <w:b w:val="false"/>
+                <w:bCs w:val="false"/>
+                <w:sz w:val="18"/>
+                <w:szCs w:val="18"/>
+              </w:rPr>
+              <w:t xml:space="preserve">; danh sách có </w:t>
+            </w:r>
+            <w:r>
+              <w:rPr>
+                <w:rFonts w:ascii="Consolas" w:cs="Consolas" w:eastAsia="Consolas" w:hAnsi="Consolas"/>
+                <w:b w:val="false"/>
+                <w:bCs w:val="false"/>
+                <w:sz w:val="18"/>
+                <w:szCs w:val="18"/>
+              </w:rPr>
+              <w:t xml:space="preserve">tu_khoa</w:t>
+            </w:r>
+            <w:r>
+              <w:rPr>
+                <w:rFonts w:ascii="Arial" w:cs="Arial" w:eastAsia="Arial" w:hAnsi="Arial"/>
+                <w:b w:val="false"/>
+                <w:bCs w:val="false"/>
+                <w:sz w:val="18"/>
+                <w:szCs w:val="18"/>
+              </w:rPr>
+              <w:t xml:space="preserve">, phân trang</w:t>
             </w:r>
           </w:p>
         </w:tc>
@@ -14141,7 +14681,37 @@
                 <w:sz w:val="18"/>
                 <w:szCs w:val="18"/>
               </w:rPr>
-              <w:t xml:space="preserve">409 đang được dùng</w:t>
+              <w:t xml:space="preserve">400</w:t>
+            </w:r>
+          </w:p>
+          <w:p>
+            <w:pPr>
+              <w:spacing w:after="20"/>
+            </w:pPr>
+            <w:r>
+              <w:rPr>
+                <w:rFonts w:ascii="Arial" w:cs="Arial" w:eastAsia="Arial" w:hAnsi="Arial"/>
+                <w:b w:val="false"/>
+                <w:bCs w:val="false"/>
+                <w:sz w:val="18"/>
+                <w:szCs w:val="18"/>
+              </w:rPr>
+              <w:t xml:space="preserve">404</w:t>
+            </w:r>
+          </w:p>
+          <w:p>
+            <w:pPr>
+              <w:spacing w:after="20"/>
+            </w:pPr>
+            <w:r>
+              <w:rPr>
+                <w:rFonts w:ascii="Arial" w:cs="Arial" w:eastAsia="Arial" w:hAnsi="Arial"/>
+                <w:b w:val="false"/>
+                <w:bCs w:val="false"/>
+                <w:sz w:val="18"/>
+                <w:szCs w:val="18"/>
+              </w:rPr>
+              <w:t xml:space="preserve">409</w:t>
             </w:r>
           </w:p>
         </w:tc>
@@ -14262,7 +14832,7 @@
                 <w:sz w:val="18"/>
                 <w:szCs w:val="18"/>
               </w:rPr>
-              <w:t xml:space="preserve">so_dien_thoai</w:t>
+              <w:t xml:space="preserve">so_dien_thoai?</w:t>
             </w:r>
             <w:r>
               <w:rPr>
@@ -14282,7 +14852,7 @@
                 <w:sz w:val="18"/>
                 <w:szCs w:val="18"/>
               </w:rPr>
-              <w:t xml:space="preserve">dia_chi</w:t>
+              <w:t xml:space="preserve">dia_chi?</w:t>
             </w:r>
           </w:p>
         </w:tc>
@@ -14314,6 +14884,41 @@
                 <w:sz w:val="18"/>
                 <w:szCs w:val="18"/>
               </w:rPr>
+              <w:t xml:space="preserve">SĐT 10–11 chữ số bắt đầu bằng 0; sửa với </w:t>
+            </w:r>
+            <w:r>
+              <w:rPr>
+                <w:rFonts w:ascii="Consolas" w:cs="Consolas" w:eastAsia="Consolas" w:hAnsi="Consolas"/>
+                <w:b w:val="false"/>
+                <w:bCs w:val="false"/>
+                <w:sz w:val="18"/>
+                <w:szCs w:val="18"/>
+              </w:rPr>
+              <w:t xml:space="preserve">null</w:t>
+            </w:r>
+            <w:r>
+              <w:rPr>
+                <w:rFonts w:ascii="Arial" w:cs="Arial" w:eastAsia="Arial" w:hAnsi="Arial"/>
+                <w:b w:val="false"/>
+                <w:bCs w:val="false"/>
+                <w:sz w:val="18"/>
+                <w:szCs w:val="18"/>
+              </w:rPr>
+              <w:t xml:space="preserve"> để xóa SĐT/địa chỉ; danh sách tìm theo tên hoặc SĐT, phân trang</w:t>
+            </w:r>
+          </w:p>
+          <w:p>
+            <w:pPr>
+              <w:spacing w:after="20"/>
+            </w:pPr>
+            <w:r>
+              <w:rPr>
+                <w:rFonts w:ascii="Arial" w:cs="Arial" w:eastAsia="Arial" w:hAnsi="Arial"/>
+                <w:b w:val="false"/>
+                <w:bCs w:val="false"/>
+                <w:sz w:val="18"/>
+                <w:szCs w:val="18"/>
+              </w:rPr>
               <w:t xml:space="preserve">Xóa bị chặn nếu đã có </w:t>
             </w:r>
             <w:r>
@@ -14326,6 +14931,36 @@
               </w:rPr>
               <w:t xml:space="preserve">PhieuNhap</w:t>
             </w:r>
+            <w:r>
+              <w:rPr>
+                <w:rFonts w:ascii="Arial" w:cs="Arial" w:eastAsia="Arial" w:hAnsi="Arial"/>
+                <w:b w:val="false"/>
+                <w:bCs w:val="false"/>
+                <w:sz w:val="18"/>
+                <w:szCs w:val="18"/>
+              </w:rPr>
+              <w:t xml:space="preserve"> (409 </w:t>
+            </w:r>
+            <w:r>
+              <w:rPr>
+                <w:rFonts w:ascii="Consolas" w:cs="Consolas" w:eastAsia="Consolas" w:hAnsi="Consolas"/>
+                <w:b w:val="false"/>
+                <w:bCs w:val="false"/>
+                <w:sz w:val="18"/>
+                <w:szCs w:val="18"/>
+              </w:rPr>
+              <w:t xml:space="preserve">NCC_DA_CO_PHIEU_NHAP</w:t>
+            </w:r>
+            <w:r>
+              <w:rPr>
+                <w:rFonts w:ascii="Arial" w:cs="Arial" w:eastAsia="Arial" w:hAnsi="Arial"/>
+                <w:b w:val="false"/>
+                <w:bCs w:val="false"/>
+                <w:sz w:val="18"/>
+                <w:szCs w:val="18"/>
+              </w:rPr>
+              <w:t xml:space="preserve">); khóa dòng nhà cung cấp trước khi xóa</w:t>
+            </w:r>
           </w:p>
         </w:tc>
         <w:tc>
@@ -14356,7 +14991,17 @@
                 <w:sz w:val="18"/>
                 <w:szCs w:val="18"/>
               </w:rPr>
-              <w:t xml:space="preserve">Nhà cung cấp</w:t>
+              <w:t xml:space="preserve">Nhà cung cấp </w:t>
+            </w:r>
+            <w:r>
+              <w:rPr>
+                <w:rFonts w:ascii="Consolas" w:cs="Consolas" w:eastAsia="Consolas" w:hAnsi="Consolas"/>
+                <w:b w:val="false"/>
+                <w:bCs w:val="false"/>
+                <w:sz w:val="18"/>
+                <w:szCs w:val="18"/>
+              </w:rPr>
+              <w:t xml:space="preserve">{ma_ncc, ten_ncc, so_dien_thoai, dia_chi}</w:t>
             </w:r>
           </w:p>
         </w:tc>
@@ -14376,6 +15021,36 @@
               <w:right w:type="dxa" w:w="90"/>
             </w:tcMar>
           </w:tcPr>
+          <w:p>
+            <w:pPr>
+              <w:spacing w:after="20"/>
+            </w:pPr>
+            <w:r>
+              <w:rPr>
+                <w:rFonts w:ascii="Arial" w:cs="Arial" w:eastAsia="Arial" w:hAnsi="Arial"/>
+                <w:b w:val="false"/>
+                <w:bCs w:val="false"/>
+                <w:sz w:val="18"/>
+                <w:szCs w:val="18"/>
+              </w:rPr>
+              <w:t xml:space="preserve">400</w:t>
+            </w:r>
+          </w:p>
+          <w:p>
+            <w:pPr>
+              <w:spacing w:after="20"/>
+            </w:pPr>
+            <w:r>
+              <w:rPr>
+                <w:rFonts w:ascii="Arial" w:cs="Arial" w:eastAsia="Arial" w:hAnsi="Arial"/>
+                <w:b w:val="false"/>
+                <w:bCs w:val="false"/>
+                <w:sz w:val="18"/>
+                <w:szCs w:val="18"/>
+              </w:rPr>
+              <w:t xml:space="preserve">404</w:t>
+            </w:r>
+          </w:p>
           <w:p>
             <w:pPr>
               <w:spacing w:after="20"/>
@@ -14491,11 +15166,16 @@
               </w:rPr>
               <w:t xml:space="preserve">ma_san_pham</w:t>
             </w:r>
-          </w:p>
-          <w:p>
-            <w:pPr>
-              <w:spacing w:after="20"/>
-            </w:pPr>
+            <w:r>
+              <w:rPr>
+                <w:rFonts w:ascii="Arial" w:cs="Arial" w:eastAsia="Arial" w:hAnsi="Arial"/>
+                <w:b w:val="false"/>
+                <w:bCs w:val="false"/>
+                <w:sz w:val="18"/>
+                <w:szCs w:val="18"/>
+              </w:rPr>
+              <w:t xml:space="preserve"> (đường dẫn), </w:t>
+            </w:r>
             <w:r>
               <w:rPr>
                 <w:rFonts w:ascii="Consolas" w:cs="Consolas" w:eastAsia="Consolas" w:hAnsi="Consolas"/>
@@ -14546,7 +15226,52 @@
                 <w:sz w:val="18"/>
                 <w:szCs w:val="18"/>
               </w:rPr>
-              <w:t xml:space="preserve"> &gt; 0; thay toàn bộ công thức cũ trong transaction</w:t>
+              <w:t xml:space="preserve"> &gt; 0, tối đa 3 chữ số thập phân; không lặp nguyên liệu; tối đa 50 dòng; mảng RỖNG = xóa công thức</w:t>
+            </w:r>
+          </w:p>
+          <w:p>
+            <w:pPr>
+              <w:spacing w:after="20"/>
+            </w:pPr>
+            <w:r>
+              <w:rPr>
+                <w:rFonts w:ascii="Arial" w:cs="Arial" w:eastAsia="Arial" w:hAnsi="Arial"/>
+                <w:b w:val="false"/>
+                <w:bCs w:val="false"/>
+                <w:sz w:val="18"/>
+                <w:szCs w:val="18"/>
+              </w:rPr>
+              <w:t xml:space="preserve">Thay TOÀN BỘ công thức cũ trong một transaction (một nguyên liệu không tồn tại: 404, công thức cũ giữ nguyên)</w:t>
+            </w:r>
+          </w:p>
+          <w:p>
+            <w:pPr>
+              <w:spacing w:after="20"/>
+            </w:pPr>
+            <w:r>
+              <w:rPr>
+                <w:rFonts w:ascii="Arial" w:cs="Arial" w:eastAsia="Arial" w:hAnsi="Arial"/>
+                <w:b w:val="false"/>
+                <w:bCs w:val="false"/>
+                <w:sz w:val="18"/>
+                <w:szCs w:val="18"/>
+              </w:rPr>
+              <w:t xml:space="preserve">Thứ tự khóa: SanPham -&gt; NguyenLieu (mã tăng dần) -&gt; trùng thứ tự với bán hàng nên không deadlock</w:t>
+            </w:r>
+          </w:p>
+          <w:p>
+            <w:pPr>
+              <w:spacing w:after="20"/>
+            </w:pPr>
+            <w:r>
+              <w:rPr>
+                <w:rFonts w:ascii="Arial" w:cs="Arial" w:eastAsia="Arial" w:hAnsi="Arial"/>
+                <w:b w:val="false"/>
+                <w:bCs w:val="false"/>
+                <w:sz w:val="18"/>
+                <w:szCs w:val="18"/>
+              </w:rPr>
+              <w:t xml:space="preserve">Lưu ý: order đang mở đã trừ kho theo công thức cũ; hủy/bỏ ly sau đó trả kho theo công thức mới (không chụp công thức). Xem công thức: GET cùng đường dẫn</w:t>
             </w:r>
           </w:p>
         </w:tc>
@@ -14578,7 +15303,17 @@
                 <w:sz w:val="18"/>
                 <w:szCs w:val="18"/>
               </w:rPr>
-              <w:t xml:space="preserve">Công thức mới của sản phẩm</w:t>
+              <w:t xml:space="preserve">Công thức mới </w:t>
+            </w:r>
+            <w:r>
+              <w:rPr>
+                <w:rFonts w:ascii="Consolas" w:cs="Consolas" w:eastAsia="Consolas" w:hAnsi="Consolas"/>
+                <w:b w:val="false"/>
+                <w:bCs w:val="false"/>
+                <w:sz w:val="18"/>
+                <w:szCs w:val="18"/>
+              </w:rPr>
+              <w:t xml:space="preserve">{ma_san_pham, ten_san_pham, nguyen_lieu[]: {ma_nguyen_lieu, ten_nguyen_lieu, don_vi_tinh, dinh_luong}}</w:t>
             </w:r>
           </w:p>
         </w:tc>
@@ -14611,6 +15346,21 @@
                 <w:szCs w:val="18"/>
               </w:rPr>
               <w:t xml:space="preserve">400</w:t>
+            </w:r>
+          </w:p>
+          <w:p>
+            <w:pPr>
+              <w:spacing w:after="20"/>
+            </w:pPr>
+            <w:r>
+              <w:rPr>
+                <w:rFonts w:ascii="Arial" w:cs="Arial" w:eastAsia="Arial" w:hAnsi="Arial"/>
+                <w:b w:val="false"/>
+                <w:bCs w:val="false"/>
+                <w:sz w:val="18"/>
+                <w:szCs w:val="18"/>
+              </w:rPr>
+              <w:t xml:space="preserve">404</w:t>
             </w:r>
           </w:p>
         </w:tc>
@@ -14731,13 +15481,18 @@
                 <w:sz w:val="18"/>
                 <w:szCs w:val="18"/>
               </w:rPr>
-              <w:t xml:space="preserve">ngay_nhap</w:t>
-            </w:r>
-          </w:p>
-          <w:p>
-            <w:pPr>
-              <w:spacing w:after="20"/>
-            </w:pPr>
+              <w:t xml:space="preserve">ngay_nhap?</w:t>
+            </w:r>
+            <w:r>
+              <w:rPr>
+                <w:rFonts w:ascii="Arial" w:cs="Arial" w:eastAsia="Arial" w:hAnsi="Arial"/>
+                <w:b w:val="false"/>
+                <w:bCs w:val="false"/>
+                <w:sz w:val="18"/>
+                <w:szCs w:val="18"/>
+              </w:rPr>
+              <w:t xml:space="preserve"> (mặc định bây giờ; không ở tương lai), </w:t>
+            </w:r>
             <w:r>
               <w:rPr>
                 <w:rFonts w:ascii="Consolas" w:cs="Consolas" w:eastAsia="Consolas" w:hAnsi="Consolas"/>
@@ -14778,7 +15533,62 @@
                 <w:sz w:val="18"/>
                 <w:szCs w:val="18"/>
               </w:rPr>
-              <w:t xml:space="preserve">Một transaction: tạo </w:t>
+              <w:t xml:space="preserve">1–100 dòng, không lặp nguyên liệu; </w:t>
+            </w:r>
+            <w:r>
+              <w:rPr>
+                <w:rFonts w:ascii="Consolas" w:cs="Consolas" w:eastAsia="Consolas" w:hAnsi="Consolas"/>
+                <w:b w:val="false"/>
+                <w:bCs w:val="false"/>
+                <w:sz w:val="18"/>
+                <w:szCs w:val="18"/>
+              </w:rPr>
+              <w:t xml:space="preserve">so_luong_nhap</w:t>
+            </w:r>
+            <w:r>
+              <w:rPr>
+                <w:rFonts w:ascii="Arial" w:cs="Arial" w:eastAsia="Arial" w:hAnsi="Arial"/>
+                <w:b w:val="false"/>
+                <w:bCs w:val="false"/>
+                <w:sz w:val="18"/>
+                <w:szCs w:val="18"/>
+              </w:rPr>
+              <w:t xml:space="preserve"> &gt; 0 (3 số lẻ), </w:t>
+            </w:r>
+            <w:r>
+              <w:rPr>
+                <w:rFonts w:ascii="Consolas" w:cs="Consolas" w:eastAsia="Consolas" w:hAnsi="Consolas"/>
+                <w:b w:val="false"/>
+                <w:bCs w:val="false"/>
+                <w:sz w:val="18"/>
+                <w:szCs w:val="18"/>
+              </w:rPr>
+              <w:t xml:space="preserve">don_gia_nhap</w:t>
+            </w:r>
+            <w:r>
+              <w:rPr>
+                <w:rFonts w:ascii="Arial" w:cs="Arial" w:eastAsia="Arial" w:hAnsi="Arial"/>
+                <w:b w:val="false"/>
+                <w:bCs w:val="false"/>
+                <w:sz w:val="18"/>
+                <w:szCs w:val="18"/>
+              </w:rPr>
+              <w:t xml:space="preserve"> &gt; 0 (2 số lẻ)</w:t>
+            </w:r>
+          </w:p>
+          <w:p>
+            <w:pPr>
+              <w:spacing w:after="20"/>
+            </w:pPr>
+            <w:r>
+              <w:rPr>
+                <w:rFonts w:ascii="Arial" w:cs="Arial" w:eastAsia="Arial" w:hAnsi="Arial"/>
+                <w:b w:val="false"/>
+                <w:bCs w:val="false"/>
+                <w:sz w:val="18"/>
+                <w:szCs w:val="18"/>
+              </w:rPr>
+              <w:t xml:space="preserve">Một transaction: khóa NCC (chia sẻ) rồi các nguyên liệu (mã tăng dần); tạo </w:t>
             </w:r>
             <w:r>
               <w:rPr>
@@ -14818,27 +15628,27 @@
                 <w:sz w:val="18"/>
                 <w:szCs w:val="18"/>
               </w:rPr>
-              <w:t xml:space="preserve">, </w:t>
-            </w:r>
-            <w:r>
-              <w:rPr>
-                <w:rFonts w:ascii="Consolas" w:cs="Consolas" w:eastAsia="Consolas" w:hAnsi="Consolas"/>
-                <w:b w:val="false"/>
-                <w:bCs w:val="false"/>
-                <w:sz w:val="18"/>
-                <w:szCs w:val="18"/>
-              </w:rPr>
-              <w:t xml:space="preserve">tong_tien_nhap = Σ</w:t>
-            </w:r>
-            <w:r>
-              <w:rPr>
-                <w:rFonts w:ascii="Arial" w:cs="Arial" w:eastAsia="Arial" w:hAnsi="Arial"/>
-                <w:b w:val="false"/>
-                <w:bCs w:val="false"/>
-                <w:sz w:val="18"/>
-                <w:szCs w:val="18"/>
-              </w:rPr>
-              <w:t xml:space="preserve">, cộng </w:t>
+              <w:t xml:space="preserve">; </w:t>
+            </w:r>
+            <w:r>
+              <w:rPr>
+                <w:rFonts w:ascii="Consolas" w:cs="Consolas" w:eastAsia="Consolas" w:hAnsi="Consolas"/>
+                <w:b w:val="false"/>
+                <w:bCs w:val="false"/>
+                <w:sz w:val="18"/>
+                <w:szCs w:val="18"/>
+              </w:rPr>
+              <w:t xml:space="preserve">tong_tien_nhap</w:t>
+            </w:r>
+            <w:r>
+              <w:rPr>
+                <w:rFonts w:ascii="Arial" w:cs="Arial" w:eastAsia="Arial" w:hAnsi="Arial"/>
+                <w:b w:val="false"/>
+                <w:bCs w:val="false"/>
+                <w:sz w:val="18"/>
+                <w:szCs w:val="18"/>
+              </w:rPr>
+              <w:t xml:space="preserve"> = Σ làm tròn nửa lên TỪNG dòng đến 0,01 (tính bằng số nguyên); cộng </w:t>
             </w:r>
             <w:r>
               <w:rPr>
@@ -14850,6 +15660,41 @@
               </w:rPr>
               <w:t xml:space="preserve">so_luong_ton</w:t>
             </w:r>
+            <w:r>
+              <w:rPr>
+                <w:rFonts w:ascii="Arial" w:cs="Arial" w:eastAsia="Arial" w:hAnsi="Arial"/>
+                <w:b w:val="false"/>
+                <w:bCs w:val="false"/>
+                <w:sz w:val="18"/>
+                <w:szCs w:val="18"/>
+              </w:rPr>
+              <w:t xml:space="preserve">; nhân viên lấy từ token</w:t>
+            </w:r>
+          </w:p>
+          <w:p>
+            <w:pPr>
+              <w:spacing w:after="20"/>
+            </w:pPr>
+            <w:r>
+              <w:rPr>
+                <w:rFonts w:ascii="Arial" w:cs="Arial" w:eastAsia="Arial" w:hAnsi="Arial"/>
+                <w:b w:val="false"/>
+                <w:bCs w:val="false"/>
+                <w:sz w:val="18"/>
+                <w:szCs w:val="18"/>
+              </w:rPr>
+              <w:t xml:space="preserve">Thiếu NCC/nguyên liệu: 404, không đổi gì; tồn vượt giới hạn lưu trữ: 409 </w:t>
+            </w:r>
+            <w:r>
+              <w:rPr>
+                <w:rFonts w:ascii="Consolas" w:cs="Consolas" w:eastAsia="Consolas" w:hAnsi="Consolas"/>
+                <w:b w:val="false"/>
+                <w:bCs w:val="false"/>
+                <w:sz w:val="18"/>
+                <w:szCs w:val="18"/>
+              </w:rPr>
+              <w:t xml:space="preserve">TON_KHO_VUOT_GIOI_HAN</w:t>
+            </w:r>
           </w:p>
         </w:tc>
         <w:tc>
@@ -14880,7 +15725,7 @@
                 <w:sz w:val="18"/>
                 <w:szCs w:val="18"/>
               </w:rPr>
-              <w:t xml:space="preserve">{ma_phieu_nhap, tong_tien_nhap, ton_moi[]}</w:t>
+              <w:t xml:space="preserve">{ma_phieu_nhap, tong_tien_nhap, chi_tiet[], ton_moi[]: {ma_nguyen_lieu, so_luong_ton, muc_ton_toi_thieu, sap_het, ...}}</w:t>
             </w:r>
           </w:p>
         </w:tc>
@@ -14927,7 +15772,22 @@
                 <w:sz w:val="18"/>
                 <w:szCs w:val="18"/>
               </w:rPr>
-              <w:t xml:space="preserve">404 NCC</w:t>
+              <w:t xml:space="preserve">404 NCC, nguyên liệu</w:t>
+            </w:r>
+          </w:p>
+          <w:p>
+            <w:pPr>
+              <w:spacing w:after="20"/>
+            </w:pPr>
+            <w:r>
+              <w:rPr>
+                <w:rFonts w:ascii="Arial" w:cs="Arial" w:eastAsia="Arial" w:hAnsi="Arial"/>
+                <w:b w:val="false"/>
+                <w:bCs w:val="false"/>
+                <w:sz w:val="18"/>
+                <w:szCs w:val="18"/>
+              </w:rPr>
+              <w:t xml:space="preserve">409</w:t>
             </w:r>
           </w:p>
         </w:tc>
@@ -15058,6 +15918,26 @@
                 <w:sz w:val="18"/>
                 <w:szCs w:val="18"/>
               </w:rPr>
+              <w:t xml:space="preserve"> (YYYY-MM-DD, lọc theo NGÀY nhập, den_ngay tính trọn ngày), </w:t>
+            </w:r>
+            <w:r>
+              <w:rPr>
+                <w:rFonts w:ascii="Consolas" w:cs="Consolas" w:eastAsia="Consolas" w:hAnsi="Consolas"/>
+                <w:b w:val="false"/>
+                <w:bCs w:val="false"/>
+                <w:sz w:val="18"/>
+                <w:szCs w:val="18"/>
+              </w:rPr>
+              <w:t xml:space="preserve">ma_ncc?</w:t>
+            </w:r>
+            <w:r>
+              <w:rPr>
+                <w:rFonts w:ascii="Arial" w:cs="Arial" w:eastAsia="Arial" w:hAnsi="Arial"/>
+                <w:b w:val="false"/>
+                <w:bCs w:val="false"/>
+                <w:sz w:val="18"/>
+                <w:szCs w:val="18"/>
+              </w:rPr>
               <w:t xml:space="preserve">, </w:t>
             </w:r>
             <w:r>
@@ -15068,7 +15948,27 @@
                 <w:sz w:val="18"/>
                 <w:szCs w:val="18"/>
               </w:rPr>
-              <w:t xml:space="preserve">ma_ncc?</w:t>
+              <w:t xml:space="preserve">trang?</w:t>
+            </w:r>
+            <w:r>
+              <w:rPr>
+                <w:rFonts w:ascii="Arial" w:cs="Arial" w:eastAsia="Arial" w:hAnsi="Arial"/>
+                <w:b w:val="false"/>
+                <w:bCs w:val="false"/>
+                <w:sz w:val="18"/>
+                <w:szCs w:val="18"/>
+              </w:rPr>
+              <w:t xml:space="preserve">, </w:t>
+            </w:r>
+            <w:r>
+              <w:rPr>
+                <w:rFonts w:ascii="Consolas" w:cs="Consolas" w:eastAsia="Consolas" w:hAnsi="Consolas"/>
+                <w:b w:val="false"/>
+                <w:bCs w:val="false"/>
+                <w:sz w:val="18"/>
+                <w:szCs w:val="18"/>
+              </w:rPr>
+              <w:t xml:space="preserve">moi_trang?</w:t>
             </w:r>
           </w:p>
         </w:tc>
@@ -15152,6 +16052,106 @@
               </w:rPr>
               <w:t xml:space="preserve">NhanVien</w:t>
             </w:r>
+            <w:r>
+              <w:rPr>
+                <w:rFonts w:ascii="Arial" w:cs="Arial" w:eastAsia="Arial" w:hAnsi="Arial"/>
+                <w:b w:val="false"/>
+                <w:bCs w:val="false"/>
+                <w:sz w:val="18"/>
+                <w:szCs w:val="18"/>
+              </w:rPr>
+              <w:t xml:space="preserve">; mới nhất trước; </w:t>
+            </w:r>
+            <w:r>
+              <w:rPr>
+                <w:rFonts w:ascii="Consolas" w:cs="Consolas" w:eastAsia="Consolas" w:hAnsi="Consolas"/>
+                <w:b w:val="false"/>
+                <w:bCs w:val="false"/>
+                <w:sz w:val="18"/>
+                <w:szCs w:val="18"/>
+              </w:rPr>
+              <w:t xml:space="preserve">tong_tien_nhap</w:t>
+            </w:r>
+            <w:r>
+              <w:rPr>
+                <w:rFonts w:ascii="Arial" w:cs="Arial" w:eastAsia="Arial" w:hAnsi="Arial"/>
+                <w:b w:val="false"/>
+                <w:bCs w:val="false"/>
+                <w:sz w:val="18"/>
+                <w:szCs w:val="18"/>
+              </w:rPr>
+              <w:t xml:space="preserve"> và </w:t>
+            </w:r>
+            <w:r>
+              <w:rPr>
+                <w:rFonts w:ascii="Consolas" w:cs="Consolas" w:eastAsia="Consolas" w:hAnsi="Consolas"/>
+                <w:b w:val="false"/>
+                <w:bCs w:val="false"/>
+                <w:sz w:val="18"/>
+                <w:szCs w:val="18"/>
+              </w:rPr>
+              <w:t xml:space="preserve">tong_so_ban_ghi</w:t>
+            </w:r>
+            <w:r>
+              <w:rPr>
+                <w:rFonts w:ascii="Arial" w:cs="Arial" w:eastAsia="Arial" w:hAnsi="Arial"/>
+                <w:b w:val="false"/>
+                <w:bCs w:val="false"/>
+                <w:sz w:val="18"/>
+                <w:szCs w:val="18"/>
+              </w:rPr>
+              <w:t xml:space="preserve"> tính trên TOÀN BỘ kết quả lọc. Chi tiết một phiếu: GET </w:t>
+            </w:r>
+            <w:r>
+              <w:rPr>
+                <w:rFonts w:ascii="Consolas" w:cs="Consolas" w:eastAsia="Consolas" w:hAnsi="Consolas"/>
+                <w:b w:val="false"/>
+                <w:bCs w:val="false"/>
+                <w:sz w:val="18"/>
+                <w:szCs w:val="18"/>
+              </w:rPr>
+              <w:t xml:space="preserve">/phieu-nhap/:ma</w:t>
+            </w:r>
+            <w:r>
+              <w:rPr>
+                <w:rFonts w:ascii="Arial" w:cs="Arial" w:eastAsia="Arial" w:hAnsi="Arial"/>
+                <w:b w:val="false"/>
+                <w:bCs w:val="false"/>
+                <w:sz w:val="18"/>
+                <w:szCs w:val="18"/>
+              </w:rPr>
+              <w:t xml:space="preserve"> kèm </w:t>
+            </w:r>
+            <w:r>
+              <w:rPr>
+                <w:rFonts w:ascii="Consolas" w:cs="Consolas" w:eastAsia="Consolas" w:hAnsi="Consolas"/>
+                <w:b w:val="false"/>
+                <w:bCs w:val="false"/>
+                <w:sz w:val="18"/>
+                <w:szCs w:val="18"/>
+              </w:rPr>
+              <w:t xml:space="preserve">chi_tiet[]</w:t>
+            </w:r>
+            <w:r>
+              <w:rPr>
+                <w:rFonts w:ascii="Arial" w:cs="Arial" w:eastAsia="Arial" w:hAnsi="Arial"/>
+                <w:b w:val="false"/>
+                <w:bCs w:val="false"/>
+                <w:sz w:val="18"/>
+                <w:szCs w:val="18"/>
+              </w:rPr>
+              <w:t xml:space="preserve"> và </w:t>
+            </w:r>
+            <w:r>
+              <w:rPr>
+                <w:rFonts w:ascii="Consolas" w:cs="Consolas" w:eastAsia="Consolas" w:hAnsi="Consolas"/>
+                <w:b w:val="false"/>
+                <w:bCs w:val="false"/>
+                <w:sz w:val="18"/>
+                <w:szCs w:val="18"/>
+              </w:rPr>
+              <w:t xml:space="preserve">thanh_tien</w:t>
+            </w:r>
           </w:p>
         </w:tc>
         <w:tc>
@@ -15182,7 +16182,17 @@
                 <w:sz w:val="18"/>
                 <w:szCs w:val="18"/>
               </w:rPr>
-              <w:t xml:space="preserve">Mảng phiếu nhập</w:t>
+              <w:t xml:space="preserve">Mảng </w:t>
+            </w:r>
+            <w:r>
+              <w:rPr>
+                <w:rFonts w:ascii="Consolas" w:cs="Consolas" w:eastAsia="Consolas" w:hAnsi="Consolas"/>
+                <w:b w:val="false"/>
+                <w:bCs w:val="false"/>
+                <w:sz w:val="18"/>
+                <w:szCs w:val="18"/>
+              </w:rPr>
+              <w:t xml:space="preserve">{ma_phieu_nhap, ma_ncc, ten_ncc, ma_nhan_vien, ten_nhan_vien, ngay_nhap, tong_tien_nhap, so_dong}</w:t>
             </w:r>
           </w:p>
         </w:tc>
@@ -15206,6 +16216,16 @@
             <w:pPr>
               <w:spacing w:after="20"/>
             </w:pPr>
+            <w:r>
+              <w:rPr>
+                <w:rFonts w:ascii="Arial" w:cs="Arial" w:eastAsia="Arial" w:hAnsi="Arial"/>
+                <w:b w:val="false"/>
+                <w:bCs w:val="false"/>
+                <w:sz w:val="18"/>
+                <w:szCs w:val="18"/>
+              </w:rPr>
+              <w:t xml:space="preserve">400</w:t>
+            </w:r>
           </w:p>
         </w:tc>
       </w:tr>
@@ -15307,6 +16327,26 @@
               </w:rPr>
               <w:t xml:space="preserve">chi_sap_het?</w:t>
             </w:r>
+            <w:r>
+              <w:rPr>
+                <w:rFonts w:ascii="Arial" w:cs="Arial" w:eastAsia="Arial" w:hAnsi="Arial"/>
+                <w:b w:val="false"/>
+                <w:bCs w:val="false"/>
+                <w:sz w:val="18"/>
+                <w:szCs w:val="18"/>
+              </w:rPr>
+              <w:t xml:space="preserve"> (true/false), </w:t>
+            </w:r>
+            <w:r>
+              <w:rPr>
+                <w:rFonts w:ascii="Consolas" w:cs="Consolas" w:eastAsia="Consolas" w:hAnsi="Consolas"/>
+                <w:b w:val="false"/>
+                <w:bCs w:val="false"/>
+                <w:sz w:val="18"/>
+                <w:szCs w:val="18"/>
+              </w:rPr>
+              <w:t xml:space="preserve">tu_khoa?</w:t>
+            </w:r>
           </w:p>
         </w:tc>
         <w:tc>
@@ -15337,17 +16377,47 @@
                 <w:sz w:val="18"/>
                 <w:szCs w:val="18"/>
               </w:rPr>
-              <w:t xml:space="preserve">Cảnh báo khi </w:t>
-            </w:r>
-            <w:r>
-              <w:rPr>
-                <w:rFonts w:ascii="Consolas" w:cs="Consolas" w:eastAsia="Consolas" w:hAnsi="Consolas"/>
-                <w:b w:val="false"/>
-                <w:bCs w:val="false"/>
-                <w:sz w:val="18"/>
-                <w:szCs w:val="18"/>
-              </w:rPr>
-              <w:t xml:space="preserve">so_luong_ton &lt;= muc_ton_toi_thieu</w:t>
+              <w:t xml:space="preserve">Cờ </w:t>
+            </w:r>
+            <w:r>
+              <w:rPr>
+                <w:rFonts w:ascii="Consolas" w:cs="Consolas" w:eastAsia="Consolas" w:hAnsi="Consolas"/>
+                <w:b w:val="false"/>
+                <w:bCs w:val="false"/>
+                <w:sz w:val="18"/>
+                <w:szCs w:val="18"/>
+              </w:rPr>
+              <w:t xml:space="preserve">sap_het = so_luong_ton &lt;= muc_ton_toi_thieu</w:t>
+            </w:r>
+            <w:r>
+              <w:rPr>
+                <w:rFonts w:ascii="Arial" w:cs="Arial" w:eastAsia="Arial" w:hAnsi="Arial"/>
+                <w:b w:val="false"/>
+                <w:bCs w:val="false"/>
+                <w:sz w:val="18"/>
+                <w:szCs w:val="18"/>
+              </w:rPr>
+              <w:t xml:space="preserve"> (cùng quy tắc </w:t>
+            </w:r>
+            <w:r>
+              <w:rPr>
+                <w:rFonts w:ascii="Consolas" w:cs="Consolas" w:eastAsia="Consolas" w:hAnsi="Consolas"/>
+                <w:b w:val="false"/>
+                <w:bCs w:val="false"/>
+                <w:sz w:val="18"/>
+                <w:szCs w:val="18"/>
+              </w:rPr>
+              <w:t xml:space="preserve">canh_bao_kho</w:t>
+            </w:r>
+            <w:r>
+              <w:rPr>
+                <w:rFonts w:ascii="Arial" w:cs="Arial" w:eastAsia="Arial" w:hAnsi="Arial"/>
+                <w:b w:val="false"/>
+                <w:bCs w:val="false"/>
+                <w:sz w:val="18"/>
+                <w:szCs w:val="18"/>
+              </w:rPr>
+              <w:t xml:space="preserve"> khi bán hàng); sắp hết đứng đầu, sau đó theo tên; không phân trang</w:t>
             </w:r>
           </w:p>
         </w:tc>
@@ -15389,7 +16459,7 @@
                 <w:sz w:val="18"/>
                 <w:szCs w:val="18"/>
               </w:rPr>
-              <w:t xml:space="preserve">{ma_nguyen_lieu, ten, so_luong_ton, don_vi_tinh}</w:t>
+              <w:t xml:space="preserve">{ma_nguyen_lieu, ten_nguyen_lieu, so_luong_ton, muc_ton_toi_thieu, don_vi_tinh, sap_het}</w:t>
             </w:r>
           </w:p>
         </w:tc>
@@ -15413,6 +16483,16 @@
             <w:pPr>
               <w:spacing w:after="20"/>
             </w:pPr>
+            <w:r>
+              <w:rPr>
+                <w:rFonts w:ascii="Arial" w:cs="Arial" w:eastAsia="Arial" w:hAnsi="Arial"/>
+                <w:b w:val="false"/>
+                <w:bCs w:val="false"/>
+                <w:sz w:val="18"/>
+                <w:szCs w:val="18"/>
+              </w:rPr>
+              <w:t xml:space="preserve">400</w:t>
+            </w:r>
           </w:p>
         </w:tc>
       </w:tr>
@@ -19314,7 +20394,7 @@
         <w:rPr>
           <w:rFonts w:ascii="Arial" w:cs="Arial" w:eastAsia="Arial" w:hAnsi="Arial"/>
         </w:rPr>
-        <w:t xml:space="preserve">Ba thay đổi phát sinh khi viết đặc tả, đã đưa vào ERD (file </w:t>
+        <w:t xml:space="preserve">Các thay đổi sau đã đưa vào ERD (file </w:t>
       </w:r>
       <w:r>
         <w:rPr>
@@ -19810,6 +20890,338 @@
                 <w:szCs w:val="18"/>
               </w:rPr>
               <w:t xml:space="preserve">Cho POS-04/05: một hóa đơn có nhiều dòng cùng sản phẩm khác ghi chú</w:t>
+            </w:r>
+          </w:p>
+        </w:tc>
+      </w:tr>
+      <w:tr>
+        <w:trPr>
+          <w:cantSplit/>
+        </w:trPr>
+        <w:tc>
+          <w:tcPr>
+            <w:tcW w:type="dxa" w:w="1000"/>
+            <w:tcBorders>
+              <w:top w:val="single" w:color="BFBFBF" w:sz="4"/>
+              <w:left w:val="single" w:color="BFBFBF" w:sz="4"/>
+              <w:bottom w:val="single" w:color="BFBFBF" w:sz="4"/>
+              <w:right w:val="single" w:color="BFBFBF" w:sz="4"/>
+            </w:tcBorders>
+            <w:tcMar>
+              <w:top w:type="dxa" w:w="60"/>
+              <w:left w:type="dxa" w:w="90"/>
+              <w:bottom w:type="dxa" w:w="60"/>
+              <w:right w:type="dxa" w:w="90"/>
+            </w:tcMar>
+          </w:tcPr>
+          <w:p>
+            <w:pPr>
+              <w:spacing w:after="20"/>
+            </w:pPr>
+            <w:r>
+              <w:rPr>
+                <w:rFonts w:ascii="Arial" w:cs="Arial" w:eastAsia="Arial" w:hAnsi="Arial"/>
+                <w:b w:val="false"/>
+                <w:bCs w:val="false"/>
+                <w:sz w:val="18"/>
+                <w:szCs w:val="18"/>
+              </w:rPr>
+              <w:t xml:space="preserve">4</w:t>
+            </w:r>
+          </w:p>
+        </w:tc>
+        <w:tc>
+          <w:tcPr>
+            <w:tcW w:type="dxa" w:w="5500"/>
+            <w:tcBorders>
+              <w:top w:val="single" w:color="BFBFBF" w:sz="4"/>
+              <w:left w:val="single" w:color="BFBFBF" w:sz="4"/>
+              <w:bottom w:val="single" w:color="BFBFBF" w:sz="4"/>
+              <w:right w:val="single" w:color="BFBFBF" w:sz="4"/>
+            </w:tcBorders>
+            <w:tcMar>
+              <w:top w:type="dxa" w:w="60"/>
+              <w:left w:type="dxa" w:w="90"/>
+              <w:bottom w:type="dxa" w:w="60"/>
+              <w:right w:type="dxa" w:w="90"/>
+            </w:tcMar>
+          </w:tcPr>
+          <w:p>
+            <w:pPr>
+              <w:spacing w:after="20"/>
+            </w:pPr>
+            <w:r>
+              <w:rPr>
+                <w:rFonts w:ascii="Arial" w:cs="Arial" w:eastAsia="Arial" w:hAnsi="Arial"/>
+                <w:b w:val="false"/>
+                <w:bCs w:val="false"/>
+                <w:sz w:val="18"/>
+                <w:szCs w:val="18"/>
+              </w:rPr>
+              <w:t xml:space="preserve">Bảng mới </w:t>
+            </w:r>
+            <w:r>
+              <w:rPr>
+                <w:rFonts w:ascii="Consolas" w:cs="Consolas" w:eastAsia="Consolas" w:hAnsi="Consolas"/>
+                <w:b w:val="false"/>
+                <w:bCs w:val="false"/>
+                <w:sz w:val="18"/>
+                <w:szCs w:val="18"/>
+              </w:rPr>
+              <w:t xml:space="preserve">HoaDonDaThanhToan</w:t>
+            </w:r>
+            <w:r>
+              <w:rPr>
+                <w:rFonts w:ascii="Arial" w:cs="Arial" w:eastAsia="Arial" w:hAnsi="Arial"/>
+                <w:b w:val="false"/>
+                <w:bCs w:val="false"/>
+                <w:sz w:val="18"/>
+                <w:szCs w:val="18"/>
+              </w:rPr>
+              <w:t xml:space="preserve"> (chỉ-thêm, trigger chặn sửa/xóa)</w:t>
+            </w:r>
+          </w:p>
+        </w:tc>
+        <w:tc>
+          <w:tcPr>
+            <w:tcW w:type="dxa" w:w="8178"/>
+            <w:tcBorders>
+              <w:top w:val="single" w:color="BFBFBF" w:sz="4"/>
+              <w:left w:val="single" w:color="BFBFBF" w:sz="4"/>
+              <w:bottom w:val="single" w:color="BFBFBF" w:sz="4"/>
+              <w:right w:val="single" w:color="BFBFBF" w:sz="4"/>
+            </w:tcBorders>
+            <w:tcMar>
+              <w:top w:type="dxa" w:w="60"/>
+              <w:left w:type="dxa" w:w="90"/>
+              <w:bottom w:type="dxa" w:w="60"/>
+              <w:right w:type="dxa" w:w="90"/>
+            </w:tcMar>
+          </w:tcPr>
+          <w:p>
+            <w:pPr>
+              <w:spacing w:after="20"/>
+            </w:pPr>
+            <w:r>
+              <w:rPr>
+                <w:rFonts w:ascii="Arial" w:cs="Arial" w:eastAsia="Arial" w:hAnsi="Arial"/>
+                <w:b w:val="false"/>
+                <w:bCs w:val="false"/>
+                <w:sz w:val="18"/>
+                <w:szCs w:val="18"/>
+              </w:rPr>
+              <w:t xml:space="preserve">Lưu biên lai bất biến của hóa đơn đã thanh toán; KH-04, KM-07, báo cáo đọc từ đây</w:t>
+            </w:r>
+          </w:p>
+        </w:tc>
+      </w:tr>
+      <w:tr>
+        <w:trPr>
+          <w:cantSplit/>
+        </w:trPr>
+        <w:tc>
+          <w:tcPr>
+            <w:tcW w:type="dxa" w:w="1000"/>
+            <w:tcBorders>
+              <w:top w:val="single" w:color="BFBFBF" w:sz="4"/>
+              <w:left w:val="single" w:color="BFBFBF" w:sz="4"/>
+              <w:bottom w:val="single" w:color="BFBFBF" w:sz="4"/>
+              <w:right w:val="single" w:color="BFBFBF" w:sz="4"/>
+            </w:tcBorders>
+            <w:tcMar>
+              <w:top w:type="dxa" w:w="60"/>
+              <w:left w:type="dxa" w:w="90"/>
+              <w:bottom w:type="dxa" w:w="60"/>
+              <w:right w:type="dxa" w:w="90"/>
+            </w:tcMar>
+          </w:tcPr>
+          <w:p>
+            <w:pPr>
+              <w:spacing w:after="20"/>
+            </w:pPr>
+            <w:r>
+              <w:rPr>
+                <w:rFonts w:ascii="Arial" w:cs="Arial" w:eastAsia="Arial" w:hAnsi="Arial"/>
+                <w:b w:val="false"/>
+                <w:bCs w:val="false"/>
+                <w:sz w:val="18"/>
+                <w:szCs w:val="18"/>
+              </w:rPr>
+              <w:t xml:space="preserve">5</w:t>
+            </w:r>
+          </w:p>
+        </w:tc>
+        <w:tc>
+          <w:tcPr>
+            <w:tcW w:type="dxa" w:w="5500"/>
+            <w:tcBorders>
+              <w:top w:val="single" w:color="BFBFBF" w:sz="4"/>
+              <w:left w:val="single" w:color="BFBFBF" w:sz="4"/>
+              <w:bottom w:val="single" w:color="BFBFBF" w:sz="4"/>
+              <w:right w:val="single" w:color="BFBFBF" w:sz="4"/>
+            </w:tcBorders>
+            <w:tcMar>
+              <w:top w:type="dxa" w:w="60"/>
+              <w:left w:type="dxa" w:w="90"/>
+              <w:bottom w:type="dxa" w:w="60"/>
+              <w:right w:type="dxa" w:w="90"/>
+            </w:tcMar>
+          </w:tcPr>
+          <w:p>
+            <w:pPr>
+              <w:spacing w:after="20"/>
+            </w:pPr>
+            <w:r>
+              <w:rPr>
+                <w:rFonts w:ascii="Arial" w:cs="Arial" w:eastAsia="Arial" w:hAnsi="Arial"/>
+                <w:b w:val="false"/>
+                <w:bCs w:val="false"/>
+                <w:sz w:val="18"/>
+                <w:szCs w:val="18"/>
+              </w:rPr>
+              <w:t xml:space="preserve">Bảng mới </w:t>
+            </w:r>
+            <w:r>
+              <w:rPr>
+                <w:rFonts w:ascii="Consolas" w:cs="Consolas" w:eastAsia="Consolas" w:hAnsi="Consolas"/>
+                <w:b w:val="false"/>
+                <w:bCs w:val="false"/>
+                <w:sz w:val="18"/>
+                <w:szCs w:val="18"/>
+              </w:rPr>
+              <w:t xml:space="preserve">ChiTietHoaDonKhuyenMai</w:t>
+            </w:r>
+            <w:r>
+              <w:rPr>
+                <w:rFonts w:ascii="Arial" w:cs="Arial" w:eastAsia="Arial" w:hAnsi="Arial"/>
+                <w:b w:val="false"/>
+                <w:bCs w:val="false"/>
+                <w:sz w:val="18"/>
+                <w:szCs w:val="18"/>
+              </w:rPr>
+              <w:t xml:space="preserve"> (</w:t>
+            </w:r>
+            <w:r>
+              <w:rPr>
+                <w:rFonts w:ascii="Consolas" w:cs="Consolas" w:eastAsia="Consolas" w:hAnsi="Consolas"/>
+                <w:b w:val="false"/>
+                <w:bCs w:val="false"/>
+                <w:sz w:val="18"/>
+                <w:szCs w:val="18"/>
+              </w:rPr>
+              <w:t xml:space="preserve">ma_chi_tiet</w:t>
+            </w:r>
+            <w:r>
+              <w:rPr>
+                <w:rFonts w:ascii="Arial" w:cs="Arial" w:eastAsia="Arial" w:hAnsi="Arial"/>
+                <w:b w:val="false"/>
+                <w:bCs w:val="false"/>
+                <w:sz w:val="18"/>
+                <w:szCs w:val="18"/>
+              </w:rPr>
+              <w:t xml:space="preserve">, </w:t>
+            </w:r>
+            <w:r>
+              <w:rPr>
+                <w:rFonts w:ascii="Consolas" w:cs="Consolas" w:eastAsia="Consolas" w:hAnsi="Consolas"/>
+                <w:b w:val="false"/>
+                <w:bCs w:val="false"/>
+                <w:sz w:val="18"/>
+                <w:szCs w:val="18"/>
+              </w:rPr>
+              <w:t xml:space="preserve">ma_khuyen_mai</w:t>
+            </w:r>
+            <w:r>
+              <w:rPr>
+                <w:rFonts w:ascii="Arial" w:cs="Arial" w:eastAsia="Arial" w:hAnsi="Arial"/>
+                <w:b w:val="false"/>
+                <w:bCs w:val="false"/>
+                <w:sz w:val="18"/>
+                <w:szCs w:val="18"/>
+              </w:rPr>
+              <w:t xml:space="preserve">, </w:t>
+            </w:r>
+            <w:r>
+              <w:rPr>
+                <w:rFonts w:ascii="Consolas" w:cs="Consolas" w:eastAsia="Consolas" w:hAnsi="Consolas"/>
+                <w:b w:val="false"/>
+                <w:bCs w:val="false"/>
+                <w:sz w:val="18"/>
+                <w:szCs w:val="18"/>
+              </w:rPr>
+              <w:t xml:space="preserve">muc_giam_moi_ly</w:t>
+            </w:r>
+            <w:r>
+              <w:rPr>
+                <w:rFonts w:ascii="Arial" w:cs="Arial" w:eastAsia="Arial" w:hAnsi="Arial"/>
+                <w:b w:val="false"/>
+                <w:bCs w:val="false"/>
+                <w:sz w:val="18"/>
+                <w:szCs w:val="18"/>
+              </w:rPr>
+              <w:t xml:space="preserve">); BỎ cột </w:t>
+            </w:r>
+            <w:r>
+              <w:rPr>
+                <w:rFonts w:ascii="Consolas" w:cs="Consolas" w:eastAsia="Consolas" w:hAnsi="Consolas"/>
+                <w:b w:val="false"/>
+                <w:bCs w:val="false"/>
+                <w:sz w:val="18"/>
+                <w:szCs w:val="18"/>
+              </w:rPr>
+              <w:t xml:space="preserve">ChiTietHoaDon.ma_khuyen_mai</w:t>
+            </w:r>
+          </w:p>
+        </w:tc>
+        <w:tc>
+          <w:tcPr>
+            <w:tcW w:type="dxa" w:w="8178"/>
+            <w:tcBorders>
+              <w:top w:val="single" w:color="BFBFBF" w:sz="4"/>
+              <w:left w:val="single" w:color="BFBFBF" w:sz="4"/>
+              <w:bottom w:val="single" w:color="BFBFBF" w:sz="4"/>
+              <w:right w:val="single" w:color="BFBFBF" w:sz="4"/>
+            </w:tcBorders>
+            <w:tcMar>
+              <w:top w:type="dxa" w:w="60"/>
+              <w:left w:type="dxa" w:w="90"/>
+              <w:bottom w:type="dxa" w:w="60"/>
+              <w:right w:type="dxa" w:w="90"/>
+            </w:tcMar>
+          </w:tcPr>
+          <w:p>
+            <w:pPr>
+              <w:spacing w:after="20"/>
+            </w:pPr>
+            <w:r>
+              <w:rPr>
+                <w:rFonts w:ascii="Arial" w:cs="Arial" w:eastAsia="Arial" w:hAnsi="Arial"/>
+                <w:b w:val="false"/>
+                <w:bCs w:val="false"/>
+                <w:sz w:val="18"/>
+                <w:szCs w:val="18"/>
+              </w:rPr>
+              <w:t xml:space="preserve">Một sản phẩm áp được NHIỀU khuyến mãi cùng lúc (cộng dồn trên giá gốc); mỗi mã lưu mức giảm trên từng ly để tính lượt dùng (theo ly) và hiệu quả từng mã (KM-07). </w:t>
+            </w:r>
+            <w:r>
+              <w:rPr>
+                <w:rFonts w:ascii="Consolas" w:cs="Consolas" w:eastAsia="Consolas" w:hAnsi="Consolas"/>
+                <w:b w:val="false"/>
+                <w:bCs w:val="false"/>
+                <w:sz w:val="18"/>
+                <w:szCs w:val="18"/>
+              </w:rPr>
+              <w:t xml:space="preserve">ChiTietHoaDon.giam_gia</w:t>
+            </w:r>
+            <w:r>
+              <w:rPr>
+                <w:rFonts w:ascii="Arial" w:cs="Arial" w:eastAsia="Arial" w:hAnsi="Arial"/>
+                <w:b w:val="false"/>
+                <w:bCs w:val="false"/>
+                <w:sz w:val="18"/>
+                <w:szCs w:val="18"/>
+              </w:rPr>
+              <w:t xml:space="preserve"> = tổng giảm của dòng</w:t>
             </w:r>
           </w:p>
         </w:tc>
@@ -20180,7 +21592,7 @@
         <w:rPr>
           <w:rFonts w:ascii="Arial" w:cs="Arial" w:eastAsia="Arial" w:hAnsi="Arial"/>
         </w:rPr>
-        <w:t xml:space="preserve">A.2 Khuyến mãi đang hiệu lực cho một sản phẩm (POS-01, POS-02): lấy mức giảm cao nhất</w:t>
+        <w:t xml:space="preserve">A.2 Khuyến mãi đang hiệu lực cho một sản phẩm (POS-01, POS-02): cộng dồn nhiều mã trên giá gốc</w:t>
       </w:r>
     </w:p>
     <w:p>
@@ -20194,7 +21606,7 @@
           <w:sz w:val="17"/>
           <w:szCs w:val="17"/>
         </w:rPr>
-        <w:t xml:space="preserve">SELECT km.ma_khuyen_mai,</w:t>
+        <w:t xml:space="preserve">-- Bước 1: các khuyến mãi đang hiệu lực của sản phẩm, theo mã tăng dần (thứ tự cộng dồn)</w:t>
       </w:r>
     </w:p>
     <w:p>
@@ -20208,49 +21620,7 @@
           <w:sz w:val="17"/>
           <w:szCs w:val="17"/>
         </w:rPr>
-        <w:t xml:space="preserve">       CASE km.loai_giam</w:t>
-      </w:r>
-    </w:p>
-    <w:p>
-      <w:pPr>
-        <w:shd w:fill="F2F2F2" w:color="auto" w:val="clear"/>
-        <w:spacing w:after="0"/>
-      </w:pPr>
-      <w:r>
-        <w:rPr>
-          <w:rFonts w:ascii="Consolas" w:cs="Consolas" w:eastAsia="Consolas" w:hAnsi="Consolas"/>
-          <w:sz w:val="17"/>
-          <w:szCs w:val="17"/>
-        </w:rPr>
-        <w:t xml:space="preserve">         WHEN 'phan_tram' THEN sp.gia_ban * km.gia_tri_giam / 100</w:t>
-      </w:r>
-    </w:p>
-    <w:p>
-      <w:pPr>
-        <w:shd w:fill="F2F2F2" w:color="auto" w:val="clear"/>
-        <w:spacing w:after="0"/>
-      </w:pPr>
-      <w:r>
-        <w:rPr>
-          <w:rFonts w:ascii="Consolas" w:cs="Consolas" w:eastAsia="Consolas" w:hAnsi="Consolas"/>
-          <w:sz w:val="17"/>
-          <w:szCs w:val="17"/>
-        </w:rPr>
-        <w:t xml:space="preserve">         ELSE km.gia_tri_giam</w:t>
-      </w:r>
-    </w:p>
-    <w:p>
-      <w:pPr>
-        <w:shd w:fill="F2F2F2" w:color="auto" w:val="clear"/>
-        <w:spacing w:after="0"/>
-      </w:pPr>
-      <w:r>
-        <w:rPr>
-          <w:rFonts w:ascii="Consolas" w:cs="Consolas" w:eastAsia="Consolas" w:hAnsi="Consolas"/>
-          <w:sz w:val="17"/>
-          <w:szCs w:val="17"/>
-        </w:rPr>
-        <w:t xml:space="preserve">       END AS so_tien_giam</w:t>
+        <w:t xml:space="preserve">SELECT km.ma_khuyen_mai, km.loai_giam, km.gia_tri_giam</w:t>
       </w:r>
     </w:p>
     <w:p>
@@ -20292,20 +21662,6 @@
           <w:sz w:val="17"/>
           <w:szCs w:val="17"/>
         </w:rPr>
-        <w:t xml:space="preserve">JOIN SanPham sp   ON sp.ma_san_pham  = kmsp.ma_san_pham</w:t>
-      </w:r>
-    </w:p>
-    <w:p>
-      <w:pPr>
-        <w:shd w:fill="F2F2F2" w:color="auto" w:val="clear"/>
-        <w:spacing w:after="0"/>
-      </w:pPr>
-      <w:r>
-        <w:rPr>
-          <w:rFonts w:ascii="Consolas" w:cs="Consolas" w:eastAsia="Consolas" w:hAnsi="Consolas"/>
-          <w:sz w:val="17"/>
-          <w:szCs w:val="17"/>
-        </w:rPr>
         <w:t xml:space="preserve">WHERE kmsp.ma_san_pham = :sp</w:t>
       </w:r>
     </w:p>
@@ -20334,7 +21690,7 @@
           <w:sz w:val="17"/>
           <w:szCs w:val="17"/>
         </w:rPr>
-        <w:t xml:space="preserve">ORDER BY so_tien_giam DESC</w:t>
+        <w:t xml:space="preserve">ORDER BY km.ma_khuyen_mai;</w:t>
       </w:r>
     </w:p>
     <w:p>
@@ -20348,7 +21704,119 @@
           <w:sz w:val="17"/>
           <w:szCs w:val="17"/>
         </w:rPr>
-        <w:t xml:space="preserve">LIMIT 1;</w:t>
+        <w:t xml:space="preserve"> </w:t>
+      </w:r>
+    </w:p>
+    <w:p>
+      <w:pPr>
+        <w:shd w:fill="F2F2F2" w:color="auto" w:val="clear"/>
+        <w:spacing w:after="0"/>
+      </w:pPr>
+      <w:r>
+        <w:rPr>
+          <w:rFonts w:ascii="Consolas" w:cs="Consolas" w:eastAsia="Consolas" w:hAnsi="Consolas"/>
+          <w:sz w:val="17"/>
+          <w:szCs w:val="17"/>
+        </w:rPr>
+        <w:t xml:space="preserve">-- Bước 2 (ở tầng ứng dụng, khuyen-mai.service.tinhKhuyenMai), với MỖI ly:</w:t>
+      </w:r>
+    </w:p>
+    <w:p>
+      <w:pPr>
+        <w:shd w:fill="F2F2F2" w:color="auto" w:val="clear"/>
+        <w:spacing w:after="0"/>
+      </w:pPr>
+      <w:r>
+        <w:rPr>
+          <w:rFonts w:ascii="Consolas" w:cs="Consolas" w:eastAsia="Consolas" w:hAnsi="Consolas"/>
+          <w:sz w:val="17"/>
+          <w:szCs w:val="17"/>
+        </w:rPr>
+        <w:t xml:space="preserve">--   con_lai = gia_ban</w:t>
+      </w:r>
+    </w:p>
+    <w:p>
+      <w:pPr>
+        <w:shd w:fill="F2F2F2" w:color="auto" w:val="clear"/>
+        <w:spacing w:after="0"/>
+      </w:pPr>
+      <w:r>
+        <w:rPr>
+          <w:rFonts w:ascii="Consolas" w:cs="Consolas" w:eastAsia="Consolas" w:hAnsi="Consolas"/>
+          <w:sz w:val="17"/>
+          <w:szCs w:val="17"/>
+        </w:rPr>
+        <w:t xml:space="preserve">--   với từng mã theo thứ tự:</w:t>
+      </w:r>
+    </w:p>
+    <w:p>
+      <w:pPr>
+        <w:shd w:fill="F2F2F2" w:color="auto" w:val="clear"/>
+        <w:spacing w:after="0"/>
+      </w:pPr>
+      <w:r>
+        <w:rPr>
+          <w:rFonts w:ascii="Consolas" w:cs="Consolas" w:eastAsia="Consolas" w:hAnsi="Consolas"/>
+          <w:sz w:val="17"/>
+          <w:szCs w:val="17"/>
+        </w:rPr>
+        <w:t xml:space="preserve">--     muc = FLOOR( phan_tram ? gia_ban * gia_tri_giam / 100 : gia_tri_giam )   -- luôn tính trên GIÁ GỐC</w:t>
+      </w:r>
+    </w:p>
+    <w:p>
+      <w:pPr>
+        <w:shd w:fill="F2F2F2" w:color="auto" w:val="clear"/>
+        <w:spacing w:after="0"/>
+      </w:pPr>
+      <w:r>
+        <w:rPr>
+          <w:rFonts w:ascii="Consolas" w:cs="Consolas" w:eastAsia="Consolas" w:hAnsi="Consolas"/>
+          <w:sz w:val="17"/>
+          <w:szCs w:val="17"/>
+        </w:rPr>
+        <w:t xml:space="preserve">--     muc = MIN(muc, con_lai);  nếu muc &lt;= 0 thì bỏ qua mã; ngược lại ghi</w:t>
+      </w:r>
+    </w:p>
+    <w:p>
+      <w:pPr>
+        <w:shd w:fill="F2F2F2" w:color="auto" w:val="clear"/>
+        <w:spacing w:after="0"/>
+      </w:pPr>
+      <w:r>
+        <w:rPr>
+          <w:rFonts w:ascii="Consolas" w:cs="Consolas" w:eastAsia="Consolas" w:hAnsi="Consolas"/>
+          <w:sz w:val="17"/>
+          <w:szCs w:val="17"/>
+        </w:rPr>
+        <w:t xml:space="preserve">--       INSERT INTO ChiTietHoaDonKhuyenMai (ma_chi_tiet, ma_khuyen_mai, muc_giam_moi_ly) VALUES (:dong, :km, muc)</w:t>
+      </w:r>
+    </w:p>
+    <w:p>
+      <w:pPr>
+        <w:shd w:fill="F2F2F2" w:color="auto" w:val="clear"/>
+        <w:spacing w:after="0"/>
+      </w:pPr>
+      <w:r>
+        <w:rPr>
+          <w:rFonts w:ascii="Consolas" w:cs="Consolas" w:eastAsia="Consolas" w:hAnsi="Consolas"/>
+          <w:sz w:val="17"/>
+          <w:szCs w:val="17"/>
+        </w:rPr>
+        <w:t xml:space="preserve">--     con_lai = con_lai - muc</w:t>
+      </w:r>
+    </w:p>
+    <w:p>
+      <w:pPr>
+        <w:shd w:fill="F2F2F2" w:color="auto" w:val="clear"/>
+        <w:spacing w:after="0"/>
+      </w:pPr>
+      <w:r>
+        <w:rPr>
+          <w:rFonts w:ascii="Consolas" w:cs="Consolas" w:eastAsia="Consolas" w:hAnsi="Consolas"/>
+          <w:sz w:val="17"/>
+          <w:szCs w:val="17"/>
+        </w:rPr>
+        <w:t xml:space="preserve">--   ChiTietHoaDon.giam_gia = so_luong * (gia_ban - con_lai)</w:t>
       </w:r>
     </w:p>
     <w:p>
@@ -20804,7 +22272,7 @@
         <w:rPr>
           <w:rFonts w:ascii="Arial" w:cs="Arial" w:eastAsia="Arial" w:hAnsi="Arial"/>
         </w:rPr>
-        <w:t xml:space="preserve">Lưu ý: nếu một sản phẩm có nhiều khuyến mãi cùng lúc, đoạn SQL trên chọn mức giảm cao nhất. Có thể đổi quy tắc ở tầng ứng dụng (ví dụ chỉ cho một khuyến mãi hoạt động tại một thời điểm).</w:t>
+        <w:t xml:space="preserve">Lưu ý: một sản phẩm áp được NHIỀU khuyến mãi cùng lúc, cộng dồn trên GIÁ GỐC (mã sau không tính trên giá đã giảm bởi mã trước), tính trên từng ly và làm tròn xuống đồng nguyên. Tổng giảm mỗi ly không vượt giá bán: mã cuối được cắt phần dư, mã không còn gì để giảm thì không ghi. Khi sửa số lượng dòng, mức giảm mỗi ly đã chụp được giữ nguyên.</w:t>
       </w:r>
     </w:p>
     <w:p>
@@ -21764,7 +23232,7 @@
                 <w:sz w:val="18"/>
                 <w:szCs w:val="18"/>
               </w:rPr>
-              <w:t xml:space="preserve">POS-01 menu (so_ly_toi_da, du_nguyen_lieu)</w:t>
+              <w:t xml:space="preserve">POS-01 menu (gia_sau_giam, khuyen_mai[], so_ly_toi_da, du_nguyen_lieu)</w:t>
             </w:r>
           </w:p>
         </w:tc>
@@ -23260,6 +24728,1735 @@
                 <w:szCs w:val="18"/>
               </w:rPr>
               <w:t xml:space="preserve">A/Q/N</w:t>
+            </w:r>
+          </w:p>
+        </w:tc>
+      </w:tr>
+      <w:tr>
+        <w:trPr>
+          <w:cantSplit/>
+        </w:trPr>
+        <w:tc>
+          <w:tcPr>
+            <w:tcW w:type="dxa" w:w="1800"/>
+            <w:tcBorders>
+              <w:top w:val="single" w:color="BFBFBF" w:sz="4"/>
+              <w:left w:val="single" w:color="BFBFBF" w:sz="4"/>
+              <w:bottom w:val="single" w:color="BFBFBF" w:sz="4"/>
+              <w:right w:val="single" w:color="BFBFBF" w:sz="4"/>
+            </w:tcBorders>
+            <w:tcMar>
+              <w:top w:type="dxa" w:w="60"/>
+              <w:left w:type="dxa" w:w="90"/>
+              <w:bottom w:type="dxa" w:w="60"/>
+              <w:right w:type="dxa" w:w="90"/>
+            </w:tcMar>
+          </w:tcPr>
+          <w:p>
+            <w:pPr>
+              <w:spacing w:after="20"/>
+            </w:pPr>
+            <w:r>
+              <w:rPr>
+                <w:rFonts w:ascii="Arial" w:cs="Arial" w:eastAsia="Arial" w:hAnsi="Arial"/>
+                <w:b w:val="false"/>
+                <w:bCs w:val="false"/>
+                <w:sz w:val="18"/>
+                <w:szCs w:val="18"/>
+              </w:rPr>
+              <w:t xml:space="preserve">POST, GET</w:t>
+            </w:r>
+          </w:p>
+        </w:tc>
+        <w:tc>
+          <w:tcPr>
+            <w:tcW w:type="dxa" w:w="5400"/>
+            <w:tcBorders>
+              <w:top w:val="single" w:color="BFBFBF" w:sz="4"/>
+              <w:left w:val="single" w:color="BFBFBF" w:sz="4"/>
+              <w:bottom w:val="single" w:color="BFBFBF" w:sz="4"/>
+              <w:right w:val="single" w:color="BFBFBF" w:sz="4"/>
+            </w:tcBorders>
+            <w:tcMar>
+              <w:top w:type="dxa" w:w="60"/>
+              <w:left w:type="dxa" w:w="90"/>
+              <w:bottom w:type="dxa" w:w="60"/>
+              <w:right w:type="dxa" w:w="90"/>
+            </w:tcMar>
+          </w:tcPr>
+          <w:p>
+            <w:pPr>
+              <w:spacing w:after="20"/>
+            </w:pPr>
+            <w:r>
+              <w:rPr>
+                <w:rFonts w:ascii="Arial" w:cs="Arial" w:eastAsia="Arial" w:hAnsi="Arial"/>
+                <w:b w:val="false"/>
+                <w:bCs w:val="false"/>
+                <w:sz w:val="18"/>
+                <w:szCs w:val="18"/>
+              </w:rPr>
+              <w:t xml:space="preserve">/api/khuyen-mai</w:t>
+            </w:r>
+          </w:p>
+        </w:tc>
+        <w:tc>
+          <w:tcPr>
+            <w:tcW w:type="dxa" w:w="4878"/>
+            <w:tcBorders>
+              <w:top w:val="single" w:color="BFBFBF" w:sz="4"/>
+              <w:left w:val="single" w:color="BFBFBF" w:sz="4"/>
+              <w:bottom w:val="single" w:color="BFBFBF" w:sz="4"/>
+              <w:right w:val="single" w:color="BFBFBF" w:sz="4"/>
+            </w:tcBorders>
+            <w:tcMar>
+              <w:top w:type="dxa" w:w="60"/>
+              <w:left w:type="dxa" w:w="90"/>
+              <w:bottom w:type="dxa" w:w="60"/>
+              <w:right w:type="dxa" w:w="90"/>
+            </w:tcMar>
+          </w:tcPr>
+          <w:p>
+            <w:pPr>
+              <w:spacing w:after="20"/>
+            </w:pPr>
+            <w:r>
+              <w:rPr>
+                <w:rFonts w:ascii="Arial" w:cs="Arial" w:eastAsia="Arial" w:hAnsi="Arial"/>
+                <w:b w:val="false"/>
+                <w:bCs w:val="false"/>
+                <w:sz w:val="18"/>
+                <w:szCs w:val="18"/>
+              </w:rPr>
+              <w:t xml:space="preserve">KM-01 tạo, KM-06 danh sách khuyến mãi (trang_thai, ma_san_pham)</w:t>
+            </w:r>
+          </w:p>
+        </w:tc>
+        <w:tc>
+          <w:tcPr>
+            <w:tcW w:type="dxa" w:w="2600"/>
+            <w:tcBorders>
+              <w:top w:val="single" w:color="BFBFBF" w:sz="4"/>
+              <w:left w:val="single" w:color="BFBFBF" w:sz="4"/>
+              <w:bottom w:val="single" w:color="BFBFBF" w:sz="4"/>
+              <w:right w:val="single" w:color="BFBFBF" w:sz="4"/>
+            </w:tcBorders>
+            <w:tcMar>
+              <w:top w:type="dxa" w:w="60"/>
+              <w:left w:type="dxa" w:w="90"/>
+              <w:bottom w:type="dxa" w:w="60"/>
+              <w:right w:type="dxa" w:w="90"/>
+            </w:tcMar>
+          </w:tcPr>
+          <w:p>
+            <w:pPr>
+              <w:spacing w:after="20"/>
+            </w:pPr>
+            <w:r>
+              <w:rPr>
+                <w:rFonts w:ascii="Arial" w:cs="Arial" w:eastAsia="Arial" w:hAnsi="Arial"/>
+                <w:b w:val="false"/>
+                <w:bCs w:val="false"/>
+                <w:sz w:val="18"/>
+                <w:szCs w:val="18"/>
+              </w:rPr>
+              <w:t xml:space="preserve">A/Q</w:t>
+            </w:r>
+          </w:p>
+        </w:tc>
+      </w:tr>
+      <w:tr>
+        <w:trPr>
+          <w:cantSplit/>
+        </w:trPr>
+        <w:tc>
+          <w:tcPr>
+            <w:tcW w:type="dxa" w:w="1800"/>
+            <w:tcBorders>
+              <w:top w:val="single" w:color="BFBFBF" w:sz="4"/>
+              <w:left w:val="single" w:color="BFBFBF" w:sz="4"/>
+              <w:bottom w:val="single" w:color="BFBFBF" w:sz="4"/>
+              <w:right w:val="single" w:color="BFBFBF" w:sz="4"/>
+            </w:tcBorders>
+            <w:tcMar>
+              <w:top w:type="dxa" w:w="60"/>
+              <w:left w:type="dxa" w:w="90"/>
+              <w:bottom w:type="dxa" w:w="60"/>
+              <w:right w:type="dxa" w:w="90"/>
+            </w:tcMar>
+          </w:tcPr>
+          <w:p>
+            <w:pPr>
+              <w:spacing w:after="20"/>
+            </w:pPr>
+            <w:r>
+              <w:rPr>
+                <w:rFonts w:ascii="Arial" w:cs="Arial" w:eastAsia="Arial" w:hAnsi="Arial"/>
+                <w:b w:val="false"/>
+                <w:bCs w:val="false"/>
+                <w:sz w:val="18"/>
+                <w:szCs w:val="18"/>
+              </w:rPr>
+              <w:t xml:space="preserve">GET</w:t>
+            </w:r>
+          </w:p>
+        </w:tc>
+        <w:tc>
+          <w:tcPr>
+            <w:tcW w:type="dxa" w:w="5400"/>
+            <w:tcBorders>
+              <w:top w:val="single" w:color="BFBFBF" w:sz="4"/>
+              <w:left w:val="single" w:color="BFBFBF" w:sz="4"/>
+              <w:bottom w:val="single" w:color="BFBFBF" w:sz="4"/>
+              <w:right w:val="single" w:color="BFBFBF" w:sz="4"/>
+            </w:tcBorders>
+            <w:tcMar>
+              <w:top w:type="dxa" w:w="60"/>
+              <w:left w:type="dxa" w:w="90"/>
+              <w:bottom w:type="dxa" w:w="60"/>
+              <w:right w:type="dxa" w:w="90"/>
+            </w:tcMar>
+          </w:tcPr>
+          <w:p>
+            <w:pPr>
+              <w:spacing w:after="20"/>
+            </w:pPr>
+            <w:r>
+              <w:rPr>
+                <w:rFonts w:ascii="Arial" w:cs="Arial" w:eastAsia="Arial" w:hAnsi="Arial"/>
+                <w:b w:val="false"/>
+                <w:bCs w:val="false"/>
+                <w:sz w:val="18"/>
+                <w:szCs w:val="18"/>
+              </w:rPr>
+              <w:t xml:space="preserve">/api/khuyen-mai/:ma/bao-cao</w:t>
+            </w:r>
+          </w:p>
+        </w:tc>
+        <w:tc>
+          <w:tcPr>
+            <w:tcW w:type="dxa" w:w="4878"/>
+            <w:tcBorders>
+              <w:top w:val="single" w:color="BFBFBF" w:sz="4"/>
+              <w:left w:val="single" w:color="BFBFBF" w:sz="4"/>
+              <w:bottom w:val="single" w:color="BFBFBF" w:sz="4"/>
+              <w:right w:val="single" w:color="BFBFBF" w:sz="4"/>
+            </w:tcBorders>
+            <w:tcMar>
+              <w:top w:type="dxa" w:w="60"/>
+              <w:left w:type="dxa" w:w="90"/>
+              <w:bottom w:type="dxa" w:w="60"/>
+              <w:right w:type="dxa" w:w="90"/>
+            </w:tcMar>
+          </w:tcPr>
+          <w:p>
+            <w:pPr>
+              <w:spacing w:after="20"/>
+            </w:pPr>
+            <w:r>
+              <w:rPr>
+                <w:rFonts w:ascii="Arial" w:cs="Arial" w:eastAsia="Arial" w:hAnsi="Arial"/>
+                <w:b w:val="false"/>
+                <w:bCs w:val="false"/>
+                <w:sz w:val="18"/>
+                <w:szCs w:val="18"/>
+              </w:rPr>
+              <w:t xml:space="preserve">KM-07 báo cáo hiệu quả (tu_ngay, den_ngay theo ngày thanh toán)</w:t>
+            </w:r>
+          </w:p>
+        </w:tc>
+        <w:tc>
+          <w:tcPr>
+            <w:tcW w:type="dxa" w:w="2600"/>
+            <w:tcBorders>
+              <w:top w:val="single" w:color="BFBFBF" w:sz="4"/>
+              <w:left w:val="single" w:color="BFBFBF" w:sz="4"/>
+              <w:bottom w:val="single" w:color="BFBFBF" w:sz="4"/>
+              <w:right w:val="single" w:color="BFBFBF" w:sz="4"/>
+            </w:tcBorders>
+            <w:tcMar>
+              <w:top w:type="dxa" w:w="60"/>
+              <w:left w:type="dxa" w:w="90"/>
+              <w:bottom w:type="dxa" w:w="60"/>
+              <w:right w:type="dxa" w:w="90"/>
+            </w:tcMar>
+          </w:tcPr>
+          <w:p>
+            <w:pPr>
+              <w:spacing w:after="20"/>
+            </w:pPr>
+            <w:r>
+              <w:rPr>
+                <w:rFonts w:ascii="Arial" w:cs="Arial" w:eastAsia="Arial" w:hAnsi="Arial"/>
+                <w:b w:val="false"/>
+                <w:bCs w:val="false"/>
+                <w:sz w:val="18"/>
+                <w:szCs w:val="18"/>
+              </w:rPr>
+              <w:t xml:space="preserve">A/Q</w:t>
+            </w:r>
+          </w:p>
+        </w:tc>
+      </w:tr>
+      <w:tr>
+        <w:trPr>
+          <w:cantSplit/>
+        </w:trPr>
+        <w:tc>
+          <w:tcPr>
+            <w:tcW w:type="dxa" w:w="1800"/>
+            <w:tcBorders>
+              <w:top w:val="single" w:color="BFBFBF" w:sz="4"/>
+              <w:left w:val="single" w:color="BFBFBF" w:sz="4"/>
+              <w:bottom w:val="single" w:color="BFBFBF" w:sz="4"/>
+              <w:right w:val="single" w:color="BFBFBF" w:sz="4"/>
+            </w:tcBorders>
+            <w:tcMar>
+              <w:top w:type="dxa" w:w="60"/>
+              <w:left w:type="dxa" w:w="90"/>
+              <w:bottom w:type="dxa" w:w="60"/>
+              <w:right w:type="dxa" w:w="90"/>
+            </w:tcMar>
+          </w:tcPr>
+          <w:p>
+            <w:pPr>
+              <w:spacing w:after="20"/>
+            </w:pPr>
+            <w:r>
+              <w:rPr>
+                <w:rFonts w:ascii="Arial" w:cs="Arial" w:eastAsia="Arial" w:hAnsi="Arial"/>
+                <w:b w:val="false"/>
+                <w:bCs w:val="false"/>
+                <w:sz w:val="18"/>
+                <w:szCs w:val="18"/>
+              </w:rPr>
+              <w:t xml:space="preserve">GET, PATCH, DELETE</w:t>
+            </w:r>
+          </w:p>
+        </w:tc>
+        <w:tc>
+          <w:tcPr>
+            <w:tcW w:type="dxa" w:w="5400"/>
+            <w:tcBorders>
+              <w:top w:val="single" w:color="BFBFBF" w:sz="4"/>
+              <w:left w:val="single" w:color="BFBFBF" w:sz="4"/>
+              <w:bottom w:val="single" w:color="BFBFBF" w:sz="4"/>
+              <w:right w:val="single" w:color="BFBFBF" w:sz="4"/>
+            </w:tcBorders>
+            <w:tcMar>
+              <w:top w:type="dxa" w:w="60"/>
+              <w:left w:type="dxa" w:w="90"/>
+              <w:bottom w:type="dxa" w:w="60"/>
+              <w:right w:type="dxa" w:w="90"/>
+            </w:tcMar>
+          </w:tcPr>
+          <w:p>
+            <w:pPr>
+              <w:spacing w:after="20"/>
+            </w:pPr>
+            <w:r>
+              <w:rPr>
+                <w:rFonts w:ascii="Arial" w:cs="Arial" w:eastAsia="Arial" w:hAnsi="Arial"/>
+                <w:b w:val="false"/>
+                <w:bCs w:val="false"/>
+                <w:sz w:val="18"/>
+                <w:szCs w:val="18"/>
+              </w:rPr>
+              <w:t xml:space="preserve">/api/khuyen-mai/:ma</w:t>
+            </w:r>
+          </w:p>
+        </w:tc>
+        <w:tc>
+          <w:tcPr>
+            <w:tcW w:type="dxa" w:w="4878"/>
+            <w:tcBorders>
+              <w:top w:val="single" w:color="BFBFBF" w:sz="4"/>
+              <w:left w:val="single" w:color="BFBFBF" w:sz="4"/>
+              <w:bottom w:val="single" w:color="BFBFBF" w:sz="4"/>
+              <w:right w:val="single" w:color="BFBFBF" w:sz="4"/>
+            </w:tcBorders>
+            <w:tcMar>
+              <w:top w:type="dxa" w:w="60"/>
+              <w:left w:type="dxa" w:w="90"/>
+              <w:bottom w:type="dxa" w:w="60"/>
+              <w:right w:type="dxa" w:w="90"/>
+            </w:tcMar>
+          </w:tcPr>
+          <w:p>
+            <w:pPr>
+              <w:spacing w:after="20"/>
+            </w:pPr>
+            <w:r>
+              <w:rPr>
+                <w:rFonts w:ascii="Arial" w:cs="Arial" w:eastAsia="Arial" w:hAnsi="Arial"/>
+                <w:b w:val="false"/>
+                <w:bCs w:val="false"/>
+                <w:sz w:val="18"/>
+                <w:szCs w:val="18"/>
+              </w:rPr>
+              <w:t xml:space="preserve">Xem chi tiết, KM-02 sửa, KM-03 xóa khuyến mãi</w:t>
+            </w:r>
+          </w:p>
+        </w:tc>
+        <w:tc>
+          <w:tcPr>
+            <w:tcW w:type="dxa" w:w="2600"/>
+            <w:tcBorders>
+              <w:top w:val="single" w:color="BFBFBF" w:sz="4"/>
+              <w:left w:val="single" w:color="BFBFBF" w:sz="4"/>
+              <w:bottom w:val="single" w:color="BFBFBF" w:sz="4"/>
+              <w:right w:val="single" w:color="BFBFBF" w:sz="4"/>
+            </w:tcBorders>
+            <w:tcMar>
+              <w:top w:type="dxa" w:w="60"/>
+              <w:left w:type="dxa" w:w="90"/>
+              <w:bottom w:type="dxa" w:w="60"/>
+              <w:right w:type="dxa" w:w="90"/>
+            </w:tcMar>
+          </w:tcPr>
+          <w:p>
+            <w:pPr>
+              <w:spacing w:after="20"/>
+            </w:pPr>
+            <w:r>
+              <w:rPr>
+                <w:rFonts w:ascii="Arial" w:cs="Arial" w:eastAsia="Arial" w:hAnsi="Arial"/>
+                <w:b w:val="false"/>
+                <w:bCs w:val="false"/>
+                <w:sz w:val="18"/>
+                <w:szCs w:val="18"/>
+              </w:rPr>
+              <w:t xml:space="preserve">A/Q</w:t>
+            </w:r>
+          </w:p>
+        </w:tc>
+      </w:tr>
+      <w:tr>
+        <w:trPr>
+          <w:cantSplit/>
+        </w:trPr>
+        <w:tc>
+          <w:tcPr>
+            <w:tcW w:type="dxa" w:w="1800"/>
+            <w:tcBorders>
+              <w:top w:val="single" w:color="BFBFBF" w:sz="4"/>
+              <w:left w:val="single" w:color="BFBFBF" w:sz="4"/>
+              <w:bottom w:val="single" w:color="BFBFBF" w:sz="4"/>
+              <w:right w:val="single" w:color="BFBFBF" w:sz="4"/>
+            </w:tcBorders>
+            <w:tcMar>
+              <w:top w:type="dxa" w:w="60"/>
+              <w:left w:type="dxa" w:w="90"/>
+              <w:bottom w:type="dxa" w:w="60"/>
+              <w:right w:type="dxa" w:w="90"/>
+            </w:tcMar>
+          </w:tcPr>
+          <w:p>
+            <w:pPr>
+              <w:spacing w:after="20"/>
+            </w:pPr>
+            <w:r>
+              <w:rPr>
+                <w:rFonts w:ascii="Arial" w:cs="Arial" w:eastAsia="Arial" w:hAnsi="Arial"/>
+                <w:b w:val="false"/>
+                <w:bCs w:val="false"/>
+                <w:sz w:val="18"/>
+                <w:szCs w:val="18"/>
+              </w:rPr>
+              <w:t xml:space="preserve">POST</w:t>
+            </w:r>
+          </w:p>
+        </w:tc>
+        <w:tc>
+          <w:tcPr>
+            <w:tcW w:type="dxa" w:w="5400"/>
+            <w:tcBorders>
+              <w:top w:val="single" w:color="BFBFBF" w:sz="4"/>
+              <w:left w:val="single" w:color="BFBFBF" w:sz="4"/>
+              <w:bottom w:val="single" w:color="BFBFBF" w:sz="4"/>
+              <w:right w:val="single" w:color="BFBFBF" w:sz="4"/>
+            </w:tcBorders>
+            <w:tcMar>
+              <w:top w:type="dxa" w:w="60"/>
+              <w:left w:type="dxa" w:w="90"/>
+              <w:bottom w:type="dxa" w:w="60"/>
+              <w:right w:type="dxa" w:w="90"/>
+            </w:tcMar>
+          </w:tcPr>
+          <w:p>
+            <w:pPr>
+              <w:spacing w:after="20"/>
+            </w:pPr>
+            <w:r>
+              <w:rPr>
+                <w:rFonts w:ascii="Arial" w:cs="Arial" w:eastAsia="Arial" w:hAnsi="Arial"/>
+                <w:b w:val="false"/>
+                <w:bCs w:val="false"/>
+                <w:sz w:val="18"/>
+                <w:szCs w:val="18"/>
+              </w:rPr>
+              <w:t xml:space="preserve">/api/khuyen-mai/:ma/san-pham</w:t>
+            </w:r>
+          </w:p>
+        </w:tc>
+        <w:tc>
+          <w:tcPr>
+            <w:tcW w:type="dxa" w:w="4878"/>
+            <w:tcBorders>
+              <w:top w:val="single" w:color="BFBFBF" w:sz="4"/>
+              <w:left w:val="single" w:color="BFBFBF" w:sz="4"/>
+              <w:bottom w:val="single" w:color="BFBFBF" w:sz="4"/>
+              <w:right w:val="single" w:color="BFBFBF" w:sz="4"/>
+            </w:tcBorders>
+            <w:tcMar>
+              <w:top w:type="dxa" w:w="60"/>
+              <w:left w:type="dxa" w:w="90"/>
+              <w:bottom w:type="dxa" w:w="60"/>
+              <w:right w:type="dxa" w:w="90"/>
+            </w:tcMar>
+          </w:tcPr>
+          <w:p>
+            <w:pPr>
+              <w:spacing w:after="20"/>
+            </w:pPr>
+            <w:r>
+              <w:rPr>
+                <w:rFonts w:ascii="Arial" w:cs="Arial" w:eastAsia="Arial" w:hAnsi="Arial"/>
+                <w:b w:val="false"/>
+                <w:bCs w:val="false"/>
+                <w:sz w:val="18"/>
+                <w:szCs w:val="18"/>
+              </w:rPr>
+              <w:t xml:space="preserve">KM-04 thêm sản phẩm vào khuyến mãi</w:t>
+            </w:r>
+          </w:p>
+        </w:tc>
+        <w:tc>
+          <w:tcPr>
+            <w:tcW w:type="dxa" w:w="2600"/>
+            <w:tcBorders>
+              <w:top w:val="single" w:color="BFBFBF" w:sz="4"/>
+              <w:left w:val="single" w:color="BFBFBF" w:sz="4"/>
+              <w:bottom w:val="single" w:color="BFBFBF" w:sz="4"/>
+              <w:right w:val="single" w:color="BFBFBF" w:sz="4"/>
+            </w:tcBorders>
+            <w:tcMar>
+              <w:top w:type="dxa" w:w="60"/>
+              <w:left w:type="dxa" w:w="90"/>
+              <w:bottom w:type="dxa" w:w="60"/>
+              <w:right w:type="dxa" w:w="90"/>
+            </w:tcMar>
+          </w:tcPr>
+          <w:p>
+            <w:pPr>
+              <w:spacing w:after="20"/>
+            </w:pPr>
+            <w:r>
+              <w:rPr>
+                <w:rFonts w:ascii="Arial" w:cs="Arial" w:eastAsia="Arial" w:hAnsi="Arial"/>
+                <w:b w:val="false"/>
+                <w:bCs w:val="false"/>
+                <w:sz w:val="18"/>
+                <w:szCs w:val="18"/>
+              </w:rPr>
+              <w:t xml:space="preserve">A/Q</w:t>
+            </w:r>
+          </w:p>
+        </w:tc>
+      </w:tr>
+      <w:tr>
+        <w:trPr>
+          <w:cantSplit/>
+        </w:trPr>
+        <w:tc>
+          <w:tcPr>
+            <w:tcW w:type="dxa" w:w="1800"/>
+            <w:tcBorders>
+              <w:top w:val="single" w:color="BFBFBF" w:sz="4"/>
+              <w:left w:val="single" w:color="BFBFBF" w:sz="4"/>
+              <w:bottom w:val="single" w:color="BFBFBF" w:sz="4"/>
+              <w:right w:val="single" w:color="BFBFBF" w:sz="4"/>
+            </w:tcBorders>
+            <w:tcMar>
+              <w:top w:type="dxa" w:w="60"/>
+              <w:left w:type="dxa" w:w="90"/>
+              <w:bottom w:type="dxa" w:w="60"/>
+              <w:right w:type="dxa" w:w="90"/>
+            </w:tcMar>
+          </w:tcPr>
+          <w:p>
+            <w:pPr>
+              <w:spacing w:after="20"/>
+            </w:pPr>
+            <w:r>
+              <w:rPr>
+                <w:rFonts w:ascii="Arial" w:cs="Arial" w:eastAsia="Arial" w:hAnsi="Arial"/>
+                <w:b w:val="false"/>
+                <w:bCs w:val="false"/>
+                <w:sz w:val="18"/>
+                <w:szCs w:val="18"/>
+              </w:rPr>
+              <w:t xml:space="preserve">DELETE</w:t>
+            </w:r>
+          </w:p>
+        </w:tc>
+        <w:tc>
+          <w:tcPr>
+            <w:tcW w:type="dxa" w:w="5400"/>
+            <w:tcBorders>
+              <w:top w:val="single" w:color="BFBFBF" w:sz="4"/>
+              <w:left w:val="single" w:color="BFBFBF" w:sz="4"/>
+              <w:bottom w:val="single" w:color="BFBFBF" w:sz="4"/>
+              <w:right w:val="single" w:color="BFBFBF" w:sz="4"/>
+            </w:tcBorders>
+            <w:tcMar>
+              <w:top w:type="dxa" w:w="60"/>
+              <w:left w:type="dxa" w:w="90"/>
+              <w:bottom w:type="dxa" w:w="60"/>
+              <w:right w:type="dxa" w:w="90"/>
+            </w:tcMar>
+          </w:tcPr>
+          <w:p>
+            <w:pPr>
+              <w:spacing w:after="20"/>
+            </w:pPr>
+            <w:r>
+              <w:rPr>
+                <w:rFonts w:ascii="Arial" w:cs="Arial" w:eastAsia="Arial" w:hAnsi="Arial"/>
+                <w:b w:val="false"/>
+                <w:bCs w:val="false"/>
+                <w:sz w:val="18"/>
+                <w:szCs w:val="18"/>
+              </w:rPr>
+              <w:t xml:space="preserve">/api/khuyen-mai/:ma/san-pham/:ma_san_pham</w:t>
+            </w:r>
+          </w:p>
+        </w:tc>
+        <w:tc>
+          <w:tcPr>
+            <w:tcW w:type="dxa" w:w="4878"/>
+            <w:tcBorders>
+              <w:top w:val="single" w:color="BFBFBF" w:sz="4"/>
+              <w:left w:val="single" w:color="BFBFBF" w:sz="4"/>
+              <w:bottom w:val="single" w:color="BFBFBF" w:sz="4"/>
+              <w:right w:val="single" w:color="BFBFBF" w:sz="4"/>
+            </w:tcBorders>
+            <w:tcMar>
+              <w:top w:type="dxa" w:w="60"/>
+              <w:left w:type="dxa" w:w="90"/>
+              <w:bottom w:type="dxa" w:w="60"/>
+              <w:right w:type="dxa" w:w="90"/>
+            </w:tcMar>
+          </w:tcPr>
+          <w:p>
+            <w:pPr>
+              <w:spacing w:after="20"/>
+            </w:pPr>
+            <w:r>
+              <w:rPr>
+                <w:rFonts w:ascii="Arial" w:cs="Arial" w:eastAsia="Arial" w:hAnsi="Arial"/>
+                <w:b w:val="false"/>
+                <w:bCs w:val="false"/>
+                <w:sz w:val="18"/>
+                <w:szCs w:val="18"/>
+              </w:rPr>
+              <w:t xml:space="preserve">KM-05 gỡ sản phẩm khỏi khuyến mãi</w:t>
+            </w:r>
+          </w:p>
+        </w:tc>
+        <w:tc>
+          <w:tcPr>
+            <w:tcW w:type="dxa" w:w="2600"/>
+            <w:tcBorders>
+              <w:top w:val="single" w:color="BFBFBF" w:sz="4"/>
+              <w:left w:val="single" w:color="BFBFBF" w:sz="4"/>
+              <w:bottom w:val="single" w:color="BFBFBF" w:sz="4"/>
+              <w:right w:val="single" w:color="BFBFBF" w:sz="4"/>
+            </w:tcBorders>
+            <w:tcMar>
+              <w:top w:type="dxa" w:w="60"/>
+              <w:left w:type="dxa" w:w="90"/>
+              <w:bottom w:type="dxa" w:w="60"/>
+              <w:right w:type="dxa" w:w="90"/>
+            </w:tcMar>
+          </w:tcPr>
+          <w:p>
+            <w:pPr>
+              <w:spacing w:after="20"/>
+            </w:pPr>
+            <w:r>
+              <w:rPr>
+                <w:rFonts w:ascii="Arial" w:cs="Arial" w:eastAsia="Arial" w:hAnsi="Arial"/>
+                <w:b w:val="false"/>
+                <w:bCs w:val="false"/>
+                <w:sz w:val="18"/>
+                <w:szCs w:val="18"/>
+              </w:rPr>
+              <w:t xml:space="preserve">A/Q</w:t>
+            </w:r>
+          </w:p>
+        </w:tc>
+      </w:tr>
+      <w:tr>
+        <w:trPr>
+          <w:cantSplit/>
+        </w:trPr>
+        <w:tc>
+          <w:tcPr>
+            <w:tcW w:type="dxa" w:w="1800"/>
+            <w:tcBorders>
+              <w:top w:val="single" w:color="BFBFBF" w:sz="4"/>
+              <w:left w:val="single" w:color="BFBFBF" w:sz="4"/>
+              <w:bottom w:val="single" w:color="BFBFBF" w:sz="4"/>
+              <w:right w:val="single" w:color="BFBFBF" w:sz="4"/>
+            </w:tcBorders>
+            <w:tcMar>
+              <w:top w:type="dxa" w:w="60"/>
+              <w:left w:type="dxa" w:w="90"/>
+              <w:bottom w:type="dxa" w:w="60"/>
+              <w:right w:type="dxa" w:w="90"/>
+            </w:tcMar>
+          </w:tcPr>
+          <w:p>
+            <w:pPr>
+              <w:spacing w:after="20"/>
+            </w:pPr>
+            <w:r>
+              <w:rPr>
+                <w:rFonts w:ascii="Arial" w:cs="Arial" w:eastAsia="Arial" w:hAnsi="Arial"/>
+                <w:b w:val="false"/>
+                <w:bCs w:val="false"/>
+                <w:sz w:val="18"/>
+                <w:szCs w:val="18"/>
+              </w:rPr>
+              <w:t xml:space="preserve">POST, GET</w:t>
+            </w:r>
+          </w:p>
+        </w:tc>
+        <w:tc>
+          <w:tcPr>
+            <w:tcW w:type="dxa" w:w="5400"/>
+            <w:tcBorders>
+              <w:top w:val="single" w:color="BFBFBF" w:sz="4"/>
+              <w:left w:val="single" w:color="BFBFBF" w:sz="4"/>
+              <w:bottom w:val="single" w:color="BFBFBF" w:sz="4"/>
+              <w:right w:val="single" w:color="BFBFBF" w:sz="4"/>
+            </w:tcBorders>
+            <w:tcMar>
+              <w:top w:type="dxa" w:w="60"/>
+              <w:left w:type="dxa" w:w="90"/>
+              <w:bottom w:type="dxa" w:w="60"/>
+              <w:right w:type="dxa" w:w="90"/>
+            </w:tcMar>
+          </w:tcPr>
+          <w:p>
+            <w:pPr>
+              <w:spacing w:after="20"/>
+            </w:pPr>
+            <w:r>
+              <w:rPr>
+                <w:rFonts w:ascii="Arial" w:cs="Arial" w:eastAsia="Arial" w:hAnsi="Arial"/>
+                <w:b w:val="false"/>
+                <w:bCs w:val="false"/>
+                <w:sz w:val="18"/>
+                <w:szCs w:val="18"/>
+              </w:rPr>
+              <w:t xml:space="preserve">/api/kho/nguyen-lieu</w:t>
+            </w:r>
+          </w:p>
+        </w:tc>
+        <w:tc>
+          <w:tcPr>
+            <w:tcW w:type="dxa" w:w="4878"/>
+            <w:tcBorders>
+              <w:top w:val="single" w:color="BFBFBF" w:sz="4"/>
+              <w:left w:val="single" w:color="BFBFBF" w:sz="4"/>
+              <w:bottom w:val="single" w:color="BFBFBF" w:sz="4"/>
+              <w:right w:val="single" w:color="BFBFBF" w:sz="4"/>
+            </w:tcBorders>
+            <w:tcMar>
+              <w:top w:type="dxa" w:w="60"/>
+              <w:left w:type="dxa" w:w="90"/>
+              <w:bottom w:type="dxa" w:w="60"/>
+              <w:right w:type="dxa" w:w="90"/>
+            </w:tcMar>
+          </w:tcPr>
+          <w:p>
+            <w:pPr>
+              <w:spacing w:after="20"/>
+            </w:pPr>
+            <w:r>
+              <w:rPr>
+                <w:rFonts w:ascii="Arial" w:cs="Arial" w:eastAsia="Arial" w:hAnsi="Arial"/>
+                <w:b w:val="false"/>
+                <w:bCs w:val="false"/>
+                <w:sz w:val="18"/>
+                <w:szCs w:val="18"/>
+              </w:rPr>
+              <w:t xml:space="preserve">KHO-01 tạo, danh sách nguyên liệu (tu_khoa, trang, moi_trang)</w:t>
+            </w:r>
+          </w:p>
+        </w:tc>
+        <w:tc>
+          <w:tcPr>
+            <w:tcW w:type="dxa" w:w="2600"/>
+            <w:tcBorders>
+              <w:top w:val="single" w:color="BFBFBF" w:sz="4"/>
+              <w:left w:val="single" w:color="BFBFBF" w:sz="4"/>
+              <w:bottom w:val="single" w:color="BFBFBF" w:sz="4"/>
+              <w:right w:val="single" w:color="BFBFBF" w:sz="4"/>
+            </w:tcBorders>
+            <w:tcMar>
+              <w:top w:type="dxa" w:w="60"/>
+              <w:left w:type="dxa" w:w="90"/>
+              <w:bottom w:type="dxa" w:w="60"/>
+              <w:right w:type="dxa" w:w="90"/>
+            </w:tcMar>
+          </w:tcPr>
+          <w:p>
+            <w:pPr>
+              <w:spacing w:after="20"/>
+            </w:pPr>
+            <w:r>
+              <w:rPr>
+                <w:rFonts w:ascii="Arial" w:cs="Arial" w:eastAsia="Arial" w:hAnsi="Arial"/>
+                <w:b w:val="false"/>
+                <w:bCs w:val="false"/>
+                <w:sz w:val="18"/>
+                <w:szCs w:val="18"/>
+              </w:rPr>
+              <w:t xml:space="preserve">A/Q</w:t>
+            </w:r>
+          </w:p>
+        </w:tc>
+      </w:tr>
+      <w:tr>
+        <w:trPr>
+          <w:cantSplit/>
+        </w:trPr>
+        <w:tc>
+          <w:tcPr>
+            <w:tcW w:type="dxa" w:w="1800"/>
+            <w:tcBorders>
+              <w:top w:val="single" w:color="BFBFBF" w:sz="4"/>
+              <w:left w:val="single" w:color="BFBFBF" w:sz="4"/>
+              <w:bottom w:val="single" w:color="BFBFBF" w:sz="4"/>
+              <w:right w:val="single" w:color="BFBFBF" w:sz="4"/>
+            </w:tcBorders>
+            <w:tcMar>
+              <w:top w:type="dxa" w:w="60"/>
+              <w:left w:type="dxa" w:w="90"/>
+              <w:bottom w:type="dxa" w:w="60"/>
+              <w:right w:type="dxa" w:w="90"/>
+            </w:tcMar>
+          </w:tcPr>
+          <w:p>
+            <w:pPr>
+              <w:spacing w:after="20"/>
+            </w:pPr>
+            <w:r>
+              <w:rPr>
+                <w:rFonts w:ascii="Arial" w:cs="Arial" w:eastAsia="Arial" w:hAnsi="Arial"/>
+                <w:b w:val="false"/>
+                <w:bCs w:val="false"/>
+                <w:sz w:val="18"/>
+                <w:szCs w:val="18"/>
+              </w:rPr>
+              <w:t xml:space="preserve">GET, PATCH, DELETE</w:t>
+            </w:r>
+          </w:p>
+        </w:tc>
+        <w:tc>
+          <w:tcPr>
+            <w:tcW w:type="dxa" w:w="5400"/>
+            <w:tcBorders>
+              <w:top w:val="single" w:color="BFBFBF" w:sz="4"/>
+              <w:left w:val="single" w:color="BFBFBF" w:sz="4"/>
+              <w:bottom w:val="single" w:color="BFBFBF" w:sz="4"/>
+              <w:right w:val="single" w:color="BFBFBF" w:sz="4"/>
+            </w:tcBorders>
+            <w:tcMar>
+              <w:top w:type="dxa" w:w="60"/>
+              <w:left w:type="dxa" w:w="90"/>
+              <w:bottom w:type="dxa" w:w="60"/>
+              <w:right w:type="dxa" w:w="90"/>
+            </w:tcMar>
+          </w:tcPr>
+          <w:p>
+            <w:pPr>
+              <w:spacing w:after="20"/>
+            </w:pPr>
+            <w:r>
+              <w:rPr>
+                <w:rFonts w:ascii="Arial" w:cs="Arial" w:eastAsia="Arial" w:hAnsi="Arial"/>
+                <w:b w:val="false"/>
+                <w:bCs w:val="false"/>
+                <w:sz w:val="18"/>
+                <w:szCs w:val="18"/>
+              </w:rPr>
+              <w:t xml:space="preserve">/api/kho/nguyen-lieu/:ma</w:t>
+            </w:r>
+          </w:p>
+        </w:tc>
+        <w:tc>
+          <w:tcPr>
+            <w:tcW w:type="dxa" w:w="4878"/>
+            <w:tcBorders>
+              <w:top w:val="single" w:color="BFBFBF" w:sz="4"/>
+              <w:left w:val="single" w:color="BFBFBF" w:sz="4"/>
+              <w:bottom w:val="single" w:color="BFBFBF" w:sz="4"/>
+              <w:right w:val="single" w:color="BFBFBF" w:sz="4"/>
+            </w:tcBorders>
+            <w:tcMar>
+              <w:top w:type="dxa" w:w="60"/>
+              <w:left w:type="dxa" w:w="90"/>
+              <w:bottom w:type="dxa" w:w="60"/>
+              <w:right w:type="dxa" w:w="90"/>
+            </w:tcMar>
+          </w:tcPr>
+          <w:p>
+            <w:pPr>
+              <w:spacing w:after="20"/>
+            </w:pPr>
+            <w:r>
+              <w:rPr>
+                <w:rFonts w:ascii="Arial" w:cs="Arial" w:eastAsia="Arial" w:hAnsi="Arial"/>
+                <w:b w:val="false"/>
+                <w:bCs w:val="false"/>
+                <w:sz w:val="18"/>
+                <w:szCs w:val="18"/>
+              </w:rPr>
+              <w:t xml:space="preserve">KHO-01 xem, sửa, xóa nguyên liệu</w:t>
+            </w:r>
+          </w:p>
+        </w:tc>
+        <w:tc>
+          <w:tcPr>
+            <w:tcW w:type="dxa" w:w="2600"/>
+            <w:tcBorders>
+              <w:top w:val="single" w:color="BFBFBF" w:sz="4"/>
+              <w:left w:val="single" w:color="BFBFBF" w:sz="4"/>
+              <w:bottom w:val="single" w:color="BFBFBF" w:sz="4"/>
+              <w:right w:val="single" w:color="BFBFBF" w:sz="4"/>
+            </w:tcBorders>
+            <w:tcMar>
+              <w:top w:type="dxa" w:w="60"/>
+              <w:left w:type="dxa" w:w="90"/>
+              <w:bottom w:type="dxa" w:w="60"/>
+              <w:right w:type="dxa" w:w="90"/>
+            </w:tcMar>
+          </w:tcPr>
+          <w:p>
+            <w:pPr>
+              <w:spacing w:after="20"/>
+            </w:pPr>
+            <w:r>
+              <w:rPr>
+                <w:rFonts w:ascii="Arial" w:cs="Arial" w:eastAsia="Arial" w:hAnsi="Arial"/>
+                <w:b w:val="false"/>
+                <w:bCs w:val="false"/>
+                <w:sz w:val="18"/>
+                <w:szCs w:val="18"/>
+              </w:rPr>
+              <w:t xml:space="preserve">A/Q</w:t>
+            </w:r>
+          </w:p>
+        </w:tc>
+      </w:tr>
+      <w:tr>
+        <w:trPr>
+          <w:cantSplit/>
+        </w:trPr>
+        <w:tc>
+          <w:tcPr>
+            <w:tcW w:type="dxa" w:w="1800"/>
+            <w:tcBorders>
+              <w:top w:val="single" w:color="BFBFBF" w:sz="4"/>
+              <w:left w:val="single" w:color="BFBFBF" w:sz="4"/>
+              <w:bottom w:val="single" w:color="BFBFBF" w:sz="4"/>
+              <w:right w:val="single" w:color="BFBFBF" w:sz="4"/>
+            </w:tcBorders>
+            <w:tcMar>
+              <w:top w:type="dxa" w:w="60"/>
+              <w:left w:type="dxa" w:w="90"/>
+              <w:bottom w:type="dxa" w:w="60"/>
+              <w:right w:type="dxa" w:w="90"/>
+            </w:tcMar>
+          </w:tcPr>
+          <w:p>
+            <w:pPr>
+              <w:spacing w:after="20"/>
+            </w:pPr>
+            <w:r>
+              <w:rPr>
+                <w:rFonts w:ascii="Arial" w:cs="Arial" w:eastAsia="Arial" w:hAnsi="Arial"/>
+                <w:b w:val="false"/>
+                <w:bCs w:val="false"/>
+                <w:sz w:val="18"/>
+                <w:szCs w:val="18"/>
+              </w:rPr>
+              <w:t xml:space="preserve">POST, GET</w:t>
+            </w:r>
+          </w:p>
+        </w:tc>
+        <w:tc>
+          <w:tcPr>
+            <w:tcW w:type="dxa" w:w="5400"/>
+            <w:tcBorders>
+              <w:top w:val="single" w:color="BFBFBF" w:sz="4"/>
+              <w:left w:val="single" w:color="BFBFBF" w:sz="4"/>
+              <w:bottom w:val="single" w:color="BFBFBF" w:sz="4"/>
+              <w:right w:val="single" w:color="BFBFBF" w:sz="4"/>
+            </w:tcBorders>
+            <w:tcMar>
+              <w:top w:type="dxa" w:w="60"/>
+              <w:left w:type="dxa" w:w="90"/>
+              <w:bottom w:type="dxa" w:w="60"/>
+              <w:right w:type="dxa" w:w="90"/>
+            </w:tcMar>
+          </w:tcPr>
+          <w:p>
+            <w:pPr>
+              <w:spacing w:after="20"/>
+            </w:pPr>
+            <w:r>
+              <w:rPr>
+                <w:rFonts w:ascii="Arial" w:cs="Arial" w:eastAsia="Arial" w:hAnsi="Arial"/>
+                <w:b w:val="false"/>
+                <w:bCs w:val="false"/>
+                <w:sz w:val="18"/>
+                <w:szCs w:val="18"/>
+              </w:rPr>
+              <w:t xml:space="preserve">/api/kho/nha-cung-cap</w:t>
+            </w:r>
+          </w:p>
+        </w:tc>
+        <w:tc>
+          <w:tcPr>
+            <w:tcW w:type="dxa" w:w="4878"/>
+            <w:tcBorders>
+              <w:top w:val="single" w:color="BFBFBF" w:sz="4"/>
+              <w:left w:val="single" w:color="BFBFBF" w:sz="4"/>
+              <w:bottom w:val="single" w:color="BFBFBF" w:sz="4"/>
+              <w:right w:val="single" w:color="BFBFBF" w:sz="4"/>
+            </w:tcBorders>
+            <w:tcMar>
+              <w:top w:type="dxa" w:w="60"/>
+              <w:left w:type="dxa" w:w="90"/>
+              <w:bottom w:type="dxa" w:w="60"/>
+              <w:right w:type="dxa" w:w="90"/>
+            </w:tcMar>
+          </w:tcPr>
+          <w:p>
+            <w:pPr>
+              <w:spacing w:after="20"/>
+            </w:pPr>
+            <w:r>
+              <w:rPr>
+                <w:rFonts w:ascii="Arial" w:cs="Arial" w:eastAsia="Arial" w:hAnsi="Arial"/>
+                <w:b w:val="false"/>
+                <w:bCs w:val="false"/>
+                <w:sz w:val="18"/>
+                <w:szCs w:val="18"/>
+              </w:rPr>
+              <w:t xml:space="preserve">KHO-02 tạo, danh sách nhà cung cấp (tu_khoa, trang, moi_trang)</w:t>
+            </w:r>
+          </w:p>
+        </w:tc>
+        <w:tc>
+          <w:tcPr>
+            <w:tcW w:type="dxa" w:w="2600"/>
+            <w:tcBorders>
+              <w:top w:val="single" w:color="BFBFBF" w:sz="4"/>
+              <w:left w:val="single" w:color="BFBFBF" w:sz="4"/>
+              <w:bottom w:val="single" w:color="BFBFBF" w:sz="4"/>
+              <w:right w:val="single" w:color="BFBFBF" w:sz="4"/>
+            </w:tcBorders>
+            <w:tcMar>
+              <w:top w:type="dxa" w:w="60"/>
+              <w:left w:type="dxa" w:w="90"/>
+              <w:bottom w:type="dxa" w:w="60"/>
+              <w:right w:type="dxa" w:w="90"/>
+            </w:tcMar>
+          </w:tcPr>
+          <w:p>
+            <w:pPr>
+              <w:spacing w:after="20"/>
+            </w:pPr>
+            <w:r>
+              <w:rPr>
+                <w:rFonts w:ascii="Arial" w:cs="Arial" w:eastAsia="Arial" w:hAnsi="Arial"/>
+                <w:b w:val="false"/>
+                <w:bCs w:val="false"/>
+                <w:sz w:val="18"/>
+                <w:szCs w:val="18"/>
+              </w:rPr>
+              <w:t xml:space="preserve">A/Q</w:t>
+            </w:r>
+          </w:p>
+        </w:tc>
+      </w:tr>
+      <w:tr>
+        <w:trPr>
+          <w:cantSplit/>
+        </w:trPr>
+        <w:tc>
+          <w:tcPr>
+            <w:tcW w:type="dxa" w:w="1800"/>
+            <w:tcBorders>
+              <w:top w:val="single" w:color="BFBFBF" w:sz="4"/>
+              <w:left w:val="single" w:color="BFBFBF" w:sz="4"/>
+              <w:bottom w:val="single" w:color="BFBFBF" w:sz="4"/>
+              <w:right w:val="single" w:color="BFBFBF" w:sz="4"/>
+            </w:tcBorders>
+            <w:tcMar>
+              <w:top w:type="dxa" w:w="60"/>
+              <w:left w:type="dxa" w:w="90"/>
+              <w:bottom w:type="dxa" w:w="60"/>
+              <w:right w:type="dxa" w:w="90"/>
+            </w:tcMar>
+          </w:tcPr>
+          <w:p>
+            <w:pPr>
+              <w:spacing w:after="20"/>
+            </w:pPr>
+            <w:r>
+              <w:rPr>
+                <w:rFonts w:ascii="Arial" w:cs="Arial" w:eastAsia="Arial" w:hAnsi="Arial"/>
+                <w:b w:val="false"/>
+                <w:bCs w:val="false"/>
+                <w:sz w:val="18"/>
+                <w:szCs w:val="18"/>
+              </w:rPr>
+              <w:t xml:space="preserve">GET, PATCH, DELETE</w:t>
+            </w:r>
+          </w:p>
+        </w:tc>
+        <w:tc>
+          <w:tcPr>
+            <w:tcW w:type="dxa" w:w="5400"/>
+            <w:tcBorders>
+              <w:top w:val="single" w:color="BFBFBF" w:sz="4"/>
+              <w:left w:val="single" w:color="BFBFBF" w:sz="4"/>
+              <w:bottom w:val="single" w:color="BFBFBF" w:sz="4"/>
+              <w:right w:val="single" w:color="BFBFBF" w:sz="4"/>
+            </w:tcBorders>
+            <w:tcMar>
+              <w:top w:type="dxa" w:w="60"/>
+              <w:left w:type="dxa" w:w="90"/>
+              <w:bottom w:type="dxa" w:w="60"/>
+              <w:right w:type="dxa" w:w="90"/>
+            </w:tcMar>
+          </w:tcPr>
+          <w:p>
+            <w:pPr>
+              <w:spacing w:after="20"/>
+            </w:pPr>
+            <w:r>
+              <w:rPr>
+                <w:rFonts w:ascii="Arial" w:cs="Arial" w:eastAsia="Arial" w:hAnsi="Arial"/>
+                <w:b w:val="false"/>
+                <w:bCs w:val="false"/>
+                <w:sz w:val="18"/>
+                <w:szCs w:val="18"/>
+              </w:rPr>
+              <w:t xml:space="preserve">/api/kho/nha-cung-cap/:ma</w:t>
+            </w:r>
+          </w:p>
+        </w:tc>
+        <w:tc>
+          <w:tcPr>
+            <w:tcW w:type="dxa" w:w="4878"/>
+            <w:tcBorders>
+              <w:top w:val="single" w:color="BFBFBF" w:sz="4"/>
+              <w:left w:val="single" w:color="BFBFBF" w:sz="4"/>
+              <w:bottom w:val="single" w:color="BFBFBF" w:sz="4"/>
+              <w:right w:val="single" w:color="BFBFBF" w:sz="4"/>
+            </w:tcBorders>
+            <w:tcMar>
+              <w:top w:type="dxa" w:w="60"/>
+              <w:left w:type="dxa" w:w="90"/>
+              <w:bottom w:type="dxa" w:w="60"/>
+              <w:right w:type="dxa" w:w="90"/>
+            </w:tcMar>
+          </w:tcPr>
+          <w:p>
+            <w:pPr>
+              <w:spacing w:after="20"/>
+            </w:pPr>
+            <w:r>
+              <w:rPr>
+                <w:rFonts w:ascii="Arial" w:cs="Arial" w:eastAsia="Arial" w:hAnsi="Arial"/>
+                <w:b w:val="false"/>
+                <w:bCs w:val="false"/>
+                <w:sz w:val="18"/>
+                <w:szCs w:val="18"/>
+              </w:rPr>
+              <w:t xml:space="preserve">KHO-02 xem, sửa, xóa nhà cung cấp</w:t>
+            </w:r>
+          </w:p>
+        </w:tc>
+        <w:tc>
+          <w:tcPr>
+            <w:tcW w:type="dxa" w:w="2600"/>
+            <w:tcBorders>
+              <w:top w:val="single" w:color="BFBFBF" w:sz="4"/>
+              <w:left w:val="single" w:color="BFBFBF" w:sz="4"/>
+              <w:bottom w:val="single" w:color="BFBFBF" w:sz="4"/>
+              <w:right w:val="single" w:color="BFBFBF" w:sz="4"/>
+            </w:tcBorders>
+            <w:tcMar>
+              <w:top w:type="dxa" w:w="60"/>
+              <w:left w:type="dxa" w:w="90"/>
+              <w:bottom w:type="dxa" w:w="60"/>
+              <w:right w:type="dxa" w:w="90"/>
+            </w:tcMar>
+          </w:tcPr>
+          <w:p>
+            <w:pPr>
+              <w:spacing w:after="20"/>
+            </w:pPr>
+            <w:r>
+              <w:rPr>
+                <w:rFonts w:ascii="Arial" w:cs="Arial" w:eastAsia="Arial" w:hAnsi="Arial"/>
+                <w:b w:val="false"/>
+                <w:bCs w:val="false"/>
+                <w:sz w:val="18"/>
+                <w:szCs w:val="18"/>
+              </w:rPr>
+              <w:t xml:space="preserve">A/Q</w:t>
+            </w:r>
+          </w:p>
+        </w:tc>
+      </w:tr>
+      <w:tr>
+        <w:trPr>
+          <w:cantSplit/>
+        </w:trPr>
+        <w:tc>
+          <w:tcPr>
+            <w:tcW w:type="dxa" w:w="1800"/>
+            <w:tcBorders>
+              <w:top w:val="single" w:color="BFBFBF" w:sz="4"/>
+              <w:left w:val="single" w:color="BFBFBF" w:sz="4"/>
+              <w:bottom w:val="single" w:color="BFBFBF" w:sz="4"/>
+              <w:right w:val="single" w:color="BFBFBF" w:sz="4"/>
+            </w:tcBorders>
+            <w:tcMar>
+              <w:top w:type="dxa" w:w="60"/>
+              <w:left w:type="dxa" w:w="90"/>
+              <w:bottom w:type="dxa" w:w="60"/>
+              <w:right w:type="dxa" w:w="90"/>
+            </w:tcMar>
+          </w:tcPr>
+          <w:p>
+            <w:pPr>
+              <w:spacing w:after="20"/>
+            </w:pPr>
+            <w:r>
+              <w:rPr>
+                <w:rFonts w:ascii="Arial" w:cs="Arial" w:eastAsia="Arial" w:hAnsi="Arial"/>
+                <w:b w:val="false"/>
+                <w:bCs w:val="false"/>
+                <w:sz w:val="18"/>
+                <w:szCs w:val="18"/>
+              </w:rPr>
+              <w:t xml:space="preserve">GET, PUT</w:t>
+            </w:r>
+          </w:p>
+        </w:tc>
+        <w:tc>
+          <w:tcPr>
+            <w:tcW w:type="dxa" w:w="5400"/>
+            <w:tcBorders>
+              <w:top w:val="single" w:color="BFBFBF" w:sz="4"/>
+              <w:left w:val="single" w:color="BFBFBF" w:sz="4"/>
+              <w:bottom w:val="single" w:color="BFBFBF" w:sz="4"/>
+              <w:right w:val="single" w:color="BFBFBF" w:sz="4"/>
+            </w:tcBorders>
+            <w:tcMar>
+              <w:top w:type="dxa" w:w="60"/>
+              <w:left w:type="dxa" w:w="90"/>
+              <w:bottom w:type="dxa" w:w="60"/>
+              <w:right w:type="dxa" w:w="90"/>
+            </w:tcMar>
+          </w:tcPr>
+          <w:p>
+            <w:pPr>
+              <w:spacing w:after="20"/>
+            </w:pPr>
+            <w:r>
+              <w:rPr>
+                <w:rFonts w:ascii="Arial" w:cs="Arial" w:eastAsia="Arial" w:hAnsi="Arial"/>
+                <w:b w:val="false"/>
+                <w:bCs w:val="false"/>
+                <w:sz w:val="18"/>
+                <w:szCs w:val="18"/>
+              </w:rPr>
+              <w:t xml:space="preserve">/api/kho/cong-thuc/:ma</w:t>
+            </w:r>
+          </w:p>
+        </w:tc>
+        <w:tc>
+          <w:tcPr>
+            <w:tcW w:type="dxa" w:w="4878"/>
+            <w:tcBorders>
+              <w:top w:val="single" w:color="BFBFBF" w:sz="4"/>
+              <w:left w:val="single" w:color="BFBFBF" w:sz="4"/>
+              <w:bottom w:val="single" w:color="BFBFBF" w:sz="4"/>
+              <w:right w:val="single" w:color="BFBFBF" w:sz="4"/>
+            </w:tcBorders>
+            <w:tcMar>
+              <w:top w:type="dxa" w:w="60"/>
+              <w:left w:type="dxa" w:w="90"/>
+              <w:bottom w:type="dxa" w:w="60"/>
+              <w:right w:type="dxa" w:w="90"/>
+            </w:tcMar>
+          </w:tcPr>
+          <w:p>
+            <w:pPr>
+              <w:spacing w:after="20"/>
+            </w:pPr>
+            <w:r>
+              <w:rPr>
+                <w:rFonts w:ascii="Arial" w:cs="Arial" w:eastAsia="Arial" w:hAnsi="Arial"/>
+                <w:b w:val="false"/>
+                <w:bCs w:val="false"/>
+                <w:sz w:val="18"/>
+                <w:szCs w:val="18"/>
+              </w:rPr>
+              <w:t xml:space="preserve">KHO-03 xem, đặt (thay toàn bộ) công thức của sản phẩm</w:t>
+            </w:r>
+          </w:p>
+        </w:tc>
+        <w:tc>
+          <w:tcPr>
+            <w:tcW w:type="dxa" w:w="2600"/>
+            <w:tcBorders>
+              <w:top w:val="single" w:color="BFBFBF" w:sz="4"/>
+              <w:left w:val="single" w:color="BFBFBF" w:sz="4"/>
+              <w:bottom w:val="single" w:color="BFBFBF" w:sz="4"/>
+              <w:right w:val="single" w:color="BFBFBF" w:sz="4"/>
+            </w:tcBorders>
+            <w:tcMar>
+              <w:top w:type="dxa" w:w="60"/>
+              <w:left w:type="dxa" w:w="90"/>
+              <w:bottom w:type="dxa" w:w="60"/>
+              <w:right w:type="dxa" w:w="90"/>
+            </w:tcMar>
+          </w:tcPr>
+          <w:p>
+            <w:pPr>
+              <w:spacing w:after="20"/>
+            </w:pPr>
+            <w:r>
+              <w:rPr>
+                <w:rFonts w:ascii="Arial" w:cs="Arial" w:eastAsia="Arial" w:hAnsi="Arial"/>
+                <w:b w:val="false"/>
+                <w:bCs w:val="false"/>
+                <w:sz w:val="18"/>
+                <w:szCs w:val="18"/>
+              </w:rPr>
+              <w:t xml:space="preserve">A/Q</w:t>
+            </w:r>
+          </w:p>
+        </w:tc>
+      </w:tr>
+      <w:tr>
+        <w:trPr>
+          <w:cantSplit/>
+        </w:trPr>
+        <w:tc>
+          <w:tcPr>
+            <w:tcW w:type="dxa" w:w="1800"/>
+            <w:tcBorders>
+              <w:top w:val="single" w:color="BFBFBF" w:sz="4"/>
+              <w:left w:val="single" w:color="BFBFBF" w:sz="4"/>
+              <w:bottom w:val="single" w:color="BFBFBF" w:sz="4"/>
+              <w:right w:val="single" w:color="BFBFBF" w:sz="4"/>
+            </w:tcBorders>
+            <w:tcMar>
+              <w:top w:type="dxa" w:w="60"/>
+              <w:left w:type="dxa" w:w="90"/>
+              <w:bottom w:type="dxa" w:w="60"/>
+              <w:right w:type="dxa" w:w="90"/>
+            </w:tcMar>
+          </w:tcPr>
+          <w:p>
+            <w:pPr>
+              <w:spacing w:after="20"/>
+            </w:pPr>
+            <w:r>
+              <w:rPr>
+                <w:rFonts w:ascii="Arial" w:cs="Arial" w:eastAsia="Arial" w:hAnsi="Arial"/>
+                <w:b w:val="false"/>
+                <w:bCs w:val="false"/>
+                <w:sz w:val="18"/>
+                <w:szCs w:val="18"/>
+              </w:rPr>
+              <w:t xml:space="preserve">POST, GET</w:t>
+            </w:r>
+          </w:p>
+        </w:tc>
+        <w:tc>
+          <w:tcPr>
+            <w:tcW w:type="dxa" w:w="5400"/>
+            <w:tcBorders>
+              <w:top w:val="single" w:color="BFBFBF" w:sz="4"/>
+              <w:left w:val="single" w:color="BFBFBF" w:sz="4"/>
+              <w:bottom w:val="single" w:color="BFBFBF" w:sz="4"/>
+              <w:right w:val="single" w:color="BFBFBF" w:sz="4"/>
+            </w:tcBorders>
+            <w:tcMar>
+              <w:top w:type="dxa" w:w="60"/>
+              <w:left w:type="dxa" w:w="90"/>
+              <w:bottom w:type="dxa" w:w="60"/>
+              <w:right w:type="dxa" w:w="90"/>
+            </w:tcMar>
+          </w:tcPr>
+          <w:p>
+            <w:pPr>
+              <w:spacing w:after="20"/>
+            </w:pPr>
+            <w:r>
+              <w:rPr>
+                <w:rFonts w:ascii="Arial" w:cs="Arial" w:eastAsia="Arial" w:hAnsi="Arial"/>
+                <w:b w:val="false"/>
+                <w:bCs w:val="false"/>
+                <w:sz w:val="18"/>
+                <w:szCs w:val="18"/>
+              </w:rPr>
+              <w:t xml:space="preserve">/api/kho/phieu-nhap</w:t>
+            </w:r>
+          </w:p>
+        </w:tc>
+        <w:tc>
+          <w:tcPr>
+            <w:tcW w:type="dxa" w:w="4878"/>
+            <w:tcBorders>
+              <w:top w:val="single" w:color="BFBFBF" w:sz="4"/>
+              <w:left w:val="single" w:color="BFBFBF" w:sz="4"/>
+              <w:bottom w:val="single" w:color="BFBFBF" w:sz="4"/>
+              <w:right w:val="single" w:color="BFBFBF" w:sz="4"/>
+            </w:tcBorders>
+            <w:tcMar>
+              <w:top w:type="dxa" w:w="60"/>
+              <w:left w:type="dxa" w:w="90"/>
+              <w:bottom w:type="dxa" w:w="60"/>
+              <w:right w:type="dxa" w:w="90"/>
+            </w:tcMar>
+          </w:tcPr>
+          <w:p>
+            <w:pPr>
+              <w:spacing w:after="20"/>
+            </w:pPr>
+            <w:r>
+              <w:rPr>
+                <w:rFonts w:ascii="Arial" w:cs="Arial" w:eastAsia="Arial" w:hAnsi="Arial"/>
+                <w:b w:val="false"/>
+                <w:bCs w:val="false"/>
+                <w:sz w:val="18"/>
+                <w:szCs w:val="18"/>
+              </w:rPr>
+              <w:t xml:space="preserve">KHO-04 lập phiếu nhập, KHO-05 lịch sử nhập (tu_ngay, den_ngay, ma_ncc)</w:t>
+            </w:r>
+          </w:p>
+        </w:tc>
+        <w:tc>
+          <w:tcPr>
+            <w:tcW w:type="dxa" w:w="2600"/>
+            <w:tcBorders>
+              <w:top w:val="single" w:color="BFBFBF" w:sz="4"/>
+              <w:left w:val="single" w:color="BFBFBF" w:sz="4"/>
+              <w:bottom w:val="single" w:color="BFBFBF" w:sz="4"/>
+              <w:right w:val="single" w:color="BFBFBF" w:sz="4"/>
+            </w:tcBorders>
+            <w:tcMar>
+              <w:top w:type="dxa" w:w="60"/>
+              <w:left w:type="dxa" w:w="90"/>
+              <w:bottom w:type="dxa" w:w="60"/>
+              <w:right w:type="dxa" w:w="90"/>
+            </w:tcMar>
+          </w:tcPr>
+          <w:p>
+            <w:pPr>
+              <w:spacing w:after="20"/>
+            </w:pPr>
+            <w:r>
+              <w:rPr>
+                <w:rFonts w:ascii="Arial" w:cs="Arial" w:eastAsia="Arial" w:hAnsi="Arial"/>
+                <w:b w:val="false"/>
+                <w:bCs w:val="false"/>
+                <w:sz w:val="18"/>
+                <w:szCs w:val="18"/>
+              </w:rPr>
+              <w:t xml:space="preserve">A/Q</w:t>
+            </w:r>
+          </w:p>
+        </w:tc>
+      </w:tr>
+      <w:tr>
+        <w:trPr>
+          <w:cantSplit/>
+        </w:trPr>
+        <w:tc>
+          <w:tcPr>
+            <w:tcW w:type="dxa" w:w="1800"/>
+            <w:tcBorders>
+              <w:top w:val="single" w:color="BFBFBF" w:sz="4"/>
+              <w:left w:val="single" w:color="BFBFBF" w:sz="4"/>
+              <w:bottom w:val="single" w:color="BFBFBF" w:sz="4"/>
+              <w:right w:val="single" w:color="BFBFBF" w:sz="4"/>
+            </w:tcBorders>
+            <w:tcMar>
+              <w:top w:type="dxa" w:w="60"/>
+              <w:left w:type="dxa" w:w="90"/>
+              <w:bottom w:type="dxa" w:w="60"/>
+              <w:right w:type="dxa" w:w="90"/>
+            </w:tcMar>
+          </w:tcPr>
+          <w:p>
+            <w:pPr>
+              <w:spacing w:after="20"/>
+            </w:pPr>
+            <w:r>
+              <w:rPr>
+                <w:rFonts w:ascii="Arial" w:cs="Arial" w:eastAsia="Arial" w:hAnsi="Arial"/>
+                <w:b w:val="false"/>
+                <w:bCs w:val="false"/>
+                <w:sz w:val="18"/>
+                <w:szCs w:val="18"/>
+              </w:rPr>
+              <w:t xml:space="preserve">GET</w:t>
+            </w:r>
+          </w:p>
+        </w:tc>
+        <w:tc>
+          <w:tcPr>
+            <w:tcW w:type="dxa" w:w="5400"/>
+            <w:tcBorders>
+              <w:top w:val="single" w:color="BFBFBF" w:sz="4"/>
+              <w:left w:val="single" w:color="BFBFBF" w:sz="4"/>
+              <w:bottom w:val="single" w:color="BFBFBF" w:sz="4"/>
+              <w:right w:val="single" w:color="BFBFBF" w:sz="4"/>
+            </w:tcBorders>
+            <w:tcMar>
+              <w:top w:type="dxa" w:w="60"/>
+              <w:left w:type="dxa" w:w="90"/>
+              <w:bottom w:type="dxa" w:w="60"/>
+              <w:right w:type="dxa" w:w="90"/>
+            </w:tcMar>
+          </w:tcPr>
+          <w:p>
+            <w:pPr>
+              <w:spacing w:after="20"/>
+            </w:pPr>
+            <w:r>
+              <w:rPr>
+                <w:rFonts w:ascii="Arial" w:cs="Arial" w:eastAsia="Arial" w:hAnsi="Arial"/>
+                <w:b w:val="false"/>
+                <w:bCs w:val="false"/>
+                <w:sz w:val="18"/>
+                <w:szCs w:val="18"/>
+              </w:rPr>
+              <w:t xml:space="preserve">/api/kho/phieu-nhap/:ma</w:t>
+            </w:r>
+          </w:p>
+        </w:tc>
+        <w:tc>
+          <w:tcPr>
+            <w:tcW w:type="dxa" w:w="4878"/>
+            <w:tcBorders>
+              <w:top w:val="single" w:color="BFBFBF" w:sz="4"/>
+              <w:left w:val="single" w:color="BFBFBF" w:sz="4"/>
+              <w:bottom w:val="single" w:color="BFBFBF" w:sz="4"/>
+              <w:right w:val="single" w:color="BFBFBF" w:sz="4"/>
+            </w:tcBorders>
+            <w:tcMar>
+              <w:top w:type="dxa" w:w="60"/>
+              <w:left w:type="dxa" w:w="90"/>
+              <w:bottom w:type="dxa" w:w="60"/>
+              <w:right w:type="dxa" w:w="90"/>
+            </w:tcMar>
+          </w:tcPr>
+          <w:p>
+            <w:pPr>
+              <w:spacing w:after="20"/>
+            </w:pPr>
+            <w:r>
+              <w:rPr>
+                <w:rFonts w:ascii="Arial" w:cs="Arial" w:eastAsia="Arial" w:hAnsi="Arial"/>
+                <w:b w:val="false"/>
+                <w:bCs w:val="false"/>
+                <w:sz w:val="18"/>
+                <w:szCs w:val="18"/>
+              </w:rPr>
+              <w:t xml:space="preserve">KHO-05 chi tiết phiếu nhập</w:t>
+            </w:r>
+          </w:p>
+        </w:tc>
+        <w:tc>
+          <w:tcPr>
+            <w:tcW w:type="dxa" w:w="2600"/>
+            <w:tcBorders>
+              <w:top w:val="single" w:color="BFBFBF" w:sz="4"/>
+              <w:left w:val="single" w:color="BFBFBF" w:sz="4"/>
+              <w:bottom w:val="single" w:color="BFBFBF" w:sz="4"/>
+              <w:right w:val="single" w:color="BFBFBF" w:sz="4"/>
+            </w:tcBorders>
+            <w:tcMar>
+              <w:top w:type="dxa" w:w="60"/>
+              <w:left w:type="dxa" w:w="90"/>
+              <w:bottom w:type="dxa" w:w="60"/>
+              <w:right w:type="dxa" w:w="90"/>
+            </w:tcMar>
+          </w:tcPr>
+          <w:p>
+            <w:pPr>
+              <w:spacing w:after="20"/>
+            </w:pPr>
+            <w:r>
+              <w:rPr>
+                <w:rFonts w:ascii="Arial" w:cs="Arial" w:eastAsia="Arial" w:hAnsi="Arial"/>
+                <w:b w:val="false"/>
+                <w:bCs w:val="false"/>
+                <w:sz w:val="18"/>
+                <w:szCs w:val="18"/>
+              </w:rPr>
+              <w:t xml:space="preserve">A/Q</w:t>
+            </w:r>
+          </w:p>
+        </w:tc>
+      </w:tr>
+      <w:tr>
+        <w:trPr>
+          <w:cantSplit/>
+        </w:trPr>
+        <w:tc>
+          <w:tcPr>
+            <w:tcW w:type="dxa" w:w="1800"/>
+            <w:tcBorders>
+              <w:top w:val="single" w:color="BFBFBF" w:sz="4"/>
+              <w:left w:val="single" w:color="BFBFBF" w:sz="4"/>
+              <w:bottom w:val="single" w:color="BFBFBF" w:sz="4"/>
+              <w:right w:val="single" w:color="BFBFBF" w:sz="4"/>
+            </w:tcBorders>
+            <w:tcMar>
+              <w:top w:type="dxa" w:w="60"/>
+              <w:left w:type="dxa" w:w="90"/>
+              <w:bottom w:type="dxa" w:w="60"/>
+              <w:right w:type="dxa" w:w="90"/>
+            </w:tcMar>
+          </w:tcPr>
+          <w:p>
+            <w:pPr>
+              <w:spacing w:after="20"/>
+            </w:pPr>
+            <w:r>
+              <w:rPr>
+                <w:rFonts w:ascii="Arial" w:cs="Arial" w:eastAsia="Arial" w:hAnsi="Arial"/>
+                <w:b w:val="false"/>
+                <w:bCs w:val="false"/>
+                <w:sz w:val="18"/>
+                <w:szCs w:val="18"/>
+              </w:rPr>
+              <w:t xml:space="preserve">GET</w:t>
+            </w:r>
+          </w:p>
+        </w:tc>
+        <w:tc>
+          <w:tcPr>
+            <w:tcW w:type="dxa" w:w="5400"/>
+            <w:tcBorders>
+              <w:top w:val="single" w:color="BFBFBF" w:sz="4"/>
+              <w:left w:val="single" w:color="BFBFBF" w:sz="4"/>
+              <w:bottom w:val="single" w:color="BFBFBF" w:sz="4"/>
+              <w:right w:val="single" w:color="BFBFBF" w:sz="4"/>
+            </w:tcBorders>
+            <w:tcMar>
+              <w:top w:type="dxa" w:w="60"/>
+              <w:left w:type="dxa" w:w="90"/>
+              <w:bottom w:type="dxa" w:w="60"/>
+              <w:right w:type="dxa" w:w="90"/>
+            </w:tcMar>
+          </w:tcPr>
+          <w:p>
+            <w:pPr>
+              <w:spacing w:after="20"/>
+            </w:pPr>
+            <w:r>
+              <w:rPr>
+                <w:rFonts w:ascii="Arial" w:cs="Arial" w:eastAsia="Arial" w:hAnsi="Arial"/>
+                <w:b w:val="false"/>
+                <w:bCs w:val="false"/>
+                <w:sz w:val="18"/>
+                <w:szCs w:val="18"/>
+              </w:rPr>
+              <w:t xml:space="preserve">/api/kho/ton-kho?chi_sap_het=&amp;tu_khoa=</w:t>
+            </w:r>
+          </w:p>
+        </w:tc>
+        <w:tc>
+          <w:tcPr>
+            <w:tcW w:type="dxa" w:w="4878"/>
+            <w:tcBorders>
+              <w:top w:val="single" w:color="BFBFBF" w:sz="4"/>
+              <w:left w:val="single" w:color="BFBFBF" w:sz="4"/>
+              <w:bottom w:val="single" w:color="BFBFBF" w:sz="4"/>
+              <w:right w:val="single" w:color="BFBFBF" w:sz="4"/>
+            </w:tcBorders>
+            <w:tcMar>
+              <w:top w:type="dxa" w:w="60"/>
+              <w:left w:type="dxa" w:w="90"/>
+              <w:bottom w:type="dxa" w:w="60"/>
+              <w:right w:type="dxa" w:w="90"/>
+            </w:tcMar>
+          </w:tcPr>
+          <w:p>
+            <w:pPr>
+              <w:spacing w:after="20"/>
+            </w:pPr>
+            <w:r>
+              <w:rPr>
+                <w:rFonts w:ascii="Arial" w:cs="Arial" w:eastAsia="Arial" w:hAnsi="Arial"/>
+                <w:b w:val="false"/>
+                <w:bCs w:val="false"/>
+                <w:sz w:val="18"/>
+                <w:szCs w:val="18"/>
+              </w:rPr>
+              <w:t xml:space="preserve">KHO-06 tồn kho kèm cờ sap_het</w:t>
+            </w:r>
+          </w:p>
+        </w:tc>
+        <w:tc>
+          <w:tcPr>
+            <w:tcW w:type="dxa" w:w="2600"/>
+            <w:tcBorders>
+              <w:top w:val="single" w:color="BFBFBF" w:sz="4"/>
+              <w:left w:val="single" w:color="BFBFBF" w:sz="4"/>
+              <w:bottom w:val="single" w:color="BFBFBF" w:sz="4"/>
+              <w:right w:val="single" w:color="BFBFBF" w:sz="4"/>
+            </w:tcBorders>
+            <w:tcMar>
+              <w:top w:type="dxa" w:w="60"/>
+              <w:left w:type="dxa" w:w="90"/>
+              <w:bottom w:type="dxa" w:w="60"/>
+              <w:right w:type="dxa" w:w="90"/>
+            </w:tcMar>
+          </w:tcPr>
+          <w:p>
+            <w:pPr>
+              <w:spacing w:after="20"/>
+            </w:pPr>
+            <w:r>
+              <w:rPr>
+                <w:rFonts w:ascii="Arial" w:cs="Arial" w:eastAsia="Arial" w:hAnsi="Arial"/>
+                <w:b w:val="false"/>
+                <w:bCs w:val="false"/>
+                <w:sz w:val="18"/>
+                <w:szCs w:val="18"/>
+              </w:rPr>
+              <w:t xml:space="preserve">A/Q</w:t>
             </w:r>
           </w:p>
         </w:tc>

--- a/docs/Dac_ta_tinh_nang_quan_ly_quan_ca_phe.docx
+++ b/docs/Dac_ta_tinh_nang_quan_ly_quan_ca_phe.docx
@@ -2826,7 +2826,7 @@
                 <w:sz w:val="18"/>
                 <w:szCs w:val="18"/>
               </w:rPr>
-              <w:t xml:space="preserve">Đổi mật khẩu (A/Q/N)</w:t>
+              <w:t xml:space="preserve">Đổi mật khẩu (A/Q/N, của chính mình)</w:t>
             </w:r>
           </w:p>
         </w:tc>
@@ -2910,7 +2910,77 @@
                 <w:sz w:val="18"/>
                 <w:szCs w:val="18"/>
               </w:rPr>
-              <w:t xml:space="preserve">Đúng mật khẩu cũ; mới ≥ 8 ký tự, khác cũ; băm bcrypt</w:t>
+              <w:t xml:space="preserve">Thứ tự: mật khẩu cũ đúng (401 </w:t>
+            </w:r>
+            <w:r>
+              <w:rPr>
+                <w:rFonts w:ascii="Consolas" w:cs="Consolas" w:eastAsia="Consolas" w:hAnsi="Consolas"/>
+                <w:b w:val="false"/>
+                <w:bCs w:val="false"/>
+                <w:sz w:val="18"/>
+                <w:szCs w:val="18"/>
+              </w:rPr>
+              <w:t xml:space="preserve">SAI_MAT_KHAU_CU</w:t>
+            </w:r>
+            <w:r>
+              <w:rPr>
+                <w:rFonts w:ascii="Arial" w:cs="Arial" w:eastAsia="Arial" w:hAnsi="Arial"/>
+                <w:b w:val="false"/>
+                <w:bCs w:val="false"/>
+                <w:sz w:val="18"/>
+                <w:szCs w:val="18"/>
+              </w:rPr>
+              <w:t xml:space="preserve">) rồi mới khác cũ (400 </w:t>
+            </w:r>
+            <w:r>
+              <w:rPr>
+                <w:rFonts w:ascii="Consolas" w:cs="Consolas" w:eastAsia="Consolas" w:hAnsi="Consolas"/>
+                <w:b w:val="false"/>
+                <w:bCs w:val="false"/>
+                <w:sz w:val="18"/>
+                <w:szCs w:val="18"/>
+              </w:rPr>
+              <w:t xml:space="preserve">MAT_KHAU_MOI_TRUNG_CU</w:t>
+            </w:r>
+            <w:r>
+              <w:rPr>
+                <w:rFonts w:ascii="Arial" w:cs="Arial" w:eastAsia="Arial" w:hAnsi="Arial"/>
+                <w:b w:val="false"/>
+                <w:bCs w:val="false"/>
+                <w:sz w:val="18"/>
+                <w:szCs w:val="18"/>
+              </w:rPr>
+              <w:t xml:space="preserve">)</w:t>
+            </w:r>
+          </w:p>
+          <w:p>
+            <w:pPr>
+              <w:spacing w:after="20"/>
+            </w:pPr>
+            <w:r>
+              <w:rPr>
+                <w:rFonts w:ascii="Arial" w:cs="Arial" w:eastAsia="Arial" w:hAnsi="Arial"/>
+                <w:b w:val="false"/>
+                <w:bCs w:val="false"/>
+                <w:sz w:val="18"/>
+                <w:szCs w:val="18"/>
+              </w:rPr>
+              <w:t xml:space="preserve">Mật khẩu mới: 8–72 byte, có ít nhất một chữ cái và một chữ số; băm bcrypt; khóa dòng tài khoản nên hai lần đổi đồng thời chạy nối tiếp</w:t>
+            </w:r>
+          </w:p>
+          <w:p>
+            <w:pPr>
+              <w:spacing w:after="20"/>
+            </w:pPr>
+            <w:r>
+              <w:rPr>
+                <w:rFonts w:ascii="Arial" w:cs="Arial" w:eastAsia="Arial" w:hAnsi="Arial"/>
+                <w:b w:val="false"/>
+                <w:bCs w:val="false"/>
+                <w:sz w:val="18"/>
+                <w:szCs w:val="18"/>
+              </w:rPr>
+              <w:t xml:space="preserve">Token đã cấp vẫn dùng được đến khi hết hạn (không có cột phiên bản mật khẩu)</w:t>
             </w:r>
           </w:p>
         </w:tc>
@@ -13775,13 +13845,23 @@
             </w:pPr>
             <w:r>
               <w:rPr>
-                <w:rFonts w:ascii="Consolas" w:cs="Consolas" w:eastAsia="Consolas" w:hAnsi="Consolas"/>
-                <w:b w:val="false"/>
-                <w:bCs w:val="false"/>
-                <w:sz w:val="18"/>
-                <w:szCs w:val="18"/>
-              </w:rPr>
-              <w:t xml:space="preserve">tu_ngay</w:t>
+                <w:rFonts w:ascii="Arial" w:cs="Arial" w:eastAsia="Arial" w:hAnsi="Arial"/>
+                <w:b w:val="false"/>
+                <w:bCs w:val="false"/>
+                <w:sz w:val="18"/>
+                <w:szCs w:val="18"/>
+              </w:rPr>
+              <w:t xml:space="preserve">Query </w:t>
+            </w:r>
+            <w:r>
+              <w:rPr>
+                <w:rFonts w:ascii="Consolas" w:cs="Consolas" w:eastAsia="Consolas" w:hAnsi="Consolas"/>
+                <w:b w:val="false"/>
+                <w:bCs w:val="false"/>
+                <w:sz w:val="18"/>
+                <w:szCs w:val="18"/>
+              </w:rPr>
+              <w:t xml:space="preserve">tu_ngay?</w:t>
             </w:r>
             <w:r>
               <w:rPr>
@@ -13801,7 +13881,89 @@
                 <w:sz w:val="18"/>
                 <w:szCs w:val="18"/>
               </w:rPr>
-              <w:t xml:space="preserve">den_ngay</w:t>
+              <w:t xml:space="preserve">den_ngay?</w:t>
+            </w:r>
+            <w:r>
+              <w:rPr>
+                <w:rFonts w:ascii="Arial" w:cs="Arial" w:eastAsia="Arial" w:hAnsi="Arial"/>
+                <w:b w:val="false"/>
+                <w:bCs w:val="false"/>
+                <w:sz w:val="18"/>
+                <w:szCs w:val="18"/>
+              </w:rPr>
+              <w:t xml:space="preserve"> (gồm cả hai đầu, theo ngày thanh toán), </w:t>
+            </w:r>
+            <w:r>
+              <w:rPr>
+                <w:rFonts w:ascii="Consolas" w:cs="Consolas" w:eastAsia="Consolas" w:hAnsi="Consolas"/>
+                <w:b w:val="false"/>
+                <w:bCs w:val="false"/>
+                <w:sz w:val="18"/>
+                <w:szCs w:val="18"/>
+              </w:rPr>
+              <w:t xml:space="preserve">top?</w:t>
+            </w:r>
+            <w:r>
+              <w:rPr>
+                <w:rFonts w:ascii="Arial" w:cs="Arial" w:eastAsia="Arial" w:hAnsi="Arial"/>
+                <w:b w:val="false"/>
+                <w:bCs w:val="false"/>
+                <w:sz w:val="18"/>
+                <w:szCs w:val="18"/>
+              </w:rPr>
+              <w:t xml:space="preserve"> (mặc định 10, tối đa 100) — </w:t>
+            </w:r>
+            <w:r>
+              <w:rPr>
+                <w:rFonts w:ascii="Consolas" w:cs="Consolas" w:eastAsia="Consolas" w:hAnsi="Consolas"/>
+                <w:b w:val="false"/>
+                <w:bCs w:val="false"/>
+                <w:sz w:val="18"/>
+                <w:szCs w:val="18"/>
+              </w:rPr>
+              <w:t xml:space="preserve">GET /api/khach-hang/top</w:t>
+            </w:r>
+          </w:p>
+        </w:tc>
+        <w:tc>
+          <w:tcPr>
+            <w:tcW w:type="dxa" w:w="3900"/>
+            <w:tcBorders>
+              <w:top w:val="single" w:color="BFBFBF" w:sz="4"/>
+              <w:left w:val="single" w:color="BFBFBF" w:sz="4"/>
+              <w:bottom w:val="single" w:color="BFBFBF" w:sz="4"/>
+              <w:right w:val="single" w:color="BFBFBF" w:sz="4"/>
+            </w:tcBorders>
+            <w:tcMar>
+              <w:top w:type="dxa" w:w="60"/>
+              <w:left w:type="dxa" w:w="90"/>
+              <w:bottom w:type="dxa" w:w="60"/>
+              <w:right w:type="dxa" w:w="90"/>
+            </w:tcMar>
+          </w:tcPr>
+          <w:p>
+            <w:pPr>
+              <w:spacing w:after="20"/>
+            </w:pPr>
+            <w:r>
+              <w:rPr>
+                <w:rFonts w:ascii="Arial" w:cs="Arial" w:eastAsia="Arial" w:hAnsi="Arial"/>
+                <w:b w:val="false"/>
+                <w:bCs w:val="false"/>
+                <w:sz w:val="18"/>
+                <w:szCs w:val="18"/>
+              </w:rPr>
+              <w:t xml:space="preserve">Chỉ hóa đơn đã thanh toán có khách hàng (bỏ khách vãng lai); </w:t>
+            </w:r>
+            <w:r>
+              <w:rPr>
+                <w:rFonts w:ascii="Consolas" w:cs="Consolas" w:eastAsia="Consolas" w:hAnsi="Consolas"/>
+                <w:b w:val="false"/>
+                <w:bCs w:val="false"/>
+                <w:sz w:val="18"/>
+                <w:szCs w:val="18"/>
+              </w:rPr>
+              <w:t xml:space="preserve">GROUP BY ma_khach_hang</w:t>
             </w:r>
             <w:r>
               <w:rPr>
@@ -13821,71 +13983,24 @@
                 <w:sz w:val="18"/>
                 <w:szCs w:val="18"/>
               </w:rPr>
-              <w:t xml:space="preserve">top</w:t>
-            </w:r>
-            <w:r>
-              <w:rPr>
-                <w:rFonts w:ascii="Arial" w:cs="Arial" w:eastAsia="Arial" w:hAnsi="Arial"/>
-                <w:b w:val="false"/>
-                <w:bCs w:val="false"/>
-                <w:sz w:val="18"/>
-                <w:szCs w:val="18"/>
-              </w:rPr>
-              <w:t xml:space="preserve"> (mặc định 10)</w:t>
-            </w:r>
-          </w:p>
-        </w:tc>
-        <w:tc>
-          <w:tcPr>
-            <w:tcW w:type="dxa" w:w="3900"/>
-            <w:tcBorders>
-              <w:top w:val="single" w:color="BFBFBF" w:sz="4"/>
-              <w:left w:val="single" w:color="BFBFBF" w:sz="4"/>
-              <w:bottom w:val="single" w:color="BFBFBF" w:sz="4"/>
-              <w:right w:val="single" w:color="BFBFBF" w:sz="4"/>
-            </w:tcBorders>
-            <w:tcMar>
-              <w:top w:type="dxa" w:w="60"/>
-              <w:left w:type="dxa" w:w="90"/>
-              <w:bottom w:type="dxa" w:w="60"/>
-              <w:right w:type="dxa" w:w="90"/>
-            </w:tcMar>
-          </w:tcPr>
-          <w:p>
-            <w:pPr>
-              <w:spacing w:after="20"/>
-            </w:pPr>
-            <w:r>
-              <w:rPr>
-                <w:rFonts w:ascii="Consolas" w:cs="Consolas" w:eastAsia="Consolas" w:hAnsi="Consolas"/>
-                <w:b w:val="false"/>
-                <w:bCs w:val="false"/>
-                <w:sz w:val="18"/>
-                <w:szCs w:val="18"/>
-              </w:rPr>
-              <w:t xml:space="preserve">GROUP BY ma_khach_hang</w:t>
-            </w:r>
-            <w:r>
-              <w:rPr>
-                <w:rFonts w:ascii="Arial" w:cs="Arial" w:eastAsia="Arial" w:hAnsi="Arial"/>
-                <w:b w:val="false"/>
-                <w:bCs w:val="false"/>
-                <w:sz w:val="18"/>
-                <w:szCs w:val="18"/>
-              </w:rPr>
-              <w:t xml:space="preserve">, </w:t>
-            </w:r>
-            <w:r>
-              <w:rPr>
-                <w:rFonts w:ascii="Consolas" w:cs="Consolas" w:eastAsia="Consolas" w:hAnsi="Consolas"/>
-                <w:b w:val="false"/>
-                <w:bCs w:val="false"/>
-                <w:sz w:val="18"/>
-                <w:szCs w:val="18"/>
-              </w:rPr>
               <w:t xml:space="preserve">SUM(tong_tien)</w:t>
             </w:r>
           </w:p>
+          <w:p>
+            <w:pPr>
+              <w:spacing w:after="20"/>
+            </w:pPr>
+            <w:r>
+              <w:rPr>
+                <w:rFonts w:ascii="Arial" w:cs="Arial" w:eastAsia="Arial" w:hAnsi="Arial"/>
+                <w:b w:val="false"/>
+                <w:bCs w:val="false"/>
+                <w:sz w:val="18"/>
+                <w:szCs w:val="18"/>
+              </w:rPr>
+              <w:t xml:space="preserve">Xếp theo tổng chi tiêu giảm dần, đồng hạng: nhiều đơn hơn trước, rồi mã khách nhỏ trước</w:t>
+            </w:r>
+          </w:p>
         </w:tc>
         <w:tc>
           <w:tcPr>
@@ -13925,7 +14040,7 @@
                 <w:sz w:val="18"/>
                 <w:szCs w:val="18"/>
               </w:rPr>
-              <w:t xml:space="preserve">{ma_khach_hang, ten, so_don, tong_chi_tieu}</w:t>
+              <w:t xml:space="preserve">{ma_khach_hang, ten, so_dien_thoai, so_don, tong_chi_tieu}</w:t>
             </w:r>
           </w:p>
         </w:tc>
@@ -13949,6 +14064,31 @@
             <w:pPr>
               <w:spacing w:after="20"/>
             </w:pPr>
+            <w:r>
+              <w:rPr>
+                <w:rFonts w:ascii="Arial" w:cs="Arial" w:eastAsia="Arial" w:hAnsi="Arial"/>
+                <w:b w:val="false"/>
+                <w:bCs w:val="false"/>
+                <w:sz w:val="18"/>
+                <w:szCs w:val="18"/>
+              </w:rPr>
+              <w:t xml:space="preserve">400</w:t>
+            </w:r>
+          </w:p>
+          <w:p>
+            <w:pPr>
+              <w:spacing w:after="20"/>
+            </w:pPr>
+            <w:r>
+              <w:rPr>
+                <w:rFonts w:ascii="Arial" w:cs="Arial" w:eastAsia="Arial" w:hAnsi="Arial"/>
+                <w:b w:val="false"/>
+                <w:bCs w:val="false"/>
+                <w:sz w:val="18"/>
+                <w:szCs w:val="18"/>
+              </w:rPr>
+              <w:t xml:space="preserve">403</w:t>
+            </w:r>
           </w:p>
         </w:tc>
       </w:tr>
@@ -16935,7 +17075,7 @@
                 <w:sz w:val="18"/>
                 <w:szCs w:val="18"/>
               </w:rPr>
-              <w:t xml:space="preserve">so_dien_thoai</w:t>
+              <w:t xml:space="preserve">so_dien_thoai?</w:t>
             </w:r>
             <w:r>
               <w:rPr>
@@ -17027,7 +17167,27 @@
                 <w:sz w:val="18"/>
                 <w:szCs w:val="18"/>
               </w:rPr>
-              <w:t xml:space="preserve">Một transaction; </w:t>
+              <w:t xml:space="preserve">Một transaction (NhanVien + TaiKhoan), chạy dưới khóa tên </w:t>
+            </w:r>
+            <w:r>
+              <w:rPr>
+                <w:rFonts w:ascii="Consolas" w:cs="Consolas" w:eastAsia="Consolas" w:hAnsi="Consolas"/>
+                <w:b w:val="false"/>
+                <w:bCs w:val="false"/>
+                <w:sz w:val="18"/>
+                <w:szCs w:val="18"/>
+              </w:rPr>
+              <w:t xml:space="preserve">nhan_su</w:t>
+            </w:r>
+            <w:r>
+              <w:rPr>
+                <w:rFonts w:ascii="Arial" w:cs="Arial" w:eastAsia="Arial" w:hAnsi="Arial"/>
+                <w:b w:val="false"/>
+                <w:bCs w:val="false"/>
+                <w:sz w:val="18"/>
+                <w:szCs w:val="18"/>
+              </w:rPr>
+              <w:t xml:space="preserve">; </w:t>
             </w:r>
             <w:r>
               <w:rPr>
@@ -17047,7 +17207,62 @@
                 <w:sz w:val="18"/>
                 <w:szCs w:val="18"/>
               </w:rPr>
-              <w:t xml:space="preserve"> UNIQUE; băm mật khẩu</w:t>
+              <w:t xml:space="preserve"> 3–50 ký tự (chữ không dấu, số, </w:t>
+            </w:r>
+            <w:r>
+              <w:rPr>
+                <w:rFonts w:ascii="Consolas" w:cs="Consolas" w:eastAsia="Consolas" w:hAnsi="Consolas"/>
+                <w:b w:val="false"/>
+                <w:bCs w:val="false"/>
+                <w:sz w:val="18"/>
+                <w:szCs w:val="18"/>
+              </w:rPr>
+              <w:t xml:space="preserve">. _ -</w:t>
+            </w:r>
+            <w:r>
+              <w:rPr>
+                <w:rFonts w:ascii="Arial" w:cs="Arial" w:eastAsia="Arial" w:hAnsi="Arial"/>
+                <w:b w:val="false"/>
+                <w:bCs w:val="false"/>
+                <w:sz w:val="18"/>
+                <w:szCs w:val="18"/>
+              </w:rPr>
+              <w:t xml:space="preserve">), UNIQUE không phân biệt hoa thường; mật khẩu cùng chính sách AUTH-02; băm bcrypt ngoài transaction</w:t>
+            </w:r>
+          </w:p>
+          <w:p>
+            <w:pPr>
+              <w:spacing w:after="20"/>
+            </w:pPr>
+            <w:r>
+              <w:rPr>
+                <w:rFonts w:ascii="Arial" w:cs="Arial" w:eastAsia="Arial" w:hAnsi="Arial"/>
+                <w:b w:val="false"/>
+                <w:bCs w:val="false"/>
+                <w:sz w:val="18"/>
+                <w:szCs w:val="18"/>
+              </w:rPr>
+              <w:t xml:space="preserve">Trường lạ (ví dụ </w:t>
+            </w:r>
+            <w:r>
+              <w:rPr>
+                <w:rFonts w:ascii="Consolas" w:cs="Consolas" w:eastAsia="Consolas" w:hAnsi="Consolas"/>
+                <w:b w:val="false"/>
+                <w:bCs w:val="false"/>
+                <w:sz w:val="18"/>
+                <w:szCs w:val="18"/>
+              </w:rPr>
+              <w:t xml:space="preserve">trang_thai</w:t>
+            </w:r>
+            <w:r>
+              <w:rPr>
+                <w:rFonts w:ascii="Arial" w:cs="Arial" w:eastAsia="Arial" w:hAnsi="Arial"/>
+                <w:b w:val="false"/>
+                <w:bCs w:val="false"/>
+                <w:sz w:val="18"/>
+                <w:szCs w:val="18"/>
+              </w:rPr>
+              <w:t xml:space="preserve">): 400</w:t>
             </w:r>
           </w:p>
         </w:tc>
@@ -17079,17 +17294,17 @@
                 <w:sz w:val="18"/>
                 <w:szCs w:val="18"/>
               </w:rPr>
-              <w:t xml:space="preserve">{ma_nhan_vien, ma_tai_khoan}</w:t>
-            </w:r>
-            <w:r>
-              <w:rPr>
-                <w:rFonts w:ascii="Arial" w:cs="Arial" w:eastAsia="Arial" w:hAnsi="Arial"/>
-                <w:b w:val="false"/>
-                <w:bCs w:val="false"/>
-                <w:sz w:val="18"/>
-                <w:szCs w:val="18"/>
-              </w:rPr>
-              <w:t xml:space="preserve"> (không trả mật khẩu)</w:t>
+              <w:t xml:space="preserve">{ma_nhan_vien, ma_tai_khoan, ho_ten, chuc_vu, so_dien_thoai, ten_dang_nhap, quyen_truy_cap, trang_thai}</w:t>
+            </w:r>
+            <w:r>
+              <w:rPr>
+                <w:rFonts w:ascii="Arial" w:cs="Arial" w:eastAsia="Arial" w:hAnsi="Arial"/>
+                <w:b w:val="false"/>
+                <w:bCs w:val="false"/>
+                <w:sz w:val="18"/>
+                <w:szCs w:val="18"/>
+              </w:rPr>
+              <w:t xml:space="preserve"> (không trả mật khẩu/băm)</w:t>
             </w:r>
           </w:p>
         </w:tc>
@@ -17121,7 +17336,42 @@
                 <w:sz w:val="18"/>
                 <w:szCs w:val="18"/>
               </w:rPr>
-              <w:t xml:space="preserve">409 trùng tên đăng nhập</w:t>
+              <w:t xml:space="preserve">400</w:t>
+            </w:r>
+          </w:p>
+          <w:p>
+            <w:pPr>
+              <w:spacing w:after="20"/>
+            </w:pPr>
+            <w:r>
+              <w:rPr>
+                <w:rFonts w:ascii="Arial" w:cs="Arial" w:eastAsia="Arial" w:hAnsi="Arial"/>
+                <w:b w:val="false"/>
+                <w:bCs w:val="false"/>
+                <w:sz w:val="18"/>
+                <w:szCs w:val="18"/>
+              </w:rPr>
+              <w:t xml:space="preserve">409 </w:t>
+            </w:r>
+            <w:r>
+              <w:rPr>
+                <w:rFonts w:ascii="Consolas" w:cs="Consolas" w:eastAsia="Consolas" w:hAnsi="Consolas"/>
+                <w:b w:val="false"/>
+                <w:bCs w:val="false"/>
+                <w:sz w:val="18"/>
+                <w:szCs w:val="18"/>
+              </w:rPr>
+              <w:t xml:space="preserve">TRUNG_TEN_DANG_NHAP</w:t>
+            </w:r>
+            <w:r>
+              <w:rPr>
+                <w:rFonts w:ascii="Arial" w:cs="Arial" w:eastAsia="Arial" w:hAnsi="Arial"/>
+                <w:b w:val="false"/>
+                <w:bCs w:val="false"/>
+                <w:sz w:val="18"/>
+                <w:szCs w:val="18"/>
+              </w:rPr>
+              <w:t xml:space="preserve"> (không để lại nhân viên mồ côi)</w:t>
             </w:r>
           </w:p>
         </w:tc>
@@ -17264,7 +17514,97 @@
                 <w:sz w:val="18"/>
                 <w:szCs w:val="18"/>
               </w:rPr>
-              <w:t xml:space="preserve">, các trường cần đổi</w:t>
+              <w:t xml:space="preserve"> (đường dẫn); </w:t>
+            </w:r>
+            <w:r>
+              <w:rPr>
+                <w:rFonts w:ascii="Consolas" w:cs="Consolas" w:eastAsia="Consolas" w:hAnsi="Consolas"/>
+                <w:b w:val="false"/>
+                <w:bCs w:val="false"/>
+                <w:sz w:val="18"/>
+                <w:szCs w:val="18"/>
+              </w:rPr>
+              <w:t xml:space="preserve">ho_ten?</w:t>
+            </w:r>
+            <w:r>
+              <w:rPr>
+                <w:rFonts w:ascii="Arial" w:cs="Arial" w:eastAsia="Arial" w:hAnsi="Arial"/>
+                <w:b w:val="false"/>
+                <w:bCs w:val="false"/>
+                <w:sz w:val="18"/>
+                <w:szCs w:val="18"/>
+              </w:rPr>
+              <w:t xml:space="preserve">, </w:t>
+            </w:r>
+            <w:r>
+              <w:rPr>
+                <w:rFonts w:ascii="Consolas" w:cs="Consolas" w:eastAsia="Consolas" w:hAnsi="Consolas"/>
+                <w:b w:val="false"/>
+                <w:bCs w:val="false"/>
+                <w:sz w:val="18"/>
+                <w:szCs w:val="18"/>
+              </w:rPr>
+              <w:t xml:space="preserve">chuc_vu?</w:t>
+            </w:r>
+            <w:r>
+              <w:rPr>
+                <w:rFonts w:ascii="Arial" w:cs="Arial" w:eastAsia="Arial" w:hAnsi="Arial"/>
+                <w:b w:val="false"/>
+                <w:bCs w:val="false"/>
+                <w:sz w:val="18"/>
+                <w:szCs w:val="18"/>
+              </w:rPr>
+              <w:t xml:space="preserve">, </w:t>
+            </w:r>
+            <w:r>
+              <w:rPr>
+                <w:rFonts w:ascii="Consolas" w:cs="Consolas" w:eastAsia="Consolas" w:hAnsi="Consolas"/>
+                <w:b w:val="false"/>
+                <w:bCs w:val="false"/>
+                <w:sz w:val="18"/>
+                <w:szCs w:val="18"/>
+              </w:rPr>
+              <w:t xml:space="preserve">so_dien_thoai?</w:t>
+            </w:r>
+            <w:r>
+              <w:rPr>
+                <w:rFonts w:ascii="Arial" w:cs="Arial" w:eastAsia="Arial" w:hAnsi="Arial"/>
+                <w:b w:val="false"/>
+                <w:bCs w:val="false"/>
+                <w:sz w:val="18"/>
+                <w:szCs w:val="18"/>
+              </w:rPr>
+              <w:t xml:space="preserve"> (null = xóa), </w:t>
+            </w:r>
+            <w:r>
+              <w:rPr>
+                <w:rFonts w:ascii="Consolas" w:cs="Consolas" w:eastAsia="Consolas" w:hAnsi="Consolas"/>
+                <w:b w:val="false"/>
+                <w:bCs w:val="false"/>
+                <w:sz w:val="18"/>
+                <w:szCs w:val="18"/>
+              </w:rPr>
+              <w:t xml:space="preserve">quyen_truy_cap?</w:t>
+            </w:r>
+            <w:r>
+              <w:rPr>
+                <w:rFonts w:ascii="Arial" w:cs="Arial" w:eastAsia="Arial" w:hAnsi="Arial"/>
+                <w:b w:val="false"/>
+                <w:bCs w:val="false"/>
+                <w:sz w:val="18"/>
+                <w:szCs w:val="18"/>
+              </w:rPr>
+              <w:t xml:space="preserve">, </w:t>
+            </w:r>
+            <w:r>
+              <w:rPr>
+                <w:rFonts w:ascii="Consolas" w:cs="Consolas" w:eastAsia="Consolas" w:hAnsi="Consolas"/>
+                <w:b w:val="false"/>
+                <w:bCs w:val="false"/>
+                <w:sz w:val="18"/>
+                <w:szCs w:val="18"/>
+              </w:rPr>
+              <w:t xml:space="preserve">mat_khau?</w:t>
             </w:r>
           </w:p>
         </w:tc>
@@ -17316,7 +17656,232 @@
                 <w:sz w:val="18"/>
                 <w:szCs w:val="18"/>
               </w:rPr>
-              <w:t xml:space="preserve">; Q không sửa tài khoản admin</w:t>
+              <w:t xml:space="preserve"> và đặt lại </w:t>
+            </w:r>
+            <w:r>
+              <w:rPr>
+                <w:rFonts w:ascii="Consolas" w:cs="Consolas" w:eastAsia="Consolas" w:hAnsi="Consolas"/>
+                <w:b w:val="false"/>
+                <w:bCs w:val="false"/>
+                <w:sz w:val="18"/>
+                <w:szCs w:val="18"/>
+              </w:rPr>
+              <w:t xml:space="preserve">mat_khau</w:t>
+            </w:r>
+            <w:r>
+              <w:rPr>
+                <w:rFonts w:ascii="Arial" w:cs="Arial" w:eastAsia="Arial" w:hAnsi="Arial"/>
+                <w:b w:val="false"/>
+                <w:bCs w:val="false"/>
+                <w:sz w:val="18"/>
+                <w:szCs w:val="18"/>
+              </w:rPr>
+              <w:t xml:space="preserve">; Q gửi các trường này hoặc sửa tài khoản admin: 403 (không ghi gì)</w:t>
+            </w:r>
+          </w:p>
+          <w:p>
+            <w:pPr>
+              <w:spacing w:after="20"/>
+            </w:pPr>
+            <w:r>
+              <w:rPr>
+                <w:rFonts w:ascii="Arial" w:cs="Arial" w:eastAsia="Arial" w:hAnsi="Arial"/>
+                <w:b w:val="false"/>
+                <w:bCs w:val="false"/>
+                <w:sz w:val="18"/>
+                <w:szCs w:val="18"/>
+              </w:rPr>
+              <w:t xml:space="preserve">Không đổi </w:t>
+            </w:r>
+            <w:r>
+              <w:rPr>
+                <w:rFonts w:ascii="Consolas" w:cs="Consolas" w:eastAsia="Consolas" w:hAnsi="Consolas"/>
+                <w:b w:val="false"/>
+                <w:bCs w:val="false"/>
+                <w:sz w:val="18"/>
+                <w:szCs w:val="18"/>
+              </w:rPr>
+              <w:t xml:space="preserve">ten_dang_nhap</w:t>
+            </w:r>
+            <w:r>
+              <w:rPr>
+                <w:rFonts w:ascii="Arial" w:cs="Arial" w:eastAsia="Arial" w:hAnsi="Arial"/>
+                <w:b w:val="false"/>
+                <w:bCs w:val="false"/>
+                <w:sz w:val="18"/>
+                <w:szCs w:val="18"/>
+              </w:rPr>
+              <w:t xml:space="preserve">/</w:t>
+            </w:r>
+            <w:r>
+              <w:rPr>
+                <w:rFonts w:ascii="Consolas" w:cs="Consolas" w:eastAsia="Consolas" w:hAnsi="Consolas"/>
+                <w:b w:val="false"/>
+                <w:bCs w:val="false"/>
+                <w:sz w:val="18"/>
+                <w:szCs w:val="18"/>
+              </w:rPr>
+              <w:t xml:space="preserve">trang_thai</w:t>
+            </w:r>
+            <w:r>
+              <w:rPr>
+                <w:rFonts w:ascii="Arial" w:cs="Arial" w:eastAsia="Arial" w:hAnsi="Arial"/>
+                <w:b w:val="false"/>
+                <w:bCs w:val="false"/>
+                <w:sz w:val="18"/>
+                <w:szCs w:val="18"/>
+              </w:rPr>
+              <w:t xml:space="preserve"> (400); nhân viên chưa có tài khoản mà đổi quyền/mật khẩu: 409 </w:t>
+            </w:r>
+            <w:r>
+              <w:rPr>
+                <w:rFonts w:ascii="Consolas" w:cs="Consolas" w:eastAsia="Consolas" w:hAnsi="Consolas"/>
+                <w:b w:val="false"/>
+                <w:bCs w:val="false"/>
+                <w:sz w:val="18"/>
+                <w:szCs w:val="18"/>
+              </w:rPr>
+              <w:t xml:space="preserve">NHAN_VIEN_KHONG_CO_TAI_KHOAN</w:t>
+            </w:r>
+          </w:p>
+          <w:p>
+            <w:pPr>
+              <w:spacing w:after="20"/>
+            </w:pPr>
+            <w:r>
+              <w:rPr>
+                <w:rFonts w:ascii="Arial" w:cs="Arial" w:eastAsia="Arial" w:hAnsi="Arial"/>
+                <w:b w:val="false"/>
+                <w:bCs w:val="false"/>
+                <w:sz w:val="18"/>
+                <w:szCs w:val="18"/>
+              </w:rPr>
+              <w:t xml:space="preserve">Không hạ quyền admin cuối cùng đang làm việc: 409 </w:t>
+            </w:r>
+            <w:r>
+              <w:rPr>
+                <w:rFonts w:ascii="Consolas" w:cs="Consolas" w:eastAsia="Consolas" w:hAnsi="Consolas"/>
+                <w:b w:val="false"/>
+                <w:bCs w:val="false"/>
+                <w:sz w:val="18"/>
+                <w:szCs w:val="18"/>
+              </w:rPr>
+              <w:t xml:space="preserve">ADMIN_CUOI_CUNG</w:t>
+            </w:r>
+            <w:r>
+              <w:rPr>
+                <w:rFonts w:ascii="Arial" w:cs="Arial" w:eastAsia="Arial" w:hAnsi="Arial"/>
+                <w:b w:val="false"/>
+                <w:bCs w:val="false"/>
+                <w:sz w:val="18"/>
+                <w:szCs w:val="18"/>
+              </w:rPr>
+              <w:t xml:space="preserve">; quyền mới có hiệu lực ngay với token đã cấp</w:t>
+            </w:r>
+          </w:p>
+          <w:p>
+            <w:pPr>
+              <w:spacing w:after="20"/>
+            </w:pPr>
+            <w:r>
+              <w:rPr>
+                <w:rFonts w:ascii="Arial" w:cs="Arial" w:eastAsia="Arial" w:hAnsi="Arial"/>
+                <w:b w:val="false"/>
+                <w:bCs w:val="false"/>
+                <w:sz w:val="18"/>
+                <w:szCs w:val="18"/>
+              </w:rPr>
+              <w:t xml:space="preserve">Bổ sung: GET </w:t>
+            </w:r>
+            <w:r>
+              <w:rPr>
+                <w:rFonts w:ascii="Consolas" w:cs="Consolas" w:eastAsia="Consolas" w:hAnsi="Consolas"/>
+                <w:b w:val="false"/>
+                <w:bCs w:val="false"/>
+                <w:sz w:val="18"/>
+                <w:szCs w:val="18"/>
+              </w:rPr>
+              <w:t xml:space="preserve">/api/nhan-su</w:t>
+            </w:r>
+            <w:r>
+              <w:rPr>
+                <w:rFonts w:ascii="Arial" w:cs="Arial" w:eastAsia="Arial" w:hAnsi="Arial"/>
+                <w:b w:val="false"/>
+                <w:bCs w:val="false"/>
+                <w:sz w:val="18"/>
+                <w:szCs w:val="18"/>
+              </w:rPr>
+              <w:t xml:space="preserve"> (A/Q; </w:t>
+            </w:r>
+            <w:r>
+              <w:rPr>
+                <w:rFonts w:ascii="Consolas" w:cs="Consolas" w:eastAsia="Consolas" w:hAnsi="Consolas"/>
+                <w:b w:val="false"/>
+                <w:bCs w:val="false"/>
+                <w:sz w:val="18"/>
+                <w:szCs w:val="18"/>
+              </w:rPr>
+              <w:t xml:space="preserve">tu_khoa</w:t>
+            </w:r>
+            <w:r>
+              <w:rPr>
+                <w:rFonts w:ascii="Arial" w:cs="Arial" w:eastAsia="Arial" w:hAnsi="Arial"/>
+                <w:b w:val="false"/>
+                <w:bCs w:val="false"/>
+                <w:sz w:val="18"/>
+                <w:szCs w:val="18"/>
+              </w:rPr>
+              <w:t xml:space="preserve">, </w:t>
+            </w:r>
+            <w:r>
+              <w:rPr>
+                <w:rFonts w:ascii="Consolas" w:cs="Consolas" w:eastAsia="Consolas" w:hAnsi="Consolas"/>
+                <w:b w:val="false"/>
+                <w:bCs w:val="false"/>
+                <w:sz w:val="18"/>
+                <w:szCs w:val="18"/>
+              </w:rPr>
+              <w:t xml:space="preserve">trang_thai</w:t>
+            </w:r>
+            <w:r>
+              <w:rPr>
+                <w:rFonts w:ascii="Arial" w:cs="Arial" w:eastAsia="Arial" w:hAnsi="Arial"/>
+                <w:b w:val="false"/>
+                <w:bCs w:val="false"/>
+                <w:sz w:val="18"/>
+                <w:szCs w:val="18"/>
+              </w:rPr>
+              <w:t xml:space="preserve">, </w:t>
+            </w:r>
+            <w:r>
+              <w:rPr>
+                <w:rFonts w:ascii="Consolas" w:cs="Consolas" w:eastAsia="Consolas" w:hAnsi="Consolas"/>
+                <w:b w:val="false"/>
+                <w:bCs w:val="false"/>
+                <w:sz w:val="18"/>
+                <w:szCs w:val="18"/>
+              </w:rPr>
+              <w:t xml:space="preserve">quyen_truy_cap</w:t>
+            </w:r>
+            <w:r>
+              <w:rPr>
+                <w:rFonts w:ascii="Arial" w:cs="Arial" w:eastAsia="Arial" w:hAnsi="Arial"/>
+                <w:b w:val="false"/>
+                <w:bCs w:val="false"/>
+                <w:sz w:val="18"/>
+                <w:szCs w:val="18"/>
+              </w:rPr>
+              <w:t xml:space="preserve">, phân trang) và GET </w:t>
+            </w:r>
+            <w:r>
+              <w:rPr>
+                <w:rFonts w:ascii="Consolas" w:cs="Consolas" w:eastAsia="Consolas" w:hAnsi="Consolas"/>
+                <w:b w:val="false"/>
+                <w:bCs w:val="false"/>
+                <w:sz w:val="18"/>
+                <w:szCs w:val="18"/>
+              </w:rPr>
+              <w:t xml:space="preserve">/api/nhan-su/:ma</w:t>
             </w:r>
           </w:p>
         </w:tc>
@@ -17348,7 +17913,7 @@
                 <w:sz w:val="18"/>
                 <w:szCs w:val="18"/>
               </w:rPr>
-              <w:t xml:space="preserve">Nhân viên cập nhật</w:t>
+              <w:t xml:space="preserve">Nhân viên cập nhật (kèm tài khoản)</w:t>
             </w:r>
           </w:p>
         </w:tc>
@@ -17380,7 +17945,52 @@
                 <w:sz w:val="18"/>
                 <w:szCs w:val="18"/>
               </w:rPr>
+              <w:t xml:space="preserve">400</w:t>
+            </w:r>
+          </w:p>
+          <w:p>
+            <w:pPr>
+              <w:spacing w:after="20"/>
+            </w:pPr>
+            <w:r>
+              <w:rPr>
+                <w:rFonts w:ascii="Arial" w:cs="Arial" w:eastAsia="Arial" w:hAnsi="Arial"/>
+                <w:b w:val="false"/>
+                <w:bCs w:val="false"/>
+                <w:sz w:val="18"/>
+                <w:szCs w:val="18"/>
+              </w:rPr>
               <w:t xml:space="preserve">403</w:t>
+            </w:r>
+          </w:p>
+          <w:p>
+            <w:pPr>
+              <w:spacing w:after="20"/>
+            </w:pPr>
+            <w:r>
+              <w:rPr>
+                <w:rFonts w:ascii="Arial" w:cs="Arial" w:eastAsia="Arial" w:hAnsi="Arial"/>
+                <w:b w:val="false"/>
+                <w:bCs w:val="false"/>
+                <w:sz w:val="18"/>
+                <w:szCs w:val="18"/>
+              </w:rPr>
+              <w:t xml:space="preserve">404</w:t>
+            </w:r>
+          </w:p>
+          <w:p>
+            <w:pPr>
+              <w:spacing w:after="20"/>
+            </w:pPr>
+            <w:r>
+              <w:rPr>
+                <w:rFonts w:ascii="Arial" w:cs="Arial" w:eastAsia="Arial" w:hAnsi="Arial"/>
+                <w:b w:val="false"/>
+                <w:bCs w:val="false"/>
+                <w:sz w:val="18"/>
+                <w:szCs w:val="18"/>
+              </w:rPr>
+              <w:t xml:space="preserve">409</w:t>
             </w:r>
           </w:p>
         </w:tc>
@@ -17545,27 +18155,222 @@
                 <w:sz w:val="18"/>
                 <w:szCs w:val="18"/>
               </w:rPr>
-              <w:t xml:space="preserve">Đã có hóa đơn/phiếu nhập thì không xóa mà đặt </w:t>
-            </w:r>
-            <w:r>
-              <w:rPr>
-                <w:rFonts w:ascii="Consolas" w:cs="Consolas" w:eastAsia="Consolas" w:hAnsi="Consolas"/>
-                <w:b w:val="false"/>
-                <w:bCs w:val="false"/>
-                <w:sz w:val="18"/>
-                <w:szCs w:val="18"/>
-              </w:rPr>
-              <w:t xml:space="preserve">trang_thai = 'nghi_viec'</w:t>
-            </w:r>
-            <w:r>
-              <w:rPr>
-                <w:rFonts w:ascii="Arial" w:cs="Arial" w:eastAsia="Arial" w:hAnsi="Arial"/>
-                <w:b w:val="false"/>
-                <w:bCs w:val="false"/>
-                <w:sz w:val="18"/>
-                <w:szCs w:val="18"/>
-              </w:rPr>
-              <w:t xml:space="preserve">; nhân viên nghỉ việc bị chặn đăng nhập, không được chọn khi tạo order/xếp ca</w:t>
+              <w:t xml:space="preserve">Chưa có </w:t>
+            </w:r>
+            <w:r>
+              <w:rPr>
+                <w:rFonts w:ascii="Consolas" w:cs="Consolas" w:eastAsia="Consolas" w:hAnsi="Consolas"/>
+                <w:b w:val="false"/>
+                <w:bCs w:val="false"/>
+                <w:sz w:val="18"/>
+                <w:szCs w:val="18"/>
+              </w:rPr>
+              <w:t xml:space="preserve">HoaDon</w:t>
+            </w:r>
+            <w:r>
+              <w:rPr>
+                <w:rFonts w:ascii="Arial" w:cs="Arial" w:eastAsia="Arial" w:hAnsi="Arial"/>
+                <w:b w:val="false"/>
+                <w:bCs w:val="false"/>
+                <w:sz w:val="18"/>
+                <w:szCs w:val="18"/>
+              </w:rPr>
+              <w:t xml:space="preserve">/</w:t>
+            </w:r>
+            <w:r>
+              <w:rPr>
+                <w:rFonts w:ascii="Consolas" w:cs="Consolas" w:eastAsia="Consolas" w:hAnsi="Consolas"/>
+                <w:b w:val="false"/>
+                <w:bCs w:val="false"/>
+                <w:sz w:val="18"/>
+                <w:szCs w:val="18"/>
+              </w:rPr>
+              <w:t xml:space="preserve">PhieuNhap</w:t>
+            </w:r>
+            <w:r>
+              <w:rPr>
+                <w:rFonts w:ascii="Arial" w:cs="Arial" w:eastAsia="Arial" w:hAnsi="Arial"/>
+                <w:b w:val="false"/>
+                <w:bCs w:val="false"/>
+                <w:sz w:val="18"/>
+                <w:szCs w:val="18"/>
+              </w:rPr>
+              <w:t xml:space="preserve">/</w:t>
+            </w:r>
+            <w:r>
+              <w:rPr>
+                <w:rFonts w:ascii="Consolas" w:cs="Consolas" w:eastAsia="Consolas" w:hAnsi="Consolas"/>
+                <w:b w:val="false"/>
+                <w:bCs w:val="false"/>
+                <w:sz w:val="18"/>
+                <w:szCs w:val="18"/>
+              </w:rPr>
+              <w:t xml:space="preserve">PhanCong</w:t>
+            </w:r>
+            <w:r>
+              <w:rPr>
+                <w:rFonts w:ascii="Arial" w:cs="Arial" w:eastAsia="Arial" w:hAnsi="Arial"/>
+                <w:b w:val="false"/>
+                <w:bCs w:val="false"/>
+                <w:sz w:val="18"/>
+                <w:szCs w:val="18"/>
+              </w:rPr>
+              <w:t xml:space="preserve"> trước hôm nay: xóa hẳn (kèm tài khoản và phân công từ hôm nay): </w:t>
+            </w:r>
+            <w:r>
+              <w:rPr>
+                <w:rFonts w:ascii="Consolas" w:cs="Consolas" w:eastAsia="Consolas" w:hAnsi="Consolas"/>
+                <w:b w:val="false"/>
+                <w:bCs w:val="false"/>
+                <w:sz w:val="18"/>
+                <w:szCs w:val="18"/>
+              </w:rPr>
+              <w:t xml:space="preserve">{ "da_xoa": true }</w:t>
+            </w:r>
+          </w:p>
+          <w:p>
+            <w:pPr>
+              <w:spacing w:after="20"/>
+            </w:pPr>
+            <w:r>
+              <w:rPr>
+                <w:rFonts w:ascii="Arial" w:cs="Arial" w:eastAsia="Arial" w:hAnsi="Arial"/>
+                <w:b w:val="false"/>
+                <w:bCs w:val="false"/>
+                <w:sz w:val="18"/>
+                <w:szCs w:val="18"/>
+              </w:rPr>
+              <w:t xml:space="preserve">Đã có lịch sử: KHÔNG xóa, đặt </w:t>
+            </w:r>
+            <w:r>
+              <w:rPr>
+                <w:rFonts w:ascii="Consolas" w:cs="Consolas" w:eastAsia="Consolas" w:hAnsi="Consolas"/>
+                <w:b w:val="false"/>
+                <w:bCs w:val="false"/>
+                <w:sz w:val="18"/>
+                <w:szCs w:val="18"/>
+              </w:rPr>
+              <w:t xml:space="preserve">trang_thai = nghi_viec</w:t>
+            </w:r>
+            <w:r>
+              <w:rPr>
+                <w:rFonts w:ascii="Arial" w:cs="Arial" w:eastAsia="Arial" w:hAnsi="Arial"/>
+                <w:b w:val="false"/>
+                <w:bCs w:val="false"/>
+                <w:sz w:val="18"/>
+                <w:szCs w:val="18"/>
+              </w:rPr>
+              <w:t xml:space="preserve">, gỡ phân công từ hôm nay: </w:t>
+            </w:r>
+            <w:r>
+              <w:rPr>
+                <w:rFonts w:ascii="Consolas" w:cs="Consolas" w:eastAsia="Consolas" w:hAnsi="Consolas"/>
+                <w:b w:val="false"/>
+                <w:bCs w:val="false"/>
+                <w:sz w:val="18"/>
+                <w:szCs w:val="18"/>
+              </w:rPr>
+              <w:t xml:space="preserve">{ "da_xoa": false, "trang_thai": "nghi_viec", "ly_do", "so_phan_cong_da_go" }</w:t>
+            </w:r>
+            <w:r>
+              <w:rPr>
+                <w:rFonts w:ascii="Arial" w:cs="Arial" w:eastAsia="Arial" w:hAnsi="Arial"/>
+                <w:b w:val="false"/>
+                <w:bCs w:val="false"/>
+                <w:sz w:val="18"/>
+                <w:szCs w:val="18"/>
+              </w:rPr>
+              <w:t xml:space="preserve"> (gọi lại vẫn 200)</w:t>
+            </w:r>
+          </w:p>
+          <w:p>
+            <w:pPr>
+              <w:spacing w:after="20"/>
+            </w:pPr>
+            <w:r>
+              <w:rPr>
+                <w:rFonts w:ascii="Arial" w:cs="Arial" w:eastAsia="Arial" w:hAnsi="Arial"/>
+                <w:b w:val="false"/>
+                <w:bCs w:val="false"/>
+                <w:sz w:val="18"/>
+                <w:szCs w:val="18"/>
+              </w:rPr>
+              <w:t xml:space="preserve">Nhân viên nghỉ việc bị chặn đăng nhập (403 </w:t>
+            </w:r>
+            <w:r>
+              <w:rPr>
+                <w:rFonts w:ascii="Consolas" w:cs="Consolas" w:eastAsia="Consolas" w:hAnsi="Consolas"/>
+                <w:b w:val="false"/>
+                <w:bCs w:val="false"/>
+                <w:sz w:val="18"/>
+                <w:szCs w:val="18"/>
+              </w:rPr>
+              <w:t xml:space="preserve">TAI_KHOAN_BI_KHOA</w:t>
+            </w:r>
+            <w:r>
+              <w:rPr>
+                <w:rFonts w:ascii="Arial" w:cs="Arial" w:eastAsia="Arial" w:hAnsi="Arial"/>
+                <w:b w:val="false"/>
+                <w:bCs w:val="false"/>
+                <w:sz w:val="18"/>
+                <w:szCs w:val="18"/>
+              </w:rPr>
+              <w:t xml:space="preserve">), token cũ mất hiệu lực ngay, không được xếp ca</w:t>
+            </w:r>
+          </w:p>
+          <w:p>
+            <w:pPr>
+              <w:spacing w:after="20"/>
+            </w:pPr>
+            <w:r>
+              <w:rPr>
+                <w:rFonts w:ascii="Arial" w:cs="Arial" w:eastAsia="Arial" w:hAnsi="Arial"/>
+                <w:b w:val="false"/>
+                <w:bCs w:val="false"/>
+                <w:sz w:val="18"/>
+                <w:szCs w:val="18"/>
+              </w:rPr>
+              <w:t xml:space="preserve">Không tự xóa mình (409 </w:t>
+            </w:r>
+            <w:r>
+              <w:rPr>
+                <w:rFonts w:ascii="Consolas" w:cs="Consolas" w:eastAsia="Consolas" w:hAnsi="Consolas"/>
+                <w:b w:val="false"/>
+                <w:bCs w:val="false"/>
+                <w:sz w:val="18"/>
+                <w:szCs w:val="18"/>
+              </w:rPr>
+              <w:t xml:space="preserve">KHONG_XOA_CHINH_MINH</w:t>
+            </w:r>
+            <w:r>
+              <w:rPr>
+                <w:rFonts w:ascii="Arial" w:cs="Arial" w:eastAsia="Arial" w:hAnsi="Arial"/>
+                <w:b w:val="false"/>
+                <w:bCs w:val="false"/>
+                <w:sz w:val="18"/>
+                <w:szCs w:val="18"/>
+              </w:rPr>
+              <w:t xml:space="preserve">), không xóa admin cuối (409 </w:t>
+            </w:r>
+            <w:r>
+              <w:rPr>
+                <w:rFonts w:ascii="Consolas" w:cs="Consolas" w:eastAsia="Consolas" w:hAnsi="Consolas"/>
+                <w:b w:val="false"/>
+                <w:bCs w:val="false"/>
+                <w:sz w:val="18"/>
+                <w:szCs w:val="18"/>
+              </w:rPr>
+              <w:t xml:space="preserve">ADMIN_CUOI_CUNG</w:t>
+            </w:r>
+            <w:r>
+              <w:rPr>
+                <w:rFonts w:ascii="Arial" w:cs="Arial" w:eastAsia="Arial" w:hAnsi="Arial"/>
+                <w:b w:val="false"/>
+                <w:bCs w:val="false"/>
+                <w:sz w:val="18"/>
+                <w:szCs w:val="18"/>
+              </w:rPr>
+              <w:t xml:space="preserve">)</w:t>
             </w:r>
           </w:p>
         </w:tc>
@@ -17599,6 +18404,16 @@
               </w:rPr>
               <w:t xml:space="preserve">{ "da_xoa": true }</w:t>
             </w:r>
+            <w:r>
+              <w:rPr>
+                <w:rFonts w:ascii="Arial" w:cs="Arial" w:eastAsia="Arial" w:hAnsi="Arial"/>
+                <w:b w:val="false"/>
+                <w:bCs w:val="false"/>
+                <w:sz w:val="18"/>
+                <w:szCs w:val="18"/>
+              </w:rPr>
+              <w:t xml:space="preserve"> hoặc như trên</w:t>
+            </w:r>
           </w:p>
         </w:tc>
         <w:tc>
@@ -17617,6 +18432,21 @@
               <w:right w:type="dxa" w:w="90"/>
             </w:tcMar>
           </w:tcPr>
+          <w:p>
+            <w:pPr>
+              <w:spacing w:after="20"/>
+            </w:pPr>
+            <w:r>
+              <w:rPr>
+                <w:rFonts w:ascii="Arial" w:cs="Arial" w:eastAsia="Arial" w:hAnsi="Arial"/>
+                <w:b w:val="false"/>
+                <w:bCs w:val="false"/>
+                <w:sz w:val="18"/>
+                <w:szCs w:val="18"/>
+              </w:rPr>
+              <w:t xml:space="preserve">404</w:t>
+            </w:r>
+          </w:p>
           <w:p>
             <w:pPr>
               <w:spacing w:after="20"/>
@@ -17772,6 +18602,26 @@
                 <w:sz w:val="18"/>
                 <w:szCs w:val="18"/>
               </w:rPr>
+              <w:t xml:space="preserve"> (≤50), </w:t>
+            </w:r>
+            <w:r>
+              <w:rPr>
+                <w:rFonts w:ascii="Consolas" w:cs="Consolas" w:eastAsia="Consolas" w:hAnsi="Consolas"/>
+                <w:b w:val="false"/>
+                <w:bCs w:val="false"/>
+                <w:sz w:val="18"/>
+                <w:szCs w:val="18"/>
+              </w:rPr>
+              <w:t xml:space="preserve">thoi_gian_bat_dau</w:t>
+            </w:r>
+            <w:r>
+              <w:rPr>
+                <w:rFonts w:ascii="Arial" w:cs="Arial" w:eastAsia="Arial" w:hAnsi="Arial"/>
+                <w:b w:val="false"/>
+                <w:bCs w:val="false"/>
+                <w:sz w:val="18"/>
+                <w:szCs w:val="18"/>
+              </w:rPr>
               <w:t xml:space="preserve">, </w:t>
             </w:r>
             <w:r>
@@ -17782,28 +18632,108 @@
                 <w:sz w:val="18"/>
                 <w:szCs w:val="18"/>
               </w:rPr>
-              <w:t xml:space="preserve">thoi_gian_bat_dau</w:t>
-            </w:r>
-            <w:r>
-              <w:rPr>
-                <w:rFonts w:ascii="Arial" w:cs="Arial" w:eastAsia="Arial" w:hAnsi="Arial"/>
-                <w:b w:val="false"/>
-                <w:bCs w:val="false"/>
-                <w:sz w:val="18"/>
-                <w:szCs w:val="18"/>
-              </w:rPr>
-              <w:t xml:space="preserve">, </w:t>
-            </w:r>
-            <w:r>
-              <w:rPr>
-                <w:rFonts w:ascii="Consolas" w:cs="Consolas" w:eastAsia="Consolas" w:hAnsi="Consolas"/>
-                <w:b w:val="false"/>
-                <w:bCs w:val="false"/>
-                <w:sz w:val="18"/>
-                <w:szCs w:val="18"/>
-              </w:rPr>
               <w:t xml:space="preserve">thoi_gian_ket_thuc</w:t>
             </w:r>
+            <w:r>
+              <w:rPr>
+                <w:rFonts w:ascii="Arial" w:cs="Arial" w:eastAsia="Arial" w:hAnsi="Arial"/>
+                <w:b w:val="false"/>
+                <w:bCs w:val="false"/>
+                <w:sz w:val="18"/>
+                <w:szCs w:val="18"/>
+              </w:rPr>
+              <w:t xml:space="preserve"> (</w:t>
+            </w:r>
+            <w:r>
+              <w:rPr>
+                <w:rFonts w:ascii="Consolas" w:cs="Consolas" w:eastAsia="Consolas" w:hAnsi="Consolas"/>
+                <w:b w:val="false"/>
+                <w:bCs w:val="false"/>
+                <w:sz w:val="18"/>
+                <w:szCs w:val="18"/>
+              </w:rPr>
+              <w:t xml:space="preserve">HH:mm</w:t>
+            </w:r>
+            <w:r>
+              <w:rPr>
+                <w:rFonts w:ascii="Arial" w:cs="Arial" w:eastAsia="Arial" w:hAnsi="Arial"/>
+                <w:b w:val="false"/>
+                <w:bCs w:val="false"/>
+                <w:sz w:val="18"/>
+                <w:szCs w:val="18"/>
+              </w:rPr>
+              <w:t xml:space="preserve"> hoặc </w:t>
+            </w:r>
+            <w:r>
+              <w:rPr>
+                <w:rFonts w:ascii="Consolas" w:cs="Consolas" w:eastAsia="Consolas" w:hAnsi="Consolas"/>
+                <w:b w:val="false"/>
+                <w:bCs w:val="false"/>
+                <w:sz w:val="18"/>
+                <w:szCs w:val="18"/>
+              </w:rPr>
+              <w:t xml:space="preserve">HH:mm:ss</w:t>
+            </w:r>
+            <w:r>
+              <w:rPr>
+                <w:rFonts w:ascii="Arial" w:cs="Arial" w:eastAsia="Arial" w:hAnsi="Arial"/>
+                <w:b w:val="false"/>
+                <w:bCs w:val="false"/>
+                <w:sz w:val="18"/>
+                <w:szCs w:val="18"/>
+              </w:rPr>
+              <w:t xml:space="preserve">; trả </w:t>
+            </w:r>
+            <w:r>
+              <w:rPr>
+                <w:rFonts w:ascii="Consolas" w:cs="Consolas" w:eastAsia="Consolas" w:hAnsi="Consolas"/>
+                <w:b w:val="false"/>
+                <w:bCs w:val="false"/>
+                <w:sz w:val="18"/>
+                <w:szCs w:val="18"/>
+              </w:rPr>
+              <w:t xml:space="preserve">HH:mm:ss</w:t>
+            </w:r>
+            <w:r>
+              <w:rPr>
+                <w:rFonts w:ascii="Arial" w:cs="Arial" w:eastAsia="Arial" w:hAnsi="Arial"/>
+                <w:b w:val="false"/>
+                <w:bCs w:val="false"/>
+                <w:sz w:val="18"/>
+                <w:szCs w:val="18"/>
+              </w:rPr>
+              <w:t xml:space="preserve">); POST/GET/GET </w:t>
+            </w:r>
+            <w:r>
+              <w:rPr>
+                <w:rFonts w:ascii="Consolas" w:cs="Consolas" w:eastAsia="Consolas" w:hAnsi="Consolas"/>
+                <w:b w:val="false"/>
+                <w:bCs w:val="false"/>
+                <w:sz w:val="18"/>
+                <w:szCs w:val="18"/>
+              </w:rPr>
+              <w:t xml:space="preserve">:ma</w:t>
+            </w:r>
+            <w:r>
+              <w:rPr>
+                <w:rFonts w:ascii="Arial" w:cs="Arial" w:eastAsia="Arial" w:hAnsi="Arial"/>
+                <w:b w:val="false"/>
+                <w:bCs w:val="false"/>
+                <w:sz w:val="18"/>
+                <w:szCs w:val="18"/>
+              </w:rPr>
+              <w:t xml:space="preserve">/PATCH/DELETE tại </w:t>
+            </w:r>
+            <w:r>
+              <w:rPr>
+                <w:rFonts w:ascii="Consolas" w:cs="Consolas" w:eastAsia="Consolas" w:hAnsi="Consolas"/>
+                <w:b w:val="false"/>
+                <w:bCs w:val="false"/>
+                <w:sz w:val="18"/>
+                <w:szCs w:val="18"/>
+              </w:rPr>
+              <w:t xml:space="preserve">/api/nhan-su/ca-lam-viec</w:t>
+            </w:r>
           </w:p>
         </w:tc>
         <w:tc>
@@ -17834,6 +18764,21 @@
                 <w:sz w:val="18"/>
                 <w:szCs w:val="18"/>
               </w:rPr>
+              <w:t xml:space="preserve">Bắt đầu phải &lt; kết thúc (không qua nửa đêm; kiểm tra trên dữ liệu đã gộp khi sửa); tên ca được trùng</w:t>
+            </w:r>
+          </w:p>
+          <w:p>
+            <w:pPr>
+              <w:spacing w:after="20"/>
+            </w:pPr>
+            <w:r>
+              <w:rPr>
+                <w:rFonts w:ascii="Arial" w:cs="Arial" w:eastAsia="Arial" w:hAnsi="Arial"/>
+                <w:b w:val="false"/>
+                <w:bCs w:val="false"/>
+                <w:sz w:val="18"/>
+                <w:szCs w:val="18"/>
+              </w:rPr>
               <w:t xml:space="preserve">Xóa bị chặn nếu đã có </w:t>
             </w:r>
             <w:r>
@@ -17846,6 +18791,61 @@
               </w:rPr>
               <w:t xml:space="preserve">PhanCong</w:t>
             </w:r>
+            <w:r>
+              <w:rPr>
+                <w:rFonts w:ascii="Arial" w:cs="Arial" w:eastAsia="Arial" w:hAnsi="Arial"/>
+                <w:b w:val="false"/>
+                <w:bCs w:val="false"/>
+                <w:sz w:val="18"/>
+                <w:szCs w:val="18"/>
+              </w:rPr>
+              <w:t xml:space="preserve">: 409 </w:t>
+            </w:r>
+            <w:r>
+              <w:rPr>
+                <w:rFonts w:ascii="Consolas" w:cs="Consolas" w:eastAsia="Consolas" w:hAnsi="Consolas"/>
+                <w:b w:val="false"/>
+                <w:bCs w:val="false"/>
+                <w:sz w:val="18"/>
+                <w:szCs w:val="18"/>
+              </w:rPr>
+              <w:t xml:space="preserve">CA_DA_CO_PHAN_CONG</w:t>
+            </w:r>
+            <w:r>
+              <w:rPr>
+                <w:rFonts w:ascii="Arial" w:cs="Arial" w:eastAsia="Arial" w:hAnsi="Arial"/>
+                <w:b w:val="false"/>
+                <w:bCs w:val="false"/>
+                <w:sz w:val="18"/>
+                <w:szCs w:val="18"/>
+              </w:rPr>
+              <w:t xml:space="preserve"> (khóa dòng ca + khóa ngoại là chốt cuối)</w:t>
+            </w:r>
+          </w:p>
+          <w:p>
+            <w:pPr>
+              <w:spacing w:after="20"/>
+            </w:pPr>
+            <w:r>
+              <w:rPr>
+                <w:rFonts w:ascii="Arial" w:cs="Arial" w:eastAsia="Arial" w:hAnsi="Arial"/>
+                <w:b w:val="false"/>
+                <w:bCs w:val="false"/>
+                <w:sz w:val="18"/>
+                <w:szCs w:val="18"/>
+              </w:rPr>
+              <w:t xml:space="preserve">Danh sách kèm </w:t>
+            </w:r>
+            <w:r>
+              <w:rPr>
+                <w:rFonts w:ascii="Consolas" w:cs="Consolas" w:eastAsia="Consolas" w:hAnsi="Consolas"/>
+                <w:b w:val="false"/>
+                <w:bCs w:val="false"/>
+                <w:sz w:val="18"/>
+                <w:szCs w:val="18"/>
+              </w:rPr>
+              <w:t xml:space="preserve">so_phan_cong</w:t>
+            </w:r>
           </w:p>
         </w:tc>
         <w:tc>
@@ -17896,6 +18896,36 @@
               <w:right w:type="dxa" w:w="90"/>
             </w:tcMar>
           </w:tcPr>
+          <w:p>
+            <w:pPr>
+              <w:spacing w:after="20"/>
+            </w:pPr>
+            <w:r>
+              <w:rPr>
+                <w:rFonts w:ascii="Arial" w:cs="Arial" w:eastAsia="Arial" w:hAnsi="Arial"/>
+                <w:b w:val="false"/>
+                <w:bCs w:val="false"/>
+                <w:sz w:val="18"/>
+                <w:szCs w:val="18"/>
+              </w:rPr>
+              <w:t xml:space="preserve">400</w:t>
+            </w:r>
+          </w:p>
+          <w:p>
+            <w:pPr>
+              <w:spacing w:after="20"/>
+            </w:pPr>
+            <w:r>
+              <w:rPr>
+                <w:rFonts w:ascii="Arial" w:cs="Arial" w:eastAsia="Arial" w:hAnsi="Arial"/>
+                <w:b w:val="false"/>
+                <w:bCs w:val="false"/>
+                <w:sz w:val="18"/>
+                <w:szCs w:val="18"/>
+              </w:rPr>
+              <w:t xml:space="preserve">404</w:t>
+            </w:r>
+          </w:p>
           <w:p>
             <w:pPr>
               <w:spacing w:after="20"/>
@@ -18091,7 +19121,27 @@
                 <w:sz w:val="18"/>
                 <w:szCs w:val="18"/>
               </w:rPr>
-              <w:t xml:space="preserve"> (hoặc mảng nhiều ngày)</w:t>
+              <w:t xml:space="preserve"> (một ngày </w:t>
+            </w:r>
+            <w:r>
+              <w:rPr>
+                <w:rFonts w:ascii="Consolas" w:cs="Consolas" w:eastAsia="Consolas" w:hAnsi="Consolas"/>
+                <w:b w:val="false"/>
+                <w:bCs w:val="false"/>
+                <w:sz w:val="18"/>
+                <w:szCs w:val="18"/>
+              </w:rPr>
+              <w:t xml:space="preserve">YYYY-MM-DD</w:t>
+            </w:r>
+            <w:r>
+              <w:rPr>
+                <w:rFonts w:ascii="Arial" w:cs="Arial" w:eastAsia="Arial" w:hAnsi="Arial"/>
+                <w:b w:val="false"/>
+                <w:bCs w:val="false"/>
+                <w:sz w:val="18"/>
+                <w:szCs w:val="18"/>
+              </w:rPr>
+              <w:t xml:space="preserve"> hoặc mảng 1–62 ngày không trùng)</w:t>
             </w:r>
           </w:p>
         </w:tc>
@@ -18123,7 +19173,102 @@
                 <w:sz w:val="18"/>
                 <w:szCs w:val="18"/>
               </w:rPr>
-              <w:t xml:space="preserve">Khóa chính chặn trùng; ngày ≥ hôm nay</w:t>
+              <w:t xml:space="preserve">Chỉ ngày ≥ hôm nay (theo ngày của DB): 400</w:t>
+            </w:r>
+          </w:p>
+          <w:p>
+            <w:pPr>
+              <w:spacing w:after="20"/>
+            </w:pPr>
+            <w:r>
+              <w:rPr>
+                <w:rFonts w:ascii="Arial" w:cs="Arial" w:eastAsia="Arial" w:hAnsi="Arial"/>
+                <w:b w:val="false"/>
+                <w:bCs w:val="false"/>
+                <w:sz w:val="18"/>
+                <w:szCs w:val="18"/>
+              </w:rPr>
+              <w:t xml:space="preserve">Nhân viên nghỉ việc: 409 </w:t>
+            </w:r>
+            <w:r>
+              <w:rPr>
+                <w:rFonts w:ascii="Consolas" w:cs="Consolas" w:eastAsia="Consolas" w:hAnsi="Consolas"/>
+                <w:b w:val="false"/>
+                <w:bCs w:val="false"/>
+                <w:sz w:val="18"/>
+                <w:szCs w:val="18"/>
+              </w:rPr>
+              <w:t xml:space="preserve">NHAN_VIEN_NGHI_VIEC</w:t>
+            </w:r>
+          </w:p>
+          <w:p>
+            <w:pPr>
+              <w:spacing w:after="20"/>
+            </w:pPr>
+            <w:r>
+              <w:rPr>
+                <w:rFonts w:ascii="Arial" w:cs="Arial" w:eastAsia="Arial" w:hAnsi="Arial"/>
+                <w:b w:val="false"/>
+                <w:bCs w:val="false"/>
+                <w:sz w:val="18"/>
+                <w:szCs w:val="18"/>
+              </w:rPr>
+              <w:t xml:space="preserve">Tất cả hoặc không gì: có ngày đã xếp → 409 </w:t>
+            </w:r>
+            <w:r>
+              <w:rPr>
+                <w:rFonts w:ascii="Consolas" w:cs="Consolas" w:eastAsia="Consolas" w:hAnsi="Consolas"/>
+                <w:b w:val="false"/>
+                <w:bCs w:val="false"/>
+                <w:sz w:val="18"/>
+                <w:szCs w:val="18"/>
+              </w:rPr>
+              <w:t xml:space="preserve">DA_XEP_LICH</w:t>
+            </w:r>
+            <w:r>
+              <w:rPr>
+                <w:rFonts w:ascii="Arial" w:cs="Arial" w:eastAsia="Arial" w:hAnsi="Arial"/>
+                <w:b w:val="false"/>
+                <w:bCs w:val="false"/>
+                <w:sz w:val="18"/>
+                <w:szCs w:val="18"/>
+              </w:rPr>
+              <w:t xml:space="preserve"> (</w:t>
+            </w:r>
+            <w:r>
+              <w:rPr>
+                <w:rFonts w:ascii="Consolas" w:cs="Consolas" w:eastAsia="Consolas" w:hAnsi="Consolas"/>
+                <w:b w:val="false"/>
+                <w:bCs w:val="false"/>
+                <w:sz w:val="18"/>
+                <w:szCs w:val="18"/>
+              </w:rPr>
+              <w:t xml:space="preserve">chi_tiet.ngay_da_xep</w:t>
+            </w:r>
+            <w:r>
+              <w:rPr>
+                <w:rFonts w:ascii="Arial" w:cs="Arial" w:eastAsia="Arial" w:hAnsi="Arial"/>
+                <w:b w:val="false"/>
+                <w:bCs w:val="false"/>
+                <w:sz w:val="18"/>
+                <w:szCs w:val="18"/>
+              </w:rPr>
+              <w:t xml:space="preserve">); khóa chính chặn cả khi hai yêu cầu chạy song song</w:t>
+            </w:r>
+          </w:p>
+          <w:p>
+            <w:pPr>
+              <w:spacing w:after="20"/>
+            </w:pPr>
+            <w:r>
+              <w:rPr>
+                <w:rFonts w:ascii="Arial" w:cs="Arial" w:eastAsia="Arial" w:hAnsi="Arial"/>
+                <w:b w:val="false"/>
+                <w:bCs w:val="false"/>
+                <w:sz w:val="18"/>
+                <w:szCs w:val="18"/>
+              </w:rPr>
+              <w:t xml:space="preserve">Một nhân viên được nhiều ca khác nhau trong cùng ngày</w:t>
             </w:r>
           </w:p>
         </w:tc>
@@ -18155,7 +19300,7 @@
                 <w:sz w:val="18"/>
                 <w:szCs w:val="18"/>
               </w:rPr>
-              <w:t xml:space="preserve">Danh sách phân công vừa tạo</w:t>
+              <w:t xml:space="preserve">Danh sách phân công vừa tạo, sắp theo ngày</w:t>
             </w:r>
           </w:p>
         </w:tc>
@@ -18187,7 +19332,37 @@
                 <w:sz w:val="18"/>
                 <w:szCs w:val="18"/>
               </w:rPr>
-              <w:t xml:space="preserve">409 đã xếp</w:t>
+              <w:t xml:space="preserve">400</w:t>
+            </w:r>
+          </w:p>
+          <w:p>
+            <w:pPr>
+              <w:spacing w:after="20"/>
+            </w:pPr>
+            <w:r>
+              <w:rPr>
+                <w:rFonts w:ascii="Arial" w:cs="Arial" w:eastAsia="Arial" w:hAnsi="Arial"/>
+                <w:b w:val="false"/>
+                <w:bCs w:val="false"/>
+                <w:sz w:val="18"/>
+                <w:szCs w:val="18"/>
+              </w:rPr>
+              <w:t xml:space="preserve">404</w:t>
+            </w:r>
+          </w:p>
+          <w:p>
+            <w:pPr>
+              <w:spacing w:after="20"/>
+            </w:pPr>
+            <w:r>
+              <w:rPr>
+                <w:rFonts w:ascii="Arial" w:cs="Arial" w:eastAsia="Arial" w:hAnsi="Arial"/>
+                <w:b w:val="false"/>
+                <w:bCs w:val="false"/>
+                <w:sz w:val="18"/>
+                <w:szCs w:val="18"/>
+              </w:rPr>
+              <w:t xml:space="preserve">409</w:t>
             </w:r>
           </w:p>
         </w:tc>
@@ -18314,6 +19489,16 @@
             </w:pPr>
             <w:r>
               <w:rPr>
+                <w:rFonts w:ascii="Arial" w:cs="Arial" w:eastAsia="Arial" w:hAnsi="Arial"/>
+                <w:b w:val="false"/>
+                <w:bCs w:val="false"/>
+                <w:sz w:val="18"/>
+                <w:szCs w:val="18"/>
+              </w:rPr>
+              <w:t xml:space="preserve">Query </w:t>
+            </w:r>
+            <w:r>
+              <w:rPr>
                 <w:rFonts w:ascii="Consolas" w:cs="Consolas" w:eastAsia="Consolas" w:hAnsi="Consolas"/>
                 <w:b w:val="false"/>
                 <w:bCs w:val="false"/>
@@ -18362,6 +19547,36 @@
               </w:rPr>
               <w:t xml:space="preserve">ngay_lam</w:t>
             </w:r>
+            <w:r>
+              <w:rPr>
+                <w:rFonts w:ascii="Arial" w:cs="Arial" w:eastAsia="Arial" w:hAnsi="Arial"/>
+                <w:b w:val="false"/>
+                <w:bCs w:val="false"/>
+                <w:sz w:val="18"/>
+                <w:szCs w:val="18"/>
+              </w:rPr>
+              <w:t xml:space="preserve"> (</w:t>
+            </w:r>
+            <w:r>
+              <w:rPr>
+                <w:rFonts w:ascii="Consolas" w:cs="Consolas" w:eastAsia="Consolas" w:hAnsi="Consolas"/>
+                <w:b w:val="false"/>
+                <w:bCs w:val="false"/>
+                <w:sz w:val="18"/>
+                <w:szCs w:val="18"/>
+              </w:rPr>
+              <w:t xml:space="preserve">DELETE /api/nhan-su/phan-cong</w:t>
+            </w:r>
+            <w:r>
+              <w:rPr>
+                <w:rFonts w:ascii="Arial" w:cs="Arial" w:eastAsia="Arial" w:hAnsi="Arial"/>
+                <w:b w:val="false"/>
+                <w:bCs w:val="false"/>
+                <w:sz w:val="18"/>
+                <w:szCs w:val="18"/>
+              </w:rPr>
+              <w:t xml:space="preserve">)</w:t>
+            </w:r>
           </w:p>
         </w:tc>
         <w:tc>
@@ -18384,6 +19599,16 @@
             <w:pPr>
               <w:spacing w:after="20"/>
             </w:pPr>
+            <w:r>
+              <w:rPr>
+                <w:rFonts w:ascii="Arial" w:cs="Arial" w:eastAsia="Arial" w:hAnsi="Arial"/>
+                <w:b w:val="false"/>
+                <w:bCs w:val="false"/>
+                <w:sz w:val="18"/>
+                <w:szCs w:val="18"/>
+              </w:rPr>
+              <w:t xml:space="preserve">Xóa được cả ngày đã qua</w:t>
+            </w:r>
           </w:p>
         </w:tc>
         <w:tc>
@@ -18434,6 +19659,21 @@
               <w:right w:type="dxa" w:w="90"/>
             </w:tcMar>
           </w:tcPr>
+          <w:p>
+            <w:pPr>
+              <w:spacing w:after="20"/>
+            </w:pPr>
+            <w:r>
+              <w:rPr>
+                <w:rFonts w:ascii="Arial" w:cs="Arial" w:eastAsia="Arial" w:hAnsi="Arial"/>
+                <w:b w:val="false"/>
+                <w:bCs w:val="false"/>
+                <w:sz w:val="18"/>
+                <w:szCs w:val="18"/>
+              </w:rPr>
+              <w:t xml:space="preserve">400</w:t>
+            </w:r>
+          </w:p>
           <w:p>
             <w:pPr>
               <w:spacing w:after="20"/>
@@ -18547,7 +19787,7 @@
                 <w:sz w:val="18"/>
                 <w:szCs w:val="18"/>
               </w:rPr>
-              <w:t xml:space="preserve">A/Q (N chỉ của mình)</w:t>
+              <w:t xml:space="preserve">A/Q xem tất cả hoặc lọc; N chỉ của mình</w:t>
             </w:r>
           </w:p>
         </w:tc>
@@ -18573,6 +19813,108 @@
             </w:pPr>
             <w:r>
               <w:rPr>
+                <w:rFonts w:ascii="Arial" w:cs="Arial" w:eastAsia="Arial" w:hAnsi="Arial"/>
+                <w:b w:val="false"/>
+                <w:bCs w:val="false"/>
+                <w:sz w:val="18"/>
+                <w:szCs w:val="18"/>
+              </w:rPr>
+              <w:t xml:space="preserve">Query </w:t>
+            </w:r>
+            <w:r>
+              <w:rPr>
+                <w:rFonts w:ascii="Consolas" w:cs="Consolas" w:eastAsia="Consolas" w:hAnsi="Consolas"/>
+                <w:b w:val="false"/>
+                <w:bCs w:val="false"/>
+                <w:sz w:val="18"/>
+                <w:szCs w:val="18"/>
+              </w:rPr>
+              <w:t xml:space="preserve">tu_ngay?</w:t>
+            </w:r>
+            <w:r>
+              <w:rPr>
+                <w:rFonts w:ascii="Arial" w:cs="Arial" w:eastAsia="Arial" w:hAnsi="Arial"/>
+                <w:b w:val="false"/>
+                <w:bCs w:val="false"/>
+                <w:sz w:val="18"/>
+                <w:szCs w:val="18"/>
+              </w:rPr>
+              <w:t xml:space="preserve"> (phải là thứ Hai; mặc định thứ Hai tuần hiện tại), </w:t>
+            </w:r>
+            <w:r>
+              <w:rPr>
+                <w:rFonts w:ascii="Consolas" w:cs="Consolas" w:eastAsia="Consolas" w:hAnsi="Consolas"/>
+                <w:b w:val="false"/>
+                <w:bCs w:val="false"/>
+                <w:sz w:val="18"/>
+                <w:szCs w:val="18"/>
+              </w:rPr>
+              <w:t xml:space="preserve">ma_nhan_vien?</w:t>
+            </w:r>
+            <w:r>
+              <w:rPr>
+                <w:rFonts w:ascii="Arial" w:cs="Arial" w:eastAsia="Arial" w:hAnsi="Arial"/>
+                <w:b w:val="false"/>
+                <w:bCs w:val="false"/>
+                <w:sz w:val="18"/>
+                <w:szCs w:val="18"/>
+              </w:rPr>
+              <w:t xml:space="preserve"> (</w:t>
+            </w:r>
+            <w:r>
+              <w:rPr>
+                <w:rFonts w:ascii="Consolas" w:cs="Consolas" w:eastAsia="Consolas" w:hAnsi="Consolas"/>
+                <w:b w:val="false"/>
+                <w:bCs w:val="false"/>
+                <w:sz w:val="18"/>
+                <w:szCs w:val="18"/>
+              </w:rPr>
+              <w:t xml:space="preserve">GET /api/nhan-su/lich-tuan</w:t>
+            </w:r>
+            <w:r>
+              <w:rPr>
+                <w:rFonts w:ascii="Arial" w:cs="Arial" w:eastAsia="Arial" w:hAnsi="Arial"/>
+                <w:b w:val="false"/>
+                <w:bCs w:val="false"/>
+                <w:sz w:val="18"/>
+                <w:szCs w:val="18"/>
+              </w:rPr>
+              <w:t xml:space="preserve">)</w:t>
+            </w:r>
+          </w:p>
+        </w:tc>
+        <w:tc>
+          <w:tcPr>
+            <w:tcW w:type="dxa" w:w="3900"/>
+            <w:tcBorders>
+              <w:top w:val="single" w:color="BFBFBF" w:sz="4"/>
+              <w:left w:val="single" w:color="BFBFBF" w:sz="4"/>
+              <w:bottom w:val="single" w:color="BFBFBF" w:sz="4"/>
+              <w:right w:val="single" w:color="BFBFBF" w:sz="4"/>
+            </w:tcBorders>
+            <w:tcMar>
+              <w:top w:type="dxa" w:w="60"/>
+              <w:left w:type="dxa" w:w="90"/>
+              <w:bottom w:type="dxa" w:w="60"/>
+              <w:right w:type="dxa" w:w="90"/>
+            </w:tcMar>
+          </w:tcPr>
+          <w:p>
+            <w:pPr>
+              <w:spacing w:after="20"/>
+            </w:pPr>
+            <w:r>
+              <w:rPr>
+                <w:rFonts w:ascii="Arial" w:cs="Arial" w:eastAsia="Arial" w:hAnsi="Arial"/>
+                <w:b w:val="false"/>
+                <w:bCs w:val="false"/>
+                <w:sz w:val="18"/>
+                <w:szCs w:val="18"/>
+              </w:rPr>
+              <w:t xml:space="preserve">Cửa sổ 7 ngày [</w:t>
+            </w:r>
+            <w:r>
+              <w:rPr>
                 <w:rFonts w:ascii="Consolas" w:cs="Consolas" w:eastAsia="Consolas" w:hAnsi="Consolas"/>
                 <w:b w:val="false"/>
                 <w:bCs w:val="false"/>
@@ -18589,68 +19931,6 @@
                 <w:sz w:val="18"/>
                 <w:szCs w:val="18"/>
               </w:rPr>
-              <w:t xml:space="preserve"> (đầu tuần), </w:t>
-            </w:r>
-            <w:r>
-              <w:rPr>
-                <w:rFonts w:ascii="Consolas" w:cs="Consolas" w:eastAsia="Consolas" w:hAnsi="Consolas"/>
-                <w:b w:val="false"/>
-                <w:bCs w:val="false"/>
-                <w:sz w:val="18"/>
-                <w:szCs w:val="18"/>
-              </w:rPr>
-              <w:t xml:space="preserve">ma_nhan_vien?</w:t>
-            </w:r>
-          </w:p>
-        </w:tc>
-        <w:tc>
-          <w:tcPr>
-            <w:tcW w:type="dxa" w:w="3900"/>
-            <w:tcBorders>
-              <w:top w:val="single" w:color="BFBFBF" w:sz="4"/>
-              <w:left w:val="single" w:color="BFBFBF" w:sz="4"/>
-              <w:bottom w:val="single" w:color="BFBFBF" w:sz="4"/>
-              <w:right w:val="single" w:color="BFBFBF" w:sz="4"/>
-            </w:tcBorders>
-            <w:tcMar>
-              <w:top w:type="dxa" w:w="60"/>
-              <w:left w:type="dxa" w:w="90"/>
-              <w:bottom w:type="dxa" w:w="60"/>
-              <w:right w:type="dxa" w:w="90"/>
-            </w:tcMar>
-          </w:tcPr>
-          <w:p>
-            <w:pPr>
-              <w:spacing w:after="20"/>
-            </w:pPr>
-            <w:r>
-              <w:rPr>
-                <w:rFonts w:ascii="Arial" w:cs="Arial" w:eastAsia="Arial" w:hAnsi="Arial"/>
-                <w:b w:val="false"/>
-                <w:bCs w:val="false"/>
-                <w:sz w:val="18"/>
-                <w:szCs w:val="18"/>
-              </w:rPr>
-              <w:t xml:space="preserve">Join </w:t>
-            </w:r>
-            <w:r>
-              <w:rPr>
-                <w:rFonts w:ascii="Consolas" w:cs="Consolas" w:eastAsia="Consolas" w:hAnsi="Consolas"/>
-                <w:b w:val="false"/>
-                <w:bCs w:val="false"/>
-                <w:sz w:val="18"/>
-                <w:szCs w:val="18"/>
-              </w:rPr>
-              <w:t xml:space="preserve">PhanCong</w:t>
-            </w:r>
-            <w:r>
-              <w:rPr>
-                <w:rFonts w:ascii="Arial" w:cs="Arial" w:eastAsia="Arial" w:hAnsi="Arial"/>
-                <w:b w:val="false"/>
-                <w:bCs w:val="false"/>
-                <w:sz w:val="18"/>
-                <w:szCs w:val="18"/>
-              </w:rPr>
               <w:t xml:space="preserve">, </w:t>
             </w:r>
             <w:r>
@@ -18661,27 +19941,32 @@
                 <w:sz w:val="18"/>
                 <w:szCs w:val="18"/>
               </w:rPr>
-              <w:t xml:space="preserve">CaLamViec</w:t>
-            </w:r>
-            <w:r>
-              <w:rPr>
-                <w:rFonts w:ascii="Arial" w:cs="Arial" w:eastAsia="Arial" w:hAnsi="Arial"/>
-                <w:b w:val="false"/>
-                <w:bCs w:val="false"/>
-                <w:sz w:val="18"/>
-                <w:szCs w:val="18"/>
-              </w:rPr>
-              <w:t xml:space="preserve">, </w:t>
-            </w:r>
-            <w:r>
-              <w:rPr>
-                <w:rFonts w:ascii="Consolas" w:cs="Consolas" w:eastAsia="Consolas" w:hAnsi="Consolas"/>
-                <w:b w:val="false"/>
-                <w:bCs w:val="false"/>
-                <w:sz w:val="18"/>
-                <w:szCs w:val="18"/>
-              </w:rPr>
-              <w:t xml:space="preserve">NhanVien</w:t>
+              <w:t xml:space="preserve">tu_ngay</w:t>
+            </w:r>
+            <w:r>
+              <w:rPr>
+                <w:rFonts w:ascii="Arial" w:cs="Arial" w:eastAsia="Arial" w:hAnsi="Arial"/>
+                <w:b w:val="false"/>
+                <w:bCs w:val="false"/>
+                <w:sz w:val="18"/>
+                <w:szCs w:val="18"/>
+              </w:rPr>
+              <w:t xml:space="preserve">+6]; sắp theo ngày, giờ ca</w:t>
+            </w:r>
+          </w:p>
+          <w:p>
+            <w:pPr>
+              <w:spacing w:after="20"/>
+            </w:pPr>
+            <w:r>
+              <w:rPr>
+                <w:rFonts w:ascii="Arial" w:cs="Arial" w:eastAsia="Arial" w:hAnsi="Arial"/>
+                <w:b w:val="false"/>
+                <w:bCs w:val="false"/>
+                <w:sz w:val="18"/>
+                <w:szCs w:val="18"/>
+              </w:rPr>
+              <w:t xml:space="preserve">N xin lịch người khác: 403; để trống = lịch của mình</w:t>
             </w:r>
           </w:p>
         </w:tc>
@@ -18707,23 +19992,13 @@
             </w:pPr>
             <w:r>
               <w:rPr>
-                <w:rFonts w:ascii="Arial" w:cs="Arial" w:eastAsia="Arial" w:hAnsi="Arial"/>
-                <w:b w:val="false"/>
-                <w:bCs w:val="false"/>
-                <w:sz w:val="18"/>
-                <w:szCs w:val="18"/>
-              </w:rPr>
-              <w:t xml:space="preserve">Mảng </w:t>
-            </w:r>
-            <w:r>
-              <w:rPr>
-                <w:rFonts w:ascii="Consolas" w:cs="Consolas" w:eastAsia="Consolas" w:hAnsi="Consolas"/>
-                <w:b w:val="false"/>
-                <w:bCs w:val="false"/>
-                <w:sz w:val="18"/>
-                <w:szCs w:val="18"/>
-              </w:rPr>
-              <w:t xml:space="preserve">{ngay_lam, ten_ca, gio, ho_ten}</w:t>
+                <w:rFonts w:ascii="Consolas" w:cs="Consolas" w:eastAsia="Consolas" w:hAnsi="Consolas"/>
+                <w:b w:val="false"/>
+                <w:bCs w:val="false"/>
+                <w:sz w:val="18"/>
+                <w:szCs w:val="18"/>
+              </w:rPr>
+              <w:t xml:space="preserve">{ ok, data: [{ngay_lam, ma_ca, ten_ca, thoi_gian_bat_dau, thoi_gian_ket_thuc, ma_nhan_vien, ho_ten}], tu_ngay, den_ngay }</w:t>
             </w:r>
           </w:p>
         </w:tc>
@@ -18747,6 +20022,46 @@
             <w:pPr>
               <w:spacing w:after="20"/>
             </w:pPr>
+            <w:r>
+              <w:rPr>
+                <w:rFonts w:ascii="Arial" w:cs="Arial" w:eastAsia="Arial" w:hAnsi="Arial"/>
+                <w:b w:val="false"/>
+                <w:bCs w:val="false"/>
+                <w:sz w:val="18"/>
+                <w:szCs w:val="18"/>
+              </w:rPr>
+              <w:t xml:space="preserve">400</w:t>
+            </w:r>
+          </w:p>
+          <w:p>
+            <w:pPr>
+              <w:spacing w:after="20"/>
+            </w:pPr>
+            <w:r>
+              <w:rPr>
+                <w:rFonts w:ascii="Arial" w:cs="Arial" w:eastAsia="Arial" w:hAnsi="Arial"/>
+                <w:b w:val="false"/>
+                <w:bCs w:val="false"/>
+                <w:sz w:val="18"/>
+                <w:szCs w:val="18"/>
+              </w:rPr>
+              <w:t xml:space="preserve">401</w:t>
+            </w:r>
+          </w:p>
+          <w:p>
+            <w:pPr>
+              <w:spacing w:after="20"/>
+            </w:pPr>
+            <w:r>
+              <w:rPr>
+                <w:rFonts w:ascii="Arial" w:cs="Arial" w:eastAsia="Arial" w:hAnsi="Arial"/>
+                <w:b w:val="false"/>
+                <w:bCs w:val="false"/>
+                <w:sz w:val="18"/>
+                <w:szCs w:val="18"/>
+              </w:rPr>
+              <w:t xml:space="preserve">403</w:t>
+            </w:r>
           </w:p>
         </w:tc>
       </w:tr>
@@ -19043,13 +20358,23 @@
             </w:pPr>
             <w:r>
               <w:rPr>
-                <w:rFonts w:ascii="Consolas" w:cs="Consolas" w:eastAsia="Consolas" w:hAnsi="Consolas"/>
-                <w:b w:val="false"/>
-                <w:bCs w:val="false"/>
-                <w:sz w:val="18"/>
-                <w:szCs w:val="18"/>
-              </w:rPr>
-              <w:t xml:space="preserve">tu_ngay</w:t>
+                <w:rFonts w:ascii="Arial" w:cs="Arial" w:eastAsia="Arial" w:hAnsi="Arial"/>
+                <w:b w:val="false"/>
+                <w:bCs w:val="false"/>
+                <w:sz w:val="18"/>
+                <w:szCs w:val="18"/>
+              </w:rPr>
+              <w:t xml:space="preserve">Query </w:t>
+            </w:r>
+            <w:r>
+              <w:rPr>
+                <w:rFonts w:ascii="Consolas" w:cs="Consolas" w:eastAsia="Consolas" w:hAnsi="Consolas"/>
+                <w:b w:val="false"/>
+                <w:bCs w:val="false"/>
+                <w:sz w:val="18"/>
+                <w:szCs w:val="18"/>
+              </w:rPr>
+              <w:t xml:space="preserve">tu_ngay?</w:t>
             </w:r>
             <w:r>
               <w:rPr>
@@ -19069,7 +20394,7 @@
                 <w:sz w:val="18"/>
                 <w:szCs w:val="18"/>
               </w:rPr>
-              <w:t xml:space="preserve">den_ngay</w:t>
+              <w:t xml:space="preserve">den_ngay?</w:t>
             </w:r>
             <w:r>
               <w:rPr>
@@ -19089,7 +20414,7 @@
                 <w:sz w:val="18"/>
                 <w:szCs w:val="18"/>
               </w:rPr>
-              <w:t xml:space="preserve">nhom</w:t>
+              <w:t xml:space="preserve">nhom?</w:t>
             </w:r>
             <w:r>
               <w:rPr>
@@ -19119,7 +20444,7 @@
                 <w:sz w:val="18"/>
                 <w:szCs w:val="18"/>
               </w:rPr>
-              <w:t xml:space="preserve">/</w:t>
+              <w:t xml:space="preserve"> mặc định / </w:t>
             </w:r>
             <w:r>
               <w:rPr>
@@ -19139,7 +20464,7 @@
                 <w:sz w:val="18"/>
                 <w:szCs w:val="18"/>
               </w:rPr>
-              <w:t xml:space="preserve">/</w:t>
+              <w:t xml:space="preserve"> / </w:t>
             </w:r>
             <w:r>
               <w:rPr>
@@ -19159,7 +20484,17 @@
                 <w:sz w:val="18"/>
                 <w:szCs w:val="18"/>
               </w:rPr>
-              <w:t xml:space="preserve">)</w:t>
+              <w:t xml:space="preserve">) — </w:t>
+            </w:r>
+            <w:r>
+              <w:rPr>
+                <w:rFonts w:ascii="Consolas" w:cs="Consolas" w:eastAsia="Consolas" w:hAnsi="Consolas"/>
+                <w:b w:val="false"/>
+                <w:bCs w:val="false"/>
+                <w:sz w:val="18"/>
+                <w:szCs w:val="18"/>
+              </w:rPr>
+              <w:t xml:space="preserve">GET /api/bao-cao/doanh-thu</w:t>
             </w:r>
           </w:p>
         </w:tc>
@@ -19191,57 +20526,57 @@
                 <w:sz w:val="18"/>
                 <w:szCs w:val="18"/>
               </w:rPr>
-              <w:t xml:space="preserve">HoaDon</w:t>
-            </w:r>
-            <w:r>
-              <w:rPr>
-                <w:rFonts w:ascii="Arial" w:cs="Arial" w:eastAsia="Arial" w:hAnsi="Arial"/>
-                <w:b w:val="false"/>
-                <w:bCs w:val="false"/>
-                <w:sz w:val="18"/>
-                <w:szCs w:val="18"/>
-              </w:rPr>
-              <w:t xml:space="preserve"> </w:t>
-            </w:r>
-            <w:r>
-              <w:rPr>
-                <w:rFonts w:ascii="Consolas" w:cs="Consolas" w:eastAsia="Consolas" w:hAnsi="Consolas"/>
-                <w:b w:val="false"/>
-                <w:bCs w:val="false"/>
-                <w:sz w:val="18"/>
-                <w:szCs w:val="18"/>
-              </w:rPr>
-              <w:t xml:space="preserve">da_thanh_toan</w:t>
-            </w:r>
-            <w:r>
-              <w:rPr>
-                <w:rFonts w:ascii="Arial" w:cs="Arial" w:eastAsia="Arial" w:hAnsi="Arial"/>
-                <w:b w:val="false"/>
-                <w:bCs w:val="false"/>
-                <w:sz w:val="18"/>
-                <w:szCs w:val="18"/>
-              </w:rPr>
-              <w:t xml:space="preserve">, </w:t>
-            </w:r>
-            <w:r>
-              <w:rPr>
-                <w:rFonts w:ascii="Consolas" w:cs="Consolas" w:eastAsia="Consolas" w:hAnsi="Consolas"/>
-                <w:b w:val="false"/>
-                <w:bCs w:val="false"/>
-                <w:sz w:val="18"/>
-                <w:szCs w:val="18"/>
-              </w:rPr>
-              <w:t xml:space="preserve">GROUP BY DATE(thoi_gian_tao)</w:t>
-            </w:r>
-            <w:r>
-              <w:rPr>
-                <w:rFonts w:ascii="Arial" w:cs="Arial" w:eastAsia="Arial" w:hAnsi="Arial"/>
-                <w:b w:val="false"/>
-                <w:bCs w:val="false"/>
-                <w:sz w:val="18"/>
-                <w:szCs w:val="18"/>
-              </w:rPr>
-              <w:t xml:space="preserve">…</w:t>
+              <w:t xml:space="preserve">HoaDonDaThanhToan</w:t>
+            </w:r>
+            <w:r>
+              <w:rPr>
+                <w:rFonts w:ascii="Arial" w:cs="Arial" w:eastAsia="Arial" w:hAnsi="Arial"/>
+                <w:b w:val="false"/>
+                <w:bCs w:val="false"/>
+                <w:sz w:val="18"/>
+                <w:szCs w:val="18"/>
+              </w:rPr>
+              <w:t xml:space="preserve"> lọc theo ngày thanh toán (gồm cả hai đầu); kỳ: ngày </w:t>
+            </w:r>
+            <w:r>
+              <w:rPr>
+                <w:rFonts w:ascii="Consolas" w:cs="Consolas" w:eastAsia="Consolas" w:hAnsi="Consolas"/>
+                <w:b w:val="false"/>
+                <w:bCs w:val="false"/>
+                <w:sz w:val="18"/>
+                <w:szCs w:val="18"/>
+              </w:rPr>
+              <w:t xml:space="preserve">YYYY-MM-DD</w:t>
+            </w:r>
+            <w:r>
+              <w:rPr>
+                <w:rFonts w:ascii="Arial" w:cs="Arial" w:eastAsia="Arial" w:hAnsi="Arial"/>
+                <w:b w:val="false"/>
+                <w:bCs w:val="false"/>
+                <w:sz w:val="18"/>
+                <w:szCs w:val="18"/>
+              </w:rPr>
+              <w:t xml:space="preserve">, tuần = ngày thứ Hai đầu tuần, tháng </w:t>
+            </w:r>
+            <w:r>
+              <w:rPr>
+                <w:rFonts w:ascii="Consolas" w:cs="Consolas" w:eastAsia="Consolas" w:hAnsi="Consolas"/>
+                <w:b w:val="false"/>
+                <w:bCs w:val="false"/>
+                <w:sz w:val="18"/>
+                <w:szCs w:val="18"/>
+              </w:rPr>
+              <w:t xml:space="preserve">YYYY-MM</w:t>
+            </w:r>
+            <w:r>
+              <w:rPr>
+                <w:rFonts w:ascii="Arial" w:cs="Arial" w:eastAsia="Arial" w:hAnsi="Arial"/>
+                <w:b w:val="false"/>
+                <w:bCs w:val="false"/>
+                <w:sz w:val="18"/>
+                <w:szCs w:val="18"/>
+              </w:rPr>
+              <w:t xml:space="preserve">; chỉ kỳ có dữ liệu, sắp tăng dần</w:t>
             </w:r>
           </w:p>
         </w:tc>
@@ -19378,13 +20713,23 @@
             </w:pPr>
             <w:r>
               <w:rPr>
-                <w:rFonts w:ascii="Consolas" w:cs="Consolas" w:eastAsia="Consolas" w:hAnsi="Consolas"/>
-                <w:b w:val="false"/>
-                <w:bCs w:val="false"/>
-                <w:sz w:val="18"/>
-                <w:szCs w:val="18"/>
-              </w:rPr>
-              <w:t xml:space="preserve">tu_ngay</w:t>
+                <w:rFonts w:ascii="Arial" w:cs="Arial" w:eastAsia="Arial" w:hAnsi="Arial"/>
+                <w:b w:val="false"/>
+                <w:bCs w:val="false"/>
+                <w:sz w:val="18"/>
+                <w:szCs w:val="18"/>
+              </w:rPr>
+              <w:t xml:space="preserve">Query </w:t>
+            </w:r>
+            <w:r>
+              <w:rPr>
+                <w:rFonts w:ascii="Consolas" w:cs="Consolas" w:eastAsia="Consolas" w:hAnsi="Consolas"/>
+                <w:b w:val="false"/>
+                <w:bCs w:val="false"/>
+                <w:sz w:val="18"/>
+                <w:szCs w:val="18"/>
+              </w:rPr>
+              <w:t xml:space="preserve">tu_ngay?</w:t>
             </w:r>
             <w:r>
               <w:rPr>
@@ -19404,7 +20749,7 @@
                 <w:sz w:val="18"/>
                 <w:szCs w:val="18"/>
               </w:rPr>
-              <w:t xml:space="preserve">den_ngay</w:t>
+              <w:t xml:space="preserve">den_ngay?</w:t>
             </w:r>
             <w:r>
               <w:rPr>
@@ -19424,7 +20769,27 @@
                 <w:sz w:val="18"/>
                 <w:szCs w:val="18"/>
               </w:rPr>
-              <w:t xml:space="preserve">top</w:t>
+              <w:t xml:space="preserve">top?</w:t>
+            </w:r>
+            <w:r>
+              <w:rPr>
+                <w:rFonts w:ascii="Arial" w:cs="Arial" w:eastAsia="Arial" w:hAnsi="Arial"/>
+                <w:b w:val="false"/>
+                <w:bCs w:val="false"/>
+                <w:sz w:val="18"/>
+                <w:szCs w:val="18"/>
+              </w:rPr>
+              <w:t xml:space="preserve"> (mặc định 10, tối đa 100) — </w:t>
+            </w:r>
+            <w:r>
+              <w:rPr>
+                <w:rFonts w:ascii="Consolas" w:cs="Consolas" w:eastAsia="Consolas" w:hAnsi="Consolas"/>
+                <w:b w:val="false"/>
+                <w:bCs w:val="false"/>
+                <w:sz w:val="18"/>
+                <w:szCs w:val="18"/>
+              </w:rPr>
+              <w:t xml:space="preserve">GET /api/bao-cao/san-pham-ban-chay</w:t>
             </w:r>
           </w:p>
         </w:tc>
@@ -19466,7 +20831,7 @@
                 <w:sz w:val="18"/>
                 <w:szCs w:val="18"/>
               </w:rPr>
-              <w:t xml:space="preserve"> + </w:t>
+              <w:t xml:space="preserve"> của hóa đơn đã thanh toán + </w:t>
             </w:r>
             <w:r>
               <w:rPr>
@@ -19486,17 +20851,47 @@
                 <w:sz w:val="18"/>
                 <w:szCs w:val="18"/>
               </w:rPr>
-              <w:t xml:space="preserve">, </w:t>
-            </w:r>
-            <w:r>
-              <w:rPr>
-                <w:rFonts w:ascii="Consolas" w:cs="Consolas" w:eastAsia="Consolas" w:hAnsi="Consolas"/>
-                <w:b w:val="false"/>
-                <w:bCs w:val="false"/>
-                <w:sz w:val="18"/>
-                <w:szCs w:val="18"/>
-              </w:rPr>
-              <w:t xml:space="preserve">SUM(so_luong)</w:t>
+              <w:t xml:space="preserve">; </w:t>
+            </w:r>
+            <w:r>
+              <w:rPr>
+                <w:rFonts w:ascii="Consolas" w:cs="Consolas" w:eastAsia="Consolas" w:hAnsi="Consolas"/>
+                <w:b w:val="false"/>
+                <w:bCs w:val="false"/>
+                <w:sz w:val="18"/>
+                <w:szCs w:val="18"/>
+              </w:rPr>
+              <w:t xml:space="preserve">doanh_thu</w:t>
+            </w:r>
+            <w:r>
+              <w:rPr>
+                <w:rFonts w:ascii="Arial" w:cs="Arial" w:eastAsia="Arial" w:hAnsi="Arial"/>
+                <w:b w:val="false"/>
+                <w:bCs w:val="false"/>
+                <w:sz w:val="18"/>
+                <w:szCs w:val="18"/>
+              </w:rPr>
+              <w:t xml:space="preserve"> = </w:t>
+            </w:r>
+            <w:r>
+              <w:rPr>
+                <w:rFonts w:ascii="Consolas" w:cs="Consolas" w:eastAsia="Consolas" w:hAnsi="Consolas"/>
+                <w:b w:val="false"/>
+                <w:bCs w:val="false"/>
+                <w:sz w:val="18"/>
+                <w:szCs w:val="18"/>
+              </w:rPr>
+              <w:t xml:space="preserve">SUM(so_luong*don_gia - giam_gia)</w:t>
+            </w:r>
+            <w:r>
+              <w:rPr>
+                <w:rFonts w:ascii="Arial" w:cs="Arial" w:eastAsia="Arial" w:hAnsi="Arial"/>
+                <w:b w:val="false"/>
+                <w:bCs w:val="false"/>
+                <w:sz w:val="18"/>
+                <w:szCs w:val="18"/>
+              </w:rPr>
+              <w:t xml:space="preserve">; xếp theo số lượng giảm dần, đồng hạng theo doanh thu</w:t>
             </w:r>
           </w:p>
         </w:tc>
@@ -19538,7 +20933,7 @@
                 <w:sz w:val="18"/>
                 <w:szCs w:val="18"/>
               </w:rPr>
-              <w:t xml:space="preserve">{ten_san_pham, so_luong, doanh_thu}</w:t>
+              <w:t xml:space="preserve">{ma_san_pham, ten_san_pham, so_luong, doanh_thu}</w:t>
             </w:r>
           </w:p>
         </w:tc>
@@ -19633,13 +21028,23 @@
             </w:pPr>
             <w:r>
               <w:rPr>
-                <w:rFonts w:ascii="Consolas" w:cs="Consolas" w:eastAsia="Consolas" w:hAnsi="Consolas"/>
-                <w:b w:val="false"/>
-                <w:bCs w:val="false"/>
-                <w:sz w:val="18"/>
-                <w:szCs w:val="18"/>
-              </w:rPr>
-              <w:t xml:space="preserve">tu_ngay</w:t>
+                <w:rFonts w:ascii="Arial" w:cs="Arial" w:eastAsia="Arial" w:hAnsi="Arial"/>
+                <w:b w:val="false"/>
+                <w:bCs w:val="false"/>
+                <w:sz w:val="18"/>
+                <w:szCs w:val="18"/>
+              </w:rPr>
+              <w:t xml:space="preserve">Query </w:t>
+            </w:r>
+            <w:r>
+              <w:rPr>
+                <w:rFonts w:ascii="Consolas" w:cs="Consolas" w:eastAsia="Consolas" w:hAnsi="Consolas"/>
+                <w:b w:val="false"/>
+                <w:bCs w:val="false"/>
+                <w:sz w:val="18"/>
+                <w:szCs w:val="18"/>
+              </w:rPr>
+              <w:t xml:space="preserve">tu_ngay?</w:t>
             </w:r>
             <w:r>
               <w:rPr>
@@ -19659,7 +21064,27 @@
                 <w:sz w:val="18"/>
                 <w:szCs w:val="18"/>
               </w:rPr>
-              <w:t xml:space="preserve">den_ngay</w:t>
+              <w:t xml:space="preserve">den_ngay?</w:t>
+            </w:r>
+            <w:r>
+              <w:rPr>
+                <w:rFonts w:ascii="Arial" w:cs="Arial" w:eastAsia="Arial" w:hAnsi="Arial"/>
+                <w:b w:val="false"/>
+                <w:bCs w:val="false"/>
+                <w:sz w:val="18"/>
+                <w:szCs w:val="18"/>
+              </w:rPr>
+              <w:t xml:space="preserve"> — </w:t>
+            </w:r>
+            <w:r>
+              <w:rPr>
+                <w:rFonts w:ascii="Consolas" w:cs="Consolas" w:eastAsia="Consolas" w:hAnsi="Consolas"/>
+                <w:b w:val="false"/>
+                <w:bCs w:val="false"/>
+                <w:sz w:val="18"/>
+                <w:szCs w:val="18"/>
+              </w:rPr>
+              <w:t xml:space="preserve">GET /api/bao-cao/doanh-thu-theo-danh-muc</w:t>
             </w:r>
           </w:p>
         </w:tc>
@@ -19691,7 +21116,7 @@
                 <w:sz w:val="18"/>
                 <w:szCs w:val="18"/>
               </w:rPr>
-              <w:t xml:space="preserve">+ </w:t>
+              <w:t xml:space="preserve">Như BC-02, gom theo </w:t>
             </w:r>
             <w:r>
               <w:rPr>
@@ -19703,6 +21128,36 @@
               </w:rPr>
               <w:t xml:space="preserve">DanhMuc</w:t>
             </w:r>
+            <w:r>
+              <w:rPr>
+                <w:rFonts w:ascii="Arial" w:cs="Arial" w:eastAsia="Arial" w:hAnsi="Arial"/>
+                <w:b w:val="false"/>
+                <w:bCs w:val="false"/>
+                <w:sz w:val="18"/>
+                <w:szCs w:val="18"/>
+              </w:rPr>
+              <w:t xml:space="preserve">; </w:t>
+            </w:r>
+            <w:r>
+              <w:rPr>
+                <w:rFonts w:ascii="Consolas" w:cs="Consolas" w:eastAsia="Consolas" w:hAnsi="Consolas"/>
+                <w:b w:val="false"/>
+                <w:bCs w:val="false"/>
+                <w:sz w:val="18"/>
+                <w:szCs w:val="18"/>
+              </w:rPr>
+              <w:t xml:space="preserve">ty_le</w:t>
+            </w:r>
+            <w:r>
+              <w:rPr>
+                <w:rFonts w:ascii="Arial" w:cs="Arial" w:eastAsia="Arial" w:hAnsi="Arial"/>
+                <w:b w:val="false"/>
+                <w:bCs w:val="false"/>
+                <w:sz w:val="18"/>
+                <w:szCs w:val="18"/>
+              </w:rPr>
+              <w:t xml:space="preserve"> = % trên tổng doanh thu các danh mục (2 chữ số thập phân)</w:t>
+            </w:r>
           </w:p>
         </w:tc>
         <w:tc>
@@ -19743,7 +21198,7 @@
                 <w:sz w:val="18"/>
                 <w:szCs w:val="18"/>
               </w:rPr>
-              <w:t xml:space="preserve">{ten_danh_muc, doanh_thu, ty_le}</w:t>
+              <w:t xml:space="preserve">{ma_danh_muc, ten_danh_muc, doanh_thu, ty_le}</w:t>
             </w:r>
           </w:p>
         </w:tc>
@@ -19838,13 +21293,23 @@
             </w:pPr>
             <w:r>
               <w:rPr>
-                <w:rFonts w:ascii="Consolas" w:cs="Consolas" w:eastAsia="Consolas" w:hAnsi="Consolas"/>
-                <w:b w:val="false"/>
-                <w:bCs w:val="false"/>
-                <w:sz w:val="18"/>
-                <w:szCs w:val="18"/>
-              </w:rPr>
-              <w:t xml:space="preserve">tu_ngay</w:t>
+                <w:rFonts w:ascii="Arial" w:cs="Arial" w:eastAsia="Arial" w:hAnsi="Arial"/>
+                <w:b w:val="false"/>
+                <w:bCs w:val="false"/>
+                <w:sz w:val="18"/>
+                <w:szCs w:val="18"/>
+              </w:rPr>
+              <w:t xml:space="preserve">Query </w:t>
+            </w:r>
+            <w:r>
+              <w:rPr>
+                <w:rFonts w:ascii="Consolas" w:cs="Consolas" w:eastAsia="Consolas" w:hAnsi="Consolas"/>
+                <w:b w:val="false"/>
+                <w:bCs w:val="false"/>
+                <w:sz w:val="18"/>
+                <w:szCs w:val="18"/>
+              </w:rPr>
+              <w:t xml:space="preserve">tu_ngay?</w:t>
             </w:r>
             <w:r>
               <w:rPr>
@@ -19864,7 +21329,27 @@
                 <w:sz w:val="18"/>
                 <w:szCs w:val="18"/>
               </w:rPr>
-              <w:t xml:space="preserve">den_ngay</w:t>
+              <w:t xml:space="preserve">den_ngay?</w:t>
+            </w:r>
+            <w:r>
+              <w:rPr>
+                <w:rFonts w:ascii="Arial" w:cs="Arial" w:eastAsia="Arial" w:hAnsi="Arial"/>
+                <w:b w:val="false"/>
+                <w:bCs w:val="false"/>
+                <w:sz w:val="18"/>
+                <w:szCs w:val="18"/>
+              </w:rPr>
+              <w:t xml:space="preserve"> — </w:t>
+            </w:r>
+            <w:r>
+              <w:rPr>
+                <w:rFonts w:ascii="Consolas" w:cs="Consolas" w:eastAsia="Consolas" w:hAnsi="Consolas"/>
+                <w:b w:val="false"/>
+                <w:bCs w:val="false"/>
+                <w:sz w:val="18"/>
+                <w:szCs w:val="18"/>
+              </w:rPr>
+              <w:t xml:space="preserve">GET /api/bao-cao/phuong-thuc-thanh-toan</w:t>
             </w:r>
           </w:p>
         </w:tc>
@@ -19897,6 +21382,16 @@
                 <w:szCs w:val="18"/>
               </w:rPr>
               <w:t xml:space="preserve">GROUP BY phuong_thuc_thanh_toan</w:t>
+            </w:r>
+            <w:r>
+              <w:rPr>
+                <w:rFonts w:ascii="Arial" w:cs="Arial" w:eastAsia="Arial" w:hAnsi="Arial"/>
+                <w:b w:val="false"/>
+                <w:bCs w:val="false"/>
+                <w:sz w:val="18"/>
+                <w:szCs w:val="18"/>
+              </w:rPr>
+              <w:t xml:space="preserve">; xếp theo tổng tiền giảm dần</w:t>
             </w:r>
           </w:p>
         </w:tc>
@@ -20033,13 +21528,23 @@
             </w:pPr>
             <w:r>
               <w:rPr>
-                <w:rFonts w:ascii="Consolas" w:cs="Consolas" w:eastAsia="Consolas" w:hAnsi="Consolas"/>
-                <w:b w:val="false"/>
-                <w:bCs w:val="false"/>
-                <w:sz w:val="18"/>
-                <w:szCs w:val="18"/>
-              </w:rPr>
-              <w:t xml:space="preserve">tu_ngay</w:t>
+                <w:rFonts w:ascii="Arial" w:cs="Arial" w:eastAsia="Arial" w:hAnsi="Arial"/>
+                <w:b w:val="false"/>
+                <w:bCs w:val="false"/>
+                <w:sz w:val="18"/>
+                <w:szCs w:val="18"/>
+              </w:rPr>
+              <w:t xml:space="preserve">Query </w:t>
+            </w:r>
+            <w:r>
+              <w:rPr>
+                <w:rFonts w:ascii="Consolas" w:cs="Consolas" w:eastAsia="Consolas" w:hAnsi="Consolas"/>
+                <w:b w:val="false"/>
+                <w:bCs w:val="false"/>
+                <w:sz w:val="18"/>
+                <w:szCs w:val="18"/>
+              </w:rPr>
+              <w:t xml:space="preserve">tu_ngay?</w:t>
             </w:r>
             <w:r>
               <w:rPr>
@@ -20059,7 +21564,7 @@
                 <w:sz w:val="18"/>
                 <w:szCs w:val="18"/>
               </w:rPr>
-              <w:t xml:space="preserve">den_ngay</w:t>
+              <w:t xml:space="preserve">den_ngay?</w:t>
             </w:r>
             <w:r>
               <w:rPr>
@@ -20079,7 +21584,27 @@
                 <w:sz w:val="18"/>
                 <w:szCs w:val="18"/>
               </w:rPr>
-              <w:t xml:space="preserve">nhom</w:t>
+              <w:t xml:space="preserve">nhom?</w:t>
+            </w:r>
+            <w:r>
+              <w:rPr>
+                <w:rFonts w:ascii="Arial" w:cs="Arial" w:eastAsia="Arial" w:hAnsi="Arial"/>
+                <w:b w:val="false"/>
+                <w:bCs w:val="false"/>
+                <w:sz w:val="18"/>
+                <w:szCs w:val="18"/>
+              </w:rPr>
+              <w:t xml:space="preserve"> — </w:t>
+            </w:r>
+            <w:r>
+              <w:rPr>
+                <w:rFonts w:ascii="Consolas" w:cs="Consolas" w:eastAsia="Consolas" w:hAnsi="Consolas"/>
+                <w:b w:val="false"/>
+                <w:bCs w:val="false"/>
+                <w:sz w:val="18"/>
+                <w:szCs w:val="18"/>
+              </w:rPr>
+              <w:t xml:space="preserve">GET /api/bao-cao/chi-phi-vs-doanh-thu</w:t>
             </w:r>
           </w:p>
         </w:tc>
@@ -20105,6 +21630,36 @@
             </w:pPr>
             <w:r>
               <w:rPr>
+                <w:rFonts w:ascii="Arial" w:cs="Arial" w:eastAsia="Arial" w:hAnsi="Arial"/>
+                <w:b w:val="false"/>
+                <w:bCs w:val="false"/>
+                <w:sz w:val="18"/>
+                <w:szCs w:val="18"/>
+              </w:rPr>
+              <w:t xml:space="preserve">Doanh thu từ </w:t>
+            </w:r>
+            <w:r>
+              <w:rPr>
+                <w:rFonts w:ascii="Consolas" w:cs="Consolas" w:eastAsia="Consolas" w:hAnsi="Consolas"/>
+                <w:b w:val="false"/>
+                <w:bCs w:val="false"/>
+                <w:sz w:val="18"/>
+                <w:szCs w:val="18"/>
+              </w:rPr>
+              <w:t xml:space="preserve">HoaDonDaThanhToan</w:t>
+            </w:r>
+            <w:r>
+              <w:rPr>
+                <w:rFonts w:ascii="Arial" w:cs="Arial" w:eastAsia="Arial" w:hAnsi="Arial"/>
+                <w:b w:val="false"/>
+                <w:bCs w:val="false"/>
+                <w:sz w:val="18"/>
+                <w:szCs w:val="18"/>
+              </w:rPr>
+              <w:t xml:space="preserve"> (ngày thanh toán), chi phí từ </w:t>
+            </w:r>
+            <w:r>
+              <w:rPr>
                 <w:rFonts w:ascii="Consolas" w:cs="Consolas" w:eastAsia="Consolas" w:hAnsi="Consolas"/>
                 <w:b w:val="false"/>
                 <w:bCs w:val="false"/>
@@ -20121,17 +21676,27 @@
                 <w:sz w:val="18"/>
                 <w:szCs w:val="18"/>
               </w:rPr>
-              <w:t xml:space="preserve"> đối chiếu </w:t>
-            </w:r>
-            <w:r>
-              <w:rPr>
-                <w:rFonts w:ascii="Consolas" w:cs="Consolas" w:eastAsia="Consolas" w:hAnsi="Consolas"/>
-                <w:b w:val="false"/>
-                <w:bCs w:val="false"/>
-                <w:sz w:val="18"/>
-                <w:szCs w:val="18"/>
-              </w:rPr>
-              <w:t xml:space="preserve">HoaDon.tong_tien</w:t>
+              <w:t xml:space="preserve"> (ngày nhập); kỳ chỉ có một phía vẫn xuất hiện (phía kia = 0); </w:t>
+            </w:r>
+            <w:r>
+              <w:rPr>
+                <w:rFonts w:ascii="Consolas" w:cs="Consolas" w:eastAsia="Consolas" w:hAnsi="Consolas"/>
+                <w:b w:val="false"/>
+                <w:bCs w:val="false"/>
+                <w:sz w:val="18"/>
+                <w:szCs w:val="18"/>
+              </w:rPr>
+              <w:t xml:space="preserve">chenh_lech</w:t>
+            </w:r>
+            <w:r>
+              <w:rPr>
+                <w:rFonts w:ascii="Arial" w:cs="Arial" w:eastAsia="Arial" w:hAnsi="Arial"/>
+                <w:b w:val="false"/>
+                <w:bCs w:val="false"/>
+                <w:sz w:val="18"/>
+                <w:szCs w:val="18"/>
+              </w:rPr>
+              <w:t xml:space="preserve"> = doanh_thu - chi_phi_nhap (có thể âm)</w:t>
             </w:r>
           </w:p>
         </w:tc>
@@ -20268,13 +21833,23 @@
             </w:pPr>
             <w:r>
               <w:rPr>
-                <w:rFonts w:ascii="Consolas" w:cs="Consolas" w:eastAsia="Consolas" w:hAnsi="Consolas"/>
-                <w:b w:val="false"/>
-                <w:bCs w:val="false"/>
-                <w:sz w:val="18"/>
-                <w:szCs w:val="18"/>
-              </w:rPr>
-              <w:t xml:space="preserve">tu_ngay</w:t>
+                <w:rFonts w:ascii="Arial" w:cs="Arial" w:eastAsia="Arial" w:hAnsi="Arial"/>
+                <w:b w:val="false"/>
+                <w:bCs w:val="false"/>
+                <w:sz w:val="18"/>
+                <w:szCs w:val="18"/>
+              </w:rPr>
+              <w:t xml:space="preserve">Query </w:t>
+            </w:r>
+            <w:r>
+              <w:rPr>
+                <w:rFonts w:ascii="Consolas" w:cs="Consolas" w:eastAsia="Consolas" w:hAnsi="Consolas"/>
+                <w:b w:val="false"/>
+                <w:bCs w:val="false"/>
+                <w:sz w:val="18"/>
+                <w:szCs w:val="18"/>
+              </w:rPr>
+              <w:t xml:space="preserve">tu_ngay?</w:t>
             </w:r>
             <w:r>
               <w:rPr>
@@ -20294,7 +21869,27 @@
                 <w:sz w:val="18"/>
                 <w:szCs w:val="18"/>
               </w:rPr>
-              <w:t xml:space="preserve">den_ngay</w:t>
+              <w:t xml:space="preserve">den_ngay?</w:t>
+            </w:r>
+            <w:r>
+              <w:rPr>
+                <w:rFonts w:ascii="Arial" w:cs="Arial" w:eastAsia="Arial" w:hAnsi="Arial"/>
+                <w:b w:val="false"/>
+                <w:bCs w:val="false"/>
+                <w:sz w:val="18"/>
+                <w:szCs w:val="18"/>
+              </w:rPr>
+              <w:t xml:space="preserve"> — </w:t>
+            </w:r>
+            <w:r>
+              <w:rPr>
+                <w:rFonts w:ascii="Consolas" w:cs="Consolas" w:eastAsia="Consolas" w:hAnsi="Consolas"/>
+                <w:b w:val="false"/>
+                <w:bCs w:val="false"/>
+                <w:sz w:val="18"/>
+                <w:szCs w:val="18"/>
+              </w:rPr>
+              <w:t xml:space="preserve">GET /api/bao-cao/doanh-thu-theo-nhan-vien</w:t>
             </w:r>
           </w:p>
         </w:tc>
@@ -20328,6 +21923,16 @@
               </w:rPr>
               <w:t xml:space="preserve">GROUP BY ma_nhan_vien</w:t>
             </w:r>
+            <w:r>
+              <w:rPr>
+                <w:rFonts w:ascii="Arial" w:cs="Arial" w:eastAsia="Arial" w:hAnsi="Arial"/>
+                <w:b w:val="false"/>
+                <w:bCs w:val="false"/>
+                <w:sz w:val="18"/>
+                <w:szCs w:val="18"/>
+              </w:rPr>
+              <w:t xml:space="preserve"> (nhân viên nhập order) trên hóa đơn đã thanh toán, kể cả khách vãng lai; xếp theo doanh thu giảm dần</w:t>
+            </w:r>
           </w:p>
         </w:tc>
         <w:tc>
@@ -20368,7 +21973,7 @@
                 <w:sz w:val="18"/>
                 <w:szCs w:val="18"/>
               </w:rPr>
-              <w:t xml:space="preserve">{ho_ten, so_don, doanh_thu}</w:t>
+              <w:t xml:space="preserve">{ma_nhan_vien, ho_ten, so_don, doanh_thu}</w:t>
             </w:r>
           </w:p>
         </w:tc>
@@ -22636,6 +24241,139 @@
                 <w:sz w:val="18"/>
                 <w:szCs w:val="18"/>
               </w:rPr>
+              <w:t xml:space="preserve">POST</w:t>
+            </w:r>
+          </w:p>
+        </w:tc>
+        <w:tc>
+          <w:tcPr>
+            <w:tcW w:type="dxa" w:w="5400"/>
+            <w:tcBorders>
+              <w:top w:val="single" w:color="BFBFBF" w:sz="4"/>
+              <w:left w:val="single" w:color="BFBFBF" w:sz="4"/>
+              <w:bottom w:val="single" w:color="BFBFBF" w:sz="4"/>
+              <w:right w:val="single" w:color="BFBFBF" w:sz="4"/>
+            </w:tcBorders>
+            <w:tcMar>
+              <w:top w:type="dxa" w:w="60"/>
+              <w:left w:type="dxa" w:w="90"/>
+              <w:bottom w:type="dxa" w:w="60"/>
+              <w:right w:type="dxa" w:w="90"/>
+            </w:tcMar>
+          </w:tcPr>
+          <w:p>
+            <w:pPr>
+              <w:spacing w:after="20"/>
+            </w:pPr>
+            <w:r>
+              <w:rPr>
+                <w:rFonts w:ascii="Arial" w:cs="Arial" w:eastAsia="Arial" w:hAnsi="Arial"/>
+                <w:b w:val="false"/>
+                <w:bCs w:val="false"/>
+                <w:sz w:val="18"/>
+                <w:szCs w:val="18"/>
+              </w:rPr>
+              <w:t xml:space="preserve">/api/auth/doi-mat-khau</w:t>
+            </w:r>
+          </w:p>
+        </w:tc>
+        <w:tc>
+          <w:tcPr>
+            <w:tcW w:type="dxa" w:w="4878"/>
+            <w:tcBorders>
+              <w:top w:val="single" w:color="BFBFBF" w:sz="4"/>
+              <w:left w:val="single" w:color="BFBFBF" w:sz="4"/>
+              <w:bottom w:val="single" w:color="BFBFBF" w:sz="4"/>
+              <w:right w:val="single" w:color="BFBFBF" w:sz="4"/>
+            </w:tcBorders>
+            <w:tcMar>
+              <w:top w:type="dxa" w:w="60"/>
+              <w:left w:type="dxa" w:w="90"/>
+              <w:bottom w:type="dxa" w:w="60"/>
+              <w:right w:type="dxa" w:w="90"/>
+            </w:tcMar>
+          </w:tcPr>
+          <w:p>
+            <w:pPr>
+              <w:spacing w:after="20"/>
+            </w:pPr>
+            <w:r>
+              <w:rPr>
+                <w:rFonts w:ascii="Arial" w:cs="Arial" w:eastAsia="Arial" w:hAnsi="Arial"/>
+                <w:b w:val="false"/>
+                <w:bCs w:val="false"/>
+                <w:sz w:val="18"/>
+                <w:szCs w:val="18"/>
+              </w:rPr>
+              <w:t xml:space="preserve">AUTH-02 đổi mật khẩu của chính mình</w:t>
+            </w:r>
+          </w:p>
+        </w:tc>
+        <w:tc>
+          <w:tcPr>
+            <w:tcW w:type="dxa" w:w="2600"/>
+            <w:tcBorders>
+              <w:top w:val="single" w:color="BFBFBF" w:sz="4"/>
+              <w:left w:val="single" w:color="BFBFBF" w:sz="4"/>
+              <w:bottom w:val="single" w:color="BFBFBF" w:sz="4"/>
+              <w:right w:val="single" w:color="BFBFBF" w:sz="4"/>
+            </w:tcBorders>
+            <w:tcMar>
+              <w:top w:type="dxa" w:w="60"/>
+              <w:left w:type="dxa" w:w="90"/>
+              <w:bottom w:type="dxa" w:w="60"/>
+              <w:right w:type="dxa" w:w="90"/>
+            </w:tcMar>
+          </w:tcPr>
+          <w:p>
+            <w:pPr>
+              <w:spacing w:after="20"/>
+            </w:pPr>
+            <w:r>
+              <w:rPr>
+                <w:rFonts w:ascii="Arial" w:cs="Arial" w:eastAsia="Arial" w:hAnsi="Arial"/>
+                <w:b w:val="false"/>
+                <w:bCs w:val="false"/>
+                <w:sz w:val="18"/>
+                <w:szCs w:val="18"/>
+              </w:rPr>
+              <w:t xml:space="preserve">A/Q/N</w:t>
+            </w:r>
+          </w:p>
+        </w:tc>
+      </w:tr>
+      <w:tr>
+        <w:trPr>
+          <w:cantSplit/>
+        </w:trPr>
+        <w:tc>
+          <w:tcPr>
+            <w:tcW w:type="dxa" w:w="1800"/>
+            <w:tcBorders>
+              <w:top w:val="single" w:color="BFBFBF" w:sz="4"/>
+              <w:left w:val="single" w:color="BFBFBF" w:sz="4"/>
+              <w:bottom w:val="single" w:color="BFBFBF" w:sz="4"/>
+              <w:right w:val="single" w:color="BFBFBF" w:sz="4"/>
+            </w:tcBorders>
+            <w:tcMar>
+              <w:top w:type="dxa" w:w="60"/>
+              <w:left w:type="dxa" w:w="90"/>
+              <w:bottom w:type="dxa" w:w="60"/>
+              <w:right w:type="dxa" w:w="90"/>
+            </w:tcMar>
+          </w:tcPr>
+          <w:p>
+            <w:pPr>
+              <w:spacing w:after="20"/>
+            </w:pPr>
+            <w:r>
+              <w:rPr>
+                <w:rFonts w:ascii="Arial" w:cs="Arial" w:eastAsia="Arial" w:hAnsi="Arial"/>
+                <w:b w:val="false"/>
+                <w:bCs w:val="false"/>
+                <w:sz w:val="18"/>
+                <w:szCs w:val="18"/>
+              </w:rPr>
               <w:t xml:space="preserve">GET</w:t>
             </w:r>
           </w:p>
@@ -22733,6 +24471,1735 @@
                 <w:szCs w:val="18"/>
               </w:rPr>
               <w:t xml:space="preserve">A/Q/N</w:t>
+            </w:r>
+          </w:p>
+        </w:tc>
+      </w:tr>
+      <w:tr>
+        <w:trPr>
+          <w:cantSplit/>
+        </w:trPr>
+        <w:tc>
+          <w:tcPr>
+            <w:tcW w:type="dxa" w:w="1800"/>
+            <w:tcBorders>
+              <w:top w:val="single" w:color="BFBFBF" w:sz="4"/>
+              <w:left w:val="single" w:color="BFBFBF" w:sz="4"/>
+              <w:bottom w:val="single" w:color="BFBFBF" w:sz="4"/>
+              <w:right w:val="single" w:color="BFBFBF" w:sz="4"/>
+            </w:tcBorders>
+            <w:tcMar>
+              <w:top w:type="dxa" w:w="60"/>
+              <w:left w:type="dxa" w:w="90"/>
+              <w:bottom w:type="dxa" w:w="60"/>
+              <w:right w:type="dxa" w:w="90"/>
+            </w:tcMar>
+          </w:tcPr>
+          <w:p>
+            <w:pPr>
+              <w:spacing w:after="20"/>
+            </w:pPr>
+            <w:r>
+              <w:rPr>
+                <w:rFonts w:ascii="Arial" w:cs="Arial" w:eastAsia="Arial" w:hAnsi="Arial"/>
+                <w:b w:val="false"/>
+                <w:bCs w:val="false"/>
+                <w:sz w:val="18"/>
+                <w:szCs w:val="18"/>
+              </w:rPr>
+              <w:t xml:space="preserve">POST, GET</w:t>
+            </w:r>
+          </w:p>
+        </w:tc>
+        <w:tc>
+          <w:tcPr>
+            <w:tcW w:type="dxa" w:w="5400"/>
+            <w:tcBorders>
+              <w:top w:val="single" w:color="BFBFBF" w:sz="4"/>
+              <w:left w:val="single" w:color="BFBFBF" w:sz="4"/>
+              <w:bottom w:val="single" w:color="BFBFBF" w:sz="4"/>
+              <w:right w:val="single" w:color="BFBFBF" w:sz="4"/>
+            </w:tcBorders>
+            <w:tcMar>
+              <w:top w:type="dxa" w:w="60"/>
+              <w:left w:type="dxa" w:w="90"/>
+              <w:bottom w:type="dxa" w:w="60"/>
+              <w:right w:type="dxa" w:w="90"/>
+            </w:tcMar>
+          </w:tcPr>
+          <w:p>
+            <w:pPr>
+              <w:spacing w:after="20"/>
+            </w:pPr>
+            <w:r>
+              <w:rPr>
+                <w:rFonts w:ascii="Arial" w:cs="Arial" w:eastAsia="Arial" w:hAnsi="Arial"/>
+                <w:b w:val="false"/>
+                <w:bCs w:val="false"/>
+                <w:sz w:val="18"/>
+                <w:szCs w:val="18"/>
+              </w:rPr>
+              <w:t xml:space="preserve">/api/nhan-su</w:t>
+            </w:r>
+          </w:p>
+        </w:tc>
+        <w:tc>
+          <w:tcPr>
+            <w:tcW w:type="dxa" w:w="4878"/>
+            <w:tcBorders>
+              <w:top w:val="single" w:color="BFBFBF" w:sz="4"/>
+              <w:left w:val="single" w:color="BFBFBF" w:sz="4"/>
+              <w:bottom w:val="single" w:color="BFBFBF" w:sz="4"/>
+              <w:right w:val="single" w:color="BFBFBF" w:sz="4"/>
+            </w:tcBorders>
+            <w:tcMar>
+              <w:top w:type="dxa" w:w="60"/>
+              <w:left w:type="dxa" w:w="90"/>
+              <w:bottom w:type="dxa" w:w="60"/>
+              <w:right w:type="dxa" w:w="90"/>
+            </w:tcMar>
+          </w:tcPr>
+          <w:p>
+            <w:pPr>
+              <w:spacing w:after="20"/>
+            </w:pPr>
+            <w:r>
+              <w:rPr>
+                <w:rFonts w:ascii="Arial" w:cs="Arial" w:eastAsia="Arial" w:hAnsi="Arial"/>
+                <w:b w:val="false"/>
+                <w:bCs w:val="false"/>
+                <w:sz w:val="18"/>
+                <w:szCs w:val="18"/>
+              </w:rPr>
+              <w:t xml:space="preserve">NS-01 tạo nhân viên + tài khoản (A); danh sách nhân viên (A/Q)</w:t>
+            </w:r>
+          </w:p>
+        </w:tc>
+        <w:tc>
+          <w:tcPr>
+            <w:tcW w:type="dxa" w:w="2600"/>
+            <w:tcBorders>
+              <w:top w:val="single" w:color="BFBFBF" w:sz="4"/>
+              <w:left w:val="single" w:color="BFBFBF" w:sz="4"/>
+              <w:bottom w:val="single" w:color="BFBFBF" w:sz="4"/>
+              <w:right w:val="single" w:color="BFBFBF" w:sz="4"/>
+            </w:tcBorders>
+            <w:tcMar>
+              <w:top w:type="dxa" w:w="60"/>
+              <w:left w:type="dxa" w:w="90"/>
+              <w:bottom w:type="dxa" w:w="60"/>
+              <w:right w:type="dxa" w:w="90"/>
+            </w:tcMar>
+          </w:tcPr>
+          <w:p>
+            <w:pPr>
+              <w:spacing w:after="20"/>
+            </w:pPr>
+            <w:r>
+              <w:rPr>
+                <w:rFonts w:ascii="Arial" w:cs="Arial" w:eastAsia="Arial" w:hAnsi="Arial"/>
+                <w:b w:val="false"/>
+                <w:bCs w:val="false"/>
+                <w:sz w:val="18"/>
+                <w:szCs w:val="18"/>
+              </w:rPr>
+              <w:t xml:space="preserve">A (tạo), A/Q (xem)</w:t>
+            </w:r>
+          </w:p>
+        </w:tc>
+      </w:tr>
+      <w:tr>
+        <w:trPr>
+          <w:cantSplit/>
+        </w:trPr>
+        <w:tc>
+          <w:tcPr>
+            <w:tcW w:type="dxa" w:w="1800"/>
+            <w:tcBorders>
+              <w:top w:val="single" w:color="BFBFBF" w:sz="4"/>
+              <w:left w:val="single" w:color="BFBFBF" w:sz="4"/>
+              <w:bottom w:val="single" w:color="BFBFBF" w:sz="4"/>
+              <w:right w:val="single" w:color="BFBFBF" w:sz="4"/>
+            </w:tcBorders>
+            <w:tcMar>
+              <w:top w:type="dxa" w:w="60"/>
+              <w:left w:type="dxa" w:w="90"/>
+              <w:bottom w:type="dxa" w:w="60"/>
+              <w:right w:type="dxa" w:w="90"/>
+            </w:tcMar>
+          </w:tcPr>
+          <w:p>
+            <w:pPr>
+              <w:spacing w:after="20"/>
+            </w:pPr>
+            <w:r>
+              <w:rPr>
+                <w:rFonts w:ascii="Arial" w:cs="Arial" w:eastAsia="Arial" w:hAnsi="Arial"/>
+                <w:b w:val="false"/>
+                <w:bCs w:val="false"/>
+                <w:sz w:val="18"/>
+                <w:szCs w:val="18"/>
+              </w:rPr>
+              <w:t xml:space="preserve">GET, PATCH, DELETE</w:t>
+            </w:r>
+          </w:p>
+        </w:tc>
+        <w:tc>
+          <w:tcPr>
+            <w:tcW w:type="dxa" w:w="5400"/>
+            <w:tcBorders>
+              <w:top w:val="single" w:color="BFBFBF" w:sz="4"/>
+              <w:left w:val="single" w:color="BFBFBF" w:sz="4"/>
+              <w:bottom w:val="single" w:color="BFBFBF" w:sz="4"/>
+              <w:right w:val="single" w:color="BFBFBF" w:sz="4"/>
+            </w:tcBorders>
+            <w:tcMar>
+              <w:top w:type="dxa" w:w="60"/>
+              <w:left w:type="dxa" w:w="90"/>
+              <w:bottom w:type="dxa" w:w="60"/>
+              <w:right w:type="dxa" w:w="90"/>
+            </w:tcMar>
+          </w:tcPr>
+          <w:p>
+            <w:pPr>
+              <w:spacing w:after="20"/>
+            </w:pPr>
+            <w:r>
+              <w:rPr>
+                <w:rFonts w:ascii="Arial" w:cs="Arial" w:eastAsia="Arial" w:hAnsi="Arial"/>
+                <w:b w:val="false"/>
+                <w:bCs w:val="false"/>
+                <w:sz w:val="18"/>
+                <w:szCs w:val="18"/>
+              </w:rPr>
+              <w:t xml:space="preserve">/api/nhan-su/:ma</w:t>
+            </w:r>
+          </w:p>
+        </w:tc>
+        <w:tc>
+          <w:tcPr>
+            <w:tcW w:type="dxa" w:w="4878"/>
+            <w:tcBorders>
+              <w:top w:val="single" w:color="BFBFBF" w:sz="4"/>
+              <w:left w:val="single" w:color="BFBFBF" w:sz="4"/>
+              <w:bottom w:val="single" w:color="BFBFBF" w:sz="4"/>
+              <w:right w:val="single" w:color="BFBFBF" w:sz="4"/>
+            </w:tcBorders>
+            <w:tcMar>
+              <w:top w:type="dxa" w:w="60"/>
+              <w:left w:type="dxa" w:w="90"/>
+              <w:bottom w:type="dxa" w:w="60"/>
+              <w:right w:type="dxa" w:w="90"/>
+            </w:tcMar>
+          </w:tcPr>
+          <w:p>
+            <w:pPr>
+              <w:spacing w:after="20"/>
+            </w:pPr>
+            <w:r>
+              <w:rPr>
+                <w:rFonts w:ascii="Arial" w:cs="Arial" w:eastAsia="Arial" w:hAnsi="Arial"/>
+                <w:b w:val="false"/>
+                <w:bCs w:val="false"/>
+                <w:sz w:val="18"/>
+                <w:szCs w:val="18"/>
+              </w:rPr>
+              <w:t xml:space="preserve">Xem chi tiết (A/Q); NS-02 sửa / đổi quyền (A, Q sửa thông tin); NS-03 xóa hoặc cho nghỉ việc (A)</w:t>
+            </w:r>
+          </w:p>
+        </w:tc>
+        <w:tc>
+          <w:tcPr>
+            <w:tcW w:type="dxa" w:w="2600"/>
+            <w:tcBorders>
+              <w:top w:val="single" w:color="BFBFBF" w:sz="4"/>
+              <w:left w:val="single" w:color="BFBFBF" w:sz="4"/>
+              <w:bottom w:val="single" w:color="BFBFBF" w:sz="4"/>
+              <w:right w:val="single" w:color="BFBFBF" w:sz="4"/>
+            </w:tcBorders>
+            <w:tcMar>
+              <w:top w:type="dxa" w:w="60"/>
+              <w:left w:type="dxa" w:w="90"/>
+              <w:bottom w:type="dxa" w:w="60"/>
+              <w:right w:type="dxa" w:w="90"/>
+            </w:tcMar>
+          </w:tcPr>
+          <w:p>
+            <w:pPr>
+              <w:spacing w:after="20"/>
+            </w:pPr>
+            <w:r>
+              <w:rPr>
+                <w:rFonts w:ascii="Arial" w:cs="Arial" w:eastAsia="Arial" w:hAnsi="Arial"/>
+                <w:b w:val="false"/>
+                <w:bCs w:val="false"/>
+                <w:sz w:val="18"/>
+                <w:szCs w:val="18"/>
+              </w:rPr>
+              <w:t xml:space="preserve">A/Q</w:t>
+            </w:r>
+          </w:p>
+        </w:tc>
+      </w:tr>
+      <w:tr>
+        <w:trPr>
+          <w:cantSplit/>
+        </w:trPr>
+        <w:tc>
+          <w:tcPr>
+            <w:tcW w:type="dxa" w:w="1800"/>
+            <w:tcBorders>
+              <w:top w:val="single" w:color="BFBFBF" w:sz="4"/>
+              <w:left w:val="single" w:color="BFBFBF" w:sz="4"/>
+              <w:bottom w:val="single" w:color="BFBFBF" w:sz="4"/>
+              <w:right w:val="single" w:color="BFBFBF" w:sz="4"/>
+            </w:tcBorders>
+            <w:tcMar>
+              <w:top w:type="dxa" w:w="60"/>
+              <w:left w:type="dxa" w:w="90"/>
+              <w:bottom w:type="dxa" w:w="60"/>
+              <w:right w:type="dxa" w:w="90"/>
+            </w:tcMar>
+          </w:tcPr>
+          <w:p>
+            <w:pPr>
+              <w:spacing w:after="20"/>
+            </w:pPr>
+            <w:r>
+              <w:rPr>
+                <w:rFonts w:ascii="Arial" w:cs="Arial" w:eastAsia="Arial" w:hAnsi="Arial"/>
+                <w:b w:val="false"/>
+                <w:bCs w:val="false"/>
+                <w:sz w:val="18"/>
+                <w:szCs w:val="18"/>
+              </w:rPr>
+              <w:t xml:space="preserve">POST, GET</w:t>
+            </w:r>
+          </w:p>
+        </w:tc>
+        <w:tc>
+          <w:tcPr>
+            <w:tcW w:type="dxa" w:w="5400"/>
+            <w:tcBorders>
+              <w:top w:val="single" w:color="BFBFBF" w:sz="4"/>
+              <w:left w:val="single" w:color="BFBFBF" w:sz="4"/>
+              <w:bottom w:val="single" w:color="BFBFBF" w:sz="4"/>
+              <w:right w:val="single" w:color="BFBFBF" w:sz="4"/>
+            </w:tcBorders>
+            <w:tcMar>
+              <w:top w:type="dxa" w:w="60"/>
+              <w:left w:type="dxa" w:w="90"/>
+              <w:bottom w:type="dxa" w:w="60"/>
+              <w:right w:type="dxa" w:w="90"/>
+            </w:tcMar>
+          </w:tcPr>
+          <w:p>
+            <w:pPr>
+              <w:spacing w:after="20"/>
+            </w:pPr>
+            <w:r>
+              <w:rPr>
+                <w:rFonts w:ascii="Arial" w:cs="Arial" w:eastAsia="Arial" w:hAnsi="Arial"/>
+                <w:b w:val="false"/>
+                <w:bCs w:val="false"/>
+                <w:sz w:val="18"/>
+                <w:szCs w:val="18"/>
+              </w:rPr>
+              <w:t xml:space="preserve">/api/nhan-su/ca-lam-viec</w:t>
+            </w:r>
+          </w:p>
+        </w:tc>
+        <w:tc>
+          <w:tcPr>
+            <w:tcW w:type="dxa" w:w="4878"/>
+            <w:tcBorders>
+              <w:top w:val="single" w:color="BFBFBF" w:sz="4"/>
+              <w:left w:val="single" w:color="BFBFBF" w:sz="4"/>
+              <w:bottom w:val="single" w:color="BFBFBF" w:sz="4"/>
+              <w:right w:val="single" w:color="BFBFBF" w:sz="4"/>
+            </w:tcBorders>
+            <w:tcMar>
+              <w:top w:type="dxa" w:w="60"/>
+              <w:left w:type="dxa" w:w="90"/>
+              <w:bottom w:type="dxa" w:w="60"/>
+              <w:right w:type="dxa" w:w="90"/>
+            </w:tcMar>
+          </w:tcPr>
+          <w:p>
+            <w:pPr>
+              <w:spacing w:after="20"/>
+            </w:pPr>
+            <w:r>
+              <w:rPr>
+                <w:rFonts w:ascii="Arial" w:cs="Arial" w:eastAsia="Arial" w:hAnsi="Arial"/>
+                <w:b w:val="false"/>
+                <w:bCs w:val="false"/>
+                <w:sz w:val="18"/>
+                <w:szCs w:val="18"/>
+              </w:rPr>
+              <w:t xml:space="preserve">NS-04 tạo ca / danh sách ca</w:t>
+            </w:r>
+          </w:p>
+        </w:tc>
+        <w:tc>
+          <w:tcPr>
+            <w:tcW w:type="dxa" w:w="2600"/>
+            <w:tcBorders>
+              <w:top w:val="single" w:color="BFBFBF" w:sz="4"/>
+              <w:left w:val="single" w:color="BFBFBF" w:sz="4"/>
+              <w:bottom w:val="single" w:color="BFBFBF" w:sz="4"/>
+              <w:right w:val="single" w:color="BFBFBF" w:sz="4"/>
+            </w:tcBorders>
+            <w:tcMar>
+              <w:top w:type="dxa" w:w="60"/>
+              <w:left w:type="dxa" w:w="90"/>
+              <w:bottom w:type="dxa" w:w="60"/>
+              <w:right w:type="dxa" w:w="90"/>
+            </w:tcMar>
+          </w:tcPr>
+          <w:p>
+            <w:pPr>
+              <w:spacing w:after="20"/>
+            </w:pPr>
+            <w:r>
+              <w:rPr>
+                <w:rFonts w:ascii="Arial" w:cs="Arial" w:eastAsia="Arial" w:hAnsi="Arial"/>
+                <w:b w:val="false"/>
+                <w:bCs w:val="false"/>
+                <w:sz w:val="18"/>
+                <w:szCs w:val="18"/>
+              </w:rPr>
+              <w:t xml:space="preserve">A/Q</w:t>
+            </w:r>
+          </w:p>
+        </w:tc>
+      </w:tr>
+      <w:tr>
+        <w:trPr>
+          <w:cantSplit/>
+        </w:trPr>
+        <w:tc>
+          <w:tcPr>
+            <w:tcW w:type="dxa" w:w="1800"/>
+            <w:tcBorders>
+              <w:top w:val="single" w:color="BFBFBF" w:sz="4"/>
+              <w:left w:val="single" w:color="BFBFBF" w:sz="4"/>
+              <w:bottom w:val="single" w:color="BFBFBF" w:sz="4"/>
+              <w:right w:val="single" w:color="BFBFBF" w:sz="4"/>
+            </w:tcBorders>
+            <w:tcMar>
+              <w:top w:type="dxa" w:w="60"/>
+              <w:left w:type="dxa" w:w="90"/>
+              <w:bottom w:type="dxa" w:w="60"/>
+              <w:right w:type="dxa" w:w="90"/>
+            </w:tcMar>
+          </w:tcPr>
+          <w:p>
+            <w:pPr>
+              <w:spacing w:after="20"/>
+            </w:pPr>
+            <w:r>
+              <w:rPr>
+                <w:rFonts w:ascii="Arial" w:cs="Arial" w:eastAsia="Arial" w:hAnsi="Arial"/>
+                <w:b w:val="false"/>
+                <w:bCs w:val="false"/>
+                <w:sz w:val="18"/>
+                <w:szCs w:val="18"/>
+              </w:rPr>
+              <w:t xml:space="preserve">GET, PATCH, DELETE</w:t>
+            </w:r>
+          </w:p>
+        </w:tc>
+        <w:tc>
+          <w:tcPr>
+            <w:tcW w:type="dxa" w:w="5400"/>
+            <w:tcBorders>
+              <w:top w:val="single" w:color="BFBFBF" w:sz="4"/>
+              <w:left w:val="single" w:color="BFBFBF" w:sz="4"/>
+              <w:bottom w:val="single" w:color="BFBFBF" w:sz="4"/>
+              <w:right w:val="single" w:color="BFBFBF" w:sz="4"/>
+            </w:tcBorders>
+            <w:tcMar>
+              <w:top w:type="dxa" w:w="60"/>
+              <w:left w:type="dxa" w:w="90"/>
+              <w:bottom w:type="dxa" w:w="60"/>
+              <w:right w:type="dxa" w:w="90"/>
+            </w:tcMar>
+          </w:tcPr>
+          <w:p>
+            <w:pPr>
+              <w:spacing w:after="20"/>
+            </w:pPr>
+            <w:r>
+              <w:rPr>
+                <w:rFonts w:ascii="Arial" w:cs="Arial" w:eastAsia="Arial" w:hAnsi="Arial"/>
+                <w:b w:val="false"/>
+                <w:bCs w:val="false"/>
+                <w:sz w:val="18"/>
+                <w:szCs w:val="18"/>
+              </w:rPr>
+              <w:t xml:space="preserve">/api/nhan-su/ca-lam-viec/:ma</w:t>
+            </w:r>
+          </w:p>
+        </w:tc>
+        <w:tc>
+          <w:tcPr>
+            <w:tcW w:type="dxa" w:w="4878"/>
+            <w:tcBorders>
+              <w:top w:val="single" w:color="BFBFBF" w:sz="4"/>
+              <w:left w:val="single" w:color="BFBFBF" w:sz="4"/>
+              <w:bottom w:val="single" w:color="BFBFBF" w:sz="4"/>
+              <w:right w:val="single" w:color="BFBFBF" w:sz="4"/>
+            </w:tcBorders>
+            <w:tcMar>
+              <w:top w:type="dxa" w:w="60"/>
+              <w:left w:type="dxa" w:w="90"/>
+              <w:bottom w:type="dxa" w:w="60"/>
+              <w:right w:type="dxa" w:w="90"/>
+            </w:tcMar>
+          </w:tcPr>
+          <w:p>
+            <w:pPr>
+              <w:spacing w:after="20"/>
+            </w:pPr>
+            <w:r>
+              <w:rPr>
+                <w:rFonts w:ascii="Arial" w:cs="Arial" w:eastAsia="Arial" w:hAnsi="Arial"/>
+                <w:b w:val="false"/>
+                <w:bCs w:val="false"/>
+                <w:sz w:val="18"/>
+                <w:szCs w:val="18"/>
+              </w:rPr>
+              <w:t xml:space="preserve">NS-04 xem / sửa / xóa ca</w:t>
+            </w:r>
+          </w:p>
+        </w:tc>
+        <w:tc>
+          <w:tcPr>
+            <w:tcW w:type="dxa" w:w="2600"/>
+            <w:tcBorders>
+              <w:top w:val="single" w:color="BFBFBF" w:sz="4"/>
+              <w:left w:val="single" w:color="BFBFBF" w:sz="4"/>
+              <w:bottom w:val="single" w:color="BFBFBF" w:sz="4"/>
+              <w:right w:val="single" w:color="BFBFBF" w:sz="4"/>
+            </w:tcBorders>
+            <w:tcMar>
+              <w:top w:type="dxa" w:w="60"/>
+              <w:left w:type="dxa" w:w="90"/>
+              <w:bottom w:type="dxa" w:w="60"/>
+              <w:right w:type="dxa" w:w="90"/>
+            </w:tcMar>
+          </w:tcPr>
+          <w:p>
+            <w:pPr>
+              <w:spacing w:after="20"/>
+            </w:pPr>
+            <w:r>
+              <w:rPr>
+                <w:rFonts w:ascii="Arial" w:cs="Arial" w:eastAsia="Arial" w:hAnsi="Arial"/>
+                <w:b w:val="false"/>
+                <w:bCs w:val="false"/>
+                <w:sz w:val="18"/>
+                <w:szCs w:val="18"/>
+              </w:rPr>
+              <w:t xml:space="preserve">A/Q</w:t>
+            </w:r>
+          </w:p>
+        </w:tc>
+      </w:tr>
+      <w:tr>
+        <w:trPr>
+          <w:cantSplit/>
+        </w:trPr>
+        <w:tc>
+          <w:tcPr>
+            <w:tcW w:type="dxa" w:w="1800"/>
+            <w:tcBorders>
+              <w:top w:val="single" w:color="BFBFBF" w:sz="4"/>
+              <w:left w:val="single" w:color="BFBFBF" w:sz="4"/>
+              <w:bottom w:val="single" w:color="BFBFBF" w:sz="4"/>
+              <w:right w:val="single" w:color="BFBFBF" w:sz="4"/>
+            </w:tcBorders>
+            <w:tcMar>
+              <w:top w:type="dxa" w:w="60"/>
+              <w:left w:type="dxa" w:w="90"/>
+              <w:bottom w:type="dxa" w:w="60"/>
+              <w:right w:type="dxa" w:w="90"/>
+            </w:tcMar>
+          </w:tcPr>
+          <w:p>
+            <w:pPr>
+              <w:spacing w:after="20"/>
+            </w:pPr>
+            <w:r>
+              <w:rPr>
+                <w:rFonts w:ascii="Arial" w:cs="Arial" w:eastAsia="Arial" w:hAnsi="Arial"/>
+                <w:b w:val="false"/>
+                <w:bCs w:val="false"/>
+                <w:sz w:val="18"/>
+                <w:szCs w:val="18"/>
+              </w:rPr>
+              <w:t xml:space="preserve">POST, DELETE</w:t>
+            </w:r>
+          </w:p>
+        </w:tc>
+        <w:tc>
+          <w:tcPr>
+            <w:tcW w:type="dxa" w:w="5400"/>
+            <w:tcBorders>
+              <w:top w:val="single" w:color="BFBFBF" w:sz="4"/>
+              <w:left w:val="single" w:color="BFBFBF" w:sz="4"/>
+              <w:bottom w:val="single" w:color="BFBFBF" w:sz="4"/>
+              <w:right w:val="single" w:color="BFBFBF" w:sz="4"/>
+            </w:tcBorders>
+            <w:tcMar>
+              <w:top w:type="dxa" w:w="60"/>
+              <w:left w:type="dxa" w:w="90"/>
+              <w:bottom w:type="dxa" w:w="60"/>
+              <w:right w:type="dxa" w:w="90"/>
+            </w:tcMar>
+          </w:tcPr>
+          <w:p>
+            <w:pPr>
+              <w:spacing w:after="20"/>
+            </w:pPr>
+            <w:r>
+              <w:rPr>
+                <w:rFonts w:ascii="Arial" w:cs="Arial" w:eastAsia="Arial" w:hAnsi="Arial"/>
+                <w:b w:val="false"/>
+                <w:bCs w:val="false"/>
+                <w:sz w:val="18"/>
+                <w:szCs w:val="18"/>
+              </w:rPr>
+              <w:t xml:space="preserve">/api/nhan-su/phan-cong</w:t>
+            </w:r>
+          </w:p>
+        </w:tc>
+        <w:tc>
+          <w:tcPr>
+            <w:tcW w:type="dxa" w:w="4878"/>
+            <w:tcBorders>
+              <w:top w:val="single" w:color="BFBFBF" w:sz="4"/>
+              <w:left w:val="single" w:color="BFBFBF" w:sz="4"/>
+              <w:bottom w:val="single" w:color="BFBFBF" w:sz="4"/>
+              <w:right w:val="single" w:color="BFBFBF" w:sz="4"/>
+            </w:tcBorders>
+            <w:tcMar>
+              <w:top w:type="dxa" w:w="60"/>
+              <w:left w:type="dxa" w:w="90"/>
+              <w:bottom w:type="dxa" w:w="60"/>
+              <w:right w:type="dxa" w:w="90"/>
+            </w:tcMar>
+          </w:tcPr>
+          <w:p>
+            <w:pPr>
+              <w:spacing w:after="20"/>
+            </w:pPr>
+            <w:r>
+              <w:rPr>
+                <w:rFonts w:ascii="Arial" w:cs="Arial" w:eastAsia="Arial" w:hAnsi="Arial"/>
+                <w:b w:val="false"/>
+                <w:bCs w:val="false"/>
+                <w:sz w:val="18"/>
+                <w:szCs w:val="18"/>
+              </w:rPr>
+              <w:t xml:space="preserve">NS-05 xếp lịch; NS-06 gỡ phân công (query)</w:t>
+            </w:r>
+          </w:p>
+        </w:tc>
+        <w:tc>
+          <w:tcPr>
+            <w:tcW w:type="dxa" w:w="2600"/>
+            <w:tcBorders>
+              <w:top w:val="single" w:color="BFBFBF" w:sz="4"/>
+              <w:left w:val="single" w:color="BFBFBF" w:sz="4"/>
+              <w:bottom w:val="single" w:color="BFBFBF" w:sz="4"/>
+              <w:right w:val="single" w:color="BFBFBF" w:sz="4"/>
+            </w:tcBorders>
+            <w:tcMar>
+              <w:top w:type="dxa" w:w="60"/>
+              <w:left w:type="dxa" w:w="90"/>
+              <w:bottom w:type="dxa" w:w="60"/>
+              <w:right w:type="dxa" w:w="90"/>
+            </w:tcMar>
+          </w:tcPr>
+          <w:p>
+            <w:pPr>
+              <w:spacing w:after="20"/>
+            </w:pPr>
+            <w:r>
+              <w:rPr>
+                <w:rFonts w:ascii="Arial" w:cs="Arial" w:eastAsia="Arial" w:hAnsi="Arial"/>
+                <w:b w:val="false"/>
+                <w:bCs w:val="false"/>
+                <w:sz w:val="18"/>
+                <w:szCs w:val="18"/>
+              </w:rPr>
+              <w:t xml:space="preserve">A/Q</w:t>
+            </w:r>
+          </w:p>
+        </w:tc>
+      </w:tr>
+      <w:tr>
+        <w:trPr>
+          <w:cantSplit/>
+        </w:trPr>
+        <w:tc>
+          <w:tcPr>
+            <w:tcW w:type="dxa" w:w="1800"/>
+            <w:tcBorders>
+              <w:top w:val="single" w:color="BFBFBF" w:sz="4"/>
+              <w:left w:val="single" w:color="BFBFBF" w:sz="4"/>
+              <w:bottom w:val="single" w:color="BFBFBF" w:sz="4"/>
+              <w:right w:val="single" w:color="BFBFBF" w:sz="4"/>
+            </w:tcBorders>
+            <w:tcMar>
+              <w:top w:type="dxa" w:w="60"/>
+              <w:left w:type="dxa" w:w="90"/>
+              <w:bottom w:type="dxa" w:w="60"/>
+              <w:right w:type="dxa" w:w="90"/>
+            </w:tcMar>
+          </w:tcPr>
+          <w:p>
+            <w:pPr>
+              <w:spacing w:after="20"/>
+            </w:pPr>
+            <w:r>
+              <w:rPr>
+                <w:rFonts w:ascii="Arial" w:cs="Arial" w:eastAsia="Arial" w:hAnsi="Arial"/>
+                <w:b w:val="false"/>
+                <w:bCs w:val="false"/>
+                <w:sz w:val="18"/>
+                <w:szCs w:val="18"/>
+              </w:rPr>
+              <w:t xml:space="preserve">GET</w:t>
+            </w:r>
+          </w:p>
+        </w:tc>
+        <w:tc>
+          <w:tcPr>
+            <w:tcW w:type="dxa" w:w="5400"/>
+            <w:tcBorders>
+              <w:top w:val="single" w:color="BFBFBF" w:sz="4"/>
+              <w:left w:val="single" w:color="BFBFBF" w:sz="4"/>
+              <w:bottom w:val="single" w:color="BFBFBF" w:sz="4"/>
+              <w:right w:val="single" w:color="BFBFBF" w:sz="4"/>
+            </w:tcBorders>
+            <w:tcMar>
+              <w:top w:type="dxa" w:w="60"/>
+              <w:left w:type="dxa" w:w="90"/>
+              <w:bottom w:type="dxa" w:w="60"/>
+              <w:right w:type="dxa" w:w="90"/>
+            </w:tcMar>
+          </w:tcPr>
+          <w:p>
+            <w:pPr>
+              <w:spacing w:after="20"/>
+            </w:pPr>
+            <w:r>
+              <w:rPr>
+                <w:rFonts w:ascii="Arial" w:cs="Arial" w:eastAsia="Arial" w:hAnsi="Arial"/>
+                <w:b w:val="false"/>
+                <w:bCs w:val="false"/>
+                <w:sz w:val="18"/>
+                <w:szCs w:val="18"/>
+              </w:rPr>
+              <w:t xml:space="preserve">/api/nhan-su/lich-tuan</w:t>
+            </w:r>
+          </w:p>
+        </w:tc>
+        <w:tc>
+          <w:tcPr>
+            <w:tcW w:type="dxa" w:w="4878"/>
+            <w:tcBorders>
+              <w:top w:val="single" w:color="BFBFBF" w:sz="4"/>
+              <w:left w:val="single" w:color="BFBFBF" w:sz="4"/>
+              <w:bottom w:val="single" w:color="BFBFBF" w:sz="4"/>
+              <w:right w:val="single" w:color="BFBFBF" w:sz="4"/>
+            </w:tcBorders>
+            <w:tcMar>
+              <w:top w:type="dxa" w:w="60"/>
+              <w:left w:type="dxa" w:w="90"/>
+              <w:bottom w:type="dxa" w:w="60"/>
+              <w:right w:type="dxa" w:w="90"/>
+            </w:tcMar>
+          </w:tcPr>
+          <w:p>
+            <w:pPr>
+              <w:spacing w:after="20"/>
+            </w:pPr>
+            <w:r>
+              <w:rPr>
+                <w:rFonts w:ascii="Arial" w:cs="Arial" w:eastAsia="Arial" w:hAnsi="Arial"/>
+                <w:b w:val="false"/>
+                <w:bCs w:val="false"/>
+                <w:sz w:val="18"/>
+                <w:szCs w:val="18"/>
+              </w:rPr>
+              <w:t xml:space="preserve">NS-07 lịch tuần (N chỉ của mình)</w:t>
+            </w:r>
+          </w:p>
+        </w:tc>
+        <w:tc>
+          <w:tcPr>
+            <w:tcW w:type="dxa" w:w="2600"/>
+            <w:tcBorders>
+              <w:top w:val="single" w:color="BFBFBF" w:sz="4"/>
+              <w:left w:val="single" w:color="BFBFBF" w:sz="4"/>
+              <w:bottom w:val="single" w:color="BFBFBF" w:sz="4"/>
+              <w:right w:val="single" w:color="BFBFBF" w:sz="4"/>
+            </w:tcBorders>
+            <w:tcMar>
+              <w:top w:type="dxa" w:w="60"/>
+              <w:left w:type="dxa" w:w="90"/>
+              <w:bottom w:type="dxa" w:w="60"/>
+              <w:right w:type="dxa" w:w="90"/>
+            </w:tcMar>
+          </w:tcPr>
+          <w:p>
+            <w:pPr>
+              <w:spacing w:after="20"/>
+            </w:pPr>
+            <w:r>
+              <w:rPr>
+                <w:rFonts w:ascii="Arial" w:cs="Arial" w:eastAsia="Arial" w:hAnsi="Arial"/>
+                <w:b w:val="false"/>
+                <w:bCs w:val="false"/>
+                <w:sz w:val="18"/>
+                <w:szCs w:val="18"/>
+              </w:rPr>
+              <w:t xml:space="preserve">A/Q/N</w:t>
+            </w:r>
+          </w:p>
+        </w:tc>
+      </w:tr>
+      <w:tr>
+        <w:trPr>
+          <w:cantSplit/>
+        </w:trPr>
+        <w:tc>
+          <w:tcPr>
+            <w:tcW w:type="dxa" w:w="1800"/>
+            <w:tcBorders>
+              <w:top w:val="single" w:color="BFBFBF" w:sz="4"/>
+              <w:left w:val="single" w:color="BFBFBF" w:sz="4"/>
+              <w:bottom w:val="single" w:color="BFBFBF" w:sz="4"/>
+              <w:right w:val="single" w:color="BFBFBF" w:sz="4"/>
+            </w:tcBorders>
+            <w:tcMar>
+              <w:top w:type="dxa" w:w="60"/>
+              <w:left w:type="dxa" w:w="90"/>
+              <w:bottom w:type="dxa" w:w="60"/>
+              <w:right w:type="dxa" w:w="90"/>
+            </w:tcMar>
+          </w:tcPr>
+          <w:p>
+            <w:pPr>
+              <w:spacing w:after="20"/>
+            </w:pPr>
+            <w:r>
+              <w:rPr>
+                <w:rFonts w:ascii="Arial" w:cs="Arial" w:eastAsia="Arial" w:hAnsi="Arial"/>
+                <w:b w:val="false"/>
+                <w:bCs w:val="false"/>
+                <w:sz w:val="18"/>
+                <w:szCs w:val="18"/>
+              </w:rPr>
+              <w:t xml:space="preserve">GET</w:t>
+            </w:r>
+          </w:p>
+        </w:tc>
+        <w:tc>
+          <w:tcPr>
+            <w:tcW w:type="dxa" w:w="5400"/>
+            <w:tcBorders>
+              <w:top w:val="single" w:color="BFBFBF" w:sz="4"/>
+              <w:left w:val="single" w:color="BFBFBF" w:sz="4"/>
+              <w:bottom w:val="single" w:color="BFBFBF" w:sz="4"/>
+              <w:right w:val="single" w:color="BFBFBF" w:sz="4"/>
+            </w:tcBorders>
+            <w:tcMar>
+              <w:top w:type="dxa" w:w="60"/>
+              <w:left w:type="dxa" w:w="90"/>
+              <w:bottom w:type="dxa" w:w="60"/>
+              <w:right w:type="dxa" w:w="90"/>
+            </w:tcMar>
+          </w:tcPr>
+          <w:p>
+            <w:pPr>
+              <w:spacing w:after="20"/>
+            </w:pPr>
+            <w:r>
+              <w:rPr>
+                <w:rFonts w:ascii="Arial" w:cs="Arial" w:eastAsia="Arial" w:hAnsi="Arial"/>
+                <w:b w:val="false"/>
+                <w:bCs w:val="false"/>
+                <w:sz w:val="18"/>
+                <w:szCs w:val="18"/>
+              </w:rPr>
+              <w:t xml:space="preserve">/api/khach-hang/top</w:t>
+            </w:r>
+          </w:p>
+        </w:tc>
+        <w:tc>
+          <w:tcPr>
+            <w:tcW w:type="dxa" w:w="4878"/>
+            <w:tcBorders>
+              <w:top w:val="single" w:color="BFBFBF" w:sz="4"/>
+              <w:left w:val="single" w:color="BFBFBF" w:sz="4"/>
+              <w:bottom w:val="single" w:color="BFBFBF" w:sz="4"/>
+              <w:right w:val="single" w:color="BFBFBF" w:sz="4"/>
+            </w:tcBorders>
+            <w:tcMar>
+              <w:top w:type="dxa" w:w="60"/>
+              <w:left w:type="dxa" w:w="90"/>
+              <w:bottom w:type="dxa" w:w="60"/>
+              <w:right w:type="dxa" w:w="90"/>
+            </w:tcMar>
+          </w:tcPr>
+          <w:p>
+            <w:pPr>
+              <w:spacing w:after="20"/>
+            </w:pPr>
+            <w:r>
+              <w:rPr>
+                <w:rFonts w:ascii="Arial" w:cs="Arial" w:eastAsia="Arial" w:hAnsi="Arial"/>
+                <w:b w:val="false"/>
+                <w:bCs w:val="false"/>
+                <w:sz w:val="18"/>
+                <w:szCs w:val="18"/>
+              </w:rPr>
+              <w:t xml:space="preserve">KH-05 top khách thân thiết</w:t>
+            </w:r>
+          </w:p>
+        </w:tc>
+        <w:tc>
+          <w:tcPr>
+            <w:tcW w:type="dxa" w:w="2600"/>
+            <w:tcBorders>
+              <w:top w:val="single" w:color="BFBFBF" w:sz="4"/>
+              <w:left w:val="single" w:color="BFBFBF" w:sz="4"/>
+              <w:bottom w:val="single" w:color="BFBFBF" w:sz="4"/>
+              <w:right w:val="single" w:color="BFBFBF" w:sz="4"/>
+            </w:tcBorders>
+            <w:tcMar>
+              <w:top w:type="dxa" w:w="60"/>
+              <w:left w:type="dxa" w:w="90"/>
+              <w:bottom w:type="dxa" w:w="60"/>
+              <w:right w:type="dxa" w:w="90"/>
+            </w:tcMar>
+          </w:tcPr>
+          <w:p>
+            <w:pPr>
+              <w:spacing w:after="20"/>
+            </w:pPr>
+            <w:r>
+              <w:rPr>
+                <w:rFonts w:ascii="Arial" w:cs="Arial" w:eastAsia="Arial" w:hAnsi="Arial"/>
+                <w:b w:val="false"/>
+                <w:bCs w:val="false"/>
+                <w:sz w:val="18"/>
+                <w:szCs w:val="18"/>
+              </w:rPr>
+              <w:t xml:space="preserve">A/Q</w:t>
+            </w:r>
+          </w:p>
+        </w:tc>
+      </w:tr>
+      <w:tr>
+        <w:trPr>
+          <w:cantSplit/>
+        </w:trPr>
+        <w:tc>
+          <w:tcPr>
+            <w:tcW w:type="dxa" w:w="1800"/>
+            <w:tcBorders>
+              <w:top w:val="single" w:color="BFBFBF" w:sz="4"/>
+              <w:left w:val="single" w:color="BFBFBF" w:sz="4"/>
+              <w:bottom w:val="single" w:color="BFBFBF" w:sz="4"/>
+              <w:right w:val="single" w:color="BFBFBF" w:sz="4"/>
+            </w:tcBorders>
+            <w:tcMar>
+              <w:top w:type="dxa" w:w="60"/>
+              <w:left w:type="dxa" w:w="90"/>
+              <w:bottom w:type="dxa" w:w="60"/>
+              <w:right w:type="dxa" w:w="90"/>
+            </w:tcMar>
+          </w:tcPr>
+          <w:p>
+            <w:pPr>
+              <w:spacing w:after="20"/>
+            </w:pPr>
+            <w:r>
+              <w:rPr>
+                <w:rFonts w:ascii="Arial" w:cs="Arial" w:eastAsia="Arial" w:hAnsi="Arial"/>
+                <w:b w:val="false"/>
+                <w:bCs w:val="false"/>
+                <w:sz w:val="18"/>
+                <w:szCs w:val="18"/>
+              </w:rPr>
+              <w:t xml:space="preserve">GET</w:t>
+            </w:r>
+          </w:p>
+        </w:tc>
+        <w:tc>
+          <w:tcPr>
+            <w:tcW w:type="dxa" w:w="5400"/>
+            <w:tcBorders>
+              <w:top w:val="single" w:color="BFBFBF" w:sz="4"/>
+              <w:left w:val="single" w:color="BFBFBF" w:sz="4"/>
+              <w:bottom w:val="single" w:color="BFBFBF" w:sz="4"/>
+              <w:right w:val="single" w:color="BFBFBF" w:sz="4"/>
+            </w:tcBorders>
+            <w:tcMar>
+              <w:top w:type="dxa" w:w="60"/>
+              <w:left w:type="dxa" w:w="90"/>
+              <w:bottom w:type="dxa" w:w="60"/>
+              <w:right w:type="dxa" w:w="90"/>
+            </w:tcMar>
+          </w:tcPr>
+          <w:p>
+            <w:pPr>
+              <w:spacing w:after="20"/>
+            </w:pPr>
+            <w:r>
+              <w:rPr>
+                <w:rFonts w:ascii="Arial" w:cs="Arial" w:eastAsia="Arial" w:hAnsi="Arial"/>
+                <w:b w:val="false"/>
+                <w:bCs w:val="false"/>
+                <w:sz w:val="18"/>
+                <w:szCs w:val="18"/>
+              </w:rPr>
+              <w:t xml:space="preserve">/api/bao-cao/doanh-thu</w:t>
+            </w:r>
+          </w:p>
+        </w:tc>
+        <w:tc>
+          <w:tcPr>
+            <w:tcW w:type="dxa" w:w="4878"/>
+            <w:tcBorders>
+              <w:top w:val="single" w:color="BFBFBF" w:sz="4"/>
+              <w:left w:val="single" w:color="BFBFBF" w:sz="4"/>
+              <w:bottom w:val="single" w:color="BFBFBF" w:sz="4"/>
+              <w:right w:val="single" w:color="BFBFBF" w:sz="4"/>
+            </w:tcBorders>
+            <w:tcMar>
+              <w:top w:type="dxa" w:w="60"/>
+              <w:left w:type="dxa" w:w="90"/>
+              <w:bottom w:type="dxa" w:w="60"/>
+              <w:right w:type="dxa" w:w="90"/>
+            </w:tcMar>
+          </w:tcPr>
+          <w:p>
+            <w:pPr>
+              <w:spacing w:after="20"/>
+            </w:pPr>
+            <w:r>
+              <w:rPr>
+                <w:rFonts w:ascii="Arial" w:cs="Arial" w:eastAsia="Arial" w:hAnsi="Arial"/>
+                <w:b w:val="false"/>
+                <w:bCs w:val="false"/>
+                <w:sz w:val="18"/>
+                <w:szCs w:val="18"/>
+              </w:rPr>
+              <w:t xml:space="preserve">BC-01 doanh thu theo thời gian</w:t>
+            </w:r>
+          </w:p>
+        </w:tc>
+        <w:tc>
+          <w:tcPr>
+            <w:tcW w:type="dxa" w:w="2600"/>
+            <w:tcBorders>
+              <w:top w:val="single" w:color="BFBFBF" w:sz="4"/>
+              <w:left w:val="single" w:color="BFBFBF" w:sz="4"/>
+              <w:bottom w:val="single" w:color="BFBFBF" w:sz="4"/>
+              <w:right w:val="single" w:color="BFBFBF" w:sz="4"/>
+            </w:tcBorders>
+            <w:tcMar>
+              <w:top w:type="dxa" w:w="60"/>
+              <w:left w:type="dxa" w:w="90"/>
+              <w:bottom w:type="dxa" w:w="60"/>
+              <w:right w:type="dxa" w:w="90"/>
+            </w:tcMar>
+          </w:tcPr>
+          <w:p>
+            <w:pPr>
+              <w:spacing w:after="20"/>
+            </w:pPr>
+            <w:r>
+              <w:rPr>
+                <w:rFonts w:ascii="Arial" w:cs="Arial" w:eastAsia="Arial" w:hAnsi="Arial"/>
+                <w:b w:val="false"/>
+                <w:bCs w:val="false"/>
+                <w:sz w:val="18"/>
+                <w:szCs w:val="18"/>
+              </w:rPr>
+              <w:t xml:space="preserve">A/Q</w:t>
+            </w:r>
+          </w:p>
+        </w:tc>
+      </w:tr>
+      <w:tr>
+        <w:trPr>
+          <w:cantSplit/>
+        </w:trPr>
+        <w:tc>
+          <w:tcPr>
+            <w:tcW w:type="dxa" w:w="1800"/>
+            <w:tcBorders>
+              <w:top w:val="single" w:color="BFBFBF" w:sz="4"/>
+              <w:left w:val="single" w:color="BFBFBF" w:sz="4"/>
+              <w:bottom w:val="single" w:color="BFBFBF" w:sz="4"/>
+              <w:right w:val="single" w:color="BFBFBF" w:sz="4"/>
+            </w:tcBorders>
+            <w:tcMar>
+              <w:top w:type="dxa" w:w="60"/>
+              <w:left w:type="dxa" w:w="90"/>
+              <w:bottom w:type="dxa" w:w="60"/>
+              <w:right w:type="dxa" w:w="90"/>
+            </w:tcMar>
+          </w:tcPr>
+          <w:p>
+            <w:pPr>
+              <w:spacing w:after="20"/>
+            </w:pPr>
+            <w:r>
+              <w:rPr>
+                <w:rFonts w:ascii="Arial" w:cs="Arial" w:eastAsia="Arial" w:hAnsi="Arial"/>
+                <w:b w:val="false"/>
+                <w:bCs w:val="false"/>
+                <w:sz w:val="18"/>
+                <w:szCs w:val="18"/>
+              </w:rPr>
+              <w:t xml:space="preserve">GET</w:t>
+            </w:r>
+          </w:p>
+        </w:tc>
+        <w:tc>
+          <w:tcPr>
+            <w:tcW w:type="dxa" w:w="5400"/>
+            <w:tcBorders>
+              <w:top w:val="single" w:color="BFBFBF" w:sz="4"/>
+              <w:left w:val="single" w:color="BFBFBF" w:sz="4"/>
+              <w:bottom w:val="single" w:color="BFBFBF" w:sz="4"/>
+              <w:right w:val="single" w:color="BFBFBF" w:sz="4"/>
+            </w:tcBorders>
+            <w:tcMar>
+              <w:top w:type="dxa" w:w="60"/>
+              <w:left w:type="dxa" w:w="90"/>
+              <w:bottom w:type="dxa" w:w="60"/>
+              <w:right w:type="dxa" w:w="90"/>
+            </w:tcMar>
+          </w:tcPr>
+          <w:p>
+            <w:pPr>
+              <w:spacing w:after="20"/>
+            </w:pPr>
+            <w:r>
+              <w:rPr>
+                <w:rFonts w:ascii="Arial" w:cs="Arial" w:eastAsia="Arial" w:hAnsi="Arial"/>
+                <w:b w:val="false"/>
+                <w:bCs w:val="false"/>
+                <w:sz w:val="18"/>
+                <w:szCs w:val="18"/>
+              </w:rPr>
+              <w:t xml:space="preserve">/api/bao-cao/san-pham-ban-chay</w:t>
+            </w:r>
+          </w:p>
+        </w:tc>
+        <w:tc>
+          <w:tcPr>
+            <w:tcW w:type="dxa" w:w="4878"/>
+            <w:tcBorders>
+              <w:top w:val="single" w:color="BFBFBF" w:sz="4"/>
+              <w:left w:val="single" w:color="BFBFBF" w:sz="4"/>
+              <w:bottom w:val="single" w:color="BFBFBF" w:sz="4"/>
+              <w:right w:val="single" w:color="BFBFBF" w:sz="4"/>
+            </w:tcBorders>
+            <w:tcMar>
+              <w:top w:type="dxa" w:w="60"/>
+              <w:left w:type="dxa" w:w="90"/>
+              <w:bottom w:type="dxa" w:w="60"/>
+              <w:right w:type="dxa" w:w="90"/>
+            </w:tcMar>
+          </w:tcPr>
+          <w:p>
+            <w:pPr>
+              <w:spacing w:after="20"/>
+            </w:pPr>
+            <w:r>
+              <w:rPr>
+                <w:rFonts w:ascii="Arial" w:cs="Arial" w:eastAsia="Arial" w:hAnsi="Arial"/>
+                <w:b w:val="false"/>
+                <w:bCs w:val="false"/>
+                <w:sz w:val="18"/>
+                <w:szCs w:val="18"/>
+              </w:rPr>
+              <w:t xml:space="preserve">BC-02 sản phẩm bán chạy</w:t>
+            </w:r>
+          </w:p>
+        </w:tc>
+        <w:tc>
+          <w:tcPr>
+            <w:tcW w:type="dxa" w:w="2600"/>
+            <w:tcBorders>
+              <w:top w:val="single" w:color="BFBFBF" w:sz="4"/>
+              <w:left w:val="single" w:color="BFBFBF" w:sz="4"/>
+              <w:bottom w:val="single" w:color="BFBFBF" w:sz="4"/>
+              <w:right w:val="single" w:color="BFBFBF" w:sz="4"/>
+            </w:tcBorders>
+            <w:tcMar>
+              <w:top w:type="dxa" w:w="60"/>
+              <w:left w:type="dxa" w:w="90"/>
+              <w:bottom w:type="dxa" w:w="60"/>
+              <w:right w:type="dxa" w:w="90"/>
+            </w:tcMar>
+          </w:tcPr>
+          <w:p>
+            <w:pPr>
+              <w:spacing w:after="20"/>
+            </w:pPr>
+            <w:r>
+              <w:rPr>
+                <w:rFonts w:ascii="Arial" w:cs="Arial" w:eastAsia="Arial" w:hAnsi="Arial"/>
+                <w:b w:val="false"/>
+                <w:bCs w:val="false"/>
+                <w:sz w:val="18"/>
+                <w:szCs w:val="18"/>
+              </w:rPr>
+              <w:t xml:space="preserve">A/Q</w:t>
+            </w:r>
+          </w:p>
+        </w:tc>
+      </w:tr>
+      <w:tr>
+        <w:trPr>
+          <w:cantSplit/>
+        </w:trPr>
+        <w:tc>
+          <w:tcPr>
+            <w:tcW w:type="dxa" w:w="1800"/>
+            <w:tcBorders>
+              <w:top w:val="single" w:color="BFBFBF" w:sz="4"/>
+              <w:left w:val="single" w:color="BFBFBF" w:sz="4"/>
+              <w:bottom w:val="single" w:color="BFBFBF" w:sz="4"/>
+              <w:right w:val="single" w:color="BFBFBF" w:sz="4"/>
+            </w:tcBorders>
+            <w:tcMar>
+              <w:top w:type="dxa" w:w="60"/>
+              <w:left w:type="dxa" w:w="90"/>
+              <w:bottom w:type="dxa" w:w="60"/>
+              <w:right w:type="dxa" w:w="90"/>
+            </w:tcMar>
+          </w:tcPr>
+          <w:p>
+            <w:pPr>
+              <w:spacing w:after="20"/>
+            </w:pPr>
+            <w:r>
+              <w:rPr>
+                <w:rFonts w:ascii="Arial" w:cs="Arial" w:eastAsia="Arial" w:hAnsi="Arial"/>
+                <w:b w:val="false"/>
+                <w:bCs w:val="false"/>
+                <w:sz w:val="18"/>
+                <w:szCs w:val="18"/>
+              </w:rPr>
+              <w:t xml:space="preserve">GET</w:t>
+            </w:r>
+          </w:p>
+        </w:tc>
+        <w:tc>
+          <w:tcPr>
+            <w:tcW w:type="dxa" w:w="5400"/>
+            <w:tcBorders>
+              <w:top w:val="single" w:color="BFBFBF" w:sz="4"/>
+              <w:left w:val="single" w:color="BFBFBF" w:sz="4"/>
+              <w:bottom w:val="single" w:color="BFBFBF" w:sz="4"/>
+              <w:right w:val="single" w:color="BFBFBF" w:sz="4"/>
+            </w:tcBorders>
+            <w:tcMar>
+              <w:top w:type="dxa" w:w="60"/>
+              <w:left w:type="dxa" w:w="90"/>
+              <w:bottom w:type="dxa" w:w="60"/>
+              <w:right w:type="dxa" w:w="90"/>
+            </w:tcMar>
+          </w:tcPr>
+          <w:p>
+            <w:pPr>
+              <w:spacing w:after="20"/>
+            </w:pPr>
+            <w:r>
+              <w:rPr>
+                <w:rFonts w:ascii="Arial" w:cs="Arial" w:eastAsia="Arial" w:hAnsi="Arial"/>
+                <w:b w:val="false"/>
+                <w:bCs w:val="false"/>
+                <w:sz w:val="18"/>
+                <w:szCs w:val="18"/>
+              </w:rPr>
+              <w:t xml:space="preserve">/api/bao-cao/doanh-thu-theo-danh-muc</w:t>
+            </w:r>
+          </w:p>
+        </w:tc>
+        <w:tc>
+          <w:tcPr>
+            <w:tcW w:type="dxa" w:w="4878"/>
+            <w:tcBorders>
+              <w:top w:val="single" w:color="BFBFBF" w:sz="4"/>
+              <w:left w:val="single" w:color="BFBFBF" w:sz="4"/>
+              <w:bottom w:val="single" w:color="BFBFBF" w:sz="4"/>
+              <w:right w:val="single" w:color="BFBFBF" w:sz="4"/>
+            </w:tcBorders>
+            <w:tcMar>
+              <w:top w:type="dxa" w:w="60"/>
+              <w:left w:type="dxa" w:w="90"/>
+              <w:bottom w:type="dxa" w:w="60"/>
+              <w:right w:type="dxa" w:w="90"/>
+            </w:tcMar>
+          </w:tcPr>
+          <w:p>
+            <w:pPr>
+              <w:spacing w:after="20"/>
+            </w:pPr>
+            <w:r>
+              <w:rPr>
+                <w:rFonts w:ascii="Arial" w:cs="Arial" w:eastAsia="Arial" w:hAnsi="Arial"/>
+                <w:b w:val="false"/>
+                <w:bCs w:val="false"/>
+                <w:sz w:val="18"/>
+                <w:szCs w:val="18"/>
+              </w:rPr>
+              <w:t xml:space="preserve">BC-03 doanh thu theo danh mục</w:t>
+            </w:r>
+          </w:p>
+        </w:tc>
+        <w:tc>
+          <w:tcPr>
+            <w:tcW w:type="dxa" w:w="2600"/>
+            <w:tcBorders>
+              <w:top w:val="single" w:color="BFBFBF" w:sz="4"/>
+              <w:left w:val="single" w:color="BFBFBF" w:sz="4"/>
+              <w:bottom w:val="single" w:color="BFBFBF" w:sz="4"/>
+              <w:right w:val="single" w:color="BFBFBF" w:sz="4"/>
+            </w:tcBorders>
+            <w:tcMar>
+              <w:top w:type="dxa" w:w="60"/>
+              <w:left w:type="dxa" w:w="90"/>
+              <w:bottom w:type="dxa" w:w="60"/>
+              <w:right w:type="dxa" w:w="90"/>
+            </w:tcMar>
+          </w:tcPr>
+          <w:p>
+            <w:pPr>
+              <w:spacing w:after="20"/>
+            </w:pPr>
+            <w:r>
+              <w:rPr>
+                <w:rFonts w:ascii="Arial" w:cs="Arial" w:eastAsia="Arial" w:hAnsi="Arial"/>
+                <w:b w:val="false"/>
+                <w:bCs w:val="false"/>
+                <w:sz w:val="18"/>
+                <w:szCs w:val="18"/>
+              </w:rPr>
+              <w:t xml:space="preserve">A/Q</w:t>
+            </w:r>
+          </w:p>
+        </w:tc>
+      </w:tr>
+      <w:tr>
+        <w:trPr>
+          <w:cantSplit/>
+        </w:trPr>
+        <w:tc>
+          <w:tcPr>
+            <w:tcW w:type="dxa" w:w="1800"/>
+            <w:tcBorders>
+              <w:top w:val="single" w:color="BFBFBF" w:sz="4"/>
+              <w:left w:val="single" w:color="BFBFBF" w:sz="4"/>
+              <w:bottom w:val="single" w:color="BFBFBF" w:sz="4"/>
+              <w:right w:val="single" w:color="BFBFBF" w:sz="4"/>
+            </w:tcBorders>
+            <w:tcMar>
+              <w:top w:type="dxa" w:w="60"/>
+              <w:left w:type="dxa" w:w="90"/>
+              <w:bottom w:type="dxa" w:w="60"/>
+              <w:right w:type="dxa" w:w="90"/>
+            </w:tcMar>
+          </w:tcPr>
+          <w:p>
+            <w:pPr>
+              <w:spacing w:after="20"/>
+            </w:pPr>
+            <w:r>
+              <w:rPr>
+                <w:rFonts w:ascii="Arial" w:cs="Arial" w:eastAsia="Arial" w:hAnsi="Arial"/>
+                <w:b w:val="false"/>
+                <w:bCs w:val="false"/>
+                <w:sz w:val="18"/>
+                <w:szCs w:val="18"/>
+              </w:rPr>
+              <w:t xml:space="preserve">GET</w:t>
+            </w:r>
+          </w:p>
+        </w:tc>
+        <w:tc>
+          <w:tcPr>
+            <w:tcW w:type="dxa" w:w="5400"/>
+            <w:tcBorders>
+              <w:top w:val="single" w:color="BFBFBF" w:sz="4"/>
+              <w:left w:val="single" w:color="BFBFBF" w:sz="4"/>
+              <w:bottom w:val="single" w:color="BFBFBF" w:sz="4"/>
+              <w:right w:val="single" w:color="BFBFBF" w:sz="4"/>
+            </w:tcBorders>
+            <w:tcMar>
+              <w:top w:type="dxa" w:w="60"/>
+              <w:left w:type="dxa" w:w="90"/>
+              <w:bottom w:type="dxa" w:w="60"/>
+              <w:right w:type="dxa" w:w="90"/>
+            </w:tcMar>
+          </w:tcPr>
+          <w:p>
+            <w:pPr>
+              <w:spacing w:after="20"/>
+            </w:pPr>
+            <w:r>
+              <w:rPr>
+                <w:rFonts w:ascii="Arial" w:cs="Arial" w:eastAsia="Arial" w:hAnsi="Arial"/>
+                <w:b w:val="false"/>
+                <w:bCs w:val="false"/>
+                <w:sz w:val="18"/>
+                <w:szCs w:val="18"/>
+              </w:rPr>
+              <w:t xml:space="preserve">/api/bao-cao/phuong-thuc-thanh-toan</w:t>
+            </w:r>
+          </w:p>
+        </w:tc>
+        <w:tc>
+          <w:tcPr>
+            <w:tcW w:type="dxa" w:w="4878"/>
+            <w:tcBorders>
+              <w:top w:val="single" w:color="BFBFBF" w:sz="4"/>
+              <w:left w:val="single" w:color="BFBFBF" w:sz="4"/>
+              <w:bottom w:val="single" w:color="BFBFBF" w:sz="4"/>
+              <w:right w:val="single" w:color="BFBFBF" w:sz="4"/>
+            </w:tcBorders>
+            <w:tcMar>
+              <w:top w:type="dxa" w:w="60"/>
+              <w:left w:type="dxa" w:w="90"/>
+              <w:bottom w:type="dxa" w:w="60"/>
+              <w:right w:type="dxa" w:w="90"/>
+            </w:tcMar>
+          </w:tcPr>
+          <w:p>
+            <w:pPr>
+              <w:spacing w:after="20"/>
+            </w:pPr>
+            <w:r>
+              <w:rPr>
+                <w:rFonts w:ascii="Arial" w:cs="Arial" w:eastAsia="Arial" w:hAnsi="Arial"/>
+                <w:b w:val="false"/>
+                <w:bCs w:val="false"/>
+                <w:sz w:val="18"/>
+                <w:szCs w:val="18"/>
+              </w:rPr>
+              <w:t xml:space="preserve">BC-04 theo phương thức thanh toán</w:t>
+            </w:r>
+          </w:p>
+        </w:tc>
+        <w:tc>
+          <w:tcPr>
+            <w:tcW w:type="dxa" w:w="2600"/>
+            <w:tcBorders>
+              <w:top w:val="single" w:color="BFBFBF" w:sz="4"/>
+              <w:left w:val="single" w:color="BFBFBF" w:sz="4"/>
+              <w:bottom w:val="single" w:color="BFBFBF" w:sz="4"/>
+              <w:right w:val="single" w:color="BFBFBF" w:sz="4"/>
+            </w:tcBorders>
+            <w:tcMar>
+              <w:top w:type="dxa" w:w="60"/>
+              <w:left w:type="dxa" w:w="90"/>
+              <w:bottom w:type="dxa" w:w="60"/>
+              <w:right w:type="dxa" w:w="90"/>
+            </w:tcMar>
+          </w:tcPr>
+          <w:p>
+            <w:pPr>
+              <w:spacing w:after="20"/>
+            </w:pPr>
+            <w:r>
+              <w:rPr>
+                <w:rFonts w:ascii="Arial" w:cs="Arial" w:eastAsia="Arial" w:hAnsi="Arial"/>
+                <w:b w:val="false"/>
+                <w:bCs w:val="false"/>
+                <w:sz w:val="18"/>
+                <w:szCs w:val="18"/>
+              </w:rPr>
+              <w:t xml:space="preserve">A/Q</w:t>
+            </w:r>
+          </w:p>
+        </w:tc>
+      </w:tr>
+      <w:tr>
+        <w:trPr>
+          <w:cantSplit/>
+        </w:trPr>
+        <w:tc>
+          <w:tcPr>
+            <w:tcW w:type="dxa" w:w="1800"/>
+            <w:tcBorders>
+              <w:top w:val="single" w:color="BFBFBF" w:sz="4"/>
+              <w:left w:val="single" w:color="BFBFBF" w:sz="4"/>
+              <w:bottom w:val="single" w:color="BFBFBF" w:sz="4"/>
+              <w:right w:val="single" w:color="BFBFBF" w:sz="4"/>
+            </w:tcBorders>
+            <w:tcMar>
+              <w:top w:type="dxa" w:w="60"/>
+              <w:left w:type="dxa" w:w="90"/>
+              <w:bottom w:type="dxa" w:w="60"/>
+              <w:right w:type="dxa" w:w="90"/>
+            </w:tcMar>
+          </w:tcPr>
+          <w:p>
+            <w:pPr>
+              <w:spacing w:after="20"/>
+            </w:pPr>
+            <w:r>
+              <w:rPr>
+                <w:rFonts w:ascii="Arial" w:cs="Arial" w:eastAsia="Arial" w:hAnsi="Arial"/>
+                <w:b w:val="false"/>
+                <w:bCs w:val="false"/>
+                <w:sz w:val="18"/>
+                <w:szCs w:val="18"/>
+              </w:rPr>
+              <w:t xml:space="preserve">GET</w:t>
+            </w:r>
+          </w:p>
+        </w:tc>
+        <w:tc>
+          <w:tcPr>
+            <w:tcW w:type="dxa" w:w="5400"/>
+            <w:tcBorders>
+              <w:top w:val="single" w:color="BFBFBF" w:sz="4"/>
+              <w:left w:val="single" w:color="BFBFBF" w:sz="4"/>
+              <w:bottom w:val="single" w:color="BFBFBF" w:sz="4"/>
+              <w:right w:val="single" w:color="BFBFBF" w:sz="4"/>
+            </w:tcBorders>
+            <w:tcMar>
+              <w:top w:type="dxa" w:w="60"/>
+              <w:left w:type="dxa" w:w="90"/>
+              <w:bottom w:type="dxa" w:w="60"/>
+              <w:right w:type="dxa" w:w="90"/>
+            </w:tcMar>
+          </w:tcPr>
+          <w:p>
+            <w:pPr>
+              <w:spacing w:after="20"/>
+            </w:pPr>
+            <w:r>
+              <w:rPr>
+                <w:rFonts w:ascii="Arial" w:cs="Arial" w:eastAsia="Arial" w:hAnsi="Arial"/>
+                <w:b w:val="false"/>
+                <w:bCs w:val="false"/>
+                <w:sz w:val="18"/>
+                <w:szCs w:val="18"/>
+              </w:rPr>
+              <w:t xml:space="preserve">/api/bao-cao/chi-phi-vs-doanh-thu</w:t>
+            </w:r>
+          </w:p>
+        </w:tc>
+        <w:tc>
+          <w:tcPr>
+            <w:tcW w:type="dxa" w:w="4878"/>
+            <w:tcBorders>
+              <w:top w:val="single" w:color="BFBFBF" w:sz="4"/>
+              <w:left w:val="single" w:color="BFBFBF" w:sz="4"/>
+              <w:bottom w:val="single" w:color="BFBFBF" w:sz="4"/>
+              <w:right w:val="single" w:color="BFBFBF" w:sz="4"/>
+            </w:tcBorders>
+            <w:tcMar>
+              <w:top w:type="dxa" w:w="60"/>
+              <w:left w:type="dxa" w:w="90"/>
+              <w:bottom w:type="dxa" w:w="60"/>
+              <w:right w:type="dxa" w:w="90"/>
+            </w:tcMar>
+          </w:tcPr>
+          <w:p>
+            <w:pPr>
+              <w:spacing w:after="20"/>
+            </w:pPr>
+            <w:r>
+              <w:rPr>
+                <w:rFonts w:ascii="Arial" w:cs="Arial" w:eastAsia="Arial" w:hAnsi="Arial"/>
+                <w:b w:val="false"/>
+                <w:bCs w:val="false"/>
+                <w:sz w:val="18"/>
+                <w:szCs w:val="18"/>
+              </w:rPr>
+              <w:t xml:space="preserve">BC-05 chi phí nhập vs doanh thu</w:t>
+            </w:r>
+          </w:p>
+        </w:tc>
+        <w:tc>
+          <w:tcPr>
+            <w:tcW w:type="dxa" w:w="2600"/>
+            <w:tcBorders>
+              <w:top w:val="single" w:color="BFBFBF" w:sz="4"/>
+              <w:left w:val="single" w:color="BFBFBF" w:sz="4"/>
+              <w:bottom w:val="single" w:color="BFBFBF" w:sz="4"/>
+              <w:right w:val="single" w:color="BFBFBF" w:sz="4"/>
+            </w:tcBorders>
+            <w:tcMar>
+              <w:top w:type="dxa" w:w="60"/>
+              <w:left w:type="dxa" w:w="90"/>
+              <w:bottom w:type="dxa" w:w="60"/>
+              <w:right w:type="dxa" w:w="90"/>
+            </w:tcMar>
+          </w:tcPr>
+          <w:p>
+            <w:pPr>
+              <w:spacing w:after="20"/>
+            </w:pPr>
+            <w:r>
+              <w:rPr>
+                <w:rFonts w:ascii="Arial" w:cs="Arial" w:eastAsia="Arial" w:hAnsi="Arial"/>
+                <w:b w:val="false"/>
+                <w:bCs w:val="false"/>
+                <w:sz w:val="18"/>
+                <w:szCs w:val="18"/>
+              </w:rPr>
+              <w:t xml:space="preserve">A/Q</w:t>
+            </w:r>
+          </w:p>
+        </w:tc>
+      </w:tr>
+      <w:tr>
+        <w:trPr>
+          <w:cantSplit/>
+        </w:trPr>
+        <w:tc>
+          <w:tcPr>
+            <w:tcW w:type="dxa" w:w="1800"/>
+            <w:tcBorders>
+              <w:top w:val="single" w:color="BFBFBF" w:sz="4"/>
+              <w:left w:val="single" w:color="BFBFBF" w:sz="4"/>
+              <w:bottom w:val="single" w:color="BFBFBF" w:sz="4"/>
+              <w:right w:val="single" w:color="BFBFBF" w:sz="4"/>
+            </w:tcBorders>
+            <w:tcMar>
+              <w:top w:type="dxa" w:w="60"/>
+              <w:left w:type="dxa" w:w="90"/>
+              <w:bottom w:type="dxa" w:w="60"/>
+              <w:right w:type="dxa" w:w="90"/>
+            </w:tcMar>
+          </w:tcPr>
+          <w:p>
+            <w:pPr>
+              <w:spacing w:after="20"/>
+            </w:pPr>
+            <w:r>
+              <w:rPr>
+                <w:rFonts w:ascii="Arial" w:cs="Arial" w:eastAsia="Arial" w:hAnsi="Arial"/>
+                <w:b w:val="false"/>
+                <w:bCs w:val="false"/>
+                <w:sz w:val="18"/>
+                <w:szCs w:val="18"/>
+              </w:rPr>
+              <w:t xml:space="preserve">GET</w:t>
+            </w:r>
+          </w:p>
+        </w:tc>
+        <w:tc>
+          <w:tcPr>
+            <w:tcW w:type="dxa" w:w="5400"/>
+            <w:tcBorders>
+              <w:top w:val="single" w:color="BFBFBF" w:sz="4"/>
+              <w:left w:val="single" w:color="BFBFBF" w:sz="4"/>
+              <w:bottom w:val="single" w:color="BFBFBF" w:sz="4"/>
+              <w:right w:val="single" w:color="BFBFBF" w:sz="4"/>
+            </w:tcBorders>
+            <w:tcMar>
+              <w:top w:type="dxa" w:w="60"/>
+              <w:left w:type="dxa" w:w="90"/>
+              <w:bottom w:type="dxa" w:w="60"/>
+              <w:right w:type="dxa" w:w="90"/>
+            </w:tcMar>
+          </w:tcPr>
+          <w:p>
+            <w:pPr>
+              <w:spacing w:after="20"/>
+            </w:pPr>
+            <w:r>
+              <w:rPr>
+                <w:rFonts w:ascii="Arial" w:cs="Arial" w:eastAsia="Arial" w:hAnsi="Arial"/>
+                <w:b w:val="false"/>
+                <w:bCs w:val="false"/>
+                <w:sz w:val="18"/>
+                <w:szCs w:val="18"/>
+              </w:rPr>
+              <w:t xml:space="preserve">/api/bao-cao/doanh-thu-theo-nhan-vien</w:t>
+            </w:r>
+          </w:p>
+        </w:tc>
+        <w:tc>
+          <w:tcPr>
+            <w:tcW w:type="dxa" w:w="4878"/>
+            <w:tcBorders>
+              <w:top w:val="single" w:color="BFBFBF" w:sz="4"/>
+              <w:left w:val="single" w:color="BFBFBF" w:sz="4"/>
+              <w:bottom w:val="single" w:color="BFBFBF" w:sz="4"/>
+              <w:right w:val="single" w:color="BFBFBF" w:sz="4"/>
+            </w:tcBorders>
+            <w:tcMar>
+              <w:top w:type="dxa" w:w="60"/>
+              <w:left w:type="dxa" w:w="90"/>
+              <w:bottom w:type="dxa" w:w="60"/>
+              <w:right w:type="dxa" w:w="90"/>
+            </w:tcMar>
+          </w:tcPr>
+          <w:p>
+            <w:pPr>
+              <w:spacing w:after="20"/>
+            </w:pPr>
+            <w:r>
+              <w:rPr>
+                <w:rFonts w:ascii="Arial" w:cs="Arial" w:eastAsia="Arial" w:hAnsi="Arial"/>
+                <w:b w:val="false"/>
+                <w:bCs w:val="false"/>
+                <w:sz w:val="18"/>
+                <w:szCs w:val="18"/>
+              </w:rPr>
+              <w:t xml:space="preserve">BC-06 doanh thu theo nhân viên</w:t>
+            </w:r>
+          </w:p>
+        </w:tc>
+        <w:tc>
+          <w:tcPr>
+            <w:tcW w:type="dxa" w:w="2600"/>
+            <w:tcBorders>
+              <w:top w:val="single" w:color="BFBFBF" w:sz="4"/>
+              <w:left w:val="single" w:color="BFBFBF" w:sz="4"/>
+              <w:bottom w:val="single" w:color="BFBFBF" w:sz="4"/>
+              <w:right w:val="single" w:color="BFBFBF" w:sz="4"/>
+            </w:tcBorders>
+            <w:tcMar>
+              <w:top w:type="dxa" w:w="60"/>
+              <w:left w:type="dxa" w:w="90"/>
+              <w:bottom w:type="dxa" w:w="60"/>
+              <w:right w:type="dxa" w:w="90"/>
+            </w:tcMar>
+          </w:tcPr>
+          <w:p>
+            <w:pPr>
+              <w:spacing w:after="20"/>
+            </w:pPr>
+            <w:r>
+              <w:rPr>
+                <w:rFonts w:ascii="Arial" w:cs="Arial" w:eastAsia="Arial" w:hAnsi="Arial"/>
+                <w:b w:val="false"/>
+                <w:bCs w:val="false"/>
+                <w:sz w:val="18"/>
+                <w:szCs w:val="18"/>
+              </w:rPr>
+              <w:t xml:space="preserve">A/Q</w:t>
             </w:r>
           </w:p>
         </w:tc>
